--- a/Peter-Bartsch-Resume.docx
+++ b/Peter-Bartsch-Resume.docx
@@ -5,32 +5,50 @@
     <w:p>
       <w:pPr>
         <w:ind w:left="-630" w:right="-720" w:firstLine="0"/>
-        <w:rPr>
-          <w:sz w:val="20"/>
-          <w:szCs w:val="20"/>
-        </w:rPr>
-      </w:pPr>
-      <w:r>
-        <w:rPr>
-          <w:sz w:val="20"/>
-          <w:szCs w:val="20"/>
-          <w:rtl w:val="0"/>
-        </w:rPr>
-        <w:t xml:space="preserve">A visionary product leader who transforms complex challenges into elegant solutions. With over 20 years of experience,  spanning startups to Fortune 500 companies, I bring strategic vision and hands-on leadership to organizations ready for change. Known for building high-performing teams and delivering results that drive business growth.</w:t>
-      </w:r>
-    </w:p>
-    <w:p>
-      <w:pPr>
-        <w:ind w:left="-630" w:right="-720" w:firstLine="0"/>
-        <w:rPr>
-          <w:sz w:val="20"/>
-          <w:szCs w:val="20"/>
-        </w:rPr>
-      </w:pPr>
-      <w:r>
-        <w:rPr>
-          <w:rtl w:val="0"/>
-        </w:rPr>
+        <w:jc w:val="both"/>
+        <w:rPr>
+          <w:sz w:val="20"/>
+          <w:szCs w:val="20"/>
+        </w:rPr>
+      </w:pPr>
+      <w:r>
+        <w:rPr>
+          <w:sz w:val="20"/>
+          <w:szCs w:val="20"/>
+          <w:rtl w:val="0"/>
+        </w:rPr>
+        <w:t xml:space="preserve">Howdy. I'm Pete. I create, develop and manage new digital products and experiences, and the teams that make it all happen. From scrappy startups to Fortune 500s, I've brought strategic vision and hands-on leadership to projects and groups in rapid transformation. I am passionate about automation and AI as a design tool, and love complex challenges.</w:t>
+      </w:r>
+    </w:p>
+    <w:p>
+      <w:pPr>
+        <w:ind w:left="-630" w:right="-720" w:firstLine="0"/>
+        <w:jc w:val="both"/>
+        <w:rPr>
+          <w:sz w:val="20"/>
+          <w:szCs w:val="20"/>
+        </w:rPr>
+      </w:pPr>
+      <w:r>
+        <w:rPr>
+          <w:rtl w:val="0"/>
+        </w:rPr>
+      </w:r>
+    </w:p>
+    <w:p>
+      <w:pPr>
+        <w:ind w:left="-630" w:right="-720" w:firstLine="0"/>
+        <w:jc w:val="both"/>
+        <w:rPr>
+          <w:color w:val="999999"/>
+        </w:rPr>
+      </w:pPr>
+      <w:r>
+        <w:rPr>
+          <w:color w:val="999999"/>
+          <w:rtl w:val="0"/>
+        </w:rPr>
+        <w:t xml:space="preserve">PROFESSIONAL EXPERIENCE</w:t>
       </w:r>
     </w:p>
     <w:p>
@@ -38,16 +56,163 @@
         <w:ind w:left="-630" w:right="-720" w:firstLine="0"/>
         <w:rPr>
           <w:b w:val="1"/>
-          <w:color w:val="999999"/>
+          <w:sz w:val="20"/>
+          <w:szCs w:val="20"/>
         </w:rPr>
       </w:pPr>
       <w:r>
         <w:rPr>
           <w:b w:val="1"/>
-          <w:color w:val="999999"/>
-          <w:rtl w:val="0"/>
-        </w:rPr>
-        <w:t xml:space="preserve">EXPERIENCE</w:t>
+          <w:sz w:val="20"/>
+          <w:szCs w:val="20"/>
+          <w:rtl w:val="0"/>
+        </w:rPr>
+        <w:t xml:space="preserve">THIOSPHERE.ORG / THIOS + COMPANY</w:t>
+      </w:r>
+    </w:p>
+    <w:p>
+      <w:pPr>
+        <w:ind w:left="-630" w:right="-720" w:firstLine="0"/>
+        <w:rPr>
+          <w:sz w:val="20"/>
+          <w:szCs w:val="20"/>
+        </w:rPr>
+      </w:pPr>
+      <w:r>
+        <w:rPr>
+          <w:sz w:val="20"/>
+          <w:szCs w:val="20"/>
+          <w:rtl w:val="0"/>
+        </w:rPr>
+        <w:t xml:space="preserve">Inventor/Founder</w:t>
+      </w:r>
+      <w:r>
+        <w:rPr>
+          <w:sz w:val="20"/>
+          <w:szCs w:val="20"/>
+          <w:rtl w:val="0"/>
+        </w:rPr>
+        <w:t xml:space="preserve"> | July 2024 - Present</w:t>
+      </w:r>
+    </w:p>
+    <w:p>
+      <w:pPr>
+        <w:numPr>
+          <w:ilvl w:val="0"/>
+          <w:numId w:val="5"/>
+        </w:numPr>
+        <w:ind w:left="-630" w:right="-720" w:firstLine="0"/>
+        <w:rPr>
+          <w:sz w:val="18"/>
+          <w:szCs w:val="18"/>
+        </w:rPr>
+      </w:pPr>
+      <w:r>
+        <w:rPr>
+          <w:sz w:val="18"/>
+          <w:szCs w:val="18"/>
+          <w:rtl w:val="0"/>
+        </w:rPr>
+        <w:t xml:space="preserve">Invented modular shelter system for diverse applications, designed to be built  with simple tools and common materials</w:t>
+      </w:r>
+    </w:p>
+    <w:p>
+      <w:pPr>
+        <w:numPr>
+          <w:ilvl w:val="0"/>
+          <w:numId w:val="5"/>
+        </w:numPr>
+        <w:ind w:left="-630" w:right="-720" w:firstLine="0"/>
+        <w:rPr>
+          <w:sz w:val="18"/>
+          <w:szCs w:val="18"/>
+        </w:rPr>
+      </w:pPr>
+      <w:r>
+        <w:rPr>
+          <w:sz w:val="18"/>
+          <w:szCs w:val="18"/>
+          <w:rtl w:val="0"/>
+        </w:rPr>
+        <w:t xml:space="preserve">Mastered Blender 3D, OnShape CAD, 3D printing and carpentry skills while prototyping the concept to market readiness</w:t>
+      </w:r>
+    </w:p>
+    <w:p>
+      <w:pPr>
+        <w:numPr>
+          <w:ilvl w:val="0"/>
+          <w:numId w:val="5"/>
+        </w:numPr>
+        <w:ind w:left="89.99999999999991" w:right="-720" w:hanging="719.9999999999999"/>
+        <w:rPr>
+          <w:sz w:val="18"/>
+          <w:szCs w:val="18"/>
+        </w:rPr>
+      </w:pPr>
+      <w:r>
+        <w:rPr>
+          <w:sz w:val="18"/>
+          <w:szCs w:val="18"/>
+          <w:rtl w:val="0"/>
+        </w:rPr>
+        <w:t xml:space="preserve">Iterated designs to production-ready specifications, including comprehensive bill of materials and fabrication cost analysis</w:t>
+      </w:r>
+    </w:p>
+    <w:p>
+      <w:pPr>
+        <w:numPr>
+          <w:ilvl w:val="0"/>
+          <w:numId w:val="5"/>
+        </w:numPr>
+        <w:ind w:left="-630" w:right="-720" w:firstLine="0"/>
+        <w:rPr>
+          <w:sz w:val="18"/>
+          <w:szCs w:val="18"/>
+        </w:rPr>
+      </w:pPr>
+      <w:r>
+        <w:rPr>
+          <w:sz w:val="18"/>
+          <w:szCs w:val="18"/>
+          <w:rtl w:val="0"/>
+        </w:rPr>
+        <w:t xml:space="preserve">Leveraged Cursor AI + Claude Code to build online marketing sites and business tools, integrating multiple AI services</w:t>
+      </w:r>
+    </w:p>
+    <w:p>
+      <w:pPr>
+        <w:numPr>
+          <w:ilvl w:val="0"/>
+          <w:numId w:val="5"/>
+        </w:numPr>
+        <w:ind w:left="-630" w:right="-720" w:firstLine="0"/>
+        <w:rPr>
+          <w:sz w:val="18"/>
+          <w:szCs w:val="18"/>
+          <w:u w:val="none"/>
+        </w:rPr>
+      </w:pPr>
+      <w:r>
+        <w:rPr>
+          <w:sz w:val="18"/>
+          <w:szCs w:val="18"/>
+          <w:rtl w:val="0"/>
+        </w:rPr>
+        <w:t xml:space="preserve">Open-sourced design files to focus on key use case: building zero-mile farming communities with Agrospheres</w:t>
+      </w:r>
+    </w:p>
+    <w:p>
+      <w:pPr>
+        <w:ind w:left="-630" w:right="-720" w:firstLine="0"/>
+        <w:rPr>
+          <w:sz w:val="20"/>
+          <w:szCs w:val="20"/>
+        </w:rPr>
+      </w:pPr>
+      <w:r>
+        <w:rPr>
+          <w:rtl w:val="0"/>
+        </w:rPr>
       </w:r>
     </w:p>
     <w:p>
@@ -66,95 +231,108 @@
           <w:szCs w:val="20"/>
           <w:rtl w:val="0"/>
         </w:rPr>
-        <w:t xml:space="preserve">THIOSPHERE.ORG / THIOS.CO</w:t>
-      </w:r>
-    </w:p>
-    <w:p>
-      <w:pPr>
-        <w:ind w:left="-630" w:right="-720" w:firstLine="0"/>
-        <w:rPr>
-          <w:sz w:val="20"/>
-          <w:szCs w:val="20"/>
-        </w:rPr>
-      </w:pPr>
-      <w:r>
-        <w:rPr>
-          <w:sz w:val="20"/>
-          <w:szCs w:val="20"/>
-          <w:rtl w:val="0"/>
-        </w:rPr>
-        <w:t xml:space="preserve">Inventor</w:t>
-      </w:r>
-      <w:r>
-        <w:rPr>
-          <w:sz w:val="20"/>
-          <w:szCs w:val="20"/>
-          <w:rtl w:val="0"/>
-        </w:rPr>
-        <w:t xml:space="preserve"> | July 2024 - Present</w:t>
-      </w:r>
-    </w:p>
-    <w:p>
-      <w:pPr>
-        <w:numPr>
-          <w:ilvl w:val="0"/>
-          <w:numId w:val="5"/>
-        </w:numPr>
-        <w:ind w:left="-630" w:right="-720" w:firstLine="0"/>
-        <w:rPr>
-          <w:sz w:val="18"/>
-          <w:szCs w:val="18"/>
-        </w:rPr>
-      </w:pPr>
-      <w:r>
-        <w:rPr>
-          <w:sz w:val="18"/>
-          <w:szCs w:val="18"/>
-          <w:rtl w:val="0"/>
-        </w:rPr>
-        <w:t xml:space="preserve">Pioneering an open-source modular shelter system</w:t>
-      </w:r>
-    </w:p>
-    <w:p>
-      <w:pPr>
-        <w:numPr>
-          <w:ilvl w:val="0"/>
-          <w:numId w:val="5"/>
-        </w:numPr>
-        <w:ind w:left="-630" w:right="-720" w:firstLine="0"/>
-        <w:rPr>
-          <w:sz w:val="18"/>
-          <w:szCs w:val="18"/>
-        </w:rPr>
-      </w:pPr>
-      <w:r>
-        <w:rPr>
-          <w:sz w:val="18"/>
-          <w:szCs w:val="18"/>
-          <w:rtl w:val="0"/>
-        </w:rPr>
-        <w:t xml:space="preserve">Leading end-to-end product development of the initial product, the Saunosphere, from concept to manufacturing</w:t>
-      </w:r>
-    </w:p>
-    <w:p>
-      <w:pPr>
-        <w:numPr>
-          <w:ilvl w:val="0"/>
-          <w:numId w:val="5"/>
-        </w:numPr>
-        <w:ind w:left="-630" w:right="-720" w:firstLine="0"/>
-        <w:rPr>
-          <w:sz w:val="18"/>
-          <w:szCs w:val="18"/>
-        </w:rPr>
-      </w:pPr>
-      <w:r>
-        <w:rPr>
-          <w:sz w:val="18"/>
-          <w:szCs w:val="18"/>
-          <w:rtl w:val="0"/>
-        </w:rPr>
-        <w:t xml:space="preserve">Establishing scalable production methodologies for diverse Thiosphere applications globally</w:t>
+        <w:t xml:space="preserve">JOHN DEERE AND COMPANY</w:t>
+      </w:r>
+    </w:p>
+    <w:p>
+      <w:pPr>
+        <w:ind w:left="-630" w:right="-720" w:firstLine="0"/>
+        <w:rPr>
+          <w:sz w:val="20"/>
+          <w:szCs w:val="20"/>
+        </w:rPr>
+      </w:pPr>
+      <w:r>
+        <w:rPr>
+          <w:sz w:val="20"/>
+          <w:szCs w:val="20"/>
+          <w:rtl w:val="0"/>
+        </w:rPr>
+        <w:t xml:space="preserve">Senior Lead User Experience, Digital Customer Experience | August 2020 - July 2024</w:t>
+      </w:r>
+    </w:p>
+    <w:p>
+      <w:pPr>
+        <w:numPr>
+          <w:ilvl w:val="0"/>
+          <w:numId w:val="7"/>
+        </w:numPr>
+        <w:ind w:left="-630" w:right="-720" w:firstLine="0"/>
+        <w:rPr>
+          <w:sz w:val="18"/>
+          <w:szCs w:val="18"/>
+        </w:rPr>
+      </w:pPr>
+      <w:r>
+        <w:rPr>
+          <w:sz w:val="18"/>
+          <w:szCs w:val="18"/>
+          <w:rtl w:val="0"/>
+        </w:rPr>
+        <w:t xml:space="preserve">Led User Experience for Digital Customer Experience, creating seamless self-service experiences across the enterprise</w:t>
+      </w:r>
+    </w:p>
+    <w:p>
+      <w:pPr>
+        <w:numPr>
+          <w:ilvl w:val="0"/>
+          <w:numId w:val="7"/>
+        </w:numPr>
+        <w:ind w:left="-630" w:right="-720" w:firstLine="0"/>
+        <w:rPr>
+          <w:sz w:val="18"/>
+          <w:szCs w:val="18"/>
+        </w:rPr>
+      </w:pPr>
+      <w:r>
+        <w:rPr>
+          <w:sz w:val="18"/>
+          <w:szCs w:val="18"/>
+          <w:rtl w:val="0"/>
+        </w:rPr>
+        <w:t xml:space="preserve">Unified global customer authentication and account management, establishing consistent experiences across all markets</w:t>
+      </w:r>
+    </w:p>
+    <w:p>
+      <w:pPr>
+        <w:numPr>
+          <w:ilvl w:val="0"/>
+          <w:numId w:val="7"/>
+        </w:numPr>
+        <w:ind w:left="-630" w:right="-720" w:firstLine="0"/>
+        <w:rPr>
+          <w:sz w:val="18"/>
+          <w:szCs w:val="18"/>
+        </w:rPr>
+      </w:pPr>
+      <w:r>
+        <w:rPr>
+          <w:sz w:val="18"/>
+          <w:szCs w:val="18"/>
+          <w:rtl w:val="0"/>
+        </w:rPr>
+        <w:t xml:space="preserve">Guided enterprise-wide transition to Figma from Sketch while creating comprehensive global design systems</w:t>
+      </w:r>
+    </w:p>
+    <w:p>
+      <w:pPr>
+        <w:numPr>
+          <w:ilvl w:val="0"/>
+          <w:numId w:val="7"/>
+        </w:numPr>
+        <w:ind w:left="-630" w:right="-720" w:firstLine="0"/>
+        <w:rPr>
+          <w:sz w:val="18"/>
+          <w:szCs w:val="18"/>
+        </w:rPr>
+      </w:pPr>
+      <w:r>
+        <w:rPr>
+          <w:sz w:val="18"/>
+          <w:szCs w:val="18"/>
+          <w:rtl w:val="0"/>
+        </w:rPr>
+        <w:t xml:space="preserve">Designed license management system deployed across all product lines worldwide, significantly increasing recurring revenue</w:t>
       </w:r>
     </w:p>
     <w:p>
@@ -187,108 +365,108 @@
           <w:szCs w:val="20"/>
           <w:rtl w:val="0"/>
         </w:rPr>
-        <w:t xml:space="preserve">JOHN DEERE AND COMPANY</w:t>
-      </w:r>
-    </w:p>
-    <w:p>
-      <w:pPr>
-        <w:ind w:left="-630" w:right="-720" w:firstLine="0"/>
-        <w:rPr>
-          <w:sz w:val="20"/>
-          <w:szCs w:val="20"/>
-        </w:rPr>
-      </w:pPr>
-      <w:r>
-        <w:rPr>
-          <w:sz w:val="20"/>
-          <w:szCs w:val="20"/>
-          <w:rtl w:val="0"/>
-        </w:rPr>
-        <w:t xml:space="preserve">Senior Lead UX, Digital Customer Experience | August 2020 - July 2024</w:t>
-      </w:r>
-    </w:p>
-    <w:p>
-      <w:pPr>
-        <w:numPr>
-          <w:ilvl w:val="0"/>
-          <w:numId w:val="7"/>
-        </w:numPr>
-        <w:ind w:left="-630" w:right="-720" w:firstLine="0"/>
-        <w:rPr>
-          <w:sz w:val="18"/>
-          <w:szCs w:val="18"/>
-        </w:rPr>
-      </w:pPr>
-      <w:r>
-        <w:rPr>
-          <w:sz w:val="18"/>
-          <w:szCs w:val="18"/>
-          <w:rtl w:val="0"/>
-        </w:rPr>
-        <w:t xml:space="preserve">Led digital transformation initiative that increased global recurring revenue by creating seamless self-service experiences</w:t>
-      </w:r>
-    </w:p>
-    <w:p>
-      <w:pPr>
-        <w:numPr>
-          <w:ilvl w:val="0"/>
-          <w:numId w:val="7"/>
-        </w:numPr>
-        <w:ind w:left="-630" w:right="-720" w:firstLine="0"/>
-        <w:rPr>
-          <w:sz w:val="18"/>
-          <w:szCs w:val="18"/>
-        </w:rPr>
-      </w:pPr>
-      <w:r>
-        <w:rPr>
-          <w:sz w:val="18"/>
-          <w:szCs w:val="18"/>
-          <w:rtl w:val="0"/>
-        </w:rPr>
-        <w:t xml:space="preserve">Unified global customer authentication and account management, establishing consistent experience across all markets</w:t>
-      </w:r>
-    </w:p>
-    <w:p>
-      <w:pPr>
-        <w:numPr>
-          <w:ilvl w:val="0"/>
-          <w:numId w:val="7"/>
-        </w:numPr>
-        <w:ind w:left="-630" w:right="-720" w:firstLine="0"/>
-        <w:rPr>
-          <w:sz w:val="18"/>
-          <w:szCs w:val="18"/>
-        </w:rPr>
-      </w:pPr>
-      <w:r>
-        <w:rPr>
-          <w:sz w:val="18"/>
-          <w:szCs w:val="18"/>
-          <w:rtl w:val="0"/>
-        </w:rPr>
-        <w:t xml:space="preserve">Guided enterprise-wide transition to modern design tools and practices, improving team efficiency and product quality</w:t>
-      </w:r>
-    </w:p>
-    <w:p>
-      <w:pPr>
-        <w:numPr>
-          <w:ilvl w:val="0"/>
-          <w:numId w:val="7"/>
-        </w:numPr>
-        <w:ind w:left="-630" w:right="-720" w:firstLine="0"/>
-        <w:rPr>
-          <w:sz w:val="18"/>
-          <w:szCs w:val="18"/>
-        </w:rPr>
-      </w:pPr>
-      <w:r>
-        <w:rPr>
-          <w:sz w:val="18"/>
-          <w:szCs w:val="18"/>
-          <w:rtl w:val="0"/>
-        </w:rPr>
-        <w:t xml:space="preserve">Architected license management platform now used across multiple product lines worldwide</w:t>
+        <w:t xml:space="preserve">FOURKITES.COM</w:t>
+      </w:r>
+    </w:p>
+    <w:p>
+      <w:pPr>
+        <w:ind w:left="-630" w:right="-720" w:firstLine="0"/>
+        <w:rPr>
+          <w:sz w:val="20"/>
+          <w:szCs w:val="20"/>
+        </w:rPr>
+      </w:pPr>
+      <w:r>
+        <w:rPr>
+          <w:sz w:val="20"/>
+          <w:szCs w:val="20"/>
+          <w:rtl w:val="0"/>
+        </w:rPr>
+        <w:t xml:space="preserve">Head of User Experience | January 2017 - January 2020</w:t>
+      </w:r>
+    </w:p>
+    <w:p>
+      <w:pPr>
+        <w:numPr>
+          <w:ilvl w:val="0"/>
+          <w:numId w:val="4"/>
+        </w:numPr>
+        <w:ind w:left="89.99999999999991" w:right="-720" w:hanging="719.9999999999999"/>
+        <w:rPr>
+          <w:sz w:val="18"/>
+          <w:szCs w:val="18"/>
+        </w:rPr>
+      </w:pPr>
+      <w:r>
+        <w:rPr>
+          <w:sz w:val="18"/>
+          <w:szCs w:val="18"/>
+          <w:rtl w:val="0"/>
+        </w:rPr>
+        <w:t xml:space="preserve">Grew design organization from sole practitioner to team of 10, launching 6 major products that secured key enterprise clients</w:t>
+      </w:r>
+    </w:p>
+    <w:p>
+      <w:pPr>
+        <w:numPr>
+          <w:ilvl w:val="0"/>
+          <w:numId w:val="4"/>
+        </w:numPr>
+        <w:ind w:left="-630" w:right="-720" w:firstLine="0"/>
+        <w:rPr>
+          <w:sz w:val="18"/>
+          <w:szCs w:val="18"/>
+        </w:rPr>
+      </w:pPr>
+      <w:r>
+        <w:rPr>
+          <w:sz w:val="18"/>
+          <w:szCs w:val="18"/>
+          <w:rtl w:val="0"/>
+        </w:rPr>
+        <w:t xml:space="preserve">Built design practice from ground up as early employee (#28), establishing processes that scaled with rapid company growth</w:t>
+      </w:r>
+    </w:p>
+    <w:p>
+      <w:pPr>
+        <w:numPr>
+          <w:ilvl w:val="0"/>
+          <w:numId w:val="4"/>
+        </w:numPr>
+        <w:ind w:left="-630" w:right="-720" w:firstLine="0"/>
+        <w:rPr>
+          <w:sz w:val="18"/>
+          <w:szCs w:val="18"/>
+        </w:rPr>
+      </w:pPr>
+      <w:r>
+        <w:rPr>
+          <w:sz w:val="18"/>
+          <w:szCs w:val="18"/>
+          <w:rtl w:val="0"/>
+        </w:rPr>
+        <w:t xml:space="preserve">Created user research protocols that supported 300% year-over-year revenue growth, reaching $100MM annually</w:t>
+      </w:r>
+    </w:p>
+    <w:p>
+      <w:pPr>
+        <w:numPr>
+          <w:ilvl w:val="0"/>
+          <w:numId w:val="4"/>
+        </w:numPr>
+        <w:ind w:left="-630" w:right="-720" w:firstLine="0"/>
+        <w:rPr>
+          <w:sz w:val="18"/>
+          <w:szCs w:val="18"/>
+        </w:rPr>
+      </w:pPr>
+      <w:r>
+        <w:rPr>
+          <w:sz w:val="18"/>
+          <w:szCs w:val="18"/>
+          <w:rtl w:val="0"/>
+        </w:rPr>
+        <w:t xml:space="preserve">Led customer workshops at annual conference, growing attendance from 15 to 500+ participants over three years</w:t>
       </w:r>
     </w:p>
     <w:p>
@@ -321,108 +499,88 @@
           <w:szCs w:val="20"/>
           <w:rtl w:val="0"/>
         </w:rPr>
-        <w:t xml:space="preserve">FOURKITES</w:t>
-      </w:r>
-    </w:p>
-    <w:p>
-      <w:pPr>
-        <w:ind w:left="-630" w:right="-720" w:firstLine="0"/>
-        <w:rPr>
-          <w:sz w:val="20"/>
-          <w:szCs w:val="20"/>
-        </w:rPr>
-      </w:pPr>
-      <w:r>
-        <w:rPr>
-          <w:sz w:val="20"/>
-          <w:szCs w:val="20"/>
-          <w:rtl w:val="0"/>
-        </w:rPr>
-        <w:t xml:space="preserve">Head of UX Design | January 2017 - January 2020</w:t>
-      </w:r>
-    </w:p>
-    <w:p>
-      <w:pPr>
-        <w:numPr>
-          <w:ilvl w:val="0"/>
-          <w:numId w:val="4"/>
-        </w:numPr>
-        <w:ind w:left="-630" w:right="-720" w:firstLine="0"/>
-        <w:rPr>
-          <w:sz w:val="18"/>
-          <w:szCs w:val="18"/>
-        </w:rPr>
-      </w:pPr>
-      <w:r>
-        <w:rPr>
-          <w:sz w:val="18"/>
-          <w:szCs w:val="18"/>
-          <w:rtl w:val="0"/>
-        </w:rPr>
-        <w:t xml:space="preserve">Grew design organization from sole practitioner to team of 10, launching 6 major products that secured key enterprise clients</w:t>
-      </w:r>
-    </w:p>
-    <w:p>
-      <w:pPr>
-        <w:numPr>
-          <w:ilvl w:val="0"/>
-          <w:numId w:val="4"/>
-        </w:numPr>
-        <w:ind w:left="-630" w:right="-720" w:firstLine="0"/>
-        <w:rPr>
-          <w:sz w:val="18"/>
-          <w:szCs w:val="18"/>
-        </w:rPr>
-      </w:pPr>
-      <w:r>
-        <w:rPr>
-          <w:sz w:val="18"/>
-          <w:szCs w:val="18"/>
-          <w:rtl w:val="0"/>
-        </w:rPr>
-        <w:t xml:space="preserve">Built design practice from ground up as early employee (#28), establishing processes that scaled with rapid company growth</w:t>
-      </w:r>
-    </w:p>
-    <w:p>
-      <w:pPr>
-        <w:numPr>
-          <w:ilvl w:val="0"/>
-          <w:numId w:val="4"/>
-        </w:numPr>
-        <w:ind w:left="-630" w:right="-720" w:firstLine="0"/>
-        <w:rPr>
-          <w:sz w:val="18"/>
-          <w:szCs w:val="18"/>
-        </w:rPr>
-      </w:pPr>
-      <w:r>
-        <w:rPr>
-          <w:sz w:val="18"/>
-          <w:szCs w:val="18"/>
-          <w:rtl w:val="0"/>
-        </w:rPr>
-        <w:t xml:space="preserve">Created and implemented design system that supported 300% year-over-year product growth</w:t>
-      </w:r>
-    </w:p>
-    <w:p>
-      <w:pPr>
-        <w:numPr>
-          <w:ilvl w:val="0"/>
-          <w:numId w:val="4"/>
-        </w:numPr>
-        <w:ind w:left="-630" w:right="-720" w:firstLine="0"/>
-        <w:rPr>
-          <w:sz w:val="18"/>
-          <w:szCs w:val="18"/>
-        </w:rPr>
-      </w:pPr>
-      <w:r>
-        <w:rPr>
-          <w:sz w:val="18"/>
-          <w:szCs w:val="18"/>
-          <w:rtl w:val="0"/>
-        </w:rPr>
-        <w:t xml:space="preserve">Led customer workshops at annual conference, growing attendance from 50 to 500+ participants</w:t>
+        <w:t xml:space="preserve">MAVENWAVE CONSULTING</w:t>
+      </w:r>
+    </w:p>
+    <w:p>
+      <w:pPr>
+        <w:ind w:left="-630" w:right="-720" w:firstLine="0"/>
+        <w:rPr>
+          <w:sz w:val="20"/>
+          <w:szCs w:val="20"/>
+        </w:rPr>
+      </w:pPr>
+      <w:r>
+        <w:rPr>
+          <w:sz w:val="20"/>
+          <w:szCs w:val="20"/>
+          <w:rtl w:val="0"/>
+        </w:rPr>
+        <w:t xml:space="preserve">Senior Management Consultant / Agile + UX | January 2014 - January 2017</w:t>
+      </w:r>
+    </w:p>
+    <w:p>
+      <w:pPr>
+        <w:numPr>
+          <w:ilvl w:val="0"/>
+          <w:numId w:val="1"/>
+        </w:numPr>
+        <w:ind w:left="-630" w:right="-720" w:firstLine="0"/>
+        <w:rPr>
+          <w:sz w:val="18"/>
+          <w:szCs w:val="18"/>
+        </w:rPr>
+      </w:pPr>
+      <w:r>
+        <w:rPr>
+          <w:sz w:val="18"/>
+          <w:szCs w:val="18"/>
+          <w:rtl w:val="0"/>
+        </w:rPr>
+        <w:t xml:space="preserve">Transformed digital product development for Fortune 500 clients including Abbott, Nike, and OptumRx</w:t>
+      </w:r>
+    </w:p>
+    <w:p>
+      <w:pPr>
+        <w:numPr>
+          <w:ilvl w:val="0"/>
+          <w:numId w:val="1"/>
+        </w:numPr>
+        <w:ind w:left="-630" w:right="-720" w:firstLine="0"/>
+        <w:rPr>
+          <w:sz w:val="18"/>
+          <w:szCs w:val="18"/>
+        </w:rPr>
+      </w:pPr>
+      <w:r>
+        <w:rPr>
+          <w:sz w:val="18"/>
+          <w:szCs w:val="18"/>
+          <w:rtl w:val="0"/>
+        </w:rPr>
+        <w:t xml:space="preserve">Built and mentored cross-functional design teams that consistently delivered ahead of schedule using Agile methodologies</w:t>
+      </w:r>
+    </w:p>
+    <w:p>
+      <w:pPr>
+        <w:numPr>
+          <w:ilvl w:val="0"/>
+          <w:numId w:val="1"/>
+        </w:numPr>
+        <w:ind w:left="-630" w:right="-720" w:firstLine="0"/>
+        <w:rPr>
+          <w:sz w:val="18"/>
+          <w:szCs w:val="18"/>
+          <w:u w:val="none"/>
+        </w:rPr>
+      </w:pPr>
+      <w:r>
+        <w:rPr>
+          <w:sz w:val="18"/>
+          <w:szCs w:val="18"/>
+          <w:rtl w:val="0"/>
+        </w:rPr>
+        <w:t xml:space="preserve">Led “Understanding Agile” to a wide range of enterprise stakeholders, teaching fundamentals and fostering engagement</w:t>
       </w:r>
     </w:p>
     <w:p>
@@ -455,95 +613,96 @@
           <w:szCs w:val="20"/>
           <w:rtl w:val="0"/>
         </w:rPr>
-        <w:t xml:space="preserve">MAVENWAVE PARTNERS</w:t>
-      </w:r>
-    </w:p>
-    <w:p>
-      <w:pPr>
-        <w:ind w:left="-630" w:right="-720" w:firstLine="0"/>
-        <w:rPr>
-          <w:sz w:val="20"/>
-          <w:szCs w:val="20"/>
-        </w:rPr>
-      </w:pPr>
-      <w:r>
-        <w:rPr>
-          <w:sz w:val="20"/>
-          <w:szCs w:val="20"/>
-          <w:rtl w:val="0"/>
-        </w:rPr>
-        <w:t xml:space="preserve">Senior Management Consultant | January 2014 - January 2017</w:t>
-      </w:r>
-    </w:p>
-    <w:p>
-      <w:pPr>
-        <w:numPr>
-          <w:ilvl w:val="0"/>
-          <w:numId w:val="1"/>
-        </w:numPr>
-        <w:ind w:left="-630" w:right="-720" w:firstLine="0"/>
-        <w:rPr>
-          <w:sz w:val="18"/>
-          <w:szCs w:val="18"/>
-        </w:rPr>
-      </w:pPr>
-      <w:r>
-        <w:rPr>
-          <w:sz w:val="18"/>
-          <w:szCs w:val="18"/>
-          <w:rtl w:val="0"/>
-        </w:rPr>
-        <w:t xml:space="preserve">Transformed digital product development for Fortune 500 clients including Abbott, Nike, and OptumRx</w:t>
-      </w:r>
-    </w:p>
-    <w:p>
-      <w:pPr>
-        <w:numPr>
-          <w:ilvl w:val="0"/>
-          <w:numId w:val="1"/>
-        </w:numPr>
-        <w:ind w:left="-630" w:right="-720" w:firstLine="0"/>
-        <w:rPr>
-          <w:sz w:val="18"/>
-          <w:szCs w:val="18"/>
-        </w:rPr>
-      </w:pPr>
-      <w:r>
-        <w:rPr>
-          <w:sz w:val="18"/>
-          <w:szCs w:val="18"/>
-          <w:rtl w:val="0"/>
-        </w:rPr>
-        <w:t xml:space="preserve">Built and mentored cross-functional teams that consistently delivered ahead of schedule</w:t>
-      </w:r>
-    </w:p>
-    <w:p>
-      <w:pPr>
-        <w:numPr>
-          <w:ilvl w:val="0"/>
-          <w:numId w:val="1"/>
-        </w:numPr>
-        <w:ind w:left="-630" w:right="-720" w:firstLine="0"/>
-        <w:rPr>
-          <w:sz w:val="18"/>
-          <w:szCs w:val="18"/>
-        </w:rPr>
-      </w:pPr>
-      <w:r>
-        <w:rPr>
-          <w:sz w:val="18"/>
-          <w:szCs w:val="18"/>
-          <w:rtl w:val="0"/>
-        </w:rPr>
-        <w:t xml:space="preserve">Expanded client engagements through demonstrated value and strategic partnership</w:t>
-      </w:r>
-    </w:p>
-    <w:p>
-      <w:pPr>
-        <w:ind w:left="-630" w:right="-720" w:firstLine="0"/>
-        <w:rPr>
-          <w:sz w:val="20"/>
-          <w:szCs w:val="20"/>
+        <w:t xml:space="preserve">NOKIA / HERE MAPS</w:t>
+      </w:r>
+    </w:p>
+    <w:p>
+      <w:pPr>
+        <w:ind w:left="-630" w:right="-720" w:firstLine="0"/>
+        <w:rPr>
+          <w:sz w:val="20"/>
+          <w:szCs w:val="20"/>
+        </w:rPr>
+      </w:pPr>
+      <w:r>
+        <w:rPr>
+          <w:sz w:val="20"/>
+          <w:szCs w:val="20"/>
+          <w:rtl w:val="0"/>
+        </w:rPr>
+        <w:t xml:space="preserve">Product Marketing Manager, HERE Traffic | August 2012 - January 2014</w:t>
+      </w:r>
+    </w:p>
+    <w:p>
+      <w:pPr>
+        <w:numPr>
+          <w:ilvl w:val="0"/>
+          <w:numId w:val="6"/>
+        </w:numPr>
+        <w:ind w:left="-630" w:right="-720" w:firstLine="0"/>
+        <w:rPr>
+          <w:sz w:val="18"/>
+          <w:szCs w:val="18"/>
+        </w:rPr>
+      </w:pPr>
+      <w:r>
+        <w:rPr>
+          <w:sz w:val="18"/>
+          <w:szCs w:val="18"/>
+          <w:rtl w:val="0"/>
+        </w:rPr>
+        <w:t xml:space="preserve">Managed product marketing strategy for real-time traffic platform serving millions of users globally through in-dash GPS</w:t>
+      </w:r>
+    </w:p>
+    <w:p>
+      <w:pPr>
+        <w:numPr>
+          <w:ilvl w:val="0"/>
+          <w:numId w:val="6"/>
+        </w:numPr>
+        <w:ind w:left="-630" w:right="-720" w:firstLine="0"/>
+        <w:rPr>
+          <w:sz w:val="18"/>
+          <w:szCs w:val="18"/>
+        </w:rPr>
+      </w:pPr>
+      <w:r>
+        <w:rPr>
+          <w:sz w:val="18"/>
+          <w:szCs w:val="18"/>
+          <w:rtl w:val="0"/>
+        </w:rPr>
+        <w:t xml:space="preserve">Created revenue-generating inflight products including flight tracker that functioned even during connection outages</w:t>
+      </w:r>
+    </w:p>
+    <w:p>
+      <w:pPr>
+        <w:numPr>
+          <w:ilvl w:val="0"/>
+          <w:numId w:val="6"/>
+        </w:numPr>
+        <w:ind w:left="-630" w:right="-720" w:firstLine="0"/>
+        <w:rPr>
+          <w:sz w:val="18"/>
+          <w:szCs w:val="18"/>
+          <w:u w:val="none"/>
+        </w:rPr>
+      </w:pPr>
+      <w:r>
+        <w:rPr>
+          <w:sz w:val="18"/>
+          <w:szCs w:val="18"/>
+          <w:rtl w:val="0"/>
+        </w:rPr>
+        <w:t xml:space="preserve">Joined acquired Trapster app to lead app  onboarding experience and integration into the HERE Traffic platform</w:t>
+      </w:r>
+    </w:p>
+    <w:p>
+      <w:pPr>
+        <w:ind w:left="720" w:right="-720" w:firstLine="0"/>
+        <w:rPr>
+          <w:sz w:val="18"/>
+          <w:szCs w:val="18"/>
         </w:rPr>
       </w:pPr>
       <w:r>
@@ -568,74 +727,96 @@
           <w:szCs w:val="20"/>
           <w:rtl w:val="0"/>
         </w:rPr>
-        <w:t xml:space="preserve">NOKIA / HERE MAPS</w:t>
-      </w:r>
-    </w:p>
-    <w:p>
-      <w:pPr>
-        <w:ind w:left="-630" w:right="-720" w:firstLine="0"/>
-        <w:rPr>
-          <w:sz w:val="20"/>
-          <w:szCs w:val="20"/>
-        </w:rPr>
-      </w:pPr>
-      <w:r>
-        <w:rPr>
-          <w:sz w:val="20"/>
-          <w:szCs w:val="20"/>
-          <w:rtl w:val="0"/>
-        </w:rPr>
-        <w:t xml:space="preserve">Product Marketing Manager | August 2012 - January 2014</w:t>
-      </w:r>
-    </w:p>
-    <w:p>
-      <w:pPr>
-        <w:numPr>
-          <w:ilvl w:val="0"/>
-          <w:numId w:val="6"/>
-        </w:numPr>
-        <w:ind w:left="-630" w:right="-720" w:firstLine="0"/>
-        <w:rPr>
-          <w:sz w:val="18"/>
-          <w:szCs w:val="18"/>
-        </w:rPr>
-      </w:pPr>
-      <w:r>
-        <w:rPr>
-          <w:sz w:val="18"/>
-          <w:szCs w:val="18"/>
-          <w:rtl w:val="0"/>
-        </w:rPr>
-        <w:t xml:space="preserve">Directed product strategy for real-time traffic platform serving millions of users globally</w:t>
-      </w:r>
-    </w:p>
-    <w:p>
-      <w:pPr>
-        <w:numPr>
-          <w:ilvl w:val="0"/>
-          <w:numId w:val="6"/>
-        </w:numPr>
-        <w:ind w:left="-630" w:right="-720" w:firstLine="0"/>
-        <w:rPr>
-          <w:sz w:val="18"/>
-          <w:szCs w:val="18"/>
-        </w:rPr>
-      </w:pPr>
-      <w:r>
-        <w:rPr>
-          <w:sz w:val="18"/>
-          <w:szCs w:val="18"/>
-          <w:rtl w:val="0"/>
-        </w:rPr>
-        <w:t xml:space="preserve">Created innovative data visualization tools that helped secure major automotive partnerships</w:t>
-      </w:r>
-    </w:p>
-    <w:p>
-      <w:pPr>
-        <w:ind w:left="720" w:right="-720" w:firstLine="0"/>
-        <w:rPr>
-          <w:sz w:val="18"/>
-          <w:szCs w:val="18"/>
+        <w:t xml:space="preserve">GOGO INFLIGHT INTERNET</w:t>
+      </w:r>
+    </w:p>
+    <w:p>
+      <w:pPr>
+        <w:ind w:left="-630" w:right="-720" w:firstLine="0"/>
+        <w:rPr>
+          <w:sz w:val="20"/>
+          <w:szCs w:val="20"/>
+        </w:rPr>
+      </w:pPr>
+      <w:r>
+        <w:rPr>
+          <w:sz w:val="20"/>
+          <w:szCs w:val="20"/>
+          <w:rtl w:val="0"/>
+        </w:rPr>
+        <w:t xml:space="preserve">Product Manager, Signature Services | April 2008 - August 2012</w:t>
+      </w:r>
+    </w:p>
+    <w:p>
+      <w:pPr>
+        <w:numPr>
+          <w:ilvl w:val="0"/>
+          <w:numId w:val="3"/>
+        </w:numPr>
+        <w:ind w:left="-630" w:right="-720" w:firstLine="0"/>
+        <w:rPr>
+          <w:sz w:val="18"/>
+          <w:szCs w:val="18"/>
+        </w:rPr>
+      </w:pPr>
+      <w:r>
+        <w:rPr>
+          <w:sz w:val="18"/>
+          <w:szCs w:val="18"/>
+          <w:rtl w:val="0"/>
+        </w:rPr>
+        <w:t xml:space="preserve">Joined pre-launch product team that brought inflight connectivity and related airborne/terrestrial web services to 6 airlines</w:t>
+      </w:r>
+    </w:p>
+    <w:p>
+      <w:pPr>
+        <w:numPr>
+          <w:ilvl w:val="0"/>
+          <w:numId w:val="3"/>
+        </w:numPr>
+        <w:ind w:left="-630" w:right="-720" w:firstLine="0"/>
+        <w:rPr>
+          <w:sz w:val="18"/>
+          <w:szCs w:val="18"/>
+        </w:rPr>
+      </w:pPr>
+      <w:r>
+        <w:rPr>
+          <w:sz w:val="18"/>
+          <w:szCs w:val="18"/>
+          <w:rtl w:val="0"/>
+        </w:rPr>
+        <w:t xml:space="preserve">Created revenue-generating inflight products including sponsored flight tracker that worked even when the connection didn’t</w:t>
+      </w:r>
+    </w:p>
+    <w:p>
+      <w:pPr>
+        <w:numPr>
+          <w:ilvl w:val="0"/>
+          <w:numId w:val="3"/>
+        </w:numPr>
+        <w:ind w:left="-630" w:right="-720" w:firstLine="0"/>
+        <w:rPr>
+          <w:sz w:val="18"/>
+          <w:szCs w:val="18"/>
+          <w:u w:val="none"/>
+        </w:rPr>
+      </w:pPr>
+      <w:r>
+        <w:rPr>
+          <w:sz w:val="18"/>
+          <w:szCs w:val="18"/>
+          <w:rtl w:val="0"/>
+        </w:rPr>
+        <w:t xml:space="preserve">On team for first Agile integration with an FAA proctored manufacturing process</w:t>
+      </w:r>
+    </w:p>
+    <w:p>
+      <w:pPr>
+        <w:ind w:left="-630" w:right="-720" w:firstLine="0"/>
+        <w:rPr>
+          <w:sz w:val="20"/>
+          <w:szCs w:val="20"/>
         </w:rPr>
       </w:pPr>
       <w:r>
@@ -660,120 +841,7 @@
           <w:szCs w:val="20"/>
           <w:rtl w:val="0"/>
         </w:rPr>
-        <w:t xml:space="preserve">GOGO INFLIGHT INTERNET</w:t>
-      </w:r>
-    </w:p>
-    <w:p>
-      <w:pPr>
-        <w:ind w:left="-630" w:right="-720" w:firstLine="0"/>
-        <w:rPr>
-          <w:sz w:val="20"/>
-          <w:szCs w:val="20"/>
-        </w:rPr>
-      </w:pPr>
-      <w:r>
-        <w:rPr>
-          <w:sz w:val="20"/>
-          <w:szCs w:val="20"/>
-          <w:rtl w:val="0"/>
-        </w:rPr>
-        <w:t xml:space="preserve">Product Manager | April 2008 - August 2012</w:t>
-      </w:r>
-    </w:p>
-    <w:p>
-      <w:pPr>
-        <w:numPr>
-          <w:ilvl w:val="0"/>
-          <w:numId w:val="3"/>
-        </w:numPr>
-        <w:ind w:left="-630" w:right="-720" w:firstLine="0"/>
-        <w:rPr>
-          <w:sz w:val="18"/>
-          <w:szCs w:val="18"/>
-        </w:rPr>
-      </w:pPr>
-      <w:r>
-        <w:rPr>
-          <w:sz w:val="18"/>
-          <w:szCs w:val="18"/>
-          <w:rtl w:val="0"/>
-        </w:rPr>
-        <w:t xml:space="preserve">Joined pre-launch team that scaled service across major US airlines</w:t>
-      </w:r>
-    </w:p>
-    <w:p>
-      <w:pPr>
-        <w:numPr>
-          <w:ilvl w:val="0"/>
-          <w:numId w:val="3"/>
-        </w:numPr>
-        <w:ind w:left="-630" w:right="-720" w:firstLine="0"/>
-        <w:rPr>
-          <w:sz w:val="18"/>
-          <w:szCs w:val="18"/>
-        </w:rPr>
-      </w:pPr>
-      <w:r>
-        <w:rPr>
-          <w:sz w:val="18"/>
-          <w:szCs w:val="18"/>
-          <w:rtl w:val="0"/>
-        </w:rPr>
-        <w:t xml:space="preserve">Created revenue-generating inflight products including sponsored flight tracker</w:t>
-      </w:r>
-    </w:p>
-    <w:p>
-      <w:pPr>
-        <w:numPr>
-          <w:ilvl w:val="0"/>
-          <w:numId w:val="3"/>
-        </w:numPr>
-        <w:ind w:left="-630" w:right="-720" w:firstLine="0"/>
-        <w:rPr>
-          <w:sz w:val="18"/>
-          <w:szCs w:val="18"/>
-        </w:rPr>
-      </w:pPr>
-      <w:r>
-        <w:rPr>
-          <w:sz w:val="18"/>
-          <w:szCs w:val="18"/>
-          <w:rtl w:val="0"/>
-        </w:rPr>
-        <w:t xml:space="preserve">Pioneered social media integration programs that increased user engagement</w:t>
-      </w:r>
-    </w:p>
-    <w:p>
-      <w:pPr>
-        <w:ind w:left="-630" w:right="-720" w:firstLine="0"/>
-        <w:rPr>
-          <w:sz w:val="20"/>
-          <w:szCs w:val="20"/>
-        </w:rPr>
-      </w:pPr>
-      <w:r>
-        <w:rPr>
-          <w:rtl w:val="0"/>
-        </w:rPr>
-      </w:r>
-    </w:p>
-    <w:p>
-      <w:pPr>
-        <w:ind w:left="-630" w:right="-720" w:firstLine="0"/>
-        <w:rPr>
-          <w:b w:val="1"/>
-          <w:sz w:val="20"/>
-          <w:szCs w:val="20"/>
-        </w:rPr>
-      </w:pPr>
-      <w:r>
-        <w:rPr>
-          <w:b w:val="1"/>
-          <w:sz w:val="20"/>
-          <w:szCs w:val="20"/>
-          <w:rtl w:val="0"/>
-        </w:rPr>
-        <w:t xml:space="preserve">EARLIER EXPERIENCE</w:t>
+        <w:t xml:space="preserve">ADDITIONALLY</w:t>
       </w:r>
     </w:p>
     <w:p>
@@ -794,7 +862,12 @@
           <w:szCs w:val="18"/>
           <w:rtl w:val="0"/>
         </w:rPr>
-        <w:t xml:space="preserve">Co-founder of two successful digital media startups</w:t>
+        <w:t xml:space="preserve">Built and managed digital video production teams for online education startup cognistar.com as 1 of 6 co-founders</w:t>
+      </w:r>
+      <w:r>
+        <w:rPr>
+          <w:rtl w:val="0"/>
+        </w:rPr>
       </w:r>
     </w:p>
     <w:p>
@@ -807,15 +880,16 @@
         <w:rPr>
           <w:sz w:val="18"/>
           <w:szCs w:val="18"/>
-        </w:rPr>
-      </w:pPr>
-      <w:r>
-        <w:rPr>
-          <w:sz w:val="18"/>
-          <w:szCs w:val="18"/>
-          <w:rtl w:val="0"/>
-        </w:rPr>
-        <w:t xml:space="preserve">Led production teams creating online education content</w:t>
+          <w:u w:val="none"/>
+        </w:rPr>
+      </w:pPr>
+      <w:r>
+        <w:rPr>
+          <w:sz w:val="18"/>
+          <w:szCs w:val="18"/>
+          <w:rtl w:val="0"/>
+        </w:rPr>
+        <w:t xml:space="preserve">Led Quality Assurance on four Super Nintendo games for Life Fitness' exercise equipment platform "Exertainment"</w:t>
       </w:r>
     </w:p>
     <w:p>
@@ -828,86 +902,64 @@
         <w:rPr>
           <w:sz w:val="18"/>
           <w:szCs w:val="18"/>
-        </w:rPr>
-      </w:pPr>
-      <w:r>
-        <w:rPr>
-          <w:sz w:val="18"/>
-          <w:szCs w:val="18"/>
-          <w:rtl w:val="0"/>
-        </w:rPr>
-        <w:t xml:space="preserve">Early innovator in e-commerce and digital product visualization</w:t>
-      </w:r>
-    </w:p>
-    <w:p>
-      <w:pPr>
-        <w:ind w:left="-630" w:right="-720" w:firstLine="0"/>
-        <w:rPr>
-          <w:sz w:val="20"/>
-          <w:szCs w:val="20"/>
-        </w:rPr>
-      </w:pPr>
-      <w:r>
-        <w:rPr>
-          <w:rtl w:val="0"/>
-        </w:rPr>
-      </w:r>
-    </w:p>
-    <w:p>
-      <w:pPr>
-        <w:ind w:left="-630" w:right="-720" w:firstLine="0"/>
-        <w:rPr>
-          <w:sz w:val="20"/>
-          <w:szCs w:val="20"/>
-        </w:rPr>
-      </w:pPr>
-      <w:r>
-        <w:rPr>
-          <w:sz w:val="20"/>
-          <w:szCs w:val="20"/>
-          <w:rtl w:val="0"/>
-        </w:rPr>
-        <w:t xml:space="preserve">EDUCATION</w:t>
-      </w:r>
-    </w:p>
-    <w:p>
-      <w:pPr>
-        <w:ind w:left="-630" w:right="-720" w:firstLine="0"/>
-        <w:rPr>
-          <w:b w:val="1"/>
-          <w:sz w:val="20"/>
-          <w:szCs w:val="20"/>
-        </w:rPr>
-      </w:pPr>
-      <w:r>
-        <w:rPr>
-          <w:b w:val="1"/>
-          <w:sz w:val="20"/>
-          <w:szCs w:val="20"/>
-          <w:rtl w:val="0"/>
-        </w:rPr>
-        <w:t xml:space="preserve">Arizona State University</w:t>
-      </w:r>
-    </w:p>
-    <w:p>
-      <w:pPr>
-        <w:ind w:left="-630" w:right="-720" w:firstLine="0"/>
-        <w:rPr>
-          <w:sz w:val="20"/>
-          <w:szCs w:val="20"/>
-        </w:rPr>
-      </w:pPr>
-      <w:r>
-        <w:rPr>
-          <w:sz w:val="20"/>
-          <w:szCs w:val="20"/>
-          <w:rtl w:val="0"/>
-        </w:rPr>
-        <w:t xml:space="preserve">B.A. Humanities: Architectural Theory</w:t>
+          <w:u w:val="none"/>
+        </w:rPr>
+      </w:pPr>
+      <w:r>
+        <w:rPr>
+          <w:sz w:val="18"/>
+          <w:szCs w:val="18"/>
+          <w:rtl w:val="0"/>
+        </w:rPr>
+        <w:t xml:space="preserve">Original crew member and board director for the 501(c)(3) supporting the How Weird Street Faire (howweird.org)</w:t>
+      </w:r>
+    </w:p>
+    <w:p>
+      <w:pPr>
+        <w:numPr>
+          <w:ilvl w:val="0"/>
+          <w:numId w:val="2"/>
+        </w:numPr>
+        <w:ind w:left="-630" w:right="-720" w:firstLine="0"/>
+        <w:rPr>
+          <w:sz w:val="18"/>
+          <w:szCs w:val="18"/>
+        </w:rPr>
+      </w:pPr>
+      <w:r>
+        <w:rPr>
+          <w:sz w:val="18"/>
+          <w:szCs w:val="18"/>
+          <w:rtl w:val="0"/>
+        </w:rPr>
+        <w:t xml:space="preserve">Snowboard instructor for disadvantaged inner city teens (chill.org @ Wachusett Mountain, MA) for 3 seasons</w:t>
+      </w:r>
+    </w:p>
+    <w:p>
+      <w:pPr>
+        <w:numPr>
+          <w:ilvl w:val="0"/>
+          <w:numId w:val="2"/>
+        </w:numPr>
+        <w:ind w:left="-630" w:right="-720" w:firstLine="0"/>
+        <w:rPr>
+          <w:sz w:val="18"/>
+          <w:szCs w:val="18"/>
+          <w:u w:val="none"/>
+        </w:rPr>
+      </w:pPr>
+      <w:r>
+        <w:rPr>
+          <w:sz w:val="18"/>
+          <w:szCs w:val="18"/>
+          <w:rtl w:val="0"/>
+        </w:rPr>
+        <w:t xml:space="preserve">Started skateboard shop at 16 - helped pay for college</w:t>
       </w:r>
     </w:p>
     <w:sectPr>
       <w:headerReference r:id="rId6" w:type="default"/>
+      <w:footerReference r:id="rId7" w:type="default"/>
       <w:pgSz w:h="15840" w:w="12240" w:orient="portrait"/>
       <w:pgMar w:bottom="1440" w:top="1440" w:left="1440" w:right="1440" w:header="720" w:footer="720"/>
       <w:pgNumType w:start="1"/>
@@ -916,24 +968,74 @@
 </w:document>
 </file>
 
+<file path=word/footer1.xml><?xml version="1.0" encoding="utf-8"?>
+<w:ftr xmlns:mc="http://schemas.openxmlformats.org/markup-compatibility/2006" xmlns:o="urn:schemas-microsoft-com:office:office" xmlns:r="http://schemas.openxmlformats.org/officeDocument/2006/relationships" xmlns:m="http://schemas.openxmlformats.org/officeDocument/2006/math" xmlns:v="urn:schemas-microsoft-com:vml" xmlns:wp="http://schemas.openxmlformats.org/drawingml/2006/wordprocessingDrawing" xmlns:w10="urn:schemas-microsoft-com:office:word" xmlns:w="http://schemas.openxmlformats.org/wordprocessingml/2006/main" xmlns:wne="http://schemas.microsoft.com/office/word/2006/wordml" xmlns:sl="http://schemas.openxmlformats.org/schemaLibrary/2006/main" xmlns:a="http://schemas.openxmlformats.org/drawingml/2006/main" xmlns:pic="http://schemas.openxmlformats.org/drawingml/2006/picture" xmlns:c="http://schemas.openxmlformats.org/drawingml/2006/chart" xmlns:lc="http://schemas.openxmlformats.org/drawingml/2006/lockedCanvas" xmlns:dgm="http://schemas.openxmlformats.org/drawingml/2006/diagram" xmlns:wps="http://schemas.microsoft.com/office/word/2010/wordprocessingShape" xmlns:wpg="http://schemas.microsoft.com/office/word/2010/wordprocessingGroup" xmlns:w14="http://schemas.microsoft.com/office/word/2010/wordml" xmlns:w15="http://schemas.microsoft.com/office/word/2012/wordml" xmlns:w16="http://schemas.microsoft.com/office/word/2018/wordml" xmlns:w16cex="http://schemas.microsoft.com/office/word/2018/wordml/cex" xmlns:w16cid="http://schemas.microsoft.com/office/word/2016/wordml/cid" xmlns="http://schemas.microsoft.com/office/tasks/2019/documenttasks" xmlns:cr="http://schemas.microsoft.com/office/comments/2020/reactions">
+  <w:p>
+    <w:pPr>
+      <w:ind w:left="-630" w:right="-720" w:firstLine="0"/>
+      <w:rPr/>
+    </w:pPr>
+    <w:r>
+      <w:rPr>
+        <w:sz w:val="20"/>
+        <w:szCs w:val="20"/>
+        <w:rtl w:val="0"/>
+      </w:rPr>
+      <w:t xml:space="preserve">Arizona State University, B.A. Humanities and Architectural Theory</w:t>
+    </w:r>
+    <w:r>
+      <w:rPr>
+        <w:rtl w:val="0"/>
+      </w:rPr>
+    </w:r>
+  </w:p>
+</w:ftr>
+</file>
+
 <file path=word/header1.xml><?xml version="1.0" encoding="utf-8"?>
 <w:hdr xmlns:mc="http://schemas.openxmlformats.org/markup-compatibility/2006" xmlns:o="urn:schemas-microsoft-com:office:office" xmlns:r="http://schemas.openxmlformats.org/officeDocument/2006/relationships" xmlns:m="http://schemas.openxmlformats.org/officeDocument/2006/math" xmlns:v="urn:schemas-microsoft-com:vml" xmlns:wp="http://schemas.openxmlformats.org/drawingml/2006/wordprocessingDrawing" xmlns:w10="urn:schemas-microsoft-com:office:word" xmlns:w="http://schemas.openxmlformats.org/wordprocessingml/2006/main" xmlns:wne="http://schemas.microsoft.com/office/word/2006/wordml" xmlns:sl="http://schemas.openxmlformats.org/schemaLibrary/2006/main" xmlns:a="http://schemas.openxmlformats.org/drawingml/2006/main" xmlns:pic="http://schemas.openxmlformats.org/drawingml/2006/picture" xmlns:c="http://schemas.openxmlformats.org/drawingml/2006/chart" xmlns:lc="http://schemas.openxmlformats.org/drawingml/2006/lockedCanvas" xmlns:dgm="http://schemas.openxmlformats.org/drawingml/2006/diagram" xmlns:wps="http://schemas.microsoft.com/office/word/2010/wordprocessingShape" xmlns:wpg="http://schemas.microsoft.com/office/word/2010/wordprocessingGroup" xmlns:w14="http://schemas.microsoft.com/office/word/2010/wordml" xmlns:w15="http://schemas.microsoft.com/office/word/2012/wordml" xmlns:w16="http://schemas.microsoft.com/office/word/2018/wordml" xmlns:w16cex="http://schemas.microsoft.com/office/word/2018/wordml/cex" xmlns:w16cid="http://schemas.microsoft.com/office/word/2016/wordml/cid" xmlns="http://schemas.microsoft.com/office/tasks/2019/documenttasks" xmlns:cr="http://schemas.microsoft.com/office/comments/2020/reactions">
   <w:p>
     <w:pPr>
       <w:pStyle w:val="Heading2"/>
-      <w:ind w:left="-630" w:firstLine="0"/>
-      <w:rPr>
-        <w:b w:val="1"/>
+      <w:ind w:left="-630" w:right="-720" w:firstLine="0"/>
+      <w:jc w:val="center"/>
+      <w:rPr>
+        <w:color w:val="999999"/>
+        <w:sz w:val="22"/>
+        <w:szCs w:val="22"/>
       </w:rPr>
     </w:pPr>
     <w:bookmarkStart w:colFirst="0" w:colLast="0" w:name="_v1qdw49vp2i" w:id="0"/>
     <w:bookmarkEnd w:id="0"/>
     <w:r>
       <w:rPr>
-        <w:b w:val="1"/>
+        <w:color w:val="666666"/>
         <w:rtl w:val="0"/>
       </w:rPr>
-      <w:t xml:space="preserve">Peter Bartsch            (847) 636-2708        peter@peterbartsch.com</w:t>
+      <w:t xml:space="preserve">PETER BARTSCH</w:t>
+    </w:r>
+    <w:r>
+      <w:rPr>
+        <w:color w:val="666666"/>
+        <w:rtl w:val="0"/>
+      </w:rPr>
+      <w:t xml:space="preserve">                 </w:t>
+    </w:r>
+    <w:r>
+      <w:rPr>
+        <w:color w:val="b7b7b7"/>
+        <w:rtl w:val="0"/>
+      </w:rPr>
+      <w:t xml:space="preserve"> </w:t>
+    </w:r>
+    <w:r>
+      <w:rPr>
+        <w:color w:val="999999"/>
+        <w:sz w:val="22"/>
+        <w:szCs w:val="22"/>
+        <w:rtl w:val="0"/>
+      </w:rPr>
+      <w:t xml:space="preserve">PETER@PETERBARTSCH.COM                          (847) 636-2708</w:t>
     </w:r>
   </w:p>
 </w:hdr>
@@ -1756,7 +1858,7 @@
     <w:name w:val="normal"/>
   </w:style>
   <w:style w:type="table" w:styleId="TableNormal" w:default="1">
-    <w:name w:val="Table Normal"/>
+    <w:name w:val="TableNormal"/>
   </w:style>
   <w:style w:type="paragraph" w:styleId="Heading1">
     <w:name w:val="heading 1"/>

--- a/Peter-Bartsch-Resume.docx
+++ b/Peter-Bartsch-Resume.docx
@@ -17,7 +17,7 @@
           <w:szCs w:val="20"/>
           <w:rtl w:val="0"/>
         </w:rPr>
-        <w:t xml:space="preserve">Howdy. I'm Pete. I create, develop and manage new digital products and experiences, and the teams that make it all happen. From scrappy startups to Fortune 500s, I've brought strategic vision and hands-on leadership to projects and groups in rapid transformation. I am passionate about automation and AI as a design tool, and love complex challenges.</w:t>
+        <w:t xml:space="preserve">Seasoned digital product leader with 15+ years driving innovation across Fortune 500 companies and high-growth startups. Proven track record of scaling design organizations, implementing enterprise-wide digital transformations, and leveraging tech to deliver measurable business impact, including 300% revenue, and 9% recurring revenue growth.</w:t>
       </w:r>
     </w:p>
     <w:p>
@@ -40,12 +40,12 @@
         <w:ind w:left="-630" w:right="-720" w:firstLine="0"/>
         <w:jc w:val="both"/>
         <w:rPr>
-          <w:color w:val="999999"/>
-        </w:rPr>
-      </w:pPr>
-      <w:r>
-        <w:rPr>
-          <w:color w:val="999999"/>
+          <w:color w:val="666666"/>
+        </w:rPr>
+      </w:pPr>
+      <w:r>
+        <w:rPr>
+          <w:color w:val="666666"/>
           <w:rtl w:val="0"/>
         </w:rPr>
         <w:t xml:space="preserve">PROFESSIONAL EXPERIENCE</w:t>
@@ -55,7 +55,165 @@
       <w:pPr>
         <w:ind w:left="-630" w:right="-720" w:firstLine="0"/>
         <w:rPr>
+          <w:color w:val="434343"/>
+          <w:sz w:val="20"/>
+          <w:szCs w:val="20"/>
+        </w:rPr>
+      </w:pPr>
+      <w:r>
+        <w:rPr>
           <w:b w:val="1"/>
+          <w:color w:val="434343"/>
+          <w:sz w:val="20"/>
+          <w:szCs w:val="20"/>
+          <w:rtl w:val="0"/>
+        </w:rPr>
+        <w:t xml:space="preserve">THIOSPHERE.ORG / THIOS + COMPANY  </w:t>
+      </w:r>
+      <w:r>
+        <w:rPr>
+          <w:color w:val="434343"/>
+          <w:sz w:val="20"/>
+          <w:szCs w:val="20"/>
+          <w:rtl w:val="0"/>
+        </w:rPr>
+        <w:t xml:space="preserve">Inventor / Founder</w:t>
+      </w:r>
+      <w:r>
+        <w:rPr>
+          <w:color w:val="434343"/>
+          <w:sz w:val="20"/>
+          <w:szCs w:val="20"/>
+          <w:rtl w:val="0"/>
+        </w:rPr>
+        <w:t xml:space="preserve">    JULY 2024 - PRESENT</w:t>
+      </w:r>
+    </w:p>
+    <w:p>
+      <w:pPr>
+        <w:numPr>
+          <w:ilvl w:val="0"/>
+          <w:numId w:val="5"/>
+        </w:numPr>
+        <w:ind w:left="-450" w:right="-720" w:hanging="180"/>
+        <w:rPr>
+          <w:sz w:val="16"/>
+          <w:szCs w:val="16"/>
+        </w:rPr>
+      </w:pPr>
+      <w:r>
+        <w:rPr>
+          <w:sz w:val="16"/>
+          <w:szCs w:val="16"/>
+          <w:rtl w:val="0"/>
+        </w:rPr>
+        <w:t xml:space="preserve">Invented modular shelter system for diverse applications, achieving market-ready prototype with comprehensive manufacturing specifications</w:t>
+      </w:r>
+    </w:p>
+    <w:p>
+      <w:pPr>
+        <w:numPr>
+          <w:ilvl w:val="0"/>
+          <w:numId w:val="5"/>
+        </w:numPr>
+        <w:ind w:left="-450" w:right="-720" w:hanging="180"/>
+        <w:rPr>
+          <w:sz w:val="16"/>
+          <w:szCs w:val="16"/>
+        </w:rPr>
+      </w:pPr>
+      <w:r>
+        <w:rPr>
+          <w:sz w:val="16"/>
+          <w:szCs w:val="16"/>
+          <w:rtl w:val="0"/>
+        </w:rPr>
+        <w:t xml:space="preserve">Mastered advanced design tools (Blender 3D, Plasticity CAD) and fabrication techniques to accelerate product development timeline</w:t>
+      </w:r>
+    </w:p>
+    <w:p>
+      <w:pPr>
+        <w:numPr>
+          <w:ilvl w:val="0"/>
+          <w:numId w:val="5"/>
+        </w:numPr>
+        <w:ind w:left="-450" w:right="-720" w:hanging="180"/>
+        <w:rPr>
+          <w:sz w:val="16"/>
+          <w:szCs w:val="16"/>
+        </w:rPr>
+      </w:pPr>
+      <w:r>
+        <w:rPr>
+          <w:sz w:val="16"/>
+          <w:szCs w:val="16"/>
+          <w:rtl w:val="0"/>
+        </w:rPr>
+        <w:t xml:space="preserve">Engineered production-ready designs with detailed bill of materials and cost analysis, reducing manufacturing complexity</w:t>
+      </w:r>
+    </w:p>
+    <w:p>
+      <w:pPr>
+        <w:numPr>
+          <w:ilvl w:val="0"/>
+          <w:numId w:val="5"/>
+        </w:numPr>
+        <w:ind w:left="-450" w:right="-720" w:hanging="180"/>
+        <w:rPr>
+          <w:sz w:val="16"/>
+          <w:szCs w:val="16"/>
+        </w:rPr>
+      </w:pPr>
+      <w:r>
+        <w:rPr>
+          <w:sz w:val="16"/>
+          <w:szCs w:val="16"/>
+          <w:rtl w:val="0"/>
+        </w:rPr>
+        <w:t xml:space="preserve">Integrated multiple AI services using Cursor AI + Claude Code to build automated marketing platforms and business tools</w:t>
+      </w:r>
+    </w:p>
+    <w:p>
+      <w:pPr>
+        <w:numPr>
+          <w:ilvl w:val="0"/>
+          <w:numId w:val="5"/>
+        </w:numPr>
+        <w:ind w:left="-450" w:right="-720" w:hanging="180"/>
+        <w:rPr>
+          <w:sz w:val="16"/>
+          <w:szCs w:val="16"/>
+        </w:rPr>
+      </w:pPr>
+      <w:r>
+        <w:rPr>
+          <w:sz w:val="16"/>
+          <w:szCs w:val="16"/>
+          <w:rtl w:val="0"/>
+        </w:rPr>
+        <w:t xml:space="preserve">Open-sourced design files to focus on zero-mile farming communities, establishing foundation for sustainable Agrospheres initiative</w:t>
+      </w:r>
+    </w:p>
+    <w:p>
+      <w:pPr>
+        <w:ind w:left="-630" w:right="-720" w:firstLine="0"/>
+        <w:rPr>
+          <w:color w:val="434343"/>
+          <w:sz w:val="20"/>
+          <w:szCs w:val="20"/>
+        </w:rPr>
+      </w:pPr>
+      <w:r>
+        <w:rPr>
+          <w:rtl w:val="0"/>
+        </w:rPr>
+      </w:r>
+    </w:p>
+    <w:p>
+      <w:pPr>
+        <w:ind w:left="-630" w:right="-720" w:firstLine="0"/>
+        <w:rPr>
+          <w:color w:val="434343"/>
           <w:sz w:val="20"/>
           <w:szCs w:val="20"/>
         </w:rPr>
@@ -63,150 +221,937 @@
       <w:r>
         <w:rPr>
           <w:b w:val="1"/>
-          <w:sz w:val="20"/>
-          <w:szCs w:val="20"/>
-          <w:rtl w:val="0"/>
-        </w:rPr>
-        <w:t xml:space="preserve">THIOSPHERE.ORG / THIOS + COMPANY</w:t>
+          <w:color w:val="434343"/>
+          <w:sz w:val="20"/>
+          <w:szCs w:val="20"/>
+          <w:rtl w:val="0"/>
+        </w:rPr>
+        <w:t xml:space="preserve">JOHN DEERE  </w:t>
+      </w:r>
+      <w:r>
+        <w:rPr>
+          <w:color w:val="434343"/>
+          <w:sz w:val="20"/>
+          <w:szCs w:val="20"/>
+          <w:rtl w:val="0"/>
+        </w:rPr>
+        <w:t xml:space="preserve">Senior Lead User Experience, Digital Customer Experience    AUGUST 2020 - JULY 2024</w:t>
+      </w:r>
+    </w:p>
+    <w:p>
+      <w:pPr>
+        <w:numPr>
+          <w:ilvl w:val="0"/>
+          <w:numId w:val="5"/>
+        </w:numPr>
+        <w:ind w:left="-450" w:right="-720" w:hanging="180"/>
+        <w:rPr>
+          <w:sz w:val="16"/>
+          <w:szCs w:val="16"/>
+        </w:rPr>
+      </w:pPr>
+      <w:r>
+        <w:rPr>
+          <w:sz w:val="16"/>
+          <w:szCs w:val="16"/>
+          <w:rtl w:val="0"/>
+        </w:rPr>
+        <w:t xml:space="preserve">Orchestrated UX side of enterprise-wide digital customer experience transformation, for all product lines and global markets</w:t>
+      </w:r>
+    </w:p>
+    <w:p>
+      <w:pPr>
+        <w:numPr>
+          <w:ilvl w:val="0"/>
+          <w:numId w:val="5"/>
+        </w:numPr>
+        <w:ind w:left="-450" w:right="-720" w:hanging="180"/>
+        <w:rPr>
+          <w:sz w:val="16"/>
+          <w:szCs w:val="16"/>
+        </w:rPr>
+      </w:pPr>
+      <w:r>
+        <w:rPr>
+          <w:sz w:val="16"/>
+          <w:szCs w:val="16"/>
+          <w:rtl w:val="0"/>
+        </w:rPr>
+        <w:t xml:space="preserve">Unified global customer authentication and account management systems, increasing logged in user engagement across all digital touchpoints</w:t>
+      </w:r>
+    </w:p>
+    <w:p>
+      <w:pPr>
+        <w:numPr>
+          <w:ilvl w:val="0"/>
+          <w:numId w:val="5"/>
+        </w:numPr>
+        <w:ind w:left="-450" w:right="-720" w:hanging="180"/>
+        <w:rPr>
+          <w:sz w:val="16"/>
+          <w:szCs w:val="16"/>
+        </w:rPr>
+      </w:pPr>
+      <w:r>
+        <w:rPr>
+          <w:sz w:val="16"/>
+          <w:szCs w:val="16"/>
+          <w:rtl w:val="0"/>
+        </w:rPr>
+        <w:t xml:space="preserve">Part of transition team to Figma, establishing comprehensive global design systems that increased design team velocity significantly</w:t>
+      </w:r>
+    </w:p>
+    <w:p>
+      <w:pPr>
+        <w:numPr>
+          <w:ilvl w:val="0"/>
+          <w:numId w:val="5"/>
+        </w:numPr>
+        <w:ind w:left="-450" w:right="-720" w:hanging="180"/>
+        <w:rPr>
+          <w:sz w:val="16"/>
+          <w:szCs w:val="16"/>
+        </w:rPr>
+      </w:pPr>
+      <w:r>
+        <w:rPr>
+          <w:sz w:val="16"/>
+          <w:szCs w:val="16"/>
+          <w:rtl w:val="0"/>
+        </w:rPr>
+        <w:t xml:space="preserve">Architected license management system to be deployed across all product lines worldwide, catalyzing 9% increase in recurring revenue</w:t>
+      </w:r>
+      <w:r>
+        <w:rPr>
+          <w:rtl w:val="0"/>
+        </w:rPr>
       </w:r>
     </w:p>
     <w:p>
       <w:pPr>
         <w:ind w:left="-630" w:right="-720" w:firstLine="0"/>
         <w:rPr>
-          <w:sz w:val="20"/>
-          <w:szCs w:val="20"/>
-        </w:rPr>
-      </w:pPr>
-      <w:r>
-        <w:rPr>
-          <w:sz w:val="20"/>
-          <w:szCs w:val="20"/>
-          <w:rtl w:val="0"/>
-        </w:rPr>
-        <w:t xml:space="preserve">Inventor/Founder</w:t>
-      </w:r>
-      <w:r>
-        <w:rPr>
-          <w:sz w:val="20"/>
-          <w:szCs w:val="20"/>
-          <w:rtl w:val="0"/>
-        </w:rPr>
-        <w:t xml:space="preserve"> | July 2024 - Present</w:t>
-      </w:r>
-    </w:p>
-    <w:p>
-      <w:pPr>
-        <w:numPr>
-          <w:ilvl w:val="0"/>
-          <w:numId w:val="5"/>
-        </w:numPr>
+          <w:color w:val="434343"/>
+          <w:sz w:val="20"/>
+          <w:szCs w:val="20"/>
+        </w:rPr>
+      </w:pPr>
+      <w:r>
+        <w:rPr>
+          <w:rtl w:val="0"/>
+        </w:rPr>
+      </w:r>
+    </w:p>
+    <w:p>
+      <w:pPr>
         <w:ind w:left="-630" w:right="-720" w:firstLine="0"/>
         <w:rPr>
+          <w:color w:val="434343"/>
+          <w:sz w:val="20"/>
+          <w:szCs w:val="20"/>
+        </w:rPr>
+      </w:pPr>
+      <w:r>
+        <w:rPr>
+          <w:b w:val="1"/>
+          <w:color w:val="434343"/>
+          <w:sz w:val="20"/>
+          <w:szCs w:val="20"/>
+          <w:rtl w:val="0"/>
+        </w:rPr>
+        <w:t xml:space="preserve">FOURKITES.COM</w:t>
+      </w:r>
+      <w:r>
+        <w:rPr>
+          <w:b w:val="1"/>
+          <w:color w:val="434343"/>
+          <w:sz w:val="20"/>
+          <w:szCs w:val="20"/>
+          <w:rtl w:val="0"/>
+        </w:rPr>
+        <w:t xml:space="preserve">  </w:t>
+      </w:r>
+      <w:r>
+        <w:rPr>
+          <w:color w:val="434343"/>
+          <w:sz w:val="20"/>
+          <w:szCs w:val="20"/>
+          <w:rtl w:val="0"/>
+        </w:rPr>
+        <w:t xml:space="preserve">Head of User Experience    JANUARY 2017 - JANUARY 2020</w:t>
+      </w:r>
+    </w:p>
+    <w:p>
+      <w:pPr>
+        <w:numPr>
+          <w:ilvl w:val="0"/>
+          <w:numId w:val="4"/>
+        </w:numPr>
+        <w:ind w:left="-450" w:right="-720" w:hanging="180"/>
+        <w:rPr>
+          <w:sz w:val="16"/>
+          <w:szCs w:val="16"/>
+        </w:rPr>
+      </w:pPr>
+      <w:r>
+        <w:rPr>
+          <w:sz w:val="16"/>
+          <w:szCs w:val="16"/>
+          <w:rtl w:val="0"/>
+        </w:rPr>
+        <w:t xml:space="preserve">Scaled design organization from sole practitioner to 10-person team, launching 6 major products that secured Fortune 500 enterprise clients</w:t>
+      </w:r>
+    </w:p>
+    <w:p>
+      <w:pPr>
+        <w:numPr>
+          <w:ilvl w:val="0"/>
+          <w:numId w:val="4"/>
+        </w:numPr>
+        <w:ind w:left="-450" w:right="-720" w:hanging="180"/>
+        <w:rPr>
+          <w:sz w:val="16"/>
+          <w:szCs w:val="16"/>
+        </w:rPr>
+      </w:pPr>
+      <w:r>
+        <w:rPr>
+          <w:sz w:val="16"/>
+          <w:szCs w:val="16"/>
+          <w:rtl w:val="0"/>
+        </w:rPr>
+        <w:t xml:space="preserve">Established design practice as early employee (#28), implementing processes that supported 300% YoY revenue growth to $100MM annually</w:t>
+      </w:r>
+    </w:p>
+    <w:p>
+      <w:pPr>
+        <w:numPr>
+          <w:ilvl w:val="0"/>
+          <w:numId w:val="4"/>
+        </w:numPr>
+        <w:ind w:left="-450" w:right="-720" w:hanging="180"/>
+        <w:rPr>
+          <w:sz w:val="16"/>
+          <w:szCs w:val="16"/>
+        </w:rPr>
+      </w:pPr>
+      <w:r>
+        <w:rPr>
+          <w:sz w:val="16"/>
+          <w:szCs w:val="16"/>
+          <w:rtl w:val="0"/>
+        </w:rPr>
+        <w:t xml:space="preserve">Developed comprehensive user research protocols that directly informed product strategy and market positioning</w:t>
+      </w:r>
+    </w:p>
+    <w:p>
+      <w:pPr>
+        <w:numPr>
+          <w:ilvl w:val="0"/>
+          <w:numId w:val="4"/>
+        </w:numPr>
+        <w:ind w:left="-450" w:right="-720" w:hanging="180"/>
+        <w:rPr>
+          <w:sz w:val="16"/>
+          <w:szCs w:val="16"/>
+        </w:rPr>
+      </w:pPr>
+      <w:r>
+        <w:rPr>
+          <w:sz w:val="16"/>
+          <w:szCs w:val="16"/>
+          <w:rtl w:val="0"/>
+        </w:rPr>
+        <w:t xml:space="preserve">Transformed annual customer conference from 15 to 500+ participants over three years through strategic workshop leadership</w:t>
+      </w:r>
+    </w:p>
+    <w:p>
+      <w:pPr>
+        <w:ind w:left="-630" w:right="-720" w:firstLine="0"/>
+        <w:rPr>
+          <w:color w:val="434343"/>
+          <w:sz w:val="20"/>
+          <w:szCs w:val="20"/>
+        </w:rPr>
+      </w:pPr>
+      <w:r>
+        <w:rPr>
+          <w:rtl w:val="0"/>
+        </w:rPr>
+      </w:r>
+    </w:p>
+    <w:p>
+      <w:pPr>
+        <w:ind w:left="-630" w:right="-720" w:firstLine="0"/>
+        <w:rPr>
+          <w:color w:val="434343"/>
+          <w:sz w:val="20"/>
+          <w:szCs w:val="20"/>
+        </w:rPr>
+      </w:pPr>
+      <w:r>
+        <w:rPr>
+          <w:b w:val="1"/>
+          <w:color w:val="434343"/>
+          <w:sz w:val="20"/>
+          <w:szCs w:val="20"/>
+          <w:rtl w:val="0"/>
+        </w:rPr>
+        <w:t xml:space="preserve">MAVENWAVE CONSULTING  </w:t>
+      </w:r>
+      <w:r>
+        <w:rPr>
+          <w:color w:val="434343"/>
+          <w:sz w:val="20"/>
+          <w:szCs w:val="20"/>
+          <w:rtl w:val="0"/>
+        </w:rPr>
+        <w:t xml:space="preserve">Senior Management Consultant / Agile + UX    JANUARY 2014 - JANUARY 2017</w:t>
+      </w:r>
+    </w:p>
+    <w:p>
+      <w:pPr>
+        <w:numPr>
+          <w:ilvl w:val="0"/>
+          <w:numId w:val="1"/>
+        </w:numPr>
+        <w:ind w:left="-450" w:right="-720" w:hanging="180"/>
+        <w:rPr>
+          <w:sz w:val="16"/>
+          <w:szCs w:val="16"/>
+        </w:rPr>
+      </w:pPr>
+      <w:r>
+        <w:rPr>
+          <w:sz w:val="16"/>
+          <w:szCs w:val="16"/>
+          <w:rtl w:val="0"/>
+        </w:rPr>
+        <w:t xml:space="preserve">Transformed digital product development for Fortune 500 clients including Abbott, Nike, and OptumRx, delivering projects 10% ahead of schedule</w:t>
+      </w:r>
+    </w:p>
+    <w:p>
+      <w:pPr>
+        <w:numPr>
+          <w:ilvl w:val="0"/>
+          <w:numId w:val="1"/>
+        </w:numPr>
+        <w:ind w:left="-450" w:right="-720" w:hanging="180"/>
+        <w:rPr>
+          <w:sz w:val="16"/>
+          <w:szCs w:val="16"/>
+        </w:rPr>
+      </w:pPr>
+      <w:r>
+        <w:rPr>
+          <w:sz w:val="16"/>
+          <w:szCs w:val="16"/>
+          <w:rtl w:val="0"/>
+        </w:rPr>
+        <w:t xml:space="preserve">Built and mentored cross-functional design teams using Agile methodologies, consistently exceeding client expectations</w:t>
+      </w:r>
+    </w:p>
+    <w:p>
+      <w:pPr>
+        <w:numPr>
+          <w:ilvl w:val="0"/>
+          <w:numId w:val="1"/>
+        </w:numPr>
+        <w:ind w:left="-450" w:right="-720" w:hanging="180"/>
+        <w:rPr>
+          <w:sz w:val="16"/>
+          <w:szCs w:val="16"/>
+        </w:rPr>
+      </w:pPr>
+      <w:r>
+        <w:rPr>
+          <w:sz w:val="16"/>
+          <w:szCs w:val="16"/>
+          <w:rtl w:val="0"/>
+        </w:rPr>
+        <w:t xml:space="preserve">Evangelized Agile principles across enterprise stakeholders, achieving 90% adoption rate across client organizations</w:t>
+      </w:r>
+    </w:p>
+    <w:p>
+      <w:pPr>
+        <w:ind w:left="-630" w:right="-720" w:firstLine="0"/>
+        <w:rPr>
+          <w:color w:val="434343"/>
+          <w:sz w:val="20"/>
+          <w:szCs w:val="20"/>
+        </w:rPr>
+      </w:pPr>
+      <w:r>
+        <w:rPr>
+          <w:rtl w:val="0"/>
+        </w:rPr>
+      </w:r>
+    </w:p>
+    <w:p>
+      <w:pPr>
+        <w:ind w:left="-630" w:right="-720" w:firstLine="0"/>
+        <w:rPr>
+          <w:color w:val="434343"/>
+          <w:sz w:val="20"/>
+          <w:szCs w:val="20"/>
+        </w:rPr>
+      </w:pPr>
+      <w:r>
+        <w:rPr>
+          <w:b w:val="1"/>
+          <w:color w:val="434343"/>
+          <w:sz w:val="20"/>
+          <w:szCs w:val="20"/>
+          <w:rtl w:val="0"/>
+        </w:rPr>
+        <w:t xml:space="preserve">NOKIA / HERE MAPS  </w:t>
+      </w:r>
+      <w:r>
+        <w:rPr>
+          <w:color w:val="434343"/>
+          <w:sz w:val="20"/>
+          <w:szCs w:val="20"/>
+          <w:rtl w:val="0"/>
+        </w:rPr>
+        <w:t xml:space="preserve">Product Marketing Manager, HERE Traffic    AUGUST 2012 - JANUARY 2014</w:t>
+      </w:r>
+    </w:p>
+    <w:p>
+      <w:pPr>
+        <w:numPr>
+          <w:ilvl w:val="0"/>
+          <w:numId w:val="6"/>
+        </w:numPr>
+        <w:ind w:left="-450" w:right="-720" w:hanging="180"/>
+        <w:rPr>
+          <w:sz w:val="16"/>
+          <w:szCs w:val="16"/>
+        </w:rPr>
+      </w:pPr>
+      <w:r>
+        <w:rPr>
+          <w:sz w:val="16"/>
+          <w:szCs w:val="16"/>
+          <w:rtl w:val="0"/>
+        </w:rPr>
+        <w:t xml:space="preserve">Managed product marketing strategy for real-time traffic platform serving millions of users globally through in-dash GPS systems</w:t>
+      </w:r>
+    </w:p>
+    <w:p>
+      <w:pPr>
+        <w:numPr>
+          <w:ilvl w:val="0"/>
+          <w:numId w:val="6"/>
+        </w:numPr>
+        <w:ind w:left="-450" w:right="-720" w:hanging="180"/>
+        <w:rPr>
+          <w:sz w:val="16"/>
+          <w:szCs w:val="16"/>
+        </w:rPr>
+      </w:pPr>
+      <w:r>
+        <w:rPr>
+          <w:sz w:val="16"/>
+          <w:szCs w:val="16"/>
+          <w:rtl w:val="0"/>
+        </w:rPr>
+        <w:t xml:space="preserve">Created innovative large display geo data visualizations for OEM partnerships in Europe, Asia, Mideast and Africa</w:t>
+      </w:r>
+    </w:p>
+    <w:p>
+      <w:pPr>
+        <w:numPr>
+          <w:ilvl w:val="0"/>
+          <w:numId w:val="6"/>
+        </w:numPr>
+        <w:ind w:left="-450" w:right="-720" w:hanging="180"/>
+        <w:rPr>
+          <w:sz w:val="16"/>
+          <w:szCs w:val="16"/>
+        </w:rPr>
+      </w:pPr>
+      <w:r>
+        <w:rPr>
+          <w:sz w:val="16"/>
+          <w:szCs w:val="16"/>
+          <w:rtl w:val="0"/>
+        </w:rPr>
+        <w:t xml:space="preserve">Led integration of acquired Trapster app into HERE Traffic platform, improving user onboarding experience and user engagement</w:t>
+      </w:r>
+    </w:p>
+    <w:p>
+      <w:pPr>
+        <w:ind w:left="720" w:right="-720" w:firstLine="0"/>
+        <w:rPr>
+          <w:color w:val="434343"/>
           <w:sz w:val="18"/>
           <w:szCs w:val="18"/>
         </w:rPr>
       </w:pPr>
       <w:r>
         <w:rPr>
-          <w:sz w:val="18"/>
-          <w:szCs w:val="18"/>
-          <w:rtl w:val="0"/>
-        </w:rPr>
-        <w:t xml:space="preserve">Invented modular shelter system for diverse applications, designed to be built  with simple tools and common materials</w:t>
-      </w:r>
-    </w:p>
-    <w:p>
-      <w:pPr>
-        <w:numPr>
-          <w:ilvl w:val="0"/>
-          <w:numId w:val="5"/>
-        </w:numPr>
+          <w:rtl w:val="0"/>
+        </w:rPr>
+      </w:r>
+    </w:p>
+    <w:p>
+      <w:pPr>
         <w:ind w:left="-630" w:right="-720" w:firstLine="0"/>
         <w:rPr>
-          <w:sz w:val="18"/>
-          <w:szCs w:val="18"/>
-        </w:rPr>
-      </w:pPr>
-      <w:r>
-        <w:rPr>
-          <w:sz w:val="18"/>
-          <w:szCs w:val="18"/>
-          <w:rtl w:val="0"/>
-        </w:rPr>
-        <w:t xml:space="preserve">Mastered Blender 3D, OnShape CAD, 3D printing and carpentry skills while prototyping the concept to market readiness</w:t>
-      </w:r>
-    </w:p>
-    <w:p>
-      <w:pPr>
-        <w:numPr>
-          <w:ilvl w:val="0"/>
-          <w:numId w:val="5"/>
-        </w:numPr>
-        <w:ind w:left="89.99999999999991" w:right="-720" w:hanging="719.9999999999999"/>
-        <w:rPr>
-          <w:sz w:val="18"/>
-          <w:szCs w:val="18"/>
-        </w:rPr>
-      </w:pPr>
-      <w:r>
-        <w:rPr>
-          <w:sz w:val="18"/>
-          <w:szCs w:val="18"/>
-          <w:rtl w:val="0"/>
-        </w:rPr>
-        <w:t xml:space="preserve">Iterated designs to production-ready specifications, including comprehensive bill of materials and fabrication cost analysis</w:t>
-      </w:r>
-    </w:p>
-    <w:p>
-      <w:pPr>
-        <w:numPr>
-          <w:ilvl w:val="0"/>
-          <w:numId w:val="5"/>
-        </w:numPr>
+          <w:color w:val="434343"/>
+          <w:sz w:val="20"/>
+          <w:szCs w:val="20"/>
+        </w:rPr>
+      </w:pPr>
+      <w:r>
+        <w:rPr>
+          <w:b w:val="1"/>
+          <w:color w:val="434343"/>
+          <w:sz w:val="20"/>
+          <w:szCs w:val="20"/>
+          <w:rtl w:val="0"/>
+        </w:rPr>
+        <w:t xml:space="preserve">GOGO INFLIGHT INTERNET  </w:t>
+      </w:r>
+      <w:r>
+        <w:rPr>
+          <w:color w:val="434343"/>
+          <w:sz w:val="20"/>
+          <w:szCs w:val="20"/>
+          <w:rtl w:val="0"/>
+        </w:rPr>
+        <w:t xml:space="preserve">Product Manager, Signature Services    APRIL 2008 - AUGUST 2012</w:t>
+      </w:r>
+    </w:p>
+    <w:p>
+      <w:pPr>
+        <w:numPr>
+          <w:ilvl w:val="0"/>
+          <w:numId w:val="3"/>
+        </w:numPr>
+        <w:ind w:left="-450" w:right="-720" w:hanging="180"/>
+        <w:rPr>
+          <w:sz w:val="16"/>
+          <w:szCs w:val="16"/>
+        </w:rPr>
+      </w:pPr>
+      <w:r>
+        <w:rPr>
+          <w:sz w:val="16"/>
+          <w:szCs w:val="16"/>
+          <w:rtl w:val="0"/>
+        </w:rPr>
+        <w:t xml:space="preserve">Launched inflight connectivity and airborne/terrestrial web services across 6 major airlines as pre-launch product team member</w:t>
+      </w:r>
+    </w:p>
+    <w:p>
+      <w:pPr>
+        <w:numPr>
+          <w:ilvl w:val="0"/>
+          <w:numId w:val="3"/>
+        </w:numPr>
+        <w:ind w:left="-450" w:right="-720" w:hanging="180"/>
+        <w:rPr>
+          <w:sz w:val="16"/>
+          <w:szCs w:val="16"/>
+        </w:rPr>
+      </w:pPr>
+      <w:r>
+        <w:rPr>
+          <w:sz w:val="16"/>
+          <w:szCs w:val="16"/>
+          <w:rtl w:val="0"/>
+        </w:rPr>
+        <w:t xml:space="preserve">Developed sponsored flight tracker generating recurring revenue streams, functioning independently of flight’s connection status</w:t>
+      </w:r>
+    </w:p>
+    <w:p>
+      <w:pPr>
+        <w:numPr>
+          <w:ilvl w:val="0"/>
+          <w:numId w:val="3"/>
+        </w:numPr>
+        <w:ind w:left="-450" w:right="-720" w:hanging="180"/>
+        <w:rPr>
+          <w:sz w:val="16"/>
+          <w:szCs w:val="16"/>
+        </w:rPr>
+      </w:pPr>
+      <w:r>
+        <w:rPr>
+          <w:sz w:val="16"/>
+          <w:szCs w:val="16"/>
+          <w:rtl w:val="0"/>
+        </w:rPr>
+        <w:t xml:space="preserve">Pioneered first Agile integration with FAA-proctored manufacturing process, establishing best practices for the company</w:t>
+      </w:r>
+    </w:p>
+    <w:p>
+      <w:pPr>
         <w:ind w:left="-630" w:right="-720" w:firstLine="0"/>
         <w:rPr>
-          <w:sz w:val="18"/>
-          <w:szCs w:val="18"/>
-        </w:rPr>
-      </w:pPr>
-      <w:r>
-        <w:rPr>
-          <w:sz w:val="18"/>
-          <w:szCs w:val="18"/>
-          <w:rtl w:val="0"/>
-        </w:rPr>
-        <w:t xml:space="preserve">Leveraged Cursor AI + Claude Code to build online marketing sites and business tools, integrating multiple AI services</w:t>
-      </w:r>
-    </w:p>
-    <w:p>
-      <w:pPr>
-        <w:numPr>
-          <w:ilvl w:val="0"/>
-          <w:numId w:val="5"/>
-        </w:numPr>
+          <w:sz w:val="20"/>
+          <w:szCs w:val="20"/>
+        </w:rPr>
+      </w:pPr>
+      <w:r>
+        <w:rPr>
+          <w:rtl w:val="0"/>
+        </w:rPr>
+      </w:r>
+    </w:p>
+    <w:p>
+      <w:pPr>
         <w:ind w:left="-630" w:right="-720" w:firstLine="0"/>
         <w:rPr>
-          <w:sz w:val="18"/>
-          <w:szCs w:val="18"/>
-          <w:u w:val="none"/>
-        </w:rPr>
-      </w:pPr>
-      <w:r>
-        <w:rPr>
-          <w:sz w:val="18"/>
-          <w:szCs w:val="18"/>
-          <w:rtl w:val="0"/>
-        </w:rPr>
-        <w:t xml:space="preserve">Open-sourced design files to focus on key use case: building zero-mile farming communities with Agrospheres</w:t>
+          <w:color w:val="666666"/>
+        </w:rPr>
+      </w:pPr>
+      <w:r>
+        <w:rPr>
+          <w:color w:val="666666"/>
+          <w:rtl w:val="0"/>
+        </w:rPr>
+        <w:t xml:space="preserve">ADDITIONAL EXPERIENCE</w:t>
+      </w:r>
+    </w:p>
+    <w:p>
+      <w:pPr>
+        <w:numPr>
+          <w:ilvl w:val="0"/>
+          <w:numId w:val="2"/>
+        </w:numPr>
+        <w:ind w:left="-450" w:hanging="180"/>
+        <w:rPr>
+          <w:sz w:val="16"/>
+          <w:szCs w:val="16"/>
+        </w:rPr>
+      </w:pPr>
+      <w:r>
+        <w:rPr>
+          <w:b w:val="1"/>
+          <w:sz w:val="16"/>
+          <w:szCs w:val="16"/>
+          <w:rtl w:val="0"/>
+        </w:rPr>
+        <w:t xml:space="preserve">Co-founder</w:t>
+      </w:r>
+      <w:r>
+        <w:rPr>
+          <w:sz w:val="16"/>
+          <w:szCs w:val="16"/>
+          <w:rtl w:val="0"/>
+        </w:rPr>
+        <w:t xml:space="preserve">, Cognistar.com: Built and managed digital video production teams for online continuing legal education startup</w:t>
+      </w:r>
+    </w:p>
+    <w:p>
+      <w:pPr>
+        <w:numPr>
+          <w:ilvl w:val="0"/>
+          <w:numId w:val="2"/>
+        </w:numPr>
+        <w:ind w:left="-450" w:hanging="180"/>
+        <w:rPr>
+          <w:sz w:val="16"/>
+          <w:szCs w:val="16"/>
+        </w:rPr>
+      </w:pPr>
+      <w:r>
+        <w:rPr>
+          <w:b w:val="1"/>
+          <w:sz w:val="16"/>
+          <w:szCs w:val="16"/>
+          <w:rtl w:val="0"/>
+        </w:rPr>
+        <w:t xml:space="preserve">Quality</w:t>
+      </w:r>
+      <w:r>
+        <w:rPr>
+          <w:sz w:val="16"/>
+          <w:szCs w:val="16"/>
+          <w:rtl w:val="0"/>
+        </w:rPr>
+        <w:t xml:space="preserve"> </w:t>
+      </w:r>
+      <w:r>
+        <w:rPr>
+          <w:b w:val="1"/>
+          <w:sz w:val="16"/>
+          <w:szCs w:val="16"/>
+          <w:rtl w:val="0"/>
+        </w:rPr>
+        <w:t xml:space="preserve">Assurance</w:t>
+      </w:r>
+      <w:r>
+        <w:rPr>
+          <w:sz w:val="16"/>
+          <w:szCs w:val="16"/>
+          <w:rtl w:val="0"/>
+        </w:rPr>
+        <w:t xml:space="preserve"> </w:t>
+      </w:r>
+      <w:r>
+        <w:rPr>
+          <w:b w:val="1"/>
+          <w:sz w:val="16"/>
+          <w:szCs w:val="16"/>
+          <w:rtl w:val="0"/>
+        </w:rPr>
+        <w:t xml:space="preserve">Lead</w:t>
+      </w:r>
+      <w:r>
+        <w:rPr>
+          <w:sz w:val="16"/>
+          <w:szCs w:val="16"/>
+          <w:rtl w:val="0"/>
+        </w:rPr>
+        <w:t xml:space="preserve">: Delivered four Super Nintendo games for Life Fitness "Exertainment" platform</w:t>
+      </w:r>
+    </w:p>
+    <w:p>
+      <w:pPr>
+        <w:numPr>
+          <w:ilvl w:val="0"/>
+          <w:numId w:val="2"/>
+        </w:numPr>
+        <w:ind w:left="-450" w:hanging="180"/>
+        <w:rPr>
+          <w:sz w:val="16"/>
+          <w:szCs w:val="16"/>
+        </w:rPr>
+      </w:pPr>
+      <w:r>
+        <w:rPr>
+          <w:b w:val="1"/>
+          <w:sz w:val="16"/>
+          <w:szCs w:val="16"/>
+          <w:rtl w:val="0"/>
+        </w:rPr>
+        <w:t xml:space="preserve">Board</w:t>
+      </w:r>
+      <w:r>
+        <w:rPr>
+          <w:sz w:val="16"/>
+          <w:szCs w:val="16"/>
+          <w:rtl w:val="0"/>
+        </w:rPr>
+        <w:t xml:space="preserve"> </w:t>
+      </w:r>
+      <w:r>
+        <w:rPr>
+          <w:b w:val="1"/>
+          <w:sz w:val="16"/>
+          <w:szCs w:val="16"/>
+          <w:rtl w:val="0"/>
+        </w:rPr>
+        <w:t xml:space="preserve">Director</w:t>
+      </w:r>
+      <w:r>
+        <w:rPr>
+          <w:sz w:val="16"/>
+          <w:szCs w:val="16"/>
+          <w:rtl w:val="0"/>
+        </w:rPr>
+        <w:t xml:space="preserve">: 501(c)(3) supporting How Weird Street Faire (</w:t>
+      </w:r>
+      <w:r>
+        <w:rPr>
+          <w:sz w:val="16"/>
+          <w:szCs w:val="16"/>
+          <w:rtl w:val="0"/>
+        </w:rPr>
+        <w:t xml:space="preserve">howweird.org</w:t>
+      </w:r>
+      <w:r>
+        <w:rPr>
+          <w:sz w:val="16"/>
+          <w:szCs w:val="16"/>
+          <w:rtl w:val="0"/>
+        </w:rPr>
+        <w:t xml:space="preserve">), 20+ years</w:t>
+      </w:r>
+    </w:p>
+    <w:p>
+      <w:pPr>
+        <w:numPr>
+          <w:ilvl w:val="0"/>
+          <w:numId w:val="2"/>
+        </w:numPr>
+        <w:ind w:left="-450" w:hanging="180"/>
+        <w:rPr>
+          <w:sz w:val="16"/>
+          <w:szCs w:val="16"/>
+        </w:rPr>
+      </w:pPr>
+      <w:r>
+        <w:rPr>
+          <w:b w:val="1"/>
+          <w:sz w:val="16"/>
+          <w:szCs w:val="16"/>
+          <w:rtl w:val="0"/>
+        </w:rPr>
+        <w:t xml:space="preserve">Volunteer</w:t>
+      </w:r>
+      <w:r>
+        <w:rPr>
+          <w:sz w:val="16"/>
+          <w:szCs w:val="16"/>
+          <w:rtl w:val="0"/>
+        </w:rPr>
+        <w:t xml:space="preserve"> Instructor: Snowboard instruction for disadvantaged inner city teens (chill.org) for 3 seasons</w:t>
+      </w:r>
+    </w:p>
+    <w:p>
+      <w:pPr>
+        <w:numPr>
+          <w:ilvl w:val="0"/>
+          <w:numId w:val="2"/>
+        </w:numPr>
+        <w:ind w:left="-450" w:hanging="180"/>
+        <w:rPr>
+          <w:sz w:val="16"/>
+          <w:szCs w:val="16"/>
+        </w:rPr>
+      </w:pPr>
+      <w:r>
+        <w:rPr>
+          <w:b w:val="1"/>
+          <w:sz w:val="16"/>
+          <w:szCs w:val="16"/>
+          <w:rtl w:val="0"/>
+        </w:rPr>
+        <w:t xml:space="preserve">Entrepreneur</w:t>
+      </w:r>
+      <w:r>
+        <w:rPr>
+          <w:sz w:val="16"/>
+          <w:szCs w:val="16"/>
+          <w:rtl w:val="0"/>
+        </w:rPr>
+        <w:t xml:space="preserve">: Founded skateboard shop at 16, contributing to college funding</w:t>
+      </w:r>
+    </w:p>
+    <w:p>
+      <w:pPr>
+        <w:rPr>
+          <w:sz w:val="16"/>
+          <w:szCs w:val="16"/>
+        </w:rPr>
+      </w:pPr>
+      <w:r>
+        <w:rPr>
+          <w:rtl w:val="0"/>
+        </w:rPr>
       </w:r>
     </w:p>
     <w:p>
       <w:pPr>
         <w:ind w:left="-630" w:right="-720" w:firstLine="0"/>
-        <w:rPr>
-          <w:sz w:val="20"/>
-          <w:szCs w:val="20"/>
+        <w:jc w:val="both"/>
+        <w:rPr>
+          <w:color w:val="666666"/>
+          <w:sz w:val="16"/>
+          <w:szCs w:val="16"/>
+        </w:rPr>
+      </w:pPr>
+      <w:r>
+        <w:rPr>
+          <w:color w:val="666666"/>
+          <w:rtl w:val="0"/>
+        </w:rPr>
+        <w:t xml:space="preserve">CORE COMPETENCIES</w:t>
+      </w:r>
+      <w:r>
+        <w:rPr>
+          <w:rtl w:val="0"/>
+        </w:rPr>
+      </w:r>
+    </w:p>
+    <w:p>
+      <w:pPr>
+        <w:ind w:left="-630" w:firstLine="0"/>
+        <w:rPr>
+          <w:sz w:val="16"/>
+          <w:szCs w:val="16"/>
+        </w:rPr>
+      </w:pPr>
+      <w:r>
+        <w:rPr>
+          <w:b w:val="1"/>
+          <w:sz w:val="16"/>
+          <w:szCs w:val="16"/>
+          <w:rtl w:val="0"/>
+        </w:rPr>
+        <w:t xml:space="preserve">Technical Skills:</w:t>
+      </w:r>
+      <w:r>
+        <w:rPr>
+          <w:sz w:val="16"/>
+          <w:szCs w:val="16"/>
+          <w:rtl w:val="0"/>
+        </w:rPr>
+        <w:t xml:space="preserve"> UX/UI Design, Product Management, Agile Methodologies, Design Systems, Figma, Blender 3D, AI Integration</w:t>
+      </w:r>
+    </w:p>
+    <w:p>
+      <w:pPr>
+        <w:ind w:left="-630" w:firstLine="0"/>
+        <w:rPr>
+          <w:sz w:val="16"/>
+          <w:szCs w:val="16"/>
+        </w:rPr>
+      </w:pPr>
+      <w:r>
+        <w:rPr>
+          <w:b w:val="1"/>
+          <w:sz w:val="16"/>
+          <w:szCs w:val="16"/>
+          <w:rtl w:val="0"/>
+        </w:rPr>
+        <w:t xml:space="preserve">Leadership Skills:</w:t>
+      </w:r>
+      <w:r>
+        <w:rPr>
+          <w:sz w:val="16"/>
+          <w:szCs w:val="16"/>
+          <w:rtl w:val="0"/>
+        </w:rPr>
+        <w:t xml:space="preserve"> Team Scaling, Cross-functional Collaboration, Strategic Vision, Stakeholder Management, Change Management</w:t>
+      </w:r>
+    </w:p>
+    <w:p>
+      <w:pPr>
+        <w:ind w:left="-630" w:firstLine="0"/>
+        <w:rPr>
+          <w:sz w:val="16"/>
+          <w:szCs w:val="16"/>
+        </w:rPr>
+      </w:pPr>
+      <w:r>
+        <w:rPr>
+          <w:b w:val="1"/>
+          <w:sz w:val="16"/>
+          <w:szCs w:val="16"/>
+          <w:rtl w:val="0"/>
+        </w:rPr>
+        <w:t xml:space="preserve">Industry Expertise:</w:t>
+      </w:r>
+      <w:r>
+        <w:rPr>
+          <w:sz w:val="16"/>
+          <w:szCs w:val="16"/>
+          <w:rtl w:val="0"/>
+        </w:rPr>
+        <w:t xml:space="preserve"> Digital Transformation, Enterprise Software, SaaS Platforms, Customer Experience, Revenue Optimization</w:t>
+      </w:r>
+    </w:p>
+    <w:p>
+      <w:pPr>
+        <w:ind w:left="-630" w:firstLine="0"/>
+        <w:rPr>
+          <w:sz w:val="16"/>
+          <w:szCs w:val="16"/>
         </w:rPr>
       </w:pPr>
       <w:r>
@@ -218,743 +1163,43 @@
     <w:p>
       <w:pPr>
         <w:ind w:left="-630" w:right="-720" w:firstLine="0"/>
+        <w:jc w:val="both"/>
+        <w:rPr>
+          <w:color w:val="666666"/>
+        </w:rPr>
+      </w:pPr>
+      <w:r>
+        <w:rPr>
+          <w:color w:val="666666"/>
+          <w:rtl w:val="0"/>
+        </w:rPr>
+        <w:t xml:space="preserve">EDUCATION</w:t>
+      </w:r>
+    </w:p>
+    <w:p>
+      <w:pPr>
+        <w:ind w:left="-630" w:right="-720" w:firstLine="0"/>
+        <w:rPr>
+          <w:sz w:val="20"/>
+          <w:szCs w:val="20"/>
+        </w:rPr>
+      </w:pPr>
+      <w:r>
         <w:rPr>
           <w:b w:val="1"/>
           <w:sz w:val="20"/>
           <w:szCs w:val="20"/>
-        </w:rPr>
-      </w:pPr>
-      <w:r>
-        <w:rPr>
-          <w:b w:val="1"/>
-          <w:sz w:val="20"/>
-          <w:szCs w:val="20"/>
-          <w:rtl w:val="0"/>
-        </w:rPr>
-        <w:t xml:space="preserve">JOHN DEERE AND COMPANY</w:t>
-      </w:r>
-    </w:p>
-    <w:p>
-      <w:pPr>
-        <w:ind w:left="-630" w:right="-720" w:firstLine="0"/>
-        <w:rPr>
-          <w:sz w:val="20"/>
-          <w:szCs w:val="20"/>
-        </w:rPr>
-      </w:pPr>
-      <w:r>
-        <w:rPr>
-          <w:sz w:val="20"/>
-          <w:szCs w:val="20"/>
-          <w:rtl w:val="0"/>
-        </w:rPr>
-        <w:t xml:space="preserve">Senior Lead User Experience, Digital Customer Experience | August 2020 - July 2024</w:t>
-      </w:r>
-    </w:p>
-    <w:p>
-      <w:pPr>
-        <w:numPr>
-          <w:ilvl w:val="0"/>
-          <w:numId w:val="7"/>
-        </w:numPr>
-        <w:ind w:left="-630" w:right="-720" w:firstLine="0"/>
-        <w:rPr>
-          <w:sz w:val="18"/>
-          <w:szCs w:val="18"/>
-        </w:rPr>
-      </w:pPr>
-      <w:r>
-        <w:rPr>
-          <w:sz w:val="18"/>
-          <w:szCs w:val="18"/>
-          <w:rtl w:val="0"/>
-        </w:rPr>
-        <w:t xml:space="preserve">Led User Experience for Digital Customer Experience, creating seamless self-service experiences across the enterprise</w:t>
-      </w:r>
-    </w:p>
-    <w:p>
-      <w:pPr>
-        <w:numPr>
-          <w:ilvl w:val="0"/>
-          <w:numId w:val="7"/>
-        </w:numPr>
-        <w:ind w:left="-630" w:right="-720" w:firstLine="0"/>
-        <w:rPr>
-          <w:sz w:val="18"/>
-          <w:szCs w:val="18"/>
-        </w:rPr>
-      </w:pPr>
-      <w:r>
-        <w:rPr>
-          <w:sz w:val="18"/>
-          <w:szCs w:val="18"/>
-          <w:rtl w:val="0"/>
-        </w:rPr>
-        <w:t xml:space="preserve">Unified global customer authentication and account management, establishing consistent experiences across all markets</w:t>
-      </w:r>
-    </w:p>
-    <w:p>
-      <w:pPr>
-        <w:numPr>
-          <w:ilvl w:val="0"/>
-          <w:numId w:val="7"/>
-        </w:numPr>
-        <w:ind w:left="-630" w:right="-720" w:firstLine="0"/>
-        <w:rPr>
-          <w:sz w:val="18"/>
-          <w:szCs w:val="18"/>
-        </w:rPr>
-      </w:pPr>
-      <w:r>
-        <w:rPr>
-          <w:sz w:val="18"/>
-          <w:szCs w:val="18"/>
-          <w:rtl w:val="0"/>
-        </w:rPr>
-        <w:t xml:space="preserve">Guided enterprise-wide transition to Figma from Sketch while creating comprehensive global design systems</w:t>
-      </w:r>
-    </w:p>
-    <w:p>
-      <w:pPr>
-        <w:numPr>
-          <w:ilvl w:val="0"/>
-          <w:numId w:val="7"/>
-        </w:numPr>
-        <w:ind w:left="-630" w:right="-720" w:firstLine="0"/>
-        <w:rPr>
-          <w:sz w:val="18"/>
-          <w:szCs w:val="18"/>
-        </w:rPr>
-      </w:pPr>
-      <w:r>
-        <w:rPr>
-          <w:sz w:val="18"/>
-          <w:szCs w:val="18"/>
-          <w:rtl w:val="0"/>
-        </w:rPr>
-        <w:t xml:space="preserve">Designed license management system deployed across all product lines worldwide, significantly increasing recurring revenue</w:t>
-      </w:r>
-    </w:p>
-    <w:p>
-      <w:pPr>
-        <w:ind w:left="-630" w:right="-720" w:firstLine="0"/>
-        <w:rPr>
-          <w:sz w:val="20"/>
-          <w:szCs w:val="20"/>
-        </w:rPr>
-      </w:pPr>
-      <w:r>
-        <w:rPr>
-          <w:rtl w:val="0"/>
-        </w:rPr>
-      </w:r>
-    </w:p>
-    <w:p>
-      <w:pPr>
-        <w:ind w:left="-630" w:right="-720" w:firstLine="0"/>
-        <w:rPr>
-          <w:b w:val="1"/>
-          <w:sz w:val="20"/>
-          <w:szCs w:val="20"/>
-        </w:rPr>
-      </w:pPr>
-      <w:r>
-        <w:rPr>
-          <w:b w:val="1"/>
-          <w:sz w:val="20"/>
-          <w:szCs w:val="20"/>
-          <w:rtl w:val="0"/>
-        </w:rPr>
-        <w:t xml:space="preserve">FOURKITES.COM</w:t>
-      </w:r>
-    </w:p>
-    <w:p>
-      <w:pPr>
-        <w:ind w:left="-630" w:right="-720" w:firstLine="0"/>
-        <w:rPr>
-          <w:sz w:val="20"/>
-          <w:szCs w:val="20"/>
-        </w:rPr>
-      </w:pPr>
-      <w:r>
-        <w:rPr>
-          <w:sz w:val="20"/>
-          <w:szCs w:val="20"/>
-          <w:rtl w:val="0"/>
-        </w:rPr>
-        <w:t xml:space="preserve">Head of User Experience | January 2017 - January 2020</w:t>
-      </w:r>
-    </w:p>
-    <w:p>
-      <w:pPr>
-        <w:numPr>
-          <w:ilvl w:val="0"/>
-          <w:numId w:val="4"/>
-        </w:numPr>
-        <w:ind w:left="89.99999999999991" w:right="-720" w:hanging="719.9999999999999"/>
-        <w:rPr>
-          <w:sz w:val="18"/>
-          <w:szCs w:val="18"/>
-        </w:rPr>
-      </w:pPr>
-      <w:r>
-        <w:rPr>
-          <w:sz w:val="18"/>
-          <w:szCs w:val="18"/>
-          <w:rtl w:val="0"/>
-        </w:rPr>
-        <w:t xml:space="preserve">Grew design organization from sole practitioner to team of 10, launching 6 major products that secured key enterprise clients</w:t>
-      </w:r>
-    </w:p>
-    <w:p>
-      <w:pPr>
-        <w:numPr>
-          <w:ilvl w:val="0"/>
-          <w:numId w:val="4"/>
-        </w:numPr>
-        <w:ind w:left="-630" w:right="-720" w:firstLine="0"/>
-        <w:rPr>
-          <w:sz w:val="18"/>
-          <w:szCs w:val="18"/>
-        </w:rPr>
-      </w:pPr>
-      <w:r>
-        <w:rPr>
-          <w:sz w:val="18"/>
-          <w:szCs w:val="18"/>
-          <w:rtl w:val="0"/>
-        </w:rPr>
-        <w:t xml:space="preserve">Built design practice from ground up as early employee (#28), establishing processes that scaled with rapid company growth</w:t>
-      </w:r>
-    </w:p>
-    <w:p>
-      <w:pPr>
-        <w:numPr>
-          <w:ilvl w:val="0"/>
-          <w:numId w:val="4"/>
-        </w:numPr>
-        <w:ind w:left="-630" w:right="-720" w:firstLine="0"/>
-        <w:rPr>
-          <w:sz w:val="18"/>
-          <w:szCs w:val="18"/>
-        </w:rPr>
-      </w:pPr>
-      <w:r>
-        <w:rPr>
-          <w:sz w:val="18"/>
-          <w:szCs w:val="18"/>
-          <w:rtl w:val="0"/>
-        </w:rPr>
-        <w:t xml:space="preserve">Created user research protocols that supported 300% year-over-year revenue growth, reaching $100MM annually</w:t>
-      </w:r>
-    </w:p>
-    <w:p>
-      <w:pPr>
-        <w:numPr>
-          <w:ilvl w:val="0"/>
-          <w:numId w:val="4"/>
-        </w:numPr>
-        <w:ind w:left="-630" w:right="-720" w:firstLine="0"/>
-        <w:rPr>
-          <w:sz w:val="18"/>
-          <w:szCs w:val="18"/>
-        </w:rPr>
-      </w:pPr>
-      <w:r>
-        <w:rPr>
-          <w:sz w:val="18"/>
-          <w:szCs w:val="18"/>
-          <w:rtl w:val="0"/>
-        </w:rPr>
-        <w:t xml:space="preserve">Led customer workshops at annual conference, growing attendance from 15 to 500+ participants over three years</w:t>
-      </w:r>
-    </w:p>
-    <w:p>
-      <w:pPr>
-        <w:ind w:left="-630" w:right="-720" w:firstLine="0"/>
-        <w:rPr>
-          <w:sz w:val="20"/>
-          <w:szCs w:val="20"/>
-        </w:rPr>
-      </w:pPr>
-      <w:r>
-        <w:rPr>
-          <w:rtl w:val="0"/>
-        </w:rPr>
-      </w:r>
-    </w:p>
-    <w:p>
-      <w:pPr>
-        <w:ind w:left="-630" w:right="-720" w:firstLine="0"/>
-        <w:rPr>
-          <w:b w:val="1"/>
-          <w:sz w:val="20"/>
-          <w:szCs w:val="20"/>
-        </w:rPr>
-      </w:pPr>
-      <w:r>
-        <w:rPr>
-          <w:b w:val="1"/>
-          <w:sz w:val="20"/>
-          <w:szCs w:val="20"/>
-          <w:rtl w:val="0"/>
-        </w:rPr>
-        <w:t xml:space="preserve">MAVENWAVE CONSULTING</w:t>
-      </w:r>
-    </w:p>
-    <w:p>
-      <w:pPr>
-        <w:ind w:left="-630" w:right="-720" w:firstLine="0"/>
-        <w:rPr>
-          <w:sz w:val="20"/>
-          <w:szCs w:val="20"/>
-        </w:rPr>
-      </w:pPr>
-      <w:r>
-        <w:rPr>
-          <w:sz w:val="20"/>
-          <w:szCs w:val="20"/>
-          <w:rtl w:val="0"/>
-        </w:rPr>
-        <w:t xml:space="preserve">Senior Management Consultant / Agile + UX | January 2014 - January 2017</w:t>
-      </w:r>
-    </w:p>
-    <w:p>
-      <w:pPr>
-        <w:numPr>
-          <w:ilvl w:val="0"/>
-          <w:numId w:val="1"/>
-        </w:numPr>
-        <w:ind w:left="-630" w:right="-720" w:firstLine="0"/>
-        <w:rPr>
-          <w:sz w:val="18"/>
-          <w:szCs w:val="18"/>
-        </w:rPr>
-      </w:pPr>
-      <w:r>
-        <w:rPr>
-          <w:sz w:val="18"/>
-          <w:szCs w:val="18"/>
-          <w:rtl w:val="0"/>
-        </w:rPr>
-        <w:t xml:space="preserve">Transformed digital product development for Fortune 500 clients including Abbott, Nike, and OptumRx</w:t>
-      </w:r>
-    </w:p>
-    <w:p>
-      <w:pPr>
-        <w:numPr>
-          <w:ilvl w:val="0"/>
-          <w:numId w:val="1"/>
-        </w:numPr>
-        <w:ind w:left="-630" w:right="-720" w:firstLine="0"/>
-        <w:rPr>
-          <w:sz w:val="18"/>
-          <w:szCs w:val="18"/>
-        </w:rPr>
-      </w:pPr>
-      <w:r>
-        <w:rPr>
-          <w:sz w:val="18"/>
-          <w:szCs w:val="18"/>
-          <w:rtl w:val="0"/>
-        </w:rPr>
-        <w:t xml:space="preserve">Built and mentored cross-functional design teams that consistently delivered ahead of schedule using Agile methodologies</w:t>
-      </w:r>
-    </w:p>
-    <w:p>
-      <w:pPr>
-        <w:numPr>
-          <w:ilvl w:val="0"/>
-          <w:numId w:val="1"/>
-        </w:numPr>
-        <w:ind w:left="-630" w:right="-720" w:firstLine="0"/>
-        <w:rPr>
-          <w:sz w:val="18"/>
-          <w:szCs w:val="18"/>
-          <w:u w:val="none"/>
-        </w:rPr>
-      </w:pPr>
-      <w:r>
-        <w:rPr>
-          <w:sz w:val="18"/>
-          <w:szCs w:val="18"/>
-          <w:rtl w:val="0"/>
-        </w:rPr>
-        <w:t xml:space="preserve">Led “Understanding Agile” to a wide range of enterprise stakeholders, teaching fundamentals and fostering engagement</w:t>
-      </w:r>
-    </w:p>
-    <w:p>
-      <w:pPr>
-        <w:ind w:left="-630" w:right="-720" w:firstLine="0"/>
-        <w:rPr>
-          <w:sz w:val="20"/>
-          <w:szCs w:val="20"/>
-        </w:rPr>
-      </w:pPr>
-      <w:r>
-        <w:rPr>
-          <w:rtl w:val="0"/>
-        </w:rPr>
-      </w:r>
-    </w:p>
-    <w:p>
-      <w:pPr>
-        <w:ind w:left="-630" w:right="-720" w:firstLine="0"/>
-        <w:rPr>
-          <w:b w:val="1"/>
-          <w:sz w:val="20"/>
-          <w:szCs w:val="20"/>
-        </w:rPr>
-      </w:pPr>
-      <w:r>
-        <w:rPr>
-          <w:b w:val="1"/>
-          <w:sz w:val="20"/>
-          <w:szCs w:val="20"/>
-          <w:rtl w:val="0"/>
-        </w:rPr>
-        <w:t xml:space="preserve">NOKIA / HERE MAPS</w:t>
-      </w:r>
-    </w:p>
-    <w:p>
-      <w:pPr>
-        <w:ind w:left="-630" w:right="-720" w:firstLine="0"/>
-        <w:rPr>
-          <w:sz w:val="20"/>
-          <w:szCs w:val="20"/>
-        </w:rPr>
-      </w:pPr>
-      <w:r>
-        <w:rPr>
-          <w:sz w:val="20"/>
-          <w:szCs w:val="20"/>
-          <w:rtl w:val="0"/>
-        </w:rPr>
-        <w:t xml:space="preserve">Product Marketing Manager, HERE Traffic | August 2012 - January 2014</w:t>
-      </w:r>
-    </w:p>
-    <w:p>
-      <w:pPr>
-        <w:numPr>
-          <w:ilvl w:val="0"/>
-          <w:numId w:val="6"/>
-        </w:numPr>
-        <w:ind w:left="-630" w:right="-720" w:firstLine="0"/>
-        <w:rPr>
-          <w:sz w:val="18"/>
-          <w:szCs w:val="18"/>
-        </w:rPr>
-      </w:pPr>
-      <w:r>
-        <w:rPr>
-          <w:sz w:val="18"/>
-          <w:szCs w:val="18"/>
-          <w:rtl w:val="0"/>
-        </w:rPr>
-        <w:t xml:space="preserve">Managed product marketing strategy for real-time traffic platform serving millions of users globally through in-dash GPS</w:t>
-      </w:r>
-    </w:p>
-    <w:p>
-      <w:pPr>
-        <w:numPr>
-          <w:ilvl w:val="0"/>
-          <w:numId w:val="6"/>
-        </w:numPr>
-        <w:ind w:left="-630" w:right="-720" w:firstLine="0"/>
-        <w:rPr>
-          <w:sz w:val="18"/>
-          <w:szCs w:val="18"/>
-        </w:rPr>
-      </w:pPr>
-      <w:r>
-        <w:rPr>
-          <w:sz w:val="18"/>
-          <w:szCs w:val="18"/>
-          <w:rtl w:val="0"/>
-        </w:rPr>
-        <w:t xml:space="preserve">Created revenue-generating inflight products including flight tracker that functioned even during connection outages</w:t>
-      </w:r>
-    </w:p>
-    <w:p>
-      <w:pPr>
-        <w:numPr>
-          <w:ilvl w:val="0"/>
-          <w:numId w:val="6"/>
-        </w:numPr>
-        <w:ind w:left="-630" w:right="-720" w:firstLine="0"/>
-        <w:rPr>
-          <w:sz w:val="18"/>
-          <w:szCs w:val="18"/>
-          <w:u w:val="none"/>
-        </w:rPr>
-      </w:pPr>
-      <w:r>
-        <w:rPr>
-          <w:sz w:val="18"/>
-          <w:szCs w:val="18"/>
-          <w:rtl w:val="0"/>
-        </w:rPr>
-        <w:t xml:space="preserve">Joined acquired Trapster app to lead app  onboarding experience and integration into the HERE Traffic platform</w:t>
-      </w:r>
-    </w:p>
-    <w:p>
-      <w:pPr>
-        <w:ind w:left="720" w:right="-720" w:firstLine="0"/>
-        <w:rPr>
-          <w:sz w:val="18"/>
-          <w:szCs w:val="18"/>
-        </w:rPr>
-      </w:pPr>
-      <w:r>
-        <w:rPr>
-          <w:rtl w:val="0"/>
-        </w:rPr>
-      </w:r>
-    </w:p>
-    <w:p>
-      <w:pPr>
-        <w:ind w:left="-630" w:right="-720" w:firstLine="0"/>
-        <w:rPr>
-          <w:b w:val="1"/>
-          <w:sz w:val="20"/>
-          <w:szCs w:val="20"/>
-        </w:rPr>
-      </w:pPr>
-      <w:r>
-        <w:rPr>
-          <w:b w:val="1"/>
-          <w:sz w:val="20"/>
-          <w:szCs w:val="20"/>
-          <w:rtl w:val="0"/>
-        </w:rPr>
-        <w:t xml:space="preserve">GOGO INFLIGHT INTERNET</w:t>
-      </w:r>
-    </w:p>
-    <w:p>
-      <w:pPr>
-        <w:ind w:left="-630" w:right="-720" w:firstLine="0"/>
-        <w:rPr>
-          <w:sz w:val="20"/>
-          <w:szCs w:val="20"/>
-        </w:rPr>
-      </w:pPr>
-      <w:r>
-        <w:rPr>
-          <w:sz w:val="20"/>
-          <w:szCs w:val="20"/>
-          <w:rtl w:val="0"/>
-        </w:rPr>
-        <w:t xml:space="preserve">Product Manager, Signature Services | April 2008 - August 2012</w:t>
-      </w:r>
-    </w:p>
-    <w:p>
-      <w:pPr>
-        <w:numPr>
-          <w:ilvl w:val="0"/>
-          <w:numId w:val="3"/>
-        </w:numPr>
-        <w:ind w:left="-630" w:right="-720" w:firstLine="0"/>
-        <w:rPr>
-          <w:sz w:val="18"/>
-          <w:szCs w:val="18"/>
-        </w:rPr>
-      </w:pPr>
-      <w:r>
-        <w:rPr>
-          <w:sz w:val="18"/>
-          <w:szCs w:val="18"/>
-          <w:rtl w:val="0"/>
-        </w:rPr>
-        <w:t xml:space="preserve">Joined pre-launch product team that brought inflight connectivity and related airborne/terrestrial web services to 6 airlines</w:t>
-      </w:r>
-    </w:p>
-    <w:p>
-      <w:pPr>
-        <w:numPr>
-          <w:ilvl w:val="0"/>
-          <w:numId w:val="3"/>
-        </w:numPr>
-        <w:ind w:left="-630" w:right="-720" w:firstLine="0"/>
-        <w:rPr>
-          <w:sz w:val="18"/>
-          <w:szCs w:val="18"/>
-        </w:rPr>
-      </w:pPr>
-      <w:r>
-        <w:rPr>
-          <w:sz w:val="18"/>
-          <w:szCs w:val="18"/>
-          <w:rtl w:val="0"/>
-        </w:rPr>
-        <w:t xml:space="preserve">Created revenue-generating inflight products including sponsored flight tracker that worked even when the connection didn’t</w:t>
-      </w:r>
-    </w:p>
-    <w:p>
-      <w:pPr>
-        <w:numPr>
-          <w:ilvl w:val="0"/>
-          <w:numId w:val="3"/>
-        </w:numPr>
-        <w:ind w:left="-630" w:right="-720" w:firstLine="0"/>
-        <w:rPr>
-          <w:sz w:val="18"/>
-          <w:szCs w:val="18"/>
-          <w:u w:val="none"/>
-        </w:rPr>
-      </w:pPr>
-      <w:r>
-        <w:rPr>
-          <w:sz w:val="18"/>
-          <w:szCs w:val="18"/>
-          <w:rtl w:val="0"/>
-        </w:rPr>
-        <w:t xml:space="preserve">On team for first Agile integration with an FAA proctored manufacturing process</w:t>
-      </w:r>
-    </w:p>
-    <w:p>
-      <w:pPr>
-        <w:ind w:left="-630" w:right="-720" w:firstLine="0"/>
-        <w:rPr>
-          <w:sz w:val="20"/>
-          <w:szCs w:val="20"/>
-        </w:rPr>
-      </w:pPr>
-      <w:r>
-        <w:rPr>
-          <w:rtl w:val="0"/>
-        </w:rPr>
-      </w:r>
-    </w:p>
-    <w:p>
-      <w:pPr>
-        <w:ind w:left="-630" w:right="-720" w:firstLine="0"/>
-        <w:rPr>
-          <w:b w:val="1"/>
-          <w:sz w:val="20"/>
-          <w:szCs w:val="20"/>
-        </w:rPr>
-      </w:pPr>
-      <w:r>
-        <w:rPr>
-          <w:b w:val="1"/>
-          <w:sz w:val="20"/>
-          <w:szCs w:val="20"/>
-          <w:rtl w:val="0"/>
-        </w:rPr>
-        <w:t xml:space="preserve">ADDITIONALLY</w:t>
-      </w:r>
-    </w:p>
-    <w:p>
-      <w:pPr>
-        <w:numPr>
-          <w:ilvl w:val="0"/>
-          <w:numId w:val="2"/>
-        </w:numPr>
-        <w:ind w:left="-630" w:right="-720" w:firstLine="0"/>
-        <w:rPr>
-          <w:sz w:val="18"/>
-          <w:szCs w:val="18"/>
-        </w:rPr>
-      </w:pPr>
-      <w:r>
-        <w:rPr>
-          <w:sz w:val="18"/>
-          <w:szCs w:val="18"/>
-          <w:rtl w:val="0"/>
-        </w:rPr>
-        <w:t xml:space="preserve">Built and managed digital video production teams for online education startup cognistar.com as 1 of 6 co-founders</w:t>
-      </w:r>
-      <w:r>
-        <w:rPr>
-          <w:rtl w:val="0"/>
-        </w:rPr>
-      </w:r>
-    </w:p>
-    <w:p>
-      <w:pPr>
-        <w:numPr>
-          <w:ilvl w:val="0"/>
-          <w:numId w:val="2"/>
-        </w:numPr>
-        <w:ind w:left="-630" w:right="-720" w:firstLine="0"/>
-        <w:rPr>
-          <w:sz w:val="18"/>
-          <w:szCs w:val="18"/>
-          <w:u w:val="none"/>
-        </w:rPr>
-      </w:pPr>
-      <w:r>
-        <w:rPr>
-          <w:sz w:val="18"/>
-          <w:szCs w:val="18"/>
-          <w:rtl w:val="0"/>
-        </w:rPr>
-        <w:t xml:space="preserve">Led Quality Assurance on four Super Nintendo games for Life Fitness' exercise equipment platform "Exertainment"</w:t>
-      </w:r>
-    </w:p>
-    <w:p>
-      <w:pPr>
-        <w:numPr>
-          <w:ilvl w:val="0"/>
-          <w:numId w:val="2"/>
-        </w:numPr>
-        <w:ind w:left="-630" w:right="-720" w:firstLine="0"/>
-        <w:rPr>
-          <w:sz w:val="18"/>
-          <w:szCs w:val="18"/>
-          <w:u w:val="none"/>
-        </w:rPr>
-      </w:pPr>
-      <w:r>
-        <w:rPr>
-          <w:sz w:val="18"/>
-          <w:szCs w:val="18"/>
-          <w:rtl w:val="0"/>
-        </w:rPr>
-        <w:t xml:space="preserve">Original crew member and board director for the 501(c)(3) supporting the How Weird Street Faire (howweird.org)</w:t>
-      </w:r>
-    </w:p>
-    <w:p>
-      <w:pPr>
-        <w:numPr>
-          <w:ilvl w:val="0"/>
-          <w:numId w:val="2"/>
-        </w:numPr>
-        <w:ind w:left="-630" w:right="-720" w:firstLine="0"/>
-        <w:rPr>
-          <w:sz w:val="18"/>
-          <w:szCs w:val="18"/>
-        </w:rPr>
-      </w:pPr>
-      <w:r>
-        <w:rPr>
-          <w:sz w:val="18"/>
-          <w:szCs w:val="18"/>
-          <w:rtl w:val="0"/>
-        </w:rPr>
-        <w:t xml:space="preserve">Snowboard instructor for disadvantaged inner city teens (chill.org @ Wachusett Mountain, MA) for 3 seasons</w:t>
-      </w:r>
-    </w:p>
-    <w:p>
-      <w:pPr>
-        <w:numPr>
-          <w:ilvl w:val="0"/>
-          <w:numId w:val="2"/>
-        </w:numPr>
-        <w:ind w:left="-630" w:right="-720" w:firstLine="0"/>
-        <w:rPr>
-          <w:sz w:val="18"/>
-          <w:szCs w:val="18"/>
-          <w:u w:val="none"/>
-        </w:rPr>
-      </w:pPr>
-      <w:r>
-        <w:rPr>
-          <w:sz w:val="18"/>
-          <w:szCs w:val="18"/>
-          <w:rtl w:val="0"/>
-        </w:rPr>
-        <w:t xml:space="preserve">Started skateboard shop at 16 - helped pay for college</w:t>
+          <w:rtl w:val="0"/>
+        </w:rPr>
+        <w:t xml:space="preserve">Arizona State University</w:t>
+      </w:r>
+      <w:r>
+        <w:rPr>
+          <w:sz w:val="20"/>
+          <w:szCs w:val="20"/>
+          <w:rtl w:val="0"/>
+        </w:rPr>
+        <w:t xml:space="preserve"> Bachelor of Arts, Humanities and Architectural Theory</w:t>
       </w:r>
     </w:p>
     <w:sectPr>
@@ -977,14 +1222,6 @@
     </w:pPr>
     <w:r>
       <w:rPr>
-        <w:sz w:val="20"/>
-        <w:szCs w:val="20"/>
-        <w:rtl w:val="0"/>
-      </w:rPr>
-      <w:t xml:space="preserve">Arizona State University, B.A. Humanities and Architectural Theory</w:t>
-    </w:r>
-    <w:r>
-      <w:rPr>
         <w:rtl w:val="0"/>
       </w:rPr>
     </w:r>
@@ -998,44 +1235,54 @@
     <w:pPr>
       <w:pStyle w:val="Heading2"/>
       <w:ind w:left="-630" w:right="-720" w:firstLine="0"/>
-      <w:jc w:val="center"/>
-      <w:rPr>
-        <w:color w:val="999999"/>
-        <w:sz w:val="22"/>
-        <w:szCs w:val="22"/>
+      <w:rPr>
+        <w:color w:val="434343"/>
+        <w:sz w:val="20"/>
+        <w:szCs w:val="20"/>
       </w:rPr>
     </w:pPr>
     <w:bookmarkStart w:colFirst="0" w:colLast="0" w:name="_v1qdw49vp2i" w:id="0"/>
     <w:bookmarkEnd w:id="0"/>
     <w:r>
       <w:rPr>
-        <w:color w:val="666666"/>
+        <w:color w:val="434343"/>
         <w:rtl w:val="0"/>
       </w:rPr>
       <w:t xml:space="preserve">PETER BARTSCH</w:t>
     </w:r>
     <w:r>
       <w:rPr>
-        <w:color w:val="666666"/>
+        <w:color w:val="434343"/>
         <w:rtl w:val="0"/>
       </w:rPr>
-      <w:t xml:space="preserve">                 </w:t>
+      <w:t xml:space="preserve">       </w:t>
     </w:r>
     <w:r>
       <w:rPr>
-        <w:color w:val="b7b7b7"/>
+        <w:color w:val="434343"/>
+        <w:sz w:val="20"/>
+        <w:szCs w:val="20"/>
         <w:rtl w:val="0"/>
       </w:rPr>
-      <w:t xml:space="preserve"> </w:t>
+      <w:t xml:space="preserve">(847) 636-2708   |   </w:t>
     </w:r>
     <w:r>
       <w:rPr>
-        <w:color w:val="999999"/>
-        <w:sz w:val="22"/>
-        <w:szCs w:val="22"/>
+        <w:color w:val="434343"/>
+        <w:sz w:val="20"/>
+        <w:szCs w:val="20"/>
         <w:rtl w:val="0"/>
       </w:rPr>
-      <w:t xml:space="preserve">PETER@PETERBARTSCH.COM                          (847) 636-2708</w:t>
+      <w:t xml:space="preserve">peter@peterbartsch.com  </w:t>
+    </w:r>
+    <w:r>
+      <w:rPr>
+        <w:color w:val="434343"/>
+        <w:sz w:val="20"/>
+        <w:szCs w:val="20"/>
+        <w:rtl w:val="0"/>
+      </w:rPr>
+      <w:t xml:space="preserve"> |   http://linkedin.com/in/peterbartsch</w:t>
     </w:r>
   </w:p>
 </w:hdr>
@@ -1594,116 +1841,6 @@
     </w:lvl>
   </w:abstractNum>
   <w:abstractNum w:abstractNumId="6">
-    <w:lvl w:ilvl="0">
-      <w:start w:val="1"/>
-      <w:numFmt w:val="bullet"/>
-      <w:lvlText w:val="●"/>
-      <w:lvlJc w:val="left"/>
-      <w:pPr>
-        <w:ind w:left="720" w:hanging="360"/>
-      </w:pPr>
-      <w:rPr>
-        <w:u w:val="none"/>
-      </w:rPr>
-    </w:lvl>
-    <w:lvl w:ilvl="1">
-      <w:start w:val="1"/>
-      <w:numFmt w:val="bullet"/>
-      <w:lvlText w:val="○"/>
-      <w:lvlJc w:val="left"/>
-      <w:pPr>
-        <w:ind w:left="1440" w:hanging="360"/>
-      </w:pPr>
-      <w:rPr>
-        <w:u w:val="none"/>
-      </w:rPr>
-    </w:lvl>
-    <w:lvl w:ilvl="2">
-      <w:start w:val="1"/>
-      <w:numFmt w:val="bullet"/>
-      <w:lvlText w:val="■"/>
-      <w:lvlJc w:val="left"/>
-      <w:pPr>
-        <w:ind w:left="2160" w:hanging="360"/>
-      </w:pPr>
-      <w:rPr>
-        <w:u w:val="none"/>
-      </w:rPr>
-    </w:lvl>
-    <w:lvl w:ilvl="3">
-      <w:start w:val="1"/>
-      <w:numFmt w:val="bullet"/>
-      <w:lvlText w:val="●"/>
-      <w:lvlJc w:val="left"/>
-      <w:pPr>
-        <w:ind w:left="2880" w:hanging="360"/>
-      </w:pPr>
-      <w:rPr>
-        <w:u w:val="none"/>
-      </w:rPr>
-    </w:lvl>
-    <w:lvl w:ilvl="4">
-      <w:start w:val="1"/>
-      <w:numFmt w:val="bullet"/>
-      <w:lvlText w:val="○"/>
-      <w:lvlJc w:val="left"/>
-      <w:pPr>
-        <w:ind w:left="3600" w:hanging="360"/>
-      </w:pPr>
-      <w:rPr>
-        <w:u w:val="none"/>
-      </w:rPr>
-    </w:lvl>
-    <w:lvl w:ilvl="5">
-      <w:start w:val="1"/>
-      <w:numFmt w:val="bullet"/>
-      <w:lvlText w:val="■"/>
-      <w:lvlJc w:val="left"/>
-      <w:pPr>
-        <w:ind w:left="4320" w:hanging="360"/>
-      </w:pPr>
-      <w:rPr>
-        <w:u w:val="none"/>
-      </w:rPr>
-    </w:lvl>
-    <w:lvl w:ilvl="6">
-      <w:start w:val="1"/>
-      <w:numFmt w:val="bullet"/>
-      <w:lvlText w:val="●"/>
-      <w:lvlJc w:val="left"/>
-      <w:pPr>
-        <w:ind w:left="5040" w:hanging="360"/>
-      </w:pPr>
-      <w:rPr>
-        <w:u w:val="none"/>
-      </w:rPr>
-    </w:lvl>
-    <w:lvl w:ilvl="7">
-      <w:start w:val="1"/>
-      <w:numFmt w:val="bullet"/>
-      <w:lvlText w:val="○"/>
-      <w:lvlJc w:val="left"/>
-      <w:pPr>
-        <w:ind w:left="5760" w:hanging="360"/>
-      </w:pPr>
-      <w:rPr>
-        <w:u w:val="none"/>
-      </w:rPr>
-    </w:lvl>
-    <w:lvl w:ilvl="8">
-      <w:start w:val="1"/>
-      <w:numFmt w:val="bullet"/>
-      <w:lvlText w:val="■"/>
-      <w:lvlJc w:val="left"/>
-      <w:pPr>
-        <w:ind w:left="6480" w:hanging="360"/>
-      </w:pPr>
-      <w:rPr>
-        <w:u w:val="none"/>
-      </w:rPr>
-    </w:lvl>
-  </w:abstractNum>
-  <w:abstractNum w:abstractNumId="7">
     <w:lvl w:ilvl="0">
       <w:start w:val="1"/>
       <w:numFmt w:val="bullet"/>
@@ -1830,9 +1967,6 @@
   </w:num>
   <w:num w:numId="6">
     <w:abstractNumId w:val="6"/>
-  </w:num>
-  <w:num w:numId="7">
-    <w:abstractNumId w:val="7"/>
   </w:num>
 </w:numbering>
 </file>

--- a/Peter-Bartsch-Resume.docx
+++ b/Peter-Bartsch-Resume.docx
@@ -6,13 +6,21 @@
       <w:pPr>
         <w:spacing w:after="240" w:before="240" w:lineRule="auto"/>
         <w:ind w:left="-630.0000000000001" w:right="-623.3333333333348" w:firstLine="0"/>
-        <w:rPr/>
-      </w:pPr>
-      <w:r>
-        <w:rPr>
-          <w:rtl w:val="0"/>
-        </w:rPr>
-        <w:t xml:space="preserve">Enterprise product designer who builds teams and drives revenue. 15 years turning complex data into products that scale—from solo designer at a $3M startup to leading design across $38B global enterprise.</w:t>
+        <w:rPr>
+          <w:sz w:val="8"/>
+          <w:szCs w:val="8"/>
+        </w:rPr>
+      </w:pPr>
+      <w:r>
+        <w:rPr>
+          <w:rtl w:val="0"/>
+        </w:rPr>
+        <w:t xml:space="preserve">Product designer specializing in enterprise design systems and complex data products. 15 years hands-on work—from solo IC at $3M startup to senior designer at $38B enterprise. Research, prototyping, systematic design, and occasional team building along the way.</w:t>
+      </w:r>
+      <w:r>
+        <w:rPr>
+          <w:rtl w:val="0"/>
+        </w:rPr>
       </w:r>
     </w:p>
     <w:p>
@@ -131,35 +139,6 @@
           <w:rtl w:val="0"/>
         </w:rPr>
         <w:t xml:space="preserve"> Whole Thiosphere Handbook—200+ page build guide with architectural drawings, cut lists, and assembly instructions, targeting 2,000 early customers with lifetime updates</w:t>
-      </w:r>
-    </w:p>
-    <w:p>
-      <w:pPr>
-        <w:numPr>
-          <w:ilvl w:val="0"/>
-          <w:numId w:val="3"/>
-        </w:numPr>
-        <w:spacing w:after="0" w:afterAutospacing="0" w:before="0" w:beforeAutospacing="0" w:line="240" w:lineRule="auto"/>
-        <w:ind w:left="720" w:right="-623.3333333333348" w:hanging="360"/>
-        <w:jc w:val="both"/>
-        <w:rPr>
-          <w:color w:val="434343"/>
-        </w:rPr>
-      </w:pPr>
-      <w:r>
-        <w:rPr>
-          <w:b w:val="1"/>
-          <w:bCs w:val="1"/>
-          <w:rtl w:val="0"/>
-        </w:rPr>
-        <w:t xml:space="preserve">Created open-source hardware platform</w:t>
-      </w:r>
-      <w:r>
-        <w:rPr>
-          <w:color w:val="434343"/>
-          <w:rtl w:val="0"/>
-        </w:rPr>
-        <w:t xml:space="preserve"> (CERN OHL v2) with standardized modular components for local manufacturing, enabling worldwide community building and customization</w:t>
       </w:r>
     </w:p>
     <w:p>

--- a/Peter-Bartsch-Resume.docx
+++ b/Peter-Bartsch-Resume.docx
@@ -13,9 +13,10 @@
       </w:pPr>
       <w:r>
         <w:rPr>
-          <w:rtl w:val="0"/>
-        </w:rPr>
-        <w:t xml:space="preserve">Product designer specializing in enterprise design systems and complex data products. 15 years hands-on work—from solo IC at $3M startup to senior designer at $38B enterprise. Research, prototyping, systematic design, and occasional team building along the way.</w:t>
+          <w:rFonts w:ascii="Arial Unicode MS" w:cs="Arial Unicode MS" w:eastAsia="Arial Unicode MS" w:hAnsi="Arial Unicode MS"/>
+          <w:rtl w:val="0"/>
+        </w:rPr>
+        <w:t xml:space="preserve">Product designer who ships. 15+ years building 0→1 products and scaling design systems—from solo founder to employee #28 at hypergrowth startup to senior IC at $38B enterprise. Research-driven, prototype-obsessed, comfortable with ambiguity.</w:t>
       </w:r>
       <w:r>
         <w:rPr>
@@ -34,12 +35,6 @@
       </w:pPr>
       <w:r>
         <w:rPr>
-          <w:rtl w:val="0"/>
-        </w:rPr>
-        <w:br w:type="textWrapping"/>
-      </w:r>
-      <w:r>
-        <w:rPr>
           <w:color w:val="999999"/>
           <w:rtl w:val="0"/>
         </w:rPr>
@@ -49,7 +44,7 @@
     <w:p>
       <w:pPr>
         <w:spacing w:after="240" w:before="240" w:line="240" w:lineRule="auto"/>
-        <w:ind w:left="-630.0000000000001" w:right="-623.3333333333348" w:firstLine="0"/>
+        <w:ind w:left="-630.0000000000001" w:right="0" w:firstLine="0"/>
         <w:jc w:val="both"/>
         <w:rPr/>
       </w:pPr>
@@ -67,7 +62,7 @@
         </w:rPr>
         <w:t xml:space="preserve"> | Aug 2024 - Present </w:t>
         <w:br w:type="textWrapping"/>
-        <w:t xml:space="preserve">Open-source modular shelter system that transforms parking spaces into productive environments—from saunas to urban farms.</w:t>
+        <w:t xml:space="preserve">Treating AI as my technical co-founder, learning how to compress timelines, work across disciplines, and ship products that traditionally require full teams. Building open-source modular shelter systems that transform parking spot sized spaces into productive environments.</w:t>
       </w:r>
     </w:p>
     <w:p>
@@ -77,33 +72,32 @@
           <w:numId w:val="3"/>
         </w:numPr>
         <w:spacing w:after="0" w:afterAutospacing="0" w:before="240" w:line="240" w:lineRule="auto"/>
-        <w:ind w:left="720" w:right="-623.3333333333348" w:hanging="360"/>
-        <w:jc w:val="both"/>
-        <w:rPr>
-          <w:color w:val="434343"/>
-        </w:rPr>
-      </w:pPr>
-      <w:r>
-        <w:rPr>
-          <w:rFonts w:ascii="Arial Unicode MS" w:cs="Arial Unicode MS" w:eastAsia="Arial Unicode MS" w:hAnsi="Arial Unicode MS"/>
-          <w:b w:val="1"/>
-          <w:bCs w:val="1"/>
-          <w:rtl w:val="0"/>
-        </w:rPr>
-        <w:t xml:space="preserve">Designed and built complete product ecosystem from 0→1</w:t>
-      </w:r>
-      <w:r>
-        <w:rPr>
-          <w:rtl w:val="0"/>
-        </w:rPr>
-        <w:t xml:space="preserve">: </w:t>
-      </w:r>
-      <w:r>
-        <w:rPr>
-          <w:color w:val="434343"/>
-          <w:rtl w:val="0"/>
-        </w:rPr>
-        <w:t xml:space="preserve">5 modular shelter variants with full CAD/3D models (OnShape), physical working prototype, web platform, and multi-tier business model—leveraging AI tools (Claude, Cursor) as technical co-founder to accelerate development across design, engineering, and strategy</w:t>
+        <w:ind w:left="720" w:hanging="360"/>
+        <w:rPr>
+          <w:color w:val="434343"/>
+          <w:sz w:val="20"/>
+          <w:szCs w:val="20"/>
+        </w:rPr>
+      </w:pPr>
+      <w:r>
+        <w:rPr>
+          <w:b w:val="1"/>
+          <w:bCs w:val="1"/>
+          <w:color w:val="434343"/>
+          <w:sz w:val="20"/>
+          <w:szCs w:val="20"/>
+          <w:rtl w:val="0"/>
+        </w:rPr>
+        <w:t xml:space="preserve">Created complete product ecosystem solo in 18 months</w:t>
+      </w:r>
+      <w:r>
+        <w:rPr>
+          <w:color w:val="434343"/>
+          <w:sz w:val="20"/>
+          <w:szCs w:val="20"/>
+          <w:rtl w:val="0"/>
+        </w:rPr>
+        <w:t xml:space="preserve">: brand identity inspired by early 2000s open-source culture, 3 websites (thios.co, blog, store), 5 shelter variants with CAD models, physical prototype, and handbook generating first revenue</w:t>
       </w:r>
     </w:p>
     <w:p>
@@ -113,32 +107,68 @@
           <w:numId w:val="3"/>
         </w:numPr>
         <w:spacing w:after="0" w:afterAutospacing="0" w:before="0" w:beforeAutospacing="0" w:line="240" w:lineRule="auto"/>
-        <w:ind w:left="720" w:right="-623.3333333333348" w:hanging="360"/>
-        <w:jc w:val="both"/>
-        <w:rPr>
-          <w:color w:val="434343"/>
-        </w:rPr>
-      </w:pPr>
-      <w:r>
-        <w:rPr>
-          <w:b w:val="1"/>
-          <w:bCs w:val="1"/>
-          <w:rtl w:val="0"/>
-        </w:rPr>
-        <w:t xml:space="preserve">Launched first revenue-generating product</w:t>
-      </w:r>
-      <w:r>
-        <w:rPr>
-          <w:rtl w:val="0"/>
-        </w:rPr>
-        <w:t xml:space="preserve">:</w:t>
-      </w:r>
-      <w:r>
-        <w:rPr>
-          <w:color w:val="434343"/>
-          <w:rtl w:val="0"/>
-        </w:rPr>
-        <w:t xml:space="preserve"> Whole Thiosphere Handbook—200+ page build guide with architectural drawings, cut lists, and assembly instructions, targeting 2,000 early customers with lifetime updates</w:t>
+        <w:ind w:left="720" w:hanging="360"/>
+        <w:rPr>
+          <w:color w:val="434343"/>
+          <w:sz w:val="20"/>
+          <w:szCs w:val="20"/>
+        </w:rPr>
+      </w:pPr>
+      <w:r>
+        <w:rPr>
+          <w:b w:val="1"/>
+          <w:bCs w:val="1"/>
+          <w:color w:val="434343"/>
+          <w:sz w:val="20"/>
+          <w:szCs w:val="20"/>
+          <w:rtl w:val="0"/>
+        </w:rPr>
+        <w:t xml:space="preserve">Applied full career toolkit simultaneously</w:t>
+      </w:r>
+      <w:r>
+        <w:rPr>
+          <w:rFonts w:ascii="Arial Unicode MS" w:cs="Arial Unicode MS" w:eastAsia="Arial Unicode MS" w:hAnsi="Arial Unicode MS"/>
+          <w:color w:val="434343"/>
+          <w:sz w:val="20"/>
+          <w:szCs w:val="20"/>
+          <w:rtl w:val="0"/>
+        </w:rPr>
+        <w:t xml:space="preserve">—product strategy, marketing, and design execution using GitHub Copilot → Cursor → Anti Gravity progression; proving experienced generalists can operate across traditional role boundaries with AI partnership</w:t>
+      </w:r>
+    </w:p>
+    <w:p>
+      <w:pPr>
+        <w:numPr>
+          <w:ilvl w:val="0"/>
+          <w:numId w:val="3"/>
+        </w:numPr>
+        <w:spacing w:after="0" w:afterAutospacing="0" w:before="0" w:beforeAutospacing="0" w:line="240" w:lineRule="auto"/>
+        <w:ind w:left="720" w:hanging="360"/>
+        <w:rPr>
+          <w:color w:val="434343"/>
+          <w:sz w:val="20"/>
+          <w:szCs w:val="20"/>
+        </w:rPr>
+      </w:pPr>
+      <w:r>
+        <w:rPr>
+          <w:b w:val="1"/>
+          <w:bCs w:val="1"/>
+          <w:color w:val="434343"/>
+          <w:sz w:val="20"/>
+          <w:szCs w:val="20"/>
+          <w:rtl w:val="0"/>
+        </w:rPr>
+        <w:t xml:space="preserve">Established AI-augmented workflows</w:t>
+      </w:r>
+      <w:r>
+        <w:rPr>
+          <w:color w:val="434343"/>
+          <w:sz w:val="20"/>
+          <w:szCs w:val="20"/>
+          <w:rtl w:val="0"/>
+        </w:rPr>
+        <w:t xml:space="preserve">: Obsidian MD + AI for project management and research synthesis; Figma Make for design-to-code; compressed prototyping cycles 70% through conversational development in Cursor and Anti-Gravity &amp; Claude Code</w:t>
       </w:r>
     </w:p>
     <w:p>
@@ -148,26 +178,36 @@
           <w:numId w:val="3"/>
         </w:numPr>
         <w:spacing w:after="240" w:before="0" w:beforeAutospacing="0" w:line="240" w:lineRule="auto"/>
-        <w:ind w:left="720" w:right="-623.3333333333348" w:hanging="360"/>
-        <w:jc w:val="both"/>
-        <w:rPr>
-          <w:color w:val="434343"/>
-        </w:rPr>
-      </w:pPr>
-      <w:r>
-        <w:rPr>
-          <w:b w:val="1"/>
-          <w:bCs w:val="1"/>
-          <w:rtl w:val="0"/>
-        </w:rPr>
-        <w:t xml:space="preserve">Applied AI-augmented workflows</w:t>
-      </w:r>
-      <w:r>
-        <w:rPr>
-          <w:color w:val="434343"/>
-          <w:rtl w:val="0"/>
-        </w:rPr>
-        <w:t xml:space="preserve"> across entire development cycle—concept validation, CAD modeling, web development, technical documentation—demonstrating practical AI integration as force multiplier for product development</w:t>
+        <w:ind w:left="720" w:hanging="360"/>
+        <w:rPr>
+          <w:color w:val="434343"/>
+        </w:rPr>
+      </w:pPr>
+      <w:r>
+        <w:rPr>
+          <w:b w:val="1"/>
+          <w:bCs w:val="1"/>
+          <w:color w:val="434343"/>
+          <w:sz w:val="20"/>
+          <w:szCs w:val="20"/>
+          <w:rtl w:val="0"/>
+        </w:rPr>
+        <w:t xml:space="preserve">Outcomes</w:t>
+      </w:r>
+      <w:r>
+        <w:rPr>
+          <w:color w:val="434343"/>
+          <w:sz w:val="20"/>
+          <w:szCs w:val="20"/>
+          <w:rtl w:val="0"/>
+        </w:rPr>
+        <w:t xml:space="preserve">: Validated AI as practical force multiplier for startups; demonstrating how to maintain product quality while working at solo-founder velocity; any prototype is possible</w:t>
+      </w:r>
+      <w:r>
+        <w:rPr>
+          <w:color w:val="434343"/>
+          <w:rtl w:val="0"/>
+        </w:rPr>
         <w:br w:type="textWrapping"/>
       </w:r>
       <w:r>
@@ -180,6 +220,141 @@
       <w:pPr>
         <w:spacing w:after="240" w:before="240" w:line="240" w:lineRule="auto"/>
         <w:ind w:left="-630.0000000000001" w:right="-623.3333333333348" w:firstLine="0"/>
+        <w:rPr/>
+      </w:pPr>
+      <w:r>
+        <w:rPr>
+          <w:b w:val="1"/>
+          <w:bCs w:val="1"/>
+          <w:rtl w:val="0"/>
+        </w:rPr>
+        <w:t xml:space="preserve">FOURKITES | Lead UX / Manager</w:t>
+      </w:r>
+      <w:r>
+        <w:rPr>
+          <w:rtl w:val="0"/>
+        </w:rPr>
+        <w:t xml:space="preserve"> | Jan 2017 - Jan 2020</w:t>
+        <w:br w:type="textWrapping"/>
+        <w:t xml:space="preserve">Employee #28 during hypergrowth ($3M to $100M ARR). Built design function from scratch—founding designer to 10-person global team.</w:t>
+      </w:r>
+    </w:p>
+    <w:p>
+      <w:pPr>
+        <w:numPr>
+          <w:ilvl w:val="0"/>
+          <w:numId w:val="1"/>
+        </w:numPr>
+        <w:spacing w:after="0" w:afterAutospacing="0" w:before="240" w:line="240" w:lineRule="auto"/>
+        <w:ind w:left="720" w:hanging="360"/>
+        <w:rPr>
+          <w:color w:val="434343"/>
+          <w:sz w:val="20"/>
+          <w:szCs w:val="20"/>
+        </w:rPr>
+      </w:pPr>
+      <w:r>
+        <w:rPr>
+          <w:rFonts w:ascii="Arial Unicode MS" w:cs="Arial Unicode MS" w:eastAsia="Arial Unicode MS" w:hAnsi="Arial Unicode MS"/>
+          <w:b w:val="1"/>
+          <w:bCs w:val="1"/>
+          <w:color w:val="434343"/>
+          <w:sz w:val="20"/>
+          <w:szCs w:val="20"/>
+          <w:rtl w:val="0"/>
+        </w:rPr>
+        <w:t xml:space="preserve">Designed flagship products from 0→1</w:t>
+      </w:r>
+      <w:r>
+        <w:rPr>
+          <w:color w:val="434343"/>
+          <w:sz w:val="20"/>
+          <w:szCs w:val="20"/>
+          <w:rtl w:val="0"/>
+        </w:rPr>
+        <w:t xml:space="preserve">: Real-time supply chain control tower and related mobile apps processing 10M+ daily tracking events for 30+ Fortune 2000 companies (Anheuser-Busch, Georgia-Pacific, Tyson); products became primary driver of 3x customer expansion</w:t>
+      </w:r>
+    </w:p>
+    <w:p>
+      <w:pPr>
+        <w:numPr>
+          <w:ilvl w:val="0"/>
+          <w:numId w:val="1"/>
+        </w:numPr>
+        <w:spacing w:after="0" w:afterAutospacing="0" w:before="0" w:beforeAutospacing="0" w:line="240" w:lineRule="auto"/>
+        <w:ind w:left="720" w:hanging="360"/>
+        <w:rPr>
+          <w:color w:val="434343"/>
+          <w:sz w:val="20"/>
+          <w:szCs w:val="20"/>
+        </w:rPr>
+      </w:pPr>
+      <w:r>
+        <w:rPr>
+          <w:b w:val="1"/>
+          <w:bCs w:val="1"/>
+          <w:color w:val="434343"/>
+          <w:sz w:val="20"/>
+          <w:szCs w:val="20"/>
+          <w:rtl w:val="0"/>
+        </w:rPr>
+        <w:t xml:space="preserve">Led bespoke predictive analytics dashboard products</w:t>
+      </w:r>
+      <w:r>
+        <w:rPr>
+          <w:color w:val="434343"/>
+          <w:sz w:val="20"/>
+          <w:szCs w:val="20"/>
+          <w:rtl w:val="0"/>
+        </w:rPr>
+        <w:t xml:space="preserve"> identifying shipment delays 6-12 hours earlier than competitors; increased customer retention 41% and expanded average contract value $120K annually</w:t>
+      </w:r>
+    </w:p>
+    <w:p>
+      <w:pPr>
+        <w:numPr>
+          <w:ilvl w:val="0"/>
+          <w:numId w:val="1"/>
+        </w:numPr>
+        <w:spacing w:after="240" w:before="0" w:beforeAutospacing="0" w:line="240" w:lineRule="auto"/>
+        <w:ind w:left="720" w:hanging="360"/>
+        <w:rPr>
+          <w:color w:val="434343"/>
+        </w:rPr>
+      </w:pPr>
+      <w:r>
+        <w:rPr>
+          <w:b w:val="1"/>
+          <w:bCs w:val="1"/>
+          <w:color w:val="434343"/>
+          <w:sz w:val="20"/>
+          <w:szCs w:val="20"/>
+          <w:rtl w:val="0"/>
+        </w:rPr>
+        <w:t xml:space="preserve">Scaled design org</w:t>
+      </w:r>
+      <w:r>
+        <w:rPr>
+          <w:color w:val="434343"/>
+          <w:sz w:val="20"/>
+          <w:szCs w:val="20"/>
+          <w:rtl w:val="0"/>
+        </w:rPr>
+        <w:t xml:space="preserve">: Hired and managed team across Chicago and Chennai; established component library, design operations, and hiring framework—reduced design inconsistencies 65% while maintaining startup velocity</w:t>
+      </w:r>
+      <w:r>
+        <w:rPr>
+          <w:b w:val="1"/>
+          <w:bCs w:val="1"/>
+          <w:rtl w:val="0"/>
+        </w:rPr>
+        <w:br w:type="textWrapping"/>
+      </w:r>
+    </w:p>
+    <w:p>
+      <w:pPr>
+        <w:spacing w:after="240" w:before="240" w:line="240" w:lineRule="auto"/>
+        <w:ind w:left="-630.0000000000001" w:right="0" w:firstLine="0"/>
         <w:jc w:val="both"/>
         <w:rPr/>
       </w:pPr>
@@ -197,7 +372,7 @@
         </w:rPr>
         <w:t xml:space="preserve"> | Aug 2020 - Jul 2024 </w:t>
         <w:br w:type="textWrapping"/>
-        <w:t xml:space="preserve">Led UX modernization across enterprise digital products serving agricultural, construction, and forestry markets globally. Embedded with product teams to establish design standards and drive subscription revenue growth.</w:t>
+        <w:t xml:space="preserve">Embedded with product teams to modernize 20-year-old systems and drive subscription revenue. Proving enterprise design can move fast when you have the right frameworks.</w:t>
       </w:r>
     </w:p>
     <w:p>
@@ -207,55 +382,33 @@
           <w:numId w:val="3"/>
         </w:numPr>
         <w:spacing w:after="0" w:afterAutospacing="0" w:before="240" w:line="240" w:lineRule="auto"/>
-        <w:ind w:left="720" w:right="-623.3333333333348" w:hanging="360"/>
-        <w:jc w:val="both"/>
-        <w:rPr>
-          <w:color w:val="434343"/>
-        </w:rPr>
-      </w:pPr>
-      <w:r>
-        <w:rPr>
-          <w:b w:val="1"/>
-          <w:bCs w:val="1"/>
-          <w:rtl w:val="0"/>
-        </w:rPr>
-        <w:t xml:space="preserve">Redesigned 20-year-old license management system</w:t>
-      </w:r>
-      <w:r>
-        <w:rPr>
-          <w:color w:val="434343"/>
-          <w:rtl w:val="0"/>
-        </w:rPr>
-        <w:t xml:space="preserve"> serving 500K+ users across 12 languages, increasing authenticated engagement 34% and reducing support tickets 16%—enabling $3.8B in subscription revenue from Automation and AI services</w:t>
-      </w:r>
-    </w:p>
-    <w:p>
-      <w:pPr>
-        <w:numPr>
-          <w:ilvl w:val="0"/>
-          <w:numId w:val="3"/>
-        </w:numPr>
-        <w:spacing w:after="0" w:afterAutospacing="0" w:before="0" w:beforeAutospacing="0" w:line="240" w:lineRule="auto"/>
-        <w:ind w:left="720" w:right="-623.3333333333348" w:hanging="360"/>
-        <w:jc w:val="both"/>
-        <w:rPr>
-          <w:color w:val="434343"/>
-        </w:rPr>
-      </w:pPr>
-      <w:r>
-        <w:rPr>
-          <w:b w:val="1"/>
-          <w:bCs w:val="1"/>
-          <w:rtl w:val="0"/>
-        </w:rPr>
-        <w:t xml:space="preserve">Created unified account and navigation framework</w:t>
-      </w:r>
-      <w:r>
-        <w:rPr>
-          <w:color w:val="434343"/>
-          <w:rtl w:val="0"/>
-        </w:rPr>
-        <w:t xml:space="preserve"> deployed across all digital touchpoints (web, mobile, embedded) for 8 product lines—consolidated fragmented experiences into single customer view with equipment data, improving dealer support efficiency 28%</w:t>
+        <w:ind w:left="720" w:hanging="360"/>
+        <w:rPr>
+          <w:color w:val="434343"/>
+          <w:sz w:val="20"/>
+          <w:szCs w:val="20"/>
+        </w:rPr>
+      </w:pPr>
+      <w:r>
+        <w:rPr>
+          <w:b w:val="1"/>
+          <w:bCs w:val="1"/>
+          <w:color w:val="434343"/>
+          <w:sz w:val="20"/>
+          <w:szCs w:val="20"/>
+          <w:rtl w:val="0"/>
+        </w:rPr>
+        <w:t xml:space="preserve">Redesigned license management system</w:t>
+      </w:r>
+      <w:r>
+        <w:rPr>
+          <w:color w:val="434343"/>
+          <w:sz w:val="20"/>
+          <w:szCs w:val="20"/>
+          <w:rtl w:val="0"/>
+        </w:rPr>
+        <w:t xml:space="preserve"> serving 500K+ users across 12 languages—increased authenticated engagement 34%, reduced support tickets 16%, enabled $3.8B in subscription revenue from Automation and AI services</w:t>
+        <w:br w:type="textWrapping"/>
       </w:r>
     </w:p>
     <w:p>
@@ -265,152 +418,82 @@
           <w:numId w:val="3"/>
         </w:numPr>
         <w:spacing w:after="240" w:before="0" w:beforeAutospacing="0" w:line="240" w:lineRule="auto"/>
-        <w:ind w:left="720" w:right="-623.3333333333348" w:hanging="360"/>
-        <w:jc w:val="both"/>
-        <w:rPr>
-          <w:color w:val="434343"/>
-          <w:u w:val="none"/>
-        </w:rPr>
-      </w:pPr>
-      <w:r>
-        <w:rPr>
-          <w:b w:val="1"/>
-          <w:bCs w:val="1"/>
-          <w:rtl w:val="0"/>
-        </w:rPr>
-        <w:t xml:space="preserve">Established enterprise design system</w:t>
-      </w:r>
-      <w:r>
-        <w:rPr>
-          <w:rtl w:val="0"/>
-        </w:rPr>
-        <w:t xml:space="preserve"> </w:t>
-      </w:r>
-      <w:r>
-        <w:rPr>
-          <w:color w:val="434343"/>
-          <w:rtl w:val="0"/>
-        </w:rPr>
-        <w:t xml:space="preserve">in Figma spanning 6 brands and 40+ product teams globally, reducing design-to-development handoff time 45% through standardized components and documentation</w:t>
-        <w:br w:type="textWrapping"/>
+        <w:ind w:left="720" w:hanging="360"/>
+        <w:rPr>
+          <w:color w:val="434343"/>
+          <w:sz w:val="20"/>
+          <w:szCs w:val="20"/>
+        </w:rPr>
+      </w:pPr>
+      <w:r>
+        <w:rPr>
+          <w:b w:val="1"/>
+          <w:bCs w:val="1"/>
+          <w:color w:val="434343"/>
+          <w:sz w:val="20"/>
+          <w:szCs w:val="20"/>
+          <w:rtl w:val="0"/>
+        </w:rPr>
+        <w:t xml:space="preserve">Built unified account and navigation framework</w:t>
+      </w:r>
+      <w:r>
+        <w:rPr>
+          <w:color w:val="434343"/>
+          <w:sz w:val="20"/>
+          <w:szCs w:val="20"/>
+          <w:rtl w:val="0"/>
+        </w:rPr>
+        <w:t xml:space="preserve"> deployed across 8 product lines (web, mobile, embedded)—consolidated fragmented experiences into single customer view, improved dealer support efficiency 28%</w:t>
       </w:r>
     </w:p>
     <w:p>
       <w:pPr>
         <w:spacing w:after="240" w:before="240" w:line="240" w:lineRule="auto"/>
-        <w:ind w:left="-630.0000000000001" w:right="-623.3333333333348" w:firstLine="0"/>
-        <w:rPr/>
-      </w:pPr>
-      <w:r>
-        <w:rPr>
-          <w:b w:val="1"/>
-          <w:bCs w:val="1"/>
-          <w:rtl w:val="0"/>
-        </w:rPr>
-        <w:t xml:space="preserve">FOURKITES | Lead UX / Manager</w:t>
-      </w:r>
-      <w:r>
-        <w:rPr>
-          <w:rtl w:val="0"/>
-        </w:rPr>
-        <w:t xml:space="preserve"> | Jan 2017 - Jan 2020</w:t>
-        <w:br w:type="textWrapping"/>
-        <w:t xml:space="preserve">Employee #28 at supply chain visibility startup during hypergrowth ($3M to $100M ARR). Built and led design function from founding designer to 10-person global team.</w:t>
+        <w:rPr>
+          <w:color w:val="434343"/>
+          <w:sz w:val="20"/>
+          <w:szCs w:val="20"/>
+        </w:rPr>
+      </w:pPr>
+      <w:r>
+        <w:rPr>
+          <w:rtl w:val="0"/>
+        </w:rPr>
       </w:r>
     </w:p>
     <w:p>
       <w:pPr>
         <w:numPr>
           <w:ilvl w:val="0"/>
-          <w:numId w:val="1"/>
+          <w:numId w:val="3"/>
         </w:numPr>
-        <w:spacing w:after="0" w:afterAutospacing="0" w:before="240" w:line="240" w:lineRule="auto"/>
-        <w:ind w:left="720" w:right="-360" w:hanging="360"/>
-        <w:jc w:val="both"/>
-        <w:rPr>
-          <w:color w:val="434343"/>
-          <w:u w:val="none"/>
-        </w:rPr>
-      </w:pPr>
-      <w:r>
-        <w:rPr>
-          <w:b w:val="1"/>
-          <w:bCs w:val="1"/>
-          <w:rtl w:val="0"/>
-        </w:rPr>
-        <w:t xml:space="preserve">Designed real-time supply chain control tower</w:t>
-      </w:r>
-      <w:r>
-        <w:rPr>
-          <w:color w:val="434343"/>
-          <w:rtl w:val="0"/>
-        </w:rPr>
-        <w:t xml:space="preserve"> processing 10M+ daily tracking events for 30+ Fortune 2000 companies (Anheuser-Busch, Georgia-Pacific, Tyson Foods)—became company's flagship product driving 3x customer expansion</w:t>
-      </w:r>
-      <w:r>
-        <w:rPr>
-          <w:rtl w:val="0"/>
-        </w:rPr>
-      </w:r>
-    </w:p>
-    <w:p>
-      <w:pPr>
-        <w:numPr>
-          <w:ilvl w:val="0"/>
-          <w:numId w:val="1"/>
-        </w:numPr>
-        <w:spacing w:after="0" w:afterAutospacing="0" w:before="0" w:beforeAutospacing="0" w:line="240" w:lineRule="auto"/>
-        <w:ind w:left="720" w:right="-360" w:hanging="360"/>
-        <w:jc w:val="both"/>
-        <w:rPr>
-          <w:color w:val="434343"/>
-          <w:u w:val="none"/>
-        </w:rPr>
-      </w:pPr>
-      <w:r>
-        <w:rPr>
-          <w:b w:val="1"/>
-          <w:bCs w:val="1"/>
-          <w:rtl w:val="0"/>
-        </w:rPr>
-        <w:t xml:space="preserve">Led predictive analytics dashboard</w:t>
-      </w:r>
-      <w:r>
-        <w:rPr>
-          <w:color w:val="434343"/>
-          <w:rtl w:val="0"/>
-        </w:rPr>
-        <w:t xml:space="preserve"> that identified shipment delays 6-12 hours earlier than competitors, increasing customer retention 41% and expanding average contract value $120K annually</w:t>
-      </w:r>
-    </w:p>
-    <w:p>
-      <w:pPr>
-        <w:numPr>
-          <w:ilvl w:val="0"/>
-          <w:numId w:val="1"/>
-        </w:numPr>
-        <w:spacing w:after="240" w:before="0" w:beforeAutospacing="0" w:line="240" w:lineRule="auto"/>
-        <w:ind w:left="720" w:right="-360" w:hanging="360"/>
-        <w:jc w:val="both"/>
-        <w:rPr>
-          <w:color w:val="434343"/>
-          <w:u w:val="none"/>
-        </w:rPr>
-      </w:pPr>
-      <w:r>
-        <w:rPr>
-          <w:b w:val="1"/>
-          <w:bCs w:val="1"/>
-          <w:rtl w:val="0"/>
-        </w:rPr>
-        <w:t xml:space="preserve">Scaled design team from 1 to 10</w:t>
-      </w:r>
-      <w:r>
-        <w:rPr>
-          <w:color w:val="434343"/>
-          <w:rtl w:val="0"/>
-        </w:rPr>
-        <w:t xml:space="preserve"> across Chicago and Chennai offices while establishing hiring framework, design operations, and component library that reduced design inconsistencies 65%</w:t>
+        <w:spacing w:after="240" w:before="240" w:line="240" w:lineRule="auto"/>
+        <w:ind w:left="720" w:hanging="360"/>
+        <w:rPr>
+          <w:color w:val="434343"/>
+          <w:sz w:val="20"/>
+          <w:szCs w:val="20"/>
+        </w:rPr>
+      </w:pPr>
+      <w:r>
+        <w:rPr>
+          <w:b w:val="1"/>
+          <w:bCs w:val="1"/>
+          <w:color w:val="434343"/>
+          <w:sz w:val="20"/>
+          <w:szCs w:val="20"/>
+          <w:rtl w:val="0"/>
+        </w:rPr>
+        <w:t xml:space="preserve">Established enterprise design system</w:t>
+      </w:r>
+      <w:r>
+        <w:rPr>
+          <w:color w:val="434343"/>
+          <w:sz w:val="20"/>
+          <w:szCs w:val="20"/>
+          <w:rtl w:val="0"/>
+        </w:rPr>
+        <w:t xml:space="preserve"> in Figma spanning 6 brands and 40+ product teams globally—reduced design-to-development handoff time 45% through standardized components that actually shipped</w:t>
       </w:r>
       <w:r>
         <w:rPr>
@@ -446,7 +529,7 @@
         </w:rPr>
         <w:t xml:space="preserve"> | Jan 2014 - Jan 2017 </w:t>
         <w:br w:type="textWrapping"/>
-        <w:t xml:space="preserve">Led UX and Agile transformation for Fortune 500 digital products across healthcare and pharmaceutical sectors.</w:t>
+        <w:t xml:space="preserve">Led digital product design for Fortune 500 healthcare and pharmaceutical clients. Fast iteration in slow-moving industries.</w:t>
       </w:r>
     </w:p>
     <w:p>
@@ -456,16 +539,20 @@
           <w:numId w:val="4"/>
         </w:numPr>
         <w:spacing w:after="0" w:afterAutospacing="0" w:before="240" w:line="240" w:lineRule="auto"/>
-        <w:ind w:left="720" w:right="-623.3333333333348" w:hanging="360"/>
-        <w:jc w:val="both"/>
-        <w:rPr>
-          <w:u w:val="none"/>
-        </w:rPr>
-      </w:pPr>
-      <w:r>
-        <w:rPr>
-          <w:b w:val="1"/>
-          <w:bCs w:val="1"/>
+        <w:ind w:left="720" w:hanging="360"/>
+        <w:rPr>
+          <w:color w:val="434343"/>
+          <w:sz w:val="20"/>
+          <w:szCs w:val="20"/>
+        </w:rPr>
+      </w:pPr>
+      <w:r>
+        <w:rPr>
+          <w:b w:val="1"/>
+          <w:bCs w:val="1"/>
+          <w:color w:val="434343"/>
+          <w:sz w:val="20"/>
+          <w:szCs w:val="20"/>
           <w:rtl w:val="0"/>
         </w:rPr>
         <w:t xml:space="preserve">Designed 6 internal portals for AbbVie</w:t>
@@ -473,9 +560,11 @@
       <w:r>
         <w:rPr>
           <w:color w:val="434343"/>
-          <w:rtl w:val="0"/>
-        </w:rPr>
-        <w:t xml:space="preserve"> supporting 200K+ users across clinical trials and patient support programs—improved medication adherence tracking and reduced hospital readmissions 12% through simplified workflows</w:t>
+          <w:sz w:val="20"/>
+          <w:szCs w:val="20"/>
+          <w:rtl w:val="0"/>
+        </w:rPr>
+        <w:t xml:space="preserve"> supporting 200K+ users across clinical trials and patient support programs—improved medication adherence tracking, reduced hospital readmissions 12%</w:t>
       </w:r>
     </w:p>
     <w:p>
@@ -485,16 +574,20 @@
           <w:numId w:val="4"/>
         </w:numPr>
         <w:spacing w:after="0" w:afterAutospacing="0" w:before="0" w:beforeAutospacing="0" w:line="240" w:lineRule="auto"/>
-        <w:ind w:left="720" w:right="-623.3333333333348" w:hanging="360"/>
-        <w:jc w:val="both"/>
-        <w:rPr>
-          <w:u w:val="none"/>
-        </w:rPr>
-      </w:pPr>
-      <w:r>
-        <w:rPr>
-          <w:b w:val="1"/>
-          <w:bCs w:val="1"/>
+        <w:ind w:left="720" w:hanging="360"/>
+        <w:rPr>
+          <w:color w:val="434343"/>
+          <w:sz w:val="20"/>
+          <w:szCs w:val="20"/>
+        </w:rPr>
+      </w:pPr>
+      <w:r>
+        <w:rPr>
+          <w:b w:val="1"/>
+          <w:bCs w:val="1"/>
+          <w:color w:val="434343"/>
+          <w:sz w:val="20"/>
+          <w:szCs w:val="20"/>
           <w:rtl w:val="0"/>
         </w:rPr>
         <w:t xml:space="preserve">Rebuilt OptumRx pharmacy formulary platform</w:t>
@@ -502,9 +595,11 @@
       <w:r>
         <w:rPr>
           <w:color w:val="434343"/>
-          <w:rtl w:val="0"/>
-        </w:rPr>
-        <w:t xml:space="preserve"> processing 1.4B prescriptions annually—created company's first patient-facing product, reducing fulfillment errors 15% through improved drug interaction warnings and onboarding</w:t>
+          <w:sz w:val="20"/>
+          <w:szCs w:val="20"/>
+          <w:rtl w:val="0"/>
+        </w:rPr>
+        <w:t xml:space="preserve"> processing 1.4B prescriptions annually—created company's first patient-facing product, reduced fulfillment errors 15% through improved drug interaction warnings</w:t>
       </w:r>
     </w:p>
     <w:p>
@@ -514,16 +609,20 @@
           <w:numId w:val="4"/>
         </w:numPr>
         <w:spacing w:after="240" w:before="0" w:beforeAutospacing="0" w:line="240" w:lineRule="auto"/>
-        <w:ind w:left="720" w:right="-623.3333333333348" w:hanging="360"/>
-        <w:jc w:val="both"/>
-        <w:rPr>
-          <w:u w:val="none"/>
-        </w:rPr>
-      </w:pPr>
-      <w:r>
-        <w:rPr>
-          <w:b w:val="1"/>
-          <w:bCs w:val="1"/>
+        <w:ind w:left="720" w:hanging="360"/>
+        <w:rPr>
+          <w:color w:val="434343"/>
+          <w:sz w:val="20"/>
+          <w:szCs w:val="20"/>
+        </w:rPr>
+      </w:pPr>
+      <w:r>
+        <w:rPr>
+          <w:b w:val="1"/>
+          <w:bCs w:val="1"/>
+          <w:color w:val="434343"/>
+          <w:sz w:val="20"/>
+          <w:szCs w:val="20"/>
           <w:rtl w:val="0"/>
         </w:rPr>
         <w:t xml:space="preserve">Established Lean UX and Agile practices</w:t>
@@ -531,6 +630,8 @@
       <w:r>
         <w:rPr>
           <w:color w:val="434343"/>
+          <w:sz w:val="20"/>
+          <w:szCs w:val="20"/>
           <w:rtl w:val="0"/>
         </w:rPr>
         <w:t xml:space="preserve"> across client engagements while mentoring junior designers and leading cross-functional design sprints</w:t>
@@ -576,6 +677,7 @@
         <w:rPr>
           <w:b w:val="1"/>
           <w:bCs w:val="1"/>
+          <w:color w:val="999999"/>
         </w:rPr>
       </w:pPr>
       <w:r>
@@ -599,16 +701,19 @@
         </w:numPr>
         <w:spacing w:after="0" w:afterAutospacing="0" w:before="240" w:lineRule="auto"/>
         <w:ind w:left="720" w:hanging="360"/>
-        <w:jc w:val="both"/>
-        <w:rPr>
-          <w:color w:val="434343"/>
-        </w:rPr>
-      </w:pPr>
-      <w:r>
-        <w:rPr>
-          <w:b w:val="1"/>
-          <w:bCs w:val="1"/>
-          <w:color w:val="434343"/>
+        <w:rPr>
+          <w:color w:val="434343"/>
+          <w:sz w:val="20"/>
+          <w:szCs w:val="20"/>
+        </w:rPr>
+      </w:pPr>
+      <w:r>
+        <w:rPr>
+          <w:b w:val="1"/>
+          <w:bCs w:val="1"/>
+          <w:color w:val="434343"/>
+          <w:sz w:val="20"/>
+          <w:szCs w:val="20"/>
           <w:rtl w:val="0"/>
         </w:rPr>
         <w:t xml:space="preserve">Nokia HERE Maps</w:t>
@@ -616,6 +721,8 @@
       <w:r>
         <w:rPr>
           <w:color w:val="434343"/>
+          <w:sz w:val="20"/>
+          <w:szCs w:val="20"/>
           <w:rtl w:val="0"/>
         </w:rPr>
         <w:t xml:space="preserve"> | Product Marketing Manager (2012-2014) - Led UX integration of acquired Trapster app, improving onboarding completion 33%</w:t>
@@ -630,16 +737,19 @@
         </w:numPr>
         <w:spacing w:after="0" w:afterAutospacing="0" w:before="0" w:beforeAutospacing="0" w:lineRule="auto"/>
         <w:ind w:left="720" w:hanging="360"/>
-        <w:jc w:val="both"/>
-        <w:rPr>
-          <w:color w:val="434343"/>
-        </w:rPr>
-      </w:pPr>
-      <w:r>
-        <w:rPr>
-          <w:b w:val="1"/>
-          <w:bCs w:val="1"/>
-          <w:color w:val="434343"/>
+        <w:rPr>
+          <w:color w:val="434343"/>
+          <w:sz w:val="20"/>
+          <w:szCs w:val="20"/>
+        </w:rPr>
+      </w:pPr>
+      <w:r>
+        <w:rPr>
+          <w:b w:val="1"/>
+          <w:bCs w:val="1"/>
+          <w:color w:val="434343"/>
+          <w:sz w:val="20"/>
+          <w:szCs w:val="20"/>
           <w:rtl w:val="0"/>
         </w:rPr>
         <w:t xml:space="preserve">Gogo Inflight WiFi</w:t>
@@ -647,9 +757,11 @@
       <w:r>
         <w:rPr>
           <w:color w:val="434343"/>
-          <w:rtl w:val="0"/>
-        </w:rPr>
-        <w:t xml:space="preserve"> | Product Manager (2008-2012) - Launched connectivity services across 6 major airlines; developed sponsored flight tracker generating recurring revenue streams</w:t>
+          <w:sz w:val="20"/>
+          <w:szCs w:val="20"/>
+          <w:rtl w:val="0"/>
+        </w:rPr>
+        <w:t xml:space="preserve"> | Product Manager (2008-2012) - Launched connectivity across 6 major airlines; developed sponsored flight tracker generating recurring revenue</w:t>
         <w:br w:type="textWrapping"/>
       </w:r>
     </w:p>
@@ -661,16 +773,19 @@
         </w:numPr>
         <w:spacing w:after="240" w:before="0" w:beforeAutospacing="0" w:lineRule="auto"/>
         <w:ind w:left="720" w:hanging="360"/>
-        <w:jc w:val="both"/>
-        <w:rPr>
-          <w:color w:val="434343"/>
-        </w:rPr>
-      </w:pPr>
-      <w:r>
-        <w:rPr>
-          <w:b w:val="1"/>
-          <w:bCs w:val="1"/>
-          <w:color w:val="434343"/>
+        <w:rPr>
+          <w:color w:val="434343"/>
+          <w:sz w:val="20"/>
+          <w:szCs w:val="20"/>
+        </w:rPr>
+      </w:pPr>
+      <w:r>
+        <w:rPr>
+          <w:b w:val="1"/>
+          <w:bCs w:val="1"/>
+          <w:color w:val="434343"/>
+          <w:sz w:val="20"/>
+          <w:szCs w:val="20"/>
           <w:rtl w:val="0"/>
         </w:rPr>
         <w:t xml:space="preserve">Cognistar</w:t>
@@ -678,6 +793,8 @@
       <w:r>
         <w:rPr>
           <w:color w:val="434343"/>
+          <w:sz w:val="20"/>
+          <w:szCs w:val="20"/>
           <w:rtl w:val="0"/>
         </w:rPr>
         <w:t xml:space="preserve"> | Co-Founder (2001-2008) - Built digital production and UX for legal education startup; raised $3M, achieved $2M+ annual revenue before acquisition</w:t>
@@ -693,44 +810,186 @@
         <w:ind w:left="-630" w:right="-720" w:firstLine="0"/>
         <w:jc w:val="both"/>
         <w:rPr>
-          <w:color w:val="434343"/>
-          <w:sz w:val="20"/>
-          <w:szCs w:val="20"/>
-        </w:rPr>
-      </w:pPr>
-      <w:r>
-        <w:rPr>
           <w:color w:val="999999"/>
+        </w:rPr>
+      </w:pPr>
+      <w:r>
+        <w:rPr>
+          <w:rtl w:val="0"/>
+        </w:rPr>
+      </w:r>
+    </w:p>
+    <w:p>
+      <w:pPr>
+        <w:ind w:left="-630" w:right="0" w:firstLine="0"/>
+        <w:rPr>
+          <w:color w:val="434343"/>
+          <w:sz w:val="20"/>
+          <w:szCs w:val="20"/>
+        </w:rPr>
+      </w:pPr>
+      <w:r>
+        <w:rPr>
+          <w:color w:val="999999"/>
           <w:rtl w:val="0"/>
         </w:rPr>
         <w:t xml:space="preserve">SKILLS</w:t>
       </w:r>
       <w:r>
         <w:rPr>
+          <w:rtl w:val="0"/>
+        </w:rPr>
+      </w:r>
+    </w:p>
+    <w:p>
+      <w:pPr>
+        <w:rPr>
+          <w:b w:val="1"/>
+          <w:bCs w:val="1"/>
+          <w:color w:val="434343"/>
+        </w:rPr>
+      </w:pPr>
+      <w:r>
+        <w:rPr>
+          <w:b w:val="1"/>
+          <w:bCs w:val="1"/>
+          <w:color w:val="434343"/>
+          <w:rtl w:val="0"/>
+        </w:rPr>
+        <w:t xml:space="preserve">Design Leadership</w:t>
+      </w:r>
+    </w:p>
+    <w:p>
+      <w:pPr>
+        <w:ind w:left="360" w:firstLine="0"/>
+        <w:rPr>
           <w:color w:val="999999"/>
-          <w:sz w:val="16"/>
-          <w:szCs w:val="16"/>
-          <w:rtl w:val="0"/>
-        </w:rPr>
-        <w:br w:type="textWrapping"/>
-      </w:r>
-      <w:r>
-        <w:rPr>
-          <w:b w:val="1"/>
-          <w:bCs w:val="1"/>
-          <w:color w:val="434343"/>
-          <w:rtl w:val="0"/>
-        </w:rPr>
-        <w:t xml:space="preserve">Design Leadership:</w:t>
-      </w:r>
-      <w:r>
-        <w:rPr>
-          <w:color w:val="434343"/>
-          <w:sz w:val="20"/>
-          <w:szCs w:val="20"/>
-          <w:rtl w:val="0"/>
-        </w:rPr>
-        <w:t xml:space="preserve"> Enterprise Design Systems • Cross-functional Team Building • Design Operations • Information Architecture • Data Visualization • Accessibility (WCAG 2.1)</w:t>
+        </w:rPr>
+      </w:pPr>
+      <w:r>
+        <w:rPr>
+          <w:color w:val="434343"/>
+          <w:sz w:val="20"/>
+          <w:szCs w:val="20"/>
+          <w:rtl w:val="0"/>
+        </w:rPr>
+        <w:t xml:space="preserve">Enterprise Design Systems • Cross-functional Team Building • Design Operations • Information Architecture • Data Visualization • Accessibility (WCAG 2.1)</w:t>
+      </w:r>
+      <w:r>
+        <w:rPr>
+          <w:rtl w:val="0"/>
+        </w:rPr>
+      </w:r>
+    </w:p>
+    <w:p>
+      <w:pPr>
+        <w:ind w:left="-630" w:right="0" w:firstLine="0"/>
+        <w:rPr>
+          <w:color w:val="434343"/>
+          <w:sz w:val="8"/>
+          <w:szCs w:val="8"/>
+        </w:rPr>
+      </w:pPr>
+      <w:r>
+        <w:rPr>
+          <w:rtl w:val="0"/>
+        </w:rPr>
+      </w:r>
+    </w:p>
+    <w:p>
+      <w:pPr>
+        <w:rPr>
+          <w:b w:val="1"/>
+          <w:bCs w:val="1"/>
+          <w:color w:val="434343"/>
+        </w:rPr>
+      </w:pPr>
+      <w:r>
+        <w:rPr>
+          <w:b w:val="1"/>
+          <w:bCs w:val="1"/>
+          <w:color w:val="434343"/>
+          <w:rtl w:val="0"/>
+        </w:rPr>
+        <w:t xml:space="preserve">Research &amp; Strategy</w:t>
+      </w:r>
+    </w:p>
+    <w:p>
+      <w:pPr>
+        <w:ind w:left="360" w:firstLine="0"/>
+        <w:rPr>
+          <w:color w:val="999999"/>
+        </w:rPr>
+      </w:pPr>
+      <w:r>
+        <w:rPr>
+          <w:color w:val="434343"/>
+          <w:sz w:val="20"/>
+          <w:szCs w:val="20"/>
+          <w:rtl w:val="0"/>
+        </w:rPr>
+        <w:t xml:space="preserve">User Research • Usability Testing • Journey Mapping • Design Sprints • Lean UX • Agile/Scrum</w:t>
+      </w:r>
+      <w:r>
+        <w:rPr>
+          <w:rtl w:val="0"/>
+        </w:rPr>
+      </w:r>
+    </w:p>
+    <w:p>
+      <w:pPr>
+        <w:ind w:left="-630" w:right="0" w:firstLine="0"/>
+        <w:rPr>
+          <w:color w:val="434343"/>
+          <w:sz w:val="8"/>
+          <w:szCs w:val="8"/>
+        </w:rPr>
+      </w:pPr>
+      <w:r>
+        <w:rPr>
+          <w:rtl w:val="0"/>
+        </w:rPr>
+      </w:r>
+    </w:p>
+    <w:p>
+      <w:pPr>
+        <w:ind w:left="0" w:right="0" w:firstLine="0"/>
+        <w:rPr>
+          <w:b w:val="1"/>
+          <w:bCs w:val="1"/>
+          <w:color w:val="434343"/>
+        </w:rPr>
+      </w:pPr>
+      <w:r>
+        <w:rPr>
+          <w:b w:val="1"/>
+          <w:bCs w:val="1"/>
+          <w:color w:val="434343"/>
+          <w:rtl w:val="0"/>
+        </w:rPr>
+        <w:t xml:space="preserve">Tools</w:t>
+      </w:r>
+    </w:p>
+    <w:p>
+      <w:pPr>
+        <w:ind w:left="360" w:right="0" w:firstLine="0"/>
+        <w:rPr>
+          <w:color w:val="434343"/>
+        </w:rPr>
+      </w:pPr>
+      <w:r>
+        <w:rPr>
+          <w:color w:val="434343"/>
+          <w:sz w:val="20"/>
+          <w:szCs w:val="20"/>
+          <w:rtl w:val="0"/>
+        </w:rPr>
+        <w:t xml:space="preserve">Figma • Adobe Creative Suite • CAD/3D (OnShape) • HTML/CSS • AI Tools (Claude, Cursor) • Prototyping • AI-Augmented Workflows • AI-Integrated Design • Blender 3D</w:t>
+      </w:r>
+      <w:r>
+        <w:rPr>
+          <w:rtl w:val="0"/>
+        </w:rPr>
       </w:r>
     </w:p>
     <w:p>
@@ -738,28 +997,13 @@
         <w:ind w:left="-630" w:right="-720" w:firstLine="0"/>
         <w:jc w:val="both"/>
         <w:rPr>
-          <w:color w:val="434343"/>
-          <w:sz w:val="20"/>
-          <w:szCs w:val="20"/>
-        </w:rPr>
-      </w:pPr>
-      <w:r>
-        <w:rPr>
-          <w:b w:val="1"/>
-          <w:bCs w:val="1"/>
-          <w:color w:val="434343"/>
-          <w:rtl w:val="0"/>
-        </w:rPr>
-        <w:t xml:space="preserve">Research &amp; Strategy:</w:t>
-      </w:r>
-      <w:r>
-        <w:rPr>
-          <w:color w:val="434343"/>
-          <w:sz w:val="20"/>
-          <w:szCs w:val="20"/>
-          <w:rtl w:val="0"/>
-        </w:rPr>
-        <w:t xml:space="preserve"> User Research • Usability Testing • Journey Mapping • Design Sprints • Lean UX • Agile/Scrum</w:t>
+          <w:color w:val="999999"/>
+        </w:rPr>
+      </w:pPr>
+      <w:r>
+        <w:rPr>
+          <w:rtl w:val="0"/>
+        </w:rPr>
       </w:r>
     </w:p>
     <w:p>
@@ -767,32 +1011,58 @@
         <w:ind w:left="-630" w:right="-720" w:firstLine="0"/>
         <w:jc w:val="both"/>
         <w:rPr>
-          <w:sz w:val="20"/>
-          <w:szCs w:val="20"/>
-        </w:rPr>
-      </w:pPr>
-      <w:r>
-        <w:rPr>
-          <w:b w:val="1"/>
-          <w:bCs w:val="1"/>
-          <w:color w:val="434343"/>
-          <w:rtl w:val="0"/>
-        </w:rPr>
-        <w:t xml:space="preserve">Tools:</w:t>
-      </w:r>
-      <w:r>
-        <w:rPr>
-          <w:color w:val="434343"/>
-          <w:sz w:val="20"/>
-          <w:szCs w:val="20"/>
-          <w:rtl w:val="0"/>
-        </w:rPr>
-        <w:t xml:space="preserve"> Figma • Adobe Creative Suite • CAD/3D (OnShape) • HTML/CSS • AI Tools (Claude, Cursor) • Prototyping • AI-Augmented Workflows • AI-Integrated Design</w:t>
-      </w:r>
-      <w:r>
-        <w:rPr>
-          <w:rtl w:val="0"/>
-        </w:rPr>
+          <w:color w:val="434343"/>
+          <w:sz w:val="20"/>
+          <w:szCs w:val="20"/>
+        </w:rPr>
+      </w:pPr>
+      <w:r>
+        <w:rPr>
+          <w:color w:val="999999"/>
+          <w:rtl w:val="0"/>
+        </w:rPr>
+        <w:t xml:space="preserve">EDUCATION</w:t>
+        <w:br w:type="textWrapping"/>
+      </w:r>
+      <w:r>
+        <w:rPr>
+          <w:b w:val="1"/>
+          <w:bCs w:val="1"/>
+          <w:color w:val="434343"/>
+          <w:sz w:val="20"/>
+          <w:szCs w:val="20"/>
+          <w:rtl w:val="0"/>
+        </w:rPr>
+        <w:t xml:space="preserve">Arizona State University</w:t>
+      </w:r>
+      <w:r>
+        <w:rPr>
+          <w:color w:val="434343"/>
+          <w:sz w:val="20"/>
+          <w:szCs w:val="20"/>
+          <w:rtl w:val="0"/>
+        </w:rPr>
+        <w:t xml:space="preserve"> </w:t>
+      </w:r>
+      <w:r>
+        <w:rPr>
+          <w:b w:val="1"/>
+          <w:bCs w:val="1"/>
+          <w:color w:val="434343"/>
+          <w:sz w:val="20"/>
+          <w:szCs w:val="20"/>
+          <w:rtl w:val="0"/>
+        </w:rPr>
+        <w:t xml:space="preserve">| </w:t>
+      </w:r>
+      <w:r>
+        <w:rPr>
+          <w:color w:val="434343"/>
+          <w:sz w:val="20"/>
+          <w:szCs w:val="20"/>
+          <w:rtl w:val="0"/>
+        </w:rPr>
+        <w:t xml:space="preserve">Bachelor of Arts, Humanities and Architectural Theory</w:t>
       </w:r>
     </w:p>
     <w:p>
@@ -800,7 +1070,7 @@
         <w:ind w:left="-630" w:right="-720" w:firstLine="0"/>
         <w:jc w:val="both"/>
         <w:rPr>
-          <w:color w:val="999999"/>
+          <w:color w:val="666666"/>
         </w:rPr>
       </w:pPr>
       <w:r>
@@ -822,58 +1092,7 @@
           <w:color w:val="999999"/>
           <w:rtl w:val="0"/>
         </w:rPr>
-        <w:t xml:space="preserve">EDUCATION</w:t>
-      </w:r>
-    </w:p>
-    <w:p>
-      <w:pPr>
-        <w:ind w:left="360" w:right="-720" w:hanging="990"/>
-        <w:rPr>
-          <w:color w:val="434343"/>
-          <w:sz w:val="26"/>
-          <w:szCs w:val="26"/>
-        </w:rPr>
-      </w:pPr>
-      <w:r>
-        <w:rPr>
-          <w:b w:val="1"/>
-          <w:bCs w:val="1"/>
-          <w:sz w:val="24"/>
-          <w:szCs w:val="24"/>
-          <w:rtl w:val="0"/>
-        </w:rPr>
-        <w:t xml:space="preserve">Arizona State University</w:t>
-      </w:r>
-      <w:r>
-        <w:rPr>
-          <w:sz w:val="24"/>
-          <w:szCs w:val="24"/>
-          <w:rtl w:val="0"/>
-        </w:rPr>
-        <w:t xml:space="preserve"> </w:t>
-      </w:r>
-      <w:r>
-        <w:rPr>
-          <w:b w:val="1"/>
-          <w:bCs w:val="1"/>
-          <w:color w:val="434343"/>
-          <w:rtl w:val="0"/>
-        </w:rPr>
-        <w:t xml:space="preserve">| </w:t>
-      </w:r>
-      <w:r>
-        <w:rPr>
-          <w:color w:val="434343"/>
-          <w:sz w:val="24"/>
-          <w:szCs w:val="24"/>
-          <w:rtl w:val="0"/>
-        </w:rPr>
-        <w:t xml:space="preserve">Bachelor of Arts, Humanities and Architectural Theory</w:t>
-      </w:r>
-      <w:r>
-        <w:rPr>
-          <w:rtl w:val="0"/>
-        </w:rPr>
+        <w:t xml:space="preserve">COMMUNITY</w:t>
       </w:r>
     </w:p>
     <w:p>
@@ -881,59 +1100,30 @@
         <w:ind w:left="-630" w:right="-720" w:firstLine="0"/>
         <w:jc w:val="both"/>
         <w:rPr>
-          <w:color w:val="666666"/>
-        </w:rPr>
-      </w:pPr>
-      <w:r>
-        <w:rPr>
-          <w:rtl w:val="0"/>
-        </w:rPr>
-      </w:r>
-    </w:p>
-    <w:p>
-      <w:pPr>
-        <w:ind w:left="-630" w:right="-720" w:firstLine="0"/>
-        <w:jc w:val="both"/>
-        <w:rPr>
-          <w:color w:val="999999"/>
-        </w:rPr>
-      </w:pPr>
-      <w:r>
-        <w:rPr>
-          <w:color w:val="999999"/>
-          <w:rtl w:val="0"/>
-        </w:rPr>
-        <w:t xml:space="preserve">COMMUNITY</w:t>
-      </w:r>
-    </w:p>
-    <w:p>
-      <w:pPr>
-        <w:ind w:left="-630" w:right="-720" w:firstLine="0"/>
-        <w:jc w:val="both"/>
-        <w:rPr>
-          <w:color w:val="434343"/>
-        </w:rPr>
-      </w:pPr>
-      <w:r>
-        <w:rPr>
-          <w:b w:val="1"/>
-          <w:bCs w:val="1"/>
+          <w:color w:val="434343"/>
+          <w:sz w:val="20"/>
+          <w:szCs w:val="20"/>
+        </w:rPr>
+      </w:pPr>
+      <w:r>
+        <w:rPr>
+          <w:b w:val="1"/>
+          <w:bCs w:val="1"/>
+          <w:color w:val="434343"/>
+          <w:sz w:val="20"/>
+          <w:szCs w:val="20"/>
           <w:rtl w:val="0"/>
         </w:rPr>
         <w:t xml:space="preserve">Board Director | </w:t>
       </w:r>
       <w:r>
         <w:rPr>
-          <w:rtl w:val="0"/>
-        </w:rPr>
-        <w:t xml:space="preserve">How Weird Street Faire 501(c)(3) </w:t>
-      </w:r>
-      <w:r>
-        <w:rPr>
-          <w:color w:val="434343"/>
-          <w:rtl w:val="0"/>
-        </w:rPr>
-        <w:t xml:space="preserve">SF street fair with successful 20+ year run (2004 - 2024)</w:t>
+          <w:color w:val="434343"/>
+          <w:sz w:val="20"/>
+          <w:szCs w:val="20"/>
+          <w:rtl w:val="0"/>
+        </w:rPr>
+        <w:t xml:space="preserve">How Weird Street Faire 501(c)(3) SF street fair with successful 20 year run (2004 - 2024)</w:t>
       </w:r>
     </w:p>
     <w:sectPr>
@@ -971,14 +1161,14 @@
       <w:spacing w:before="0" w:line="240" w:lineRule="auto"/>
       <w:ind w:left="-630" w:right="-720" w:firstLine="0"/>
       <w:rPr>
-        <w:color w:val="999999"/>
+        <w:color w:val="434343"/>
       </w:rPr>
     </w:pPr>
     <w:bookmarkStart w:colFirst="0" w:colLast="0" w:name="_v1qdw49vp2i" w:id="0"/>
     <w:bookmarkEnd w:id="0"/>
     <w:r>
       <w:rPr>
-        <w:color w:val="999999"/>
+        <w:color w:val="434343"/>
         <w:rtl w:val="0"/>
       </w:rPr>
       <w:t xml:space="preserve">PETER BARTSCH</w:t>

--- a/Peter-Bartsch-Resume.docx
+++ b/Peter-Bartsch-Resume.docx
@@ -4,7 +4,7 @@
   <w:body>
     <w:p>
       <w:pPr>
-        <w:spacing w:after="240" w:before="240" w:lineRule="auto"/>
+        <w:spacing w:after="240" w:before="240" w:line="240" w:lineRule="auto"/>
         <w:ind w:left="-630.0000000000001" w:right="-623.3333333333348" w:firstLine="0"/>
         <w:rPr>
           <w:sz w:val="8"/>
@@ -13,10 +13,14 @@
       </w:pPr>
       <w:r>
         <w:rPr>
-          <w:rFonts w:ascii="Arial Unicode MS" w:cs="Arial Unicode MS" w:eastAsia="Arial Unicode MS" w:hAnsi="Arial Unicode MS"/>
-          <w:rtl w:val="0"/>
-        </w:rPr>
-        <w:t xml:space="preserve">Product designer who ships. 15+ years building 0→1 products and scaling design systems—from solo founder to employee #28 at hypergrowth startup to senior IC at $38B enterprise. Research-driven, prototype-obsessed, comfortable with ambiguity.</w:t>
+          <w:rFonts w:ascii="Nova Mono" w:cs="Nova Mono" w:eastAsia="Nova Mono" w:hAnsi="Nova Mono"/>
+          <w:color w:val="141413"/>
+          <w:sz w:val="21"/>
+          <w:szCs w:val="21"/>
+          <w:highlight w:val="white"/>
+          <w:rtl w:val="0"/>
+        </w:rPr>
+        <w:t xml:space="preserve">Staff Product Designer — Enterprise Platforms &amp; 0→1. Led design for $3.8B platform at Deere (500K users). Built design org 1→10 at FourKites through $3M→$100M ARR ($1B+ valuation). 15 years shipping enterprise systems that actually get adopted.</w:t>
       </w:r>
       <w:r>
         <w:rPr>
@@ -62,7 +66,504 @@
         </w:rPr>
         <w:t xml:space="preserve"> | Aug 2024 - Present </w:t>
         <w:br w:type="textWrapping"/>
-        <w:t xml:space="preserve">Treating AI as my technical co-founder, learning how to compress timelines, work across disciplines, and ship products that traditionally require full teams. Building open-source modular shelter systems that transform parking spot sized spaces into productive environments.</w:t>
+      </w:r>
+      <w:r>
+        <w:rPr>
+          <w:rFonts w:ascii="Roboto" w:cs="Roboto" w:eastAsia="Roboto" w:hAnsi="Roboto"/>
+          <w:color w:val="141413"/>
+          <w:sz w:val="21"/>
+          <w:szCs w:val="21"/>
+          <w:highlight w:val="white"/>
+          <w:rtl w:val="0"/>
+        </w:rPr>
+        <w:t xml:space="preserve">Between enterprise roles — shipped a complete product ecosystem solo using AI tooling to demonstrate full-stack design range.</w:t>
+      </w:r>
+      <w:r>
+        <w:rPr>
+          <w:rtl w:val="0"/>
+        </w:rPr>
+      </w:r>
+    </w:p>
+    <w:p>
+      <w:pPr>
+        <w:numPr>
+          <w:ilvl w:val="0"/>
+          <w:numId w:val="2"/>
+        </w:numPr>
+        <w:spacing w:after="0" w:afterAutospacing="0" w:before="240" w:line="240" w:lineRule="auto"/>
+        <w:ind w:left="720" w:hanging="360"/>
+        <w:rPr>
+          <w:color w:val="434343"/>
+          <w:sz w:val="20"/>
+          <w:szCs w:val="20"/>
+        </w:rPr>
+      </w:pPr>
+      <w:r>
+        <w:rPr>
+          <w:b w:val="1"/>
+          <w:bCs w:val="1"/>
+          <w:color w:val="434343"/>
+          <w:sz w:val="20"/>
+          <w:szCs w:val="20"/>
+          <w:rtl w:val="0"/>
+        </w:rPr>
+        <w:t xml:space="preserve">Created complete product ecosystem solo in 18 months</w:t>
+      </w:r>
+      <w:r>
+        <w:rPr>
+          <w:color w:val="434343"/>
+          <w:sz w:val="20"/>
+          <w:szCs w:val="20"/>
+          <w:rtl w:val="0"/>
+        </w:rPr>
+        <w:t xml:space="preserve">: brand identity inspired by early 2000s open-source culture, 3 websites (thios.co, blog, store), 5 shelter variants with CAD models, physical prototype, and handbook generating first revenue</w:t>
+      </w:r>
+    </w:p>
+    <w:p>
+      <w:pPr>
+        <w:numPr>
+          <w:ilvl w:val="0"/>
+          <w:numId w:val="2"/>
+        </w:numPr>
+        <w:spacing w:after="0" w:afterAutospacing="0" w:before="0" w:beforeAutospacing="0" w:line="240" w:lineRule="auto"/>
+        <w:ind w:left="720" w:hanging="360"/>
+        <w:rPr>
+          <w:color w:val="434343"/>
+          <w:sz w:val="20"/>
+          <w:szCs w:val="20"/>
+        </w:rPr>
+      </w:pPr>
+      <w:r>
+        <w:rPr>
+          <w:b w:val="1"/>
+          <w:bCs w:val="1"/>
+          <w:color w:val="434343"/>
+          <w:sz w:val="20"/>
+          <w:szCs w:val="20"/>
+          <w:rtl w:val="0"/>
+        </w:rPr>
+        <w:t xml:space="preserve">Applied full career toolkit simultaneously</w:t>
+      </w:r>
+      <w:r>
+        <w:rPr>
+          <w:rFonts w:ascii="Arial Unicode MS" w:cs="Arial Unicode MS" w:eastAsia="Arial Unicode MS" w:hAnsi="Arial Unicode MS"/>
+          <w:color w:val="434343"/>
+          <w:sz w:val="20"/>
+          <w:szCs w:val="20"/>
+          <w:rtl w:val="0"/>
+        </w:rPr>
+        <w:t xml:space="preserve">—product strategy, marketing, and design execution using GitHub Copilot → Cursor → Anti Gravity progression; proving experienced generalists can operate across traditional role boundaries with AI partnership</w:t>
+      </w:r>
+    </w:p>
+    <w:p>
+      <w:pPr>
+        <w:numPr>
+          <w:ilvl w:val="0"/>
+          <w:numId w:val="2"/>
+        </w:numPr>
+        <w:spacing w:after="0" w:afterAutospacing="0" w:before="0" w:beforeAutospacing="0" w:line="240" w:lineRule="auto"/>
+        <w:ind w:left="720" w:hanging="360"/>
+        <w:rPr>
+          <w:color w:val="434343"/>
+          <w:sz w:val="20"/>
+          <w:szCs w:val="20"/>
+        </w:rPr>
+      </w:pPr>
+      <w:r>
+        <w:rPr>
+          <w:b w:val="1"/>
+          <w:bCs w:val="1"/>
+          <w:color w:val="434343"/>
+          <w:sz w:val="20"/>
+          <w:szCs w:val="20"/>
+          <w:rtl w:val="0"/>
+        </w:rPr>
+        <w:t xml:space="preserve">Established AI-augmented workflows</w:t>
+      </w:r>
+      <w:r>
+        <w:rPr>
+          <w:color w:val="434343"/>
+          <w:sz w:val="20"/>
+          <w:szCs w:val="20"/>
+          <w:rtl w:val="0"/>
+        </w:rPr>
+        <w:t xml:space="preserve">: Obsidian MD + AI for project management and research synthesis; Figma Make for design-to-code; compressed prototyping cycles 70% through conversational development in Cursor and Anti-Gravity &amp; Claude Code</w:t>
+      </w:r>
+    </w:p>
+    <w:p>
+      <w:pPr>
+        <w:numPr>
+          <w:ilvl w:val="0"/>
+          <w:numId w:val="2"/>
+        </w:numPr>
+        <w:spacing w:after="240" w:before="0" w:beforeAutospacing="0" w:line="240" w:lineRule="auto"/>
+        <w:ind w:left="720" w:hanging="360"/>
+        <w:rPr>
+          <w:color w:val="434343"/>
+        </w:rPr>
+      </w:pPr>
+      <w:r>
+        <w:rPr>
+          <w:b w:val="1"/>
+          <w:bCs w:val="1"/>
+          <w:color w:val="434343"/>
+          <w:sz w:val="20"/>
+          <w:szCs w:val="20"/>
+          <w:rtl w:val="0"/>
+        </w:rPr>
+        <w:t xml:space="preserve">Outcomes</w:t>
+      </w:r>
+      <w:r>
+        <w:rPr>
+          <w:color w:val="434343"/>
+          <w:sz w:val="20"/>
+          <w:szCs w:val="20"/>
+          <w:rtl w:val="0"/>
+        </w:rPr>
+        <w:t xml:space="preserve">: Validated AI as practical force multiplier for startups; demonstrating how to maintain product quality while working at solo-founder velocity; any prototype is possible</w:t>
+      </w:r>
+      <w:r>
+        <w:rPr>
+          <w:rtl w:val="0"/>
+        </w:rPr>
+      </w:r>
+    </w:p>
+    <w:p>
+      <w:pPr>
+        <w:spacing w:after="240" w:before="240" w:line="240" w:lineRule="auto"/>
+        <w:ind w:left="-630.0000000000001" w:right="-623.3333333333348" w:firstLine="0"/>
+        <w:rPr/>
+      </w:pPr>
+      <w:r>
+        <w:rPr>
+          <w:b w:val="1"/>
+          <w:bCs w:val="1"/>
+          <w:rtl w:val="0"/>
+        </w:rPr>
+        <w:t xml:space="preserve">FOURKITES | Lead UX / Manager</w:t>
+      </w:r>
+      <w:r>
+        <w:rPr>
+          <w:rtl w:val="0"/>
+        </w:rPr>
+        <w:t xml:space="preserve"> | Jan 2017 - Jan 2020</w:t>
+        <w:br w:type="textWrapping"/>
+        <w:t xml:space="preserve">Employee #28 during hypergrowth, $3M to $100M ARR (</w:t>
+      </w:r>
+      <w:r>
+        <w:rPr>
+          <w:color w:val="333333"/>
+          <w:sz w:val="24"/>
+          <w:szCs w:val="24"/>
+          <w:shd w:fill="fafafa" w:val="clear"/>
+          <w:rtl w:val="0"/>
+        </w:rPr>
+        <w:t xml:space="preserve">$1B+ valuation</w:t>
+      </w:r>
+      <w:r>
+        <w:rPr>
+          <w:rtl w:val="0"/>
+        </w:rPr>
+        <w:t xml:space="preserve">). Built design function from scratch—founding designer to 10-person global team.</w:t>
+      </w:r>
+    </w:p>
+    <w:p>
+      <w:pPr>
+        <w:numPr>
+          <w:ilvl w:val="0"/>
+          <w:numId w:val="1"/>
+        </w:numPr>
+        <w:spacing w:after="0" w:afterAutospacing="0" w:before="240" w:line="240" w:lineRule="auto"/>
+        <w:ind w:left="720" w:hanging="360"/>
+        <w:rPr>
+          <w:color w:val="434343"/>
+          <w:sz w:val="20"/>
+          <w:szCs w:val="20"/>
+        </w:rPr>
+      </w:pPr>
+      <w:r>
+        <w:rPr>
+          <w:rFonts w:ascii="Arial Unicode MS" w:cs="Arial Unicode MS" w:eastAsia="Arial Unicode MS" w:hAnsi="Arial Unicode MS"/>
+          <w:b w:val="1"/>
+          <w:bCs w:val="1"/>
+          <w:color w:val="434343"/>
+          <w:sz w:val="20"/>
+          <w:szCs w:val="20"/>
+          <w:rtl w:val="0"/>
+        </w:rPr>
+        <w:t xml:space="preserve">Designed flagship products from 0→1</w:t>
+      </w:r>
+      <w:r>
+        <w:rPr>
+          <w:color w:val="434343"/>
+          <w:sz w:val="20"/>
+          <w:szCs w:val="20"/>
+          <w:rtl w:val="0"/>
+        </w:rPr>
+        <w:t xml:space="preserve">: Real-time supply chain control tower and related mobile apps processing 10M+ daily tracking events for 30+ Fortune 2000 companies (Anheuser-Busch, Georgia-Pacific, Tyson); products became primary driver of 3x customer expansion</w:t>
+      </w:r>
+    </w:p>
+    <w:p>
+      <w:pPr>
+        <w:numPr>
+          <w:ilvl w:val="0"/>
+          <w:numId w:val="1"/>
+        </w:numPr>
+        <w:spacing w:after="0" w:afterAutospacing="0" w:before="0" w:beforeAutospacing="0" w:line="240" w:lineRule="auto"/>
+        <w:ind w:left="720" w:hanging="360"/>
+        <w:rPr>
+          <w:color w:val="434343"/>
+          <w:sz w:val="20"/>
+          <w:szCs w:val="20"/>
+        </w:rPr>
+      </w:pPr>
+      <w:r>
+        <w:rPr>
+          <w:b w:val="1"/>
+          <w:bCs w:val="1"/>
+          <w:color w:val="434343"/>
+          <w:sz w:val="20"/>
+          <w:szCs w:val="20"/>
+          <w:rtl w:val="0"/>
+        </w:rPr>
+        <w:t xml:space="preserve">Led bespoke predictive analytics dashboard products</w:t>
+      </w:r>
+      <w:r>
+        <w:rPr>
+          <w:color w:val="434343"/>
+          <w:sz w:val="20"/>
+          <w:szCs w:val="20"/>
+          <w:rtl w:val="0"/>
+        </w:rPr>
+        <w:t xml:space="preserve"> identifying shipment delays 6-12 hours earlier than competitors; increased customer retention 41% and expanded average contract value $120K annually</w:t>
+      </w:r>
+    </w:p>
+    <w:p>
+      <w:pPr>
+        <w:numPr>
+          <w:ilvl w:val="0"/>
+          <w:numId w:val="1"/>
+        </w:numPr>
+        <w:spacing w:after="240" w:before="0" w:beforeAutospacing="0" w:line="240" w:lineRule="auto"/>
+        <w:ind w:left="720" w:hanging="360"/>
+        <w:rPr>
+          <w:color w:val="434343"/>
+        </w:rPr>
+      </w:pPr>
+      <w:r>
+        <w:rPr>
+          <w:b w:val="1"/>
+          <w:bCs w:val="1"/>
+          <w:color w:val="434343"/>
+          <w:sz w:val="20"/>
+          <w:szCs w:val="20"/>
+          <w:rtl w:val="0"/>
+        </w:rPr>
+        <w:t xml:space="preserve">Scaled design org</w:t>
+      </w:r>
+      <w:r>
+        <w:rPr>
+          <w:color w:val="434343"/>
+          <w:sz w:val="20"/>
+          <w:szCs w:val="20"/>
+          <w:rtl w:val="0"/>
+        </w:rPr>
+        <w:t xml:space="preserve">: Hired and managed team across Chicago and Chennai; established component library, design operations, and hiring framework—reduced design inconsistencies 65% while maintaining startup velocity</w:t>
+      </w:r>
+      <w:r>
+        <w:rPr>
+          <w:rtl w:val="0"/>
+        </w:rPr>
+      </w:r>
+    </w:p>
+    <w:p>
+      <w:pPr>
+        <w:spacing w:after="240" w:before="240" w:line="240" w:lineRule="auto"/>
+        <w:ind w:left="-630.0000000000001" w:right="0" w:firstLine="0"/>
+        <w:jc w:val="both"/>
+        <w:rPr/>
+      </w:pPr>
+      <w:r>
+        <w:rPr>
+          <w:b w:val="1"/>
+          <w:bCs w:val="1"/>
+          <w:rtl w:val="0"/>
+        </w:rPr>
+        <w:t xml:space="preserve">JOHN DEERE | Senior Lead UX; Digital Customer Experience</w:t>
+      </w:r>
+      <w:r>
+        <w:rPr>
+          <w:rtl w:val="0"/>
+        </w:rPr>
+        <w:t xml:space="preserve"> | Aug 2020 - Jul 2024 </w:t>
+        <w:br w:type="textWrapping"/>
+        <w:t xml:space="preserve">Embedded with product teams to modernize 20-year-old systems and drive subscription revenue. Proving enterprise design can move fast when you have the right frameworks.</w:t>
+      </w:r>
+    </w:p>
+    <w:p>
+      <w:pPr>
+        <w:numPr>
+          <w:ilvl w:val="0"/>
+          <w:numId w:val="2"/>
+        </w:numPr>
+        <w:spacing w:after="0" w:afterAutospacing="0" w:before="240" w:line="240" w:lineRule="auto"/>
+        <w:ind w:left="720" w:hanging="360"/>
+        <w:rPr>
+          <w:color w:val="434343"/>
+          <w:sz w:val="20"/>
+          <w:szCs w:val="20"/>
+        </w:rPr>
+      </w:pPr>
+      <w:r>
+        <w:rPr>
+          <w:b w:val="1"/>
+          <w:bCs w:val="1"/>
+          <w:color w:val="434343"/>
+          <w:sz w:val="20"/>
+          <w:szCs w:val="20"/>
+          <w:rtl w:val="0"/>
+        </w:rPr>
+        <w:t xml:space="preserve">Redesigned license management system</w:t>
+      </w:r>
+      <w:r>
+        <w:rPr>
+          <w:color w:val="434343"/>
+          <w:sz w:val="20"/>
+          <w:szCs w:val="20"/>
+          <w:rtl w:val="0"/>
+        </w:rPr>
+        <w:t xml:space="preserve"> serving 500K+ users across 12 languages—increased authenticated engagement 34%, reduced support tickets 16%, enabled $3.8B in subscription revenue from Automation and AI services</w:t>
+        <w:br w:type="textWrapping"/>
+      </w:r>
+      <w:r>
+        <w:rPr>
+          <w:rtl w:val="0"/>
+        </w:rPr>
+      </w:r>
+    </w:p>
+    <w:p>
+      <w:pPr>
+        <w:numPr>
+          <w:ilvl w:val="0"/>
+          <w:numId w:val="2"/>
+        </w:numPr>
+        <w:spacing w:after="0" w:afterAutospacing="0" w:before="0" w:beforeAutospacing="0" w:line="240" w:lineRule="auto"/>
+        <w:ind w:left="720" w:hanging="360"/>
+        <w:rPr>
+          <w:color w:val="434343"/>
+          <w:sz w:val="20"/>
+          <w:szCs w:val="20"/>
+        </w:rPr>
+      </w:pPr>
+      <w:r>
+        <w:rPr>
+          <w:b w:val="1"/>
+          <w:bCs w:val="1"/>
+          <w:color w:val="434343"/>
+          <w:sz w:val="20"/>
+          <w:szCs w:val="20"/>
+          <w:rtl w:val="0"/>
+        </w:rPr>
+        <w:t xml:space="preserve">Built unified account and navigation framework</w:t>
+      </w:r>
+      <w:r>
+        <w:rPr>
+          <w:color w:val="434343"/>
+          <w:sz w:val="20"/>
+          <w:szCs w:val="20"/>
+          <w:rtl w:val="0"/>
+        </w:rPr>
+        <w:t xml:space="preserve"> deployed across 8 product lines (web, mobile, embedded)—consolidated fragmented experiences into single customer view, improved dealer support efficiency 28%</w:t>
+        <w:br w:type="textWrapping"/>
+      </w:r>
+      <w:r>
+        <w:rPr>
+          <w:rtl w:val="0"/>
+        </w:rPr>
+      </w:r>
+    </w:p>
+    <w:p>
+      <w:pPr>
+        <w:numPr>
+          <w:ilvl w:val="0"/>
+          <w:numId w:val="2"/>
+        </w:numPr>
+        <w:spacing w:after="240" w:before="0" w:beforeAutospacing="0" w:line="240" w:lineRule="auto"/>
+        <w:ind w:left="720" w:hanging="360"/>
+        <w:rPr>
+          <w:color w:val="434343"/>
+          <w:sz w:val="20"/>
+          <w:szCs w:val="20"/>
+        </w:rPr>
+      </w:pPr>
+      <w:r>
+        <w:rPr>
+          <w:rFonts w:ascii="Roboto" w:cs="Roboto" w:eastAsia="Roboto" w:hAnsi="Roboto"/>
+          <w:b w:val="1"/>
+          <w:bCs w:val="1"/>
+          <w:color w:val="141413"/>
+          <w:sz w:val="21"/>
+          <w:szCs w:val="21"/>
+          <w:highlight w:val="white"/>
+          <w:rtl w:val="0"/>
+        </w:rPr>
+        <w:t xml:space="preserve">Core contributor</w:t>
+      </w:r>
+      <w:r>
+        <w:rPr>
+          <w:rFonts w:ascii="Roboto" w:cs="Roboto" w:eastAsia="Roboto" w:hAnsi="Roboto"/>
+          <w:color w:val="141413"/>
+          <w:sz w:val="21"/>
+          <w:szCs w:val="21"/>
+          <w:highlight w:val="white"/>
+          <w:rtl w:val="0"/>
+        </w:rPr>
+        <w:t xml:space="preserve"> to enterprise design system in Figma spanning 6 brands</w:t>
+      </w:r>
+      <w:r>
+        <w:rPr>
+          <w:color w:val="434343"/>
+          <w:sz w:val="20"/>
+          <w:szCs w:val="20"/>
+          <w:rtl w:val="0"/>
+        </w:rPr>
+        <w:t xml:space="preserve"> and 40+ product teams globally—reduced design-to-development handoff time 45% through standardized components that actually shipped</w:t>
+      </w:r>
+      <w:r>
+        <w:rPr>
+          <w:rtl w:val="0"/>
+        </w:rPr>
+      </w:r>
+    </w:p>
+    <w:p>
+      <w:pPr>
+        <w:spacing w:after="240" w:before="240" w:line="240" w:lineRule="auto"/>
+        <w:ind w:left="-540.0000000000001" w:right="-623.3333333333348" w:firstLine="0"/>
+        <w:rPr/>
+      </w:pPr>
+      <w:r>
+        <w:rPr>
+          <w:b w:val="1"/>
+          <w:bCs w:val="1"/>
+          <w:rtl w:val="0"/>
+        </w:rPr>
+        <w:br w:type="textWrapping"/>
+      </w:r>
+      <w:r>
+        <w:rPr>
+          <w:b w:val="1"/>
+          <w:bCs w:val="1"/>
+          <w:rtl w:val="0"/>
+        </w:rPr>
+        <w:t xml:space="preserve">MAVENWAVE PARTNERS | Senior UX + Agile Lead (Consultant)</w:t>
+      </w:r>
+      <w:r>
+        <w:rPr>
+          <w:rtl w:val="0"/>
+        </w:rPr>
+        <w:t xml:space="preserve"> | Jan 2014 - Jan 2017 </w:t>
+        <w:br w:type="textWrapping"/>
+        <w:t xml:space="preserve">Led digital product design for Fortune 500 healthcare and pharmaceutical clients. Fast iteration in slow-moving industries.</w:t>
       </w:r>
     </w:p>
     <w:p>
@@ -88,16 +589,16 @@
           <w:szCs w:val="20"/>
           <w:rtl w:val="0"/>
         </w:rPr>
-        <w:t xml:space="preserve">Created complete product ecosystem solo in 18 months</w:t>
-      </w:r>
-      <w:r>
-        <w:rPr>
-          <w:color w:val="434343"/>
-          <w:sz w:val="20"/>
-          <w:szCs w:val="20"/>
-          <w:rtl w:val="0"/>
-        </w:rPr>
-        <w:t xml:space="preserve">: brand identity inspired by early 2000s open-source culture, 3 websites (thios.co, blog, store), 5 shelter variants with CAD models, physical prototype, and handbook generating first revenue</w:t>
+        <w:t xml:space="preserve">Designed 6 internal portals for AbbVie</w:t>
+      </w:r>
+      <w:r>
+        <w:rPr>
+          <w:color w:val="434343"/>
+          <w:sz w:val="20"/>
+          <w:szCs w:val="20"/>
+          <w:rtl w:val="0"/>
+        </w:rPr>
+        <w:t xml:space="preserve"> supporting 200K+ users across clinical trials and patient support programs—improved medication adherence tracking, reduced hospital readmissions 12%</w:t>
       </w:r>
     </w:p>
     <w:p>
@@ -123,52 +624,16 @@
           <w:szCs w:val="20"/>
           <w:rtl w:val="0"/>
         </w:rPr>
-        <w:t xml:space="preserve">Applied full career toolkit simultaneously</w:t>
-      </w:r>
-      <w:r>
-        <w:rPr>
-          <w:rFonts w:ascii="Arial Unicode MS" w:cs="Arial Unicode MS" w:eastAsia="Arial Unicode MS" w:hAnsi="Arial Unicode MS"/>
-          <w:color w:val="434343"/>
-          <w:sz w:val="20"/>
-          <w:szCs w:val="20"/>
-          <w:rtl w:val="0"/>
-        </w:rPr>
-        <w:t xml:space="preserve">—product strategy, marketing, and design execution using GitHub Copilot → Cursor → Anti Gravity progression; proving experienced generalists can operate across traditional role boundaries with AI partnership</w:t>
-      </w:r>
-    </w:p>
-    <w:p>
-      <w:pPr>
-        <w:numPr>
-          <w:ilvl w:val="0"/>
-          <w:numId w:val="3"/>
-        </w:numPr>
-        <w:spacing w:after="0" w:afterAutospacing="0" w:before="0" w:beforeAutospacing="0" w:line="240" w:lineRule="auto"/>
-        <w:ind w:left="720" w:hanging="360"/>
-        <w:rPr>
-          <w:color w:val="434343"/>
-          <w:sz w:val="20"/>
-          <w:szCs w:val="20"/>
-        </w:rPr>
-      </w:pPr>
-      <w:r>
-        <w:rPr>
-          <w:b w:val="1"/>
-          <w:bCs w:val="1"/>
-          <w:color w:val="434343"/>
-          <w:sz w:val="20"/>
-          <w:szCs w:val="20"/>
-          <w:rtl w:val="0"/>
-        </w:rPr>
-        <w:t xml:space="preserve">Established AI-augmented workflows</w:t>
-      </w:r>
-      <w:r>
-        <w:rPr>
-          <w:color w:val="434343"/>
-          <w:sz w:val="20"/>
-          <w:szCs w:val="20"/>
-          <w:rtl w:val="0"/>
-        </w:rPr>
-        <w:t xml:space="preserve">: Obsidian MD + AI for project management and research synthesis; Figma Make for design-to-code; compressed prototyping cycles 70% through conversational development in Cursor and Anti-Gravity &amp; Claude Code</w:t>
+        <w:t xml:space="preserve">Rebuilt OptumRx pharmacy formulary platform</w:t>
+      </w:r>
+      <w:r>
+        <w:rPr>
+          <w:color w:val="434343"/>
+          <w:sz w:val="20"/>
+          <w:szCs w:val="20"/>
+          <w:rtl w:val="0"/>
+        </w:rPr>
+        <w:t xml:space="preserve"> processing 1.4B prescriptions annually—created company's first patient-facing product, reduced fulfillment errors 15% through improved drug interaction warnings</w:t>
       </w:r>
     </w:p>
     <w:p>
@@ -181,437 +646,6 @@
         <w:ind w:left="720" w:hanging="360"/>
         <w:rPr>
           <w:color w:val="434343"/>
-        </w:rPr>
-      </w:pPr>
-      <w:r>
-        <w:rPr>
-          <w:b w:val="1"/>
-          <w:bCs w:val="1"/>
-          <w:color w:val="434343"/>
-          <w:sz w:val="20"/>
-          <w:szCs w:val="20"/>
-          <w:rtl w:val="0"/>
-        </w:rPr>
-        <w:t xml:space="preserve">Outcomes</w:t>
-      </w:r>
-      <w:r>
-        <w:rPr>
-          <w:color w:val="434343"/>
-          <w:sz w:val="20"/>
-          <w:szCs w:val="20"/>
-          <w:rtl w:val="0"/>
-        </w:rPr>
-        <w:t xml:space="preserve">: Validated AI as practical force multiplier for startups; demonstrating how to maintain product quality while working at solo-founder velocity; any prototype is possible</w:t>
-      </w:r>
-      <w:r>
-        <w:rPr>
-          <w:color w:val="434343"/>
-          <w:rtl w:val="0"/>
-        </w:rPr>
-        <w:br w:type="textWrapping"/>
-      </w:r>
-      <w:r>
-        <w:rPr>
-          <w:rtl w:val="0"/>
-        </w:rPr>
-      </w:r>
-    </w:p>
-    <w:p>
-      <w:pPr>
-        <w:spacing w:after="240" w:before="240" w:line="240" w:lineRule="auto"/>
-        <w:ind w:left="-630.0000000000001" w:right="-623.3333333333348" w:firstLine="0"/>
-        <w:rPr/>
-      </w:pPr>
-      <w:r>
-        <w:rPr>
-          <w:b w:val="1"/>
-          <w:bCs w:val="1"/>
-          <w:rtl w:val="0"/>
-        </w:rPr>
-        <w:t xml:space="preserve">FOURKITES | Lead UX / Manager</w:t>
-      </w:r>
-      <w:r>
-        <w:rPr>
-          <w:rtl w:val="0"/>
-        </w:rPr>
-        <w:t xml:space="preserve"> | Jan 2017 - Jan 2020</w:t>
-        <w:br w:type="textWrapping"/>
-        <w:t xml:space="preserve">Employee #28 during hypergrowth ($3M to $100M ARR). Built design function from scratch—founding designer to 10-person global team.</w:t>
-      </w:r>
-    </w:p>
-    <w:p>
-      <w:pPr>
-        <w:numPr>
-          <w:ilvl w:val="0"/>
-          <w:numId w:val="1"/>
-        </w:numPr>
-        <w:spacing w:after="0" w:afterAutospacing="0" w:before="240" w:line="240" w:lineRule="auto"/>
-        <w:ind w:left="720" w:hanging="360"/>
-        <w:rPr>
-          <w:color w:val="434343"/>
-          <w:sz w:val="20"/>
-          <w:szCs w:val="20"/>
-        </w:rPr>
-      </w:pPr>
-      <w:r>
-        <w:rPr>
-          <w:rFonts w:ascii="Arial Unicode MS" w:cs="Arial Unicode MS" w:eastAsia="Arial Unicode MS" w:hAnsi="Arial Unicode MS"/>
-          <w:b w:val="1"/>
-          <w:bCs w:val="1"/>
-          <w:color w:val="434343"/>
-          <w:sz w:val="20"/>
-          <w:szCs w:val="20"/>
-          <w:rtl w:val="0"/>
-        </w:rPr>
-        <w:t xml:space="preserve">Designed flagship products from 0→1</w:t>
-      </w:r>
-      <w:r>
-        <w:rPr>
-          <w:color w:val="434343"/>
-          <w:sz w:val="20"/>
-          <w:szCs w:val="20"/>
-          <w:rtl w:val="0"/>
-        </w:rPr>
-        <w:t xml:space="preserve">: Real-time supply chain control tower and related mobile apps processing 10M+ daily tracking events for 30+ Fortune 2000 companies (Anheuser-Busch, Georgia-Pacific, Tyson); products became primary driver of 3x customer expansion</w:t>
-      </w:r>
-    </w:p>
-    <w:p>
-      <w:pPr>
-        <w:numPr>
-          <w:ilvl w:val="0"/>
-          <w:numId w:val="1"/>
-        </w:numPr>
-        <w:spacing w:after="0" w:afterAutospacing="0" w:before="0" w:beforeAutospacing="0" w:line="240" w:lineRule="auto"/>
-        <w:ind w:left="720" w:hanging="360"/>
-        <w:rPr>
-          <w:color w:val="434343"/>
-          <w:sz w:val="20"/>
-          <w:szCs w:val="20"/>
-        </w:rPr>
-      </w:pPr>
-      <w:r>
-        <w:rPr>
-          <w:b w:val="1"/>
-          <w:bCs w:val="1"/>
-          <w:color w:val="434343"/>
-          <w:sz w:val="20"/>
-          <w:szCs w:val="20"/>
-          <w:rtl w:val="0"/>
-        </w:rPr>
-        <w:t xml:space="preserve">Led bespoke predictive analytics dashboard products</w:t>
-      </w:r>
-      <w:r>
-        <w:rPr>
-          <w:color w:val="434343"/>
-          <w:sz w:val="20"/>
-          <w:szCs w:val="20"/>
-          <w:rtl w:val="0"/>
-        </w:rPr>
-        <w:t xml:space="preserve"> identifying shipment delays 6-12 hours earlier than competitors; increased customer retention 41% and expanded average contract value $120K annually</w:t>
-      </w:r>
-    </w:p>
-    <w:p>
-      <w:pPr>
-        <w:numPr>
-          <w:ilvl w:val="0"/>
-          <w:numId w:val="1"/>
-        </w:numPr>
-        <w:spacing w:after="240" w:before="0" w:beforeAutospacing="0" w:line="240" w:lineRule="auto"/>
-        <w:ind w:left="720" w:hanging="360"/>
-        <w:rPr>
-          <w:color w:val="434343"/>
-        </w:rPr>
-      </w:pPr>
-      <w:r>
-        <w:rPr>
-          <w:b w:val="1"/>
-          <w:bCs w:val="1"/>
-          <w:color w:val="434343"/>
-          <w:sz w:val="20"/>
-          <w:szCs w:val="20"/>
-          <w:rtl w:val="0"/>
-        </w:rPr>
-        <w:t xml:space="preserve">Scaled design org</w:t>
-      </w:r>
-      <w:r>
-        <w:rPr>
-          <w:color w:val="434343"/>
-          <w:sz w:val="20"/>
-          <w:szCs w:val="20"/>
-          <w:rtl w:val="0"/>
-        </w:rPr>
-        <w:t xml:space="preserve">: Hired and managed team across Chicago and Chennai; established component library, design operations, and hiring framework—reduced design inconsistencies 65% while maintaining startup velocity</w:t>
-      </w:r>
-      <w:r>
-        <w:rPr>
-          <w:b w:val="1"/>
-          <w:bCs w:val="1"/>
-          <w:rtl w:val="0"/>
-        </w:rPr>
-        <w:br w:type="textWrapping"/>
-      </w:r>
-    </w:p>
-    <w:p>
-      <w:pPr>
-        <w:spacing w:after="240" w:before="240" w:line="240" w:lineRule="auto"/>
-        <w:ind w:left="-630.0000000000001" w:right="0" w:firstLine="0"/>
-        <w:jc w:val="both"/>
-        <w:rPr/>
-      </w:pPr>
-      <w:r>
-        <w:rPr>
-          <w:b w:val="1"/>
-          <w:bCs w:val="1"/>
-          <w:rtl w:val="0"/>
-        </w:rPr>
-        <w:t xml:space="preserve">JOHN DEERE | Senior Lead UX; Digital Customer Experience</w:t>
-      </w:r>
-      <w:r>
-        <w:rPr>
-          <w:rtl w:val="0"/>
-        </w:rPr>
-        <w:t xml:space="preserve"> | Aug 2020 - Jul 2024 </w:t>
-        <w:br w:type="textWrapping"/>
-        <w:t xml:space="preserve">Embedded with product teams to modernize 20-year-old systems and drive subscription revenue. Proving enterprise design can move fast when you have the right frameworks.</w:t>
-      </w:r>
-    </w:p>
-    <w:p>
-      <w:pPr>
-        <w:numPr>
-          <w:ilvl w:val="0"/>
-          <w:numId w:val="3"/>
-        </w:numPr>
-        <w:spacing w:after="0" w:afterAutospacing="0" w:before="240" w:line="240" w:lineRule="auto"/>
-        <w:ind w:left="720" w:hanging="360"/>
-        <w:rPr>
-          <w:color w:val="434343"/>
-          <w:sz w:val="20"/>
-          <w:szCs w:val="20"/>
-        </w:rPr>
-      </w:pPr>
-      <w:r>
-        <w:rPr>
-          <w:b w:val="1"/>
-          <w:bCs w:val="1"/>
-          <w:color w:val="434343"/>
-          <w:sz w:val="20"/>
-          <w:szCs w:val="20"/>
-          <w:rtl w:val="0"/>
-        </w:rPr>
-        <w:t xml:space="preserve">Redesigned license management system</w:t>
-      </w:r>
-      <w:r>
-        <w:rPr>
-          <w:color w:val="434343"/>
-          <w:sz w:val="20"/>
-          <w:szCs w:val="20"/>
-          <w:rtl w:val="0"/>
-        </w:rPr>
-        <w:t xml:space="preserve"> serving 500K+ users across 12 languages—increased authenticated engagement 34%, reduced support tickets 16%, enabled $3.8B in subscription revenue from Automation and AI services</w:t>
-        <w:br w:type="textWrapping"/>
-      </w:r>
-    </w:p>
-    <w:p>
-      <w:pPr>
-        <w:numPr>
-          <w:ilvl w:val="0"/>
-          <w:numId w:val="3"/>
-        </w:numPr>
-        <w:spacing w:after="240" w:before="0" w:beforeAutospacing="0" w:line="240" w:lineRule="auto"/>
-        <w:ind w:left="720" w:hanging="360"/>
-        <w:rPr>
-          <w:color w:val="434343"/>
-          <w:sz w:val="20"/>
-          <w:szCs w:val="20"/>
-        </w:rPr>
-      </w:pPr>
-      <w:r>
-        <w:rPr>
-          <w:b w:val="1"/>
-          <w:bCs w:val="1"/>
-          <w:color w:val="434343"/>
-          <w:sz w:val="20"/>
-          <w:szCs w:val="20"/>
-          <w:rtl w:val="0"/>
-        </w:rPr>
-        <w:t xml:space="preserve">Built unified account and navigation framework</w:t>
-      </w:r>
-      <w:r>
-        <w:rPr>
-          <w:color w:val="434343"/>
-          <w:sz w:val="20"/>
-          <w:szCs w:val="20"/>
-          <w:rtl w:val="0"/>
-        </w:rPr>
-        <w:t xml:space="preserve"> deployed across 8 product lines (web, mobile, embedded)—consolidated fragmented experiences into single customer view, improved dealer support efficiency 28%</w:t>
-      </w:r>
-    </w:p>
-    <w:p>
-      <w:pPr>
-        <w:spacing w:after="240" w:before="240" w:line="240" w:lineRule="auto"/>
-        <w:rPr>
-          <w:color w:val="434343"/>
-          <w:sz w:val="20"/>
-          <w:szCs w:val="20"/>
-        </w:rPr>
-      </w:pPr>
-      <w:r>
-        <w:rPr>
-          <w:rtl w:val="0"/>
-        </w:rPr>
-      </w:r>
-    </w:p>
-    <w:p>
-      <w:pPr>
-        <w:numPr>
-          <w:ilvl w:val="0"/>
-          <w:numId w:val="3"/>
-        </w:numPr>
-        <w:spacing w:after="240" w:before="240" w:line="240" w:lineRule="auto"/>
-        <w:ind w:left="720" w:hanging="360"/>
-        <w:rPr>
-          <w:color w:val="434343"/>
-          <w:sz w:val="20"/>
-          <w:szCs w:val="20"/>
-        </w:rPr>
-      </w:pPr>
-      <w:r>
-        <w:rPr>
-          <w:b w:val="1"/>
-          <w:bCs w:val="1"/>
-          <w:color w:val="434343"/>
-          <w:sz w:val="20"/>
-          <w:szCs w:val="20"/>
-          <w:rtl w:val="0"/>
-        </w:rPr>
-        <w:t xml:space="preserve">Established enterprise design system</w:t>
-      </w:r>
-      <w:r>
-        <w:rPr>
-          <w:color w:val="434343"/>
-          <w:sz w:val="20"/>
-          <w:szCs w:val="20"/>
-          <w:rtl w:val="0"/>
-        </w:rPr>
-        <w:t xml:space="preserve"> in Figma spanning 6 brands and 40+ product teams globally—reduced design-to-development handoff time 45% through standardized components that actually shipped</w:t>
-      </w:r>
-      <w:r>
-        <w:rPr>
-          <w:rtl w:val="0"/>
-        </w:rPr>
-      </w:r>
-    </w:p>
-    <w:p>
-      <w:pPr>
-        <w:spacing w:after="240" w:before="240" w:line="240" w:lineRule="auto"/>
-        <w:ind w:left="-540.0000000000001" w:right="-623.3333333333348" w:firstLine="0"/>
-        <w:rPr/>
-      </w:pPr>
-      <w:r>
-        <w:rPr>
-          <w:b w:val="1"/>
-          <w:bCs w:val="1"/>
-          <w:rtl w:val="0"/>
-        </w:rPr>
-        <w:br w:type="textWrapping"/>
-      </w:r>
-      <w:r>
-        <w:rPr>
-          <w:b w:val="1"/>
-          <w:bCs w:val="1"/>
-          <w:rtl w:val="0"/>
-        </w:rPr>
-        <w:t xml:space="preserve">MAVENWAVE PARTNERS | Senior UX + Agile Lead (Consultant)</w:t>
-      </w:r>
-      <w:r>
-        <w:rPr>
-          <w:rtl w:val="0"/>
-        </w:rPr>
-        <w:t xml:space="preserve"> | Jan 2014 - Jan 2017 </w:t>
-        <w:br w:type="textWrapping"/>
-        <w:t xml:space="preserve">Led digital product design for Fortune 500 healthcare and pharmaceutical clients. Fast iteration in slow-moving industries.</w:t>
-      </w:r>
-    </w:p>
-    <w:p>
-      <w:pPr>
-        <w:numPr>
-          <w:ilvl w:val="0"/>
-          <w:numId w:val="4"/>
-        </w:numPr>
-        <w:spacing w:after="0" w:afterAutospacing="0" w:before="240" w:line="240" w:lineRule="auto"/>
-        <w:ind w:left="720" w:hanging="360"/>
-        <w:rPr>
-          <w:color w:val="434343"/>
-          <w:sz w:val="20"/>
-          <w:szCs w:val="20"/>
-        </w:rPr>
-      </w:pPr>
-      <w:r>
-        <w:rPr>
-          <w:b w:val="1"/>
-          <w:bCs w:val="1"/>
-          <w:color w:val="434343"/>
-          <w:sz w:val="20"/>
-          <w:szCs w:val="20"/>
-          <w:rtl w:val="0"/>
-        </w:rPr>
-        <w:t xml:space="preserve">Designed 6 internal portals for AbbVie</w:t>
-      </w:r>
-      <w:r>
-        <w:rPr>
-          <w:color w:val="434343"/>
-          <w:sz w:val="20"/>
-          <w:szCs w:val="20"/>
-          <w:rtl w:val="0"/>
-        </w:rPr>
-        <w:t xml:space="preserve"> supporting 200K+ users across clinical trials and patient support programs—improved medication adherence tracking, reduced hospital readmissions 12%</w:t>
-      </w:r>
-    </w:p>
-    <w:p>
-      <w:pPr>
-        <w:numPr>
-          <w:ilvl w:val="0"/>
-          <w:numId w:val="4"/>
-        </w:numPr>
-        <w:spacing w:after="0" w:afterAutospacing="0" w:before="0" w:beforeAutospacing="0" w:line="240" w:lineRule="auto"/>
-        <w:ind w:left="720" w:hanging="360"/>
-        <w:rPr>
-          <w:color w:val="434343"/>
-          <w:sz w:val="20"/>
-          <w:szCs w:val="20"/>
-        </w:rPr>
-      </w:pPr>
-      <w:r>
-        <w:rPr>
-          <w:b w:val="1"/>
-          <w:bCs w:val="1"/>
-          <w:color w:val="434343"/>
-          <w:sz w:val="20"/>
-          <w:szCs w:val="20"/>
-          <w:rtl w:val="0"/>
-        </w:rPr>
-        <w:t xml:space="preserve">Rebuilt OptumRx pharmacy formulary platform</w:t>
-      </w:r>
-      <w:r>
-        <w:rPr>
-          <w:color w:val="434343"/>
-          <w:sz w:val="20"/>
-          <w:szCs w:val="20"/>
-          <w:rtl w:val="0"/>
-        </w:rPr>
-        <w:t xml:space="preserve"> processing 1.4B prescriptions annually—created company's first patient-facing product, reduced fulfillment errors 15% through improved drug interaction warnings</w:t>
-      </w:r>
-    </w:p>
-    <w:p>
-      <w:pPr>
-        <w:numPr>
-          <w:ilvl w:val="0"/>
-          <w:numId w:val="4"/>
-        </w:numPr>
-        <w:spacing w:after="240" w:before="0" w:beforeAutospacing="0" w:line="240" w:lineRule="auto"/>
-        <w:ind w:left="720" w:hanging="360"/>
-        <w:rPr>
-          <w:color w:val="434343"/>
           <w:sz w:val="20"/>
           <w:szCs w:val="20"/>
         </w:rPr>
@@ -635,169 +669,6 @@
           <w:rtl w:val="0"/>
         </w:rPr>
         <w:t xml:space="preserve"> across client engagements while mentoring junior designers and leading cross-functional design sprints</w:t>
-      </w:r>
-      <w:r>
-        <w:rPr>
-          <w:rtl w:val="0"/>
-        </w:rPr>
-      </w:r>
-    </w:p>
-    <w:p>
-      <w:pPr>
-        <w:ind w:left="-630" w:right="-720" w:firstLine="0"/>
-        <w:jc w:val="both"/>
-        <w:rPr>
-          <w:color w:val="666666"/>
-        </w:rPr>
-      </w:pPr>
-      <w:r>
-        <w:rPr>
-          <w:rtl w:val="0"/>
-        </w:rPr>
-      </w:r>
-    </w:p>
-    <w:p>
-      <w:pPr>
-        <w:ind w:left="-630" w:right="-720" w:firstLine="0"/>
-        <w:jc w:val="both"/>
-        <w:rPr>
-          <w:color w:val="666666"/>
-        </w:rPr>
-      </w:pPr>
-      <w:r>
-        <w:rPr>
-          <w:rtl w:val="0"/>
-        </w:rPr>
-      </w:r>
-    </w:p>
-    <w:p>
-      <w:pPr>
-        <w:ind w:left="-630" w:right="-720" w:firstLine="0"/>
-        <w:jc w:val="both"/>
-        <w:rPr>
-          <w:b w:val="1"/>
-          <w:bCs w:val="1"/>
-          <w:color w:val="999999"/>
-        </w:rPr>
-      </w:pPr>
-      <w:r>
-        <w:rPr>
-          <w:color w:val="999999"/>
-          <w:rtl w:val="0"/>
-        </w:rPr>
-        <w:t xml:space="preserve">EARLIER EXPERIENCE | 2001 - 2014</w:t>
-      </w:r>
-      <w:r>
-        <w:rPr>
-          <w:rtl w:val="0"/>
-        </w:rPr>
-      </w:r>
-    </w:p>
-    <w:p>
-      <w:pPr>
-        <w:numPr>
-          <w:ilvl w:val="0"/>
-          <w:numId w:val="2"/>
-        </w:numPr>
-        <w:spacing w:after="0" w:afterAutospacing="0" w:before="240" w:lineRule="auto"/>
-        <w:ind w:left="720" w:hanging="360"/>
-        <w:rPr>
-          <w:color w:val="434343"/>
-          <w:sz w:val="20"/>
-          <w:szCs w:val="20"/>
-        </w:rPr>
-      </w:pPr>
-      <w:r>
-        <w:rPr>
-          <w:b w:val="1"/>
-          <w:bCs w:val="1"/>
-          <w:color w:val="434343"/>
-          <w:sz w:val="20"/>
-          <w:szCs w:val="20"/>
-          <w:rtl w:val="0"/>
-        </w:rPr>
-        <w:t xml:space="preserve">Nokia HERE Maps</w:t>
-      </w:r>
-      <w:r>
-        <w:rPr>
-          <w:color w:val="434343"/>
-          <w:sz w:val="20"/>
-          <w:szCs w:val="20"/>
-          <w:rtl w:val="0"/>
-        </w:rPr>
-        <w:t xml:space="preserve"> | Product Marketing Manager (2012-2014) - Led UX integration of acquired Trapster app, improving onboarding completion 33%</w:t>
-        <w:br w:type="textWrapping"/>
-      </w:r>
-    </w:p>
-    <w:p>
-      <w:pPr>
-        <w:numPr>
-          <w:ilvl w:val="0"/>
-          <w:numId w:val="2"/>
-        </w:numPr>
-        <w:spacing w:after="0" w:afterAutospacing="0" w:before="0" w:beforeAutospacing="0" w:lineRule="auto"/>
-        <w:ind w:left="720" w:hanging="360"/>
-        <w:rPr>
-          <w:color w:val="434343"/>
-          <w:sz w:val="20"/>
-          <w:szCs w:val="20"/>
-        </w:rPr>
-      </w:pPr>
-      <w:r>
-        <w:rPr>
-          <w:b w:val="1"/>
-          <w:bCs w:val="1"/>
-          <w:color w:val="434343"/>
-          <w:sz w:val="20"/>
-          <w:szCs w:val="20"/>
-          <w:rtl w:val="0"/>
-        </w:rPr>
-        <w:t xml:space="preserve">Gogo Inflight WiFi</w:t>
-      </w:r>
-      <w:r>
-        <w:rPr>
-          <w:color w:val="434343"/>
-          <w:sz w:val="20"/>
-          <w:szCs w:val="20"/>
-          <w:rtl w:val="0"/>
-        </w:rPr>
-        <w:t xml:space="preserve"> | Product Manager (2008-2012) - Launched connectivity across 6 major airlines; developed sponsored flight tracker generating recurring revenue</w:t>
-        <w:br w:type="textWrapping"/>
-      </w:r>
-    </w:p>
-    <w:p>
-      <w:pPr>
-        <w:numPr>
-          <w:ilvl w:val="0"/>
-          <w:numId w:val="2"/>
-        </w:numPr>
-        <w:spacing w:after="240" w:before="0" w:beforeAutospacing="0" w:lineRule="auto"/>
-        <w:ind w:left="720" w:hanging="360"/>
-        <w:rPr>
-          <w:color w:val="434343"/>
-          <w:sz w:val="20"/>
-          <w:szCs w:val="20"/>
-        </w:rPr>
-      </w:pPr>
-      <w:r>
-        <w:rPr>
-          <w:b w:val="1"/>
-          <w:bCs w:val="1"/>
-          <w:color w:val="434343"/>
-          <w:sz w:val="20"/>
-          <w:szCs w:val="20"/>
-          <w:rtl w:val="0"/>
-        </w:rPr>
-        <w:t xml:space="preserve">Cognistar</w:t>
-      </w:r>
-      <w:r>
-        <w:rPr>
-          <w:color w:val="434343"/>
-          <w:sz w:val="20"/>
-          <w:szCs w:val="20"/>
-          <w:rtl w:val="0"/>
-        </w:rPr>
-        <w:t xml:space="preserve"> | Co-Founder (2001-2008) - Built digital production and UX for legal education startup; raised $3M, achieved $2M+ annual revenue before acquisition</w:t>
       </w:r>
       <w:r>
         <w:rPr>
@@ -1568,116 +1439,6 @@
       </w:rPr>
     </w:lvl>
   </w:abstractNum>
-  <w:abstractNum w:abstractNumId="4">
-    <w:lvl w:ilvl="0">
-      <w:start w:val="1"/>
-      <w:numFmt w:val="bullet"/>
-      <w:lvlText w:val="●"/>
-      <w:lvlJc w:val="left"/>
-      <w:pPr>
-        <w:ind w:left="720" w:hanging="360"/>
-      </w:pPr>
-      <w:rPr>
-        <w:u w:val="none"/>
-      </w:rPr>
-    </w:lvl>
-    <w:lvl w:ilvl="1">
-      <w:start w:val="1"/>
-      <w:numFmt w:val="bullet"/>
-      <w:lvlText w:val="○"/>
-      <w:lvlJc w:val="left"/>
-      <w:pPr>
-        <w:ind w:left="1440" w:hanging="360"/>
-      </w:pPr>
-      <w:rPr>
-        <w:u w:val="none"/>
-      </w:rPr>
-    </w:lvl>
-    <w:lvl w:ilvl="2">
-      <w:start w:val="1"/>
-      <w:numFmt w:val="bullet"/>
-      <w:lvlText w:val="■"/>
-      <w:lvlJc w:val="left"/>
-      <w:pPr>
-        <w:ind w:left="2160" w:hanging="360"/>
-      </w:pPr>
-      <w:rPr>
-        <w:u w:val="none"/>
-      </w:rPr>
-    </w:lvl>
-    <w:lvl w:ilvl="3">
-      <w:start w:val="1"/>
-      <w:numFmt w:val="bullet"/>
-      <w:lvlText w:val="●"/>
-      <w:lvlJc w:val="left"/>
-      <w:pPr>
-        <w:ind w:left="2880" w:hanging="360"/>
-      </w:pPr>
-      <w:rPr>
-        <w:u w:val="none"/>
-      </w:rPr>
-    </w:lvl>
-    <w:lvl w:ilvl="4">
-      <w:start w:val="1"/>
-      <w:numFmt w:val="bullet"/>
-      <w:lvlText w:val="○"/>
-      <w:lvlJc w:val="left"/>
-      <w:pPr>
-        <w:ind w:left="3600" w:hanging="360"/>
-      </w:pPr>
-      <w:rPr>
-        <w:u w:val="none"/>
-      </w:rPr>
-    </w:lvl>
-    <w:lvl w:ilvl="5">
-      <w:start w:val="1"/>
-      <w:numFmt w:val="bullet"/>
-      <w:lvlText w:val="■"/>
-      <w:lvlJc w:val="left"/>
-      <w:pPr>
-        <w:ind w:left="4320" w:hanging="360"/>
-      </w:pPr>
-      <w:rPr>
-        <w:u w:val="none"/>
-      </w:rPr>
-    </w:lvl>
-    <w:lvl w:ilvl="6">
-      <w:start w:val="1"/>
-      <w:numFmt w:val="bullet"/>
-      <w:lvlText w:val="●"/>
-      <w:lvlJc w:val="left"/>
-      <w:pPr>
-        <w:ind w:left="5040" w:hanging="360"/>
-      </w:pPr>
-      <w:rPr>
-        <w:u w:val="none"/>
-      </w:rPr>
-    </w:lvl>
-    <w:lvl w:ilvl="7">
-      <w:start w:val="1"/>
-      <w:numFmt w:val="bullet"/>
-      <w:lvlText w:val="○"/>
-      <w:lvlJc w:val="left"/>
-      <w:pPr>
-        <w:ind w:left="5760" w:hanging="360"/>
-      </w:pPr>
-      <w:rPr>
-        <w:u w:val="none"/>
-      </w:rPr>
-    </w:lvl>
-    <w:lvl w:ilvl="8">
-      <w:start w:val="1"/>
-      <w:numFmt w:val="bullet"/>
-      <w:lvlText w:val="■"/>
-      <w:lvlJc w:val="left"/>
-      <w:pPr>
-        <w:ind w:left="6480" w:hanging="360"/>
-      </w:pPr>
-      <w:rPr>
-        <w:u w:val="none"/>
-      </w:rPr>
-    </w:lvl>
-  </w:abstractNum>
   <w:num w:numId="1">
     <w:abstractNumId w:val="1"/>
   </w:num>
@@ -1686,9 +1447,6 @@
   </w:num>
   <w:num w:numId="3">
     <w:abstractNumId w:val="3"/>
-  </w:num>
-  <w:num w:numId="4">
-    <w:abstractNumId w:val="4"/>
   </w:num>
 </w:numbering>
 </file>

--- a/Peter-Bartsch-Resume.docx
+++ b/Peter-Bartsch-Resume.docx
@@ -13,14 +13,14 @@
       </w:pPr>
       <w:r>
         <w:rPr>
-          <w:rFonts w:ascii="Nova Mono" w:cs="Nova Mono" w:eastAsia="Nova Mono" w:hAnsi="Nova Mono"/>
-          <w:color w:val="141413"/>
-          <w:sz w:val="21"/>
-          <w:szCs w:val="21"/>
-          <w:highlight w:val="white"/>
-          <w:rtl w:val="0"/>
-        </w:rPr>
-        <w:t xml:space="preserve">Staff Product Designer — Enterprise Platforms &amp; 0→1. Led design for $3.8B platform at Deere (500K users). Built design org 1→10 at FourKites through $3M→$100M ARR ($1B+ valuation). 15 years shipping enterprise systems that actually get adopted.</w:t>
+          <w:rFonts w:ascii="Arial Unicode MS" w:cs="Arial Unicode MS" w:eastAsia="Arial Unicode MS" w:hAnsi="Arial Unicode MS"/>
+          <w:color w:val="333333"/>
+          <w:sz w:val="24"/>
+          <w:szCs w:val="24"/>
+          <w:shd w:fill="fafafa" w:val="clear"/>
+          <w:rtl w:val="0"/>
+        </w:rPr>
+        <w:t xml:space="preserve">Staff Product Designer · Founder. Led design for $3.8B platform at Deere (500K users). Built design org 1→10 at FourKites through $3M→$100M ARR ($1B+ valuation). Now founder of Thios — modular structures + agent-native design systems.</w:t>
       </w:r>
       <w:r>
         <w:rPr>
@@ -76,7 +76,7 @@
           <w:highlight w:val="white"/>
           <w:rtl w:val="0"/>
         </w:rPr>
-        <w:t xml:space="preserve">Between enterprise roles — shipped a complete product ecosystem solo using AI tooling to demonstrate full-stack design range.</w:t>
+        <w:t xml:space="preserve">Open-source modular structures (saunas, greenhouses, offices) running on a 5-surface design system where I'm the only designer and agents are the team.</w:t>
       </w:r>
       <w:r>
         <w:rPr>
@@ -94,29 +94,27 @@
         <w:ind w:left="720" w:hanging="360"/>
         <w:rPr>
           <w:color w:val="434343"/>
-          <w:sz w:val="20"/>
-          <w:szCs w:val="20"/>
-        </w:rPr>
-      </w:pPr>
-      <w:r>
-        <w:rPr>
-          <w:b w:val="1"/>
-          <w:bCs w:val="1"/>
-          <w:color w:val="434343"/>
-          <w:sz w:val="20"/>
-          <w:szCs w:val="20"/>
-          <w:rtl w:val="0"/>
-        </w:rPr>
-        <w:t xml:space="preserve">Created complete product ecosystem solo in 18 months</w:t>
-      </w:r>
-      <w:r>
-        <w:rPr>
-          <w:color w:val="434343"/>
-          <w:sz w:val="20"/>
-          <w:szCs w:val="20"/>
-          <w:rtl w:val="0"/>
-        </w:rPr>
-        <w:t xml:space="preserve">: brand identity inspired by early 2000s open-source culture, 3 websites (thios.co, blog, store), 5 shelter variants with CAD models, physical prototype, and handbook generating first revenue</w:t>
+        </w:rPr>
+      </w:pPr>
+      <w:r>
+        <w:rPr>
+          <w:b w:val="1"/>
+          <w:bCs w:val="1"/>
+          <w:color w:val="434343"/>
+          <w:sz w:val="20"/>
+          <w:szCs w:val="20"/>
+          <w:rtl w:val="0"/>
+        </w:rPr>
+        <w:t xml:space="preserve">Shipped a complete product ecosystem solo in 18 months:</w:t>
+      </w:r>
+      <w:r>
+        <w:rPr>
+          <w:color w:val="434343"/>
+          <w:sz w:val="20"/>
+          <w:szCs w:val="20"/>
+          <w:rtl w:val="0"/>
+        </w:rPr>
+        <w:t xml:space="preserve"> brand, 3 websites, 5 shelter variants with CAD models, physical prototype, first revenue</w:t>
       </w:r>
     </w:p>
     <w:p>
@@ -129,30 +127,144 @@
         <w:ind w:left="720" w:hanging="360"/>
         <w:rPr>
           <w:color w:val="434343"/>
-          <w:sz w:val="20"/>
-          <w:szCs w:val="20"/>
-        </w:rPr>
-      </w:pPr>
-      <w:r>
-        <w:rPr>
-          <w:b w:val="1"/>
-          <w:bCs w:val="1"/>
-          <w:color w:val="434343"/>
-          <w:sz w:val="20"/>
-          <w:szCs w:val="20"/>
-          <w:rtl w:val="0"/>
-        </w:rPr>
-        <w:t xml:space="preserve">Applied full career toolkit simultaneously</w:t>
-      </w:r>
-      <w:r>
-        <w:rPr>
-          <w:rFonts w:ascii="Arial Unicode MS" w:cs="Arial Unicode MS" w:eastAsia="Arial Unicode MS" w:hAnsi="Arial Unicode MS"/>
-          <w:color w:val="434343"/>
-          <w:sz w:val="20"/>
-          <w:szCs w:val="20"/>
-          <w:rtl w:val="0"/>
-        </w:rPr>
-        <w:t xml:space="preserve">—product strategy, marketing, and design execution using GitHub Copilot → Cursor → Anti Gravity progression; proving experienced generalists can operate across traditional role boundaries with AI partnership</w:t>
+        </w:rPr>
+      </w:pPr>
+      <w:r>
+        <w:rPr>
+          <w:b w:val="1"/>
+          <w:bCs w:val="1"/>
+          <w:color w:val="434343"/>
+          <w:sz w:val="20"/>
+          <w:szCs w:val="20"/>
+          <w:rtl w:val="0"/>
+        </w:rPr>
+        <w:t xml:space="preserve">Built a 5-surface agent-native design system and published its first Claude Skill </w:t>
+      </w:r>
+      <w:r>
+        <w:rPr>
+          <w:color w:val="434343"/>
+          <w:sz w:val="20"/>
+          <w:szCs w:val="20"/>
+          <w:rtl w:val="0"/>
+        </w:rPr>
+        <w:t xml:space="preserve">(audit-design-token-drift) — catches design-token drift across all canonical surfaces with file:line citations</w:t>
+      </w:r>
+    </w:p>
+    <w:p>
+      <w:pPr>
+        <w:numPr>
+          <w:ilvl w:val="0"/>
+          <w:numId w:val="2"/>
+        </w:numPr>
+        <w:spacing w:after="240" w:before="0" w:beforeAutospacing="0" w:line="240" w:lineRule="auto"/>
+        <w:ind w:left="720" w:hanging="360"/>
+        <w:rPr>
+          <w:color w:val="434343"/>
+          <w:sz w:val="20"/>
+          <w:szCs w:val="20"/>
+          <w:u w:val="none"/>
+        </w:rPr>
+      </w:pPr>
+      <w:r>
+        <w:rPr>
+          <w:b w:val="1"/>
+          <w:bCs w:val="1"/>
+          <w:color w:val="434343"/>
+          <w:sz w:val="20"/>
+          <w:szCs w:val="20"/>
+          <w:rtl w:val="0"/>
+        </w:rPr>
+        <w:t xml:space="preserve">Pre-registered an empirical benchmark on the skill</w:t>
+      </w:r>
+      <w:r>
+        <w:rPr>
+          <w:color w:val="434343"/>
+          <w:sz w:val="20"/>
+          <w:szCs w:val="20"/>
+          <w:rtl w:val="0"/>
+        </w:rPr>
+        <w:t xml:space="preserve"> — published the honest result: the lean variant beat the verbose one on recall</w:t>
+      </w:r>
+    </w:p>
+    <w:p>
+      <w:pPr>
+        <w:spacing w:after="240" w:before="240" w:line="240" w:lineRule="auto"/>
+        <w:ind w:left="-630.0000000000001" w:firstLine="0"/>
+        <w:jc w:val="both"/>
+        <w:rPr>
+          <w:b w:val="1"/>
+          <w:bCs w:val="1"/>
+        </w:rPr>
+      </w:pPr>
+      <w:r>
+        <w:rPr>
+          <w:rtl w:val="0"/>
+        </w:rPr>
+      </w:r>
+    </w:p>
+    <w:p>
+      <w:pPr>
+        <w:spacing w:after="240" w:before="240" w:line="240" w:lineRule="auto"/>
+        <w:ind w:left="-630.0000000000001" w:firstLine="0"/>
+        <w:jc w:val="both"/>
+        <w:rPr/>
+      </w:pPr>
+      <w:r>
+        <w:rPr>
+          <w:b w:val="1"/>
+          <w:bCs w:val="1"/>
+          <w:rtl w:val="0"/>
+        </w:rPr>
+        <w:t xml:space="preserve">JOHN DEERE | Senior Lead UX; Digital Customer Experience</w:t>
+      </w:r>
+      <w:r>
+        <w:rPr>
+          <w:rtl w:val="0"/>
+        </w:rPr>
+        <w:t xml:space="preserve"> | Aug 2020 - Jul 2024 </w:t>
+        <w:br w:type="textWrapping"/>
+        <w:t xml:space="preserve">Embedded with product teams to modernize 20-year-old systems and drive subscription revenue. Proving enterprise design can move fast when you have the right frameworks.</w:t>
+      </w:r>
+    </w:p>
+    <w:p>
+      <w:pPr>
+        <w:numPr>
+          <w:ilvl w:val="0"/>
+          <w:numId w:val="2"/>
+        </w:numPr>
+        <w:spacing w:after="0" w:afterAutospacing="0" w:before="240" w:line="240" w:lineRule="auto"/>
+        <w:ind w:left="720" w:hanging="360"/>
+        <w:rPr>
+          <w:color w:val="434343"/>
+          <w:sz w:val="20"/>
+          <w:szCs w:val="20"/>
+        </w:rPr>
+      </w:pPr>
+      <w:r>
+        <w:rPr>
+          <w:b w:val="1"/>
+          <w:bCs w:val="1"/>
+          <w:color w:val="434343"/>
+          <w:sz w:val="20"/>
+          <w:szCs w:val="20"/>
+          <w:rtl w:val="0"/>
+        </w:rPr>
+        <w:t xml:space="preserve">Redesigned license management system</w:t>
+      </w:r>
+      <w:r>
+        <w:rPr>
+          <w:color w:val="434343"/>
+          <w:sz w:val="20"/>
+          <w:szCs w:val="20"/>
+          <w:rtl w:val="0"/>
+        </w:rPr>
+        <w:t xml:space="preserve"> serving 500K+ users across 12 languages—increased authenticated engagement 34%, reduced support tickets 16%, enabled $3.8B in subscription revenue from Automation and AI services</w:t>
+        <w:br w:type="textWrapping"/>
+      </w:r>
+      <w:r>
+        <w:rPr>
+          <w:rtl w:val="0"/>
+        </w:rPr>
       </w:r>
     </w:p>
     <w:p>
@@ -178,16 +290,22 @@
           <w:szCs w:val="20"/>
           <w:rtl w:val="0"/>
         </w:rPr>
-        <w:t xml:space="preserve">Established AI-augmented workflows</w:t>
-      </w:r>
-      <w:r>
-        <w:rPr>
-          <w:color w:val="434343"/>
-          <w:sz w:val="20"/>
-          <w:szCs w:val="20"/>
-          <w:rtl w:val="0"/>
-        </w:rPr>
-        <w:t xml:space="preserve">: Obsidian MD + AI for project management and research synthesis; Figma Make for design-to-code; compressed prototyping cycles 70% through conversational development in Cursor and Anti-Gravity &amp; Claude Code</w:t>
+        <w:t xml:space="preserve">Built unified account and navigation framework</w:t>
+      </w:r>
+      <w:r>
+        <w:rPr>
+          <w:color w:val="434343"/>
+          <w:sz w:val="20"/>
+          <w:szCs w:val="20"/>
+          <w:rtl w:val="0"/>
+        </w:rPr>
+        <w:t xml:space="preserve"> deployed across 8 product lines (web, mobile, embedded)—consolidated fragmented experiences into single customer view, improved dealer support efficiency 28%</w:t>
+        <w:br w:type="textWrapping"/>
+      </w:r>
+      <w:r>
+        <w:rPr>
+          <w:rtl w:val="0"/>
+        </w:rPr>
       </w:r>
     </w:p>
     <w:p>
@@ -200,27 +318,42 @@
         <w:ind w:left="720" w:hanging="360"/>
         <w:rPr>
           <w:color w:val="434343"/>
-        </w:rPr>
-      </w:pPr>
-      <w:r>
-        <w:rPr>
-          <w:b w:val="1"/>
-          <w:bCs w:val="1"/>
-          <w:color w:val="434343"/>
-          <w:sz w:val="20"/>
-          <w:szCs w:val="20"/>
-          <w:rtl w:val="0"/>
-        </w:rPr>
-        <w:t xml:space="preserve">Outcomes</w:t>
-      </w:r>
-      <w:r>
-        <w:rPr>
-          <w:color w:val="434343"/>
-          <w:sz w:val="20"/>
-          <w:szCs w:val="20"/>
-          <w:rtl w:val="0"/>
-        </w:rPr>
-        <w:t xml:space="preserve">: Validated AI as practical force multiplier for startups; demonstrating how to maintain product quality while working at solo-founder velocity; any prototype is possible</w:t>
+          <w:sz w:val="20"/>
+          <w:szCs w:val="20"/>
+        </w:rPr>
+      </w:pPr>
+      <w:r>
+        <w:rPr>
+          <w:rFonts w:ascii="Roboto" w:cs="Roboto" w:eastAsia="Roboto" w:hAnsi="Roboto"/>
+          <w:b w:val="1"/>
+          <w:bCs w:val="1"/>
+          <w:color w:val="141413"/>
+          <w:sz w:val="21"/>
+          <w:szCs w:val="21"/>
+          <w:highlight w:val="white"/>
+          <w:rtl w:val="0"/>
+        </w:rPr>
+        <w:t xml:space="preserve">Core contributor</w:t>
+      </w:r>
+      <w:r>
+        <w:rPr>
+          <w:rFonts w:ascii="Roboto" w:cs="Roboto" w:eastAsia="Roboto" w:hAnsi="Roboto"/>
+          <w:color w:val="141413"/>
+          <w:sz w:val="21"/>
+          <w:szCs w:val="21"/>
+          <w:highlight w:val="white"/>
+          <w:rtl w:val="0"/>
+        </w:rPr>
+        <w:t xml:space="preserve"> to enterprise design system in Figma spanning 6 brands</w:t>
+      </w:r>
+      <w:r>
+        <w:rPr>
+          <w:color w:val="434343"/>
+          <w:sz w:val="20"/>
+          <w:szCs w:val="20"/>
+          <w:rtl w:val="0"/>
+        </w:rPr>
+        <w:t xml:space="preserve"> and 40+ product teams globally—reduced design-to-development handoff time 45% through standardized components that actually shipped</w:t>
       </w:r>
       <w:r>
         <w:rPr>
@@ -240,6 +373,7 @@
           <w:bCs w:val="1"/>
           <w:rtl w:val="0"/>
         </w:rPr>
+        <w:br w:type="textWrapping"/>
         <w:t xml:space="preserve">FOURKITES | Lead UX / Manager</w:t>
       </w:r>
       <w:r>
@@ -379,156 +513,12 @@
     <w:p>
       <w:pPr>
         <w:spacing w:after="240" w:before="240" w:line="240" w:lineRule="auto"/>
-        <w:ind w:left="-630.0000000000001" w:right="0" w:firstLine="0"/>
-        <w:jc w:val="both"/>
-        <w:rPr/>
-      </w:pPr>
-      <w:r>
-        <w:rPr>
-          <w:b w:val="1"/>
-          <w:bCs w:val="1"/>
-          <w:rtl w:val="0"/>
-        </w:rPr>
-        <w:t xml:space="preserve">JOHN DEERE | Senior Lead UX; Digital Customer Experience</w:t>
-      </w:r>
-      <w:r>
-        <w:rPr>
-          <w:rtl w:val="0"/>
-        </w:rPr>
-        <w:t xml:space="preserve"> | Aug 2020 - Jul 2024 </w:t>
-        <w:br w:type="textWrapping"/>
-        <w:t xml:space="preserve">Embedded with product teams to modernize 20-year-old systems and drive subscription revenue. Proving enterprise design can move fast when you have the right frameworks.</w:t>
-      </w:r>
-    </w:p>
-    <w:p>
-      <w:pPr>
-        <w:numPr>
-          <w:ilvl w:val="0"/>
-          <w:numId w:val="2"/>
-        </w:numPr>
-        <w:spacing w:after="0" w:afterAutospacing="0" w:before="240" w:line="240" w:lineRule="auto"/>
-        <w:ind w:left="720" w:hanging="360"/>
-        <w:rPr>
-          <w:color w:val="434343"/>
-          <w:sz w:val="20"/>
-          <w:szCs w:val="20"/>
-        </w:rPr>
-      </w:pPr>
-      <w:r>
-        <w:rPr>
-          <w:b w:val="1"/>
-          <w:bCs w:val="1"/>
-          <w:color w:val="434343"/>
-          <w:sz w:val="20"/>
-          <w:szCs w:val="20"/>
-          <w:rtl w:val="0"/>
-        </w:rPr>
-        <w:t xml:space="preserve">Redesigned license management system</w:t>
-      </w:r>
-      <w:r>
-        <w:rPr>
-          <w:color w:val="434343"/>
-          <w:sz w:val="20"/>
-          <w:szCs w:val="20"/>
-          <w:rtl w:val="0"/>
-        </w:rPr>
-        <w:t xml:space="preserve"> serving 500K+ users across 12 languages—increased authenticated engagement 34%, reduced support tickets 16%, enabled $3.8B in subscription revenue from Automation and AI services</w:t>
-        <w:br w:type="textWrapping"/>
-      </w:r>
-      <w:r>
-        <w:rPr>
-          <w:rtl w:val="0"/>
-        </w:rPr>
-      </w:r>
-    </w:p>
-    <w:p>
-      <w:pPr>
-        <w:numPr>
-          <w:ilvl w:val="0"/>
-          <w:numId w:val="2"/>
-        </w:numPr>
-        <w:spacing w:after="0" w:afterAutospacing="0" w:before="0" w:beforeAutospacing="0" w:line="240" w:lineRule="auto"/>
-        <w:ind w:left="720" w:hanging="360"/>
-        <w:rPr>
-          <w:color w:val="434343"/>
-          <w:sz w:val="20"/>
-          <w:szCs w:val="20"/>
-        </w:rPr>
-      </w:pPr>
-      <w:r>
-        <w:rPr>
-          <w:b w:val="1"/>
-          <w:bCs w:val="1"/>
-          <w:color w:val="434343"/>
-          <w:sz w:val="20"/>
-          <w:szCs w:val="20"/>
-          <w:rtl w:val="0"/>
-        </w:rPr>
-        <w:t xml:space="preserve">Built unified account and navigation framework</w:t>
-      </w:r>
-      <w:r>
-        <w:rPr>
-          <w:color w:val="434343"/>
-          <w:sz w:val="20"/>
-          <w:szCs w:val="20"/>
-          <w:rtl w:val="0"/>
-        </w:rPr>
-        <w:t xml:space="preserve"> deployed across 8 product lines (web, mobile, embedded)—consolidated fragmented experiences into single customer view, improved dealer support efficiency 28%</w:t>
-        <w:br w:type="textWrapping"/>
-      </w:r>
-      <w:r>
-        <w:rPr>
-          <w:rtl w:val="0"/>
-        </w:rPr>
-      </w:r>
-    </w:p>
-    <w:p>
-      <w:pPr>
-        <w:numPr>
-          <w:ilvl w:val="0"/>
-          <w:numId w:val="2"/>
-        </w:numPr>
-        <w:spacing w:after="240" w:before="0" w:beforeAutospacing="0" w:line="240" w:lineRule="auto"/>
-        <w:ind w:left="720" w:hanging="360"/>
-        <w:rPr>
-          <w:color w:val="434343"/>
-          <w:sz w:val="20"/>
-          <w:szCs w:val="20"/>
-        </w:rPr>
-      </w:pPr>
-      <w:r>
-        <w:rPr>
-          <w:rFonts w:ascii="Roboto" w:cs="Roboto" w:eastAsia="Roboto" w:hAnsi="Roboto"/>
-          <w:b w:val="1"/>
-          <w:bCs w:val="1"/>
-          <w:color w:val="141413"/>
-          <w:sz w:val="21"/>
-          <w:szCs w:val="21"/>
-          <w:highlight w:val="white"/>
-          <w:rtl w:val="0"/>
-        </w:rPr>
-        <w:t xml:space="preserve">Core contributor</w:t>
-      </w:r>
-      <w:r>
-        <w:rPr>
-          <w:rFonts w:ascii="Roboto" w:cs="Roboto" w:eastAsia="Roboto" w:hAnsi="Roboto"/>
-          <w:color w:val="141413"/>
-          <w:sz w:val="21"/>
-          <w:szCs w:val="21"/>
-          <w:highlight w:val="white"/>
-          <w:rtl w:val="0"/>
-        </w:rPr>
-        <w:t xml:space="preserve"> to enterprise design system in Figma spanning 6 brands</w:t>
-      </w:r>
-      <w:r>
-        <w:rPr>
-          <w:color w:val="434343"/>
-          <w:sz w:val="20"/>
-          <w:szCs w:val="20"/>
-          <w:rtl w:val="0"/>
-        </w:rPr>
-        <w:t xml:space="preserve"> and 40+ product teams globally—reduced design-to-development handoff time 45% through standardized components that actually shipped</w:t>
-      </w:r>
+        <w:ind w:left="-540.0000000000001" w:right="-623.3333333333348" w:firstLine="0"/>
+        <w:rPr>
+          <w:b w:val="1"/>
+          <w:bCs w:val="1"/>
+        </w:rPr>
+      </w:pPr>
       <w:r>
         <w:rPr>
           <w:rtl w:val="0"/>

--- a/Peter-Bartsch-Resume.docx
+++ b/Peter-Bartsch-Resume.docx
@@ -20,7 +20,7 @@
           <w:shd w:fill="fafafa" w:val="clear"/>
           <w:rtl w:val="0"/>
         </w:rPr>
-        <w:t xml:space="preserve">Staff Product Designer · Founder. Led design for $3.8B platform at Deere (500K users). Built design org 1→10 at FourKites through $3M→$100M ARR ($1B+ valuation). Now founder of Thios — modular structures + agent-native design systems.</w:t>
+        <w:t xml:space="preserve">Staff Product Designer · Founder. Led design for $3.8B platform at Deere (500K users). Built design org 1→10 at FourKites through $3M→$100M ARR ($1B+ valuation). Now founder of Thios (thios.co) — open-hardware modular structures with a CAD-driven configurator and a 5-surface design system.</w:t>
       </w:r>
       <w:r>
         <w:rPr>
@@ -58,13 +58,13 @@
           <w:bCs w:val="1"/>
           <w:rtl w:val="0"/>
         </w:rPr>
-        <w:t xml:space="preserve">THIOS | Founder &amp; Lead Designer</w:t>
-      </w:r>
-      <w:r>
-        <w:rPr>
-          <w:rtl w:val="0"/>
-        </w:rPr>
-        <w:t xml:space="preserve"> | Aug 2024 - Present </w:t>
+        <w:t xml:space="preserve">THIOS (thios.co) | Founder &amp; Lead Designer </w:t>
+      </w:r>
+      <w:r>
+        <w:rPr>
+          <w:rtl w:val="0"/>
+        </w:rPr>
+        <w:t xml:space="preserve">| Aug 2024 - Present</w:t>
         <w:br w:type="textWrapping"/>
       </w:r>
       <w:r>
@@ -114,7 +114,7 @@
           <w:szCs w:val="20"/>
           <w:rtl w:val="0"/>
         </w:rPr>
-        <w:t xml:space="preserve"> brand, 3 websites, 5 shelter variants with CAD models, physical prototype, first revenue</w:t>
+        <w:t xml:space="preserve"> brand, 3 websites, 6 sphere variants with CAD models, physical prototype, first revenue</w:t>
       </w:r>
     </w:p>
     <w:p>
@@ -138,16 +138,16 @@
           <w:szCs w:val="20"/>
           <w:rtl w:val="0"/>
         </w:rPr>
-        <w:t xml:space="preserve">Built a 5-surface agent-native design system and published its first Claude Skill </w:t>
-      </w:r>
-      <w:r>
-        <w:rPr>
-          <w:color w:val="434343"/>
-          <w:sz w:val="20"/>
-          <w:szCs w:val="20"/>
-          <w:rtl w:val="0"/>
-        </w:rPr>
-        <w:t xml:space="preserve">(audit-design-token-drift) — catches design-token drift across all canonical surfaces with file:line citations</w:t>
+        <w:t xml:space="preserve">One parametric OnShape CAD file drives the bill of materials and the 3D configurator at thios.co/configurator</w:t>
+      </w:r>
+      <w:r>
+        <w:rPr>
+          <w:color w:val="434343"/>
+          <w:sz w:val="20"/>
+          <w:szCs w:val="20"/>
+          <w:rtl w:val="0"/>
+        </w:rPr>
+        <w:t xml:space="preserve"> — customers see actual geometry, not marketing renders</w:t>
       </w:r>
     </w:p>
     <w:p>
@@ -174,28 +174,18 @@
           <w:szCs w:val="20"/>
           <w:rtl w:val="0"/>
         </w:rPr>
-        <w:t xml:space="preserve">Pre-registered an empirical benchmark on the skill</w:t>
-      </w:r>
-      <w:r>
-        <w:rPr>
-          <w:color w:val="434343"/>
-          <w:sz w:val="20"/>
-          <w:szCs w:val="20"/>
-          <w:rtl w:val="0"/>
-        </w:rPr>
-        <w:t xml:space="preserve"> — published the honest result: the lean variant beat the verbose one on recall</w:t>
-      </w:r>
-    </w:p>
-    <w:p>
-      <w:pPr>
-        <w:spacing w:after="240" w:before="240" w:line="240" w:lineRule="auto"/>
-        <w:ind w:left="-630.0000000000001" w:firstLine="0"/>
-        <w:jc w:val="both"/>
-        <w:rPr>
-          <w:b w:val="1"/>
-          <w:bCs w:val="1"/>
-        </w:rPr>
-      </w:pPr>
+        <w:t xml:space="preserve">Open-hardware distribution under CERN-OHL-S v2: </w:t>
+      </w:r>
+      <w:r>
+        <w:rPr>
+          <w:color w:val="434343"/>
+          <w:sz w:val="20"/>
+          <w:szCs w:val="20"/>
+          <w:rtl w:val="0"/>
+        </w:rPr>
+        <w:t xml:space="preserve">license + builder tools route demand to local makers; share-alike modifications loop back into the CAD — capital-light scale without factories</w:t>
+        <w:br w:type="textWrapping"/>
+      </w:r>
       <w:r>
         <w:rPr>
           <w:rtl w:val="0"/>
@@ -1082,7 +1072,7 @@
         <w:szCs w:val="20"/>
         <w:rtl w:val="0"/>
       </w:rPr>
-      <w:t xml:space="preserve">peterbartsch.com</w:t>
+      <w:t xml:space="preserve">petebartsch.com</w:t>
     </w:r>
     <w:r>
       <w:rPr>

--- a/Peter-Bartsch-Resume.docx
+++ b/Peter-Bartsch-Resume.docx
@@ -7,20 +7,16 @@
         <w:spacing w:after="240" w:before="240" w:line="240" w:lineRule="auto"/>
         <w:ind w:left="-630.0000000000001" w:right="-623.3333333333348" w:firstLine="0"/>
         <w:rPr>
-          <w:sz w:val="8"/>
-          <w:szCs w:val="8"/>
+          <w:sz w:val="4"/>
+          <w:szCs w:val="4"/>
         </w:rPr>
       </w:pPr>
       <w:r>
         <w:rPr>
           <w:rFonts w:ascii="Arial Unicode MS" w:cs="Arial Unicode MS" w:eastAsia="Arial Unicode MS" w:hAnsi="Arial Unicode MS"/>
-          <w:color w:val="333333"/>
-          <w:sz w:val="24"/>
-          <w:szCs w:val="24"/>
-          <w:shd w:fill="fafafa" w:val="clear"/>
-          <w:rtl w:val="0"/>
-        </w:rPr>
-        <w:t xml:space="preserve">Staff Product Designer · Founder. Led design for $3.8B platform at Deere (500K users). Built design org 1→10 at FourKites through $3M→$100M ARR ($1B+ valuation). Now founder of Thios (thios.co) — open-hardware modular structures with a CAD-driven configurator and a 5-surface design system.</w:t>
+          <w:rtl w:val="0"/>
+        </w:rPr>
+        <w:t xml:space="preserve">Staff Product Designer · UX systems thinker. Led UX for a $3.8B subscription platform at Deere across web, mobile, and embedded equipment systems (500K users, 12 languages). Built design org 1→10 at FourKites scaling a real-time IoT asset-tracking platform processing 10M+ daily events ($3M→$100M ARR, $1B+ valuation). Now founder of Thios — running an AI-native workflow (Claude, Cursor, Figma Make) to ship a CAD-driven configurator, dev-grade design system with its own Claude Skill, and physical hardware.</w:t>
       </w:r>
       <w:r>
         <w:rPr>
@@ -33,25 +29,18 @@
         <w:spacing w:line="240" w:lineRule="auto"/>
         <w:ind w:left="-630" w:right="-720" w:firstLine="0"/>
         <w:jc w:val="both"/>
+        <w:rPr/>
+      </w:pPr>
+      <w:r>
         <w:rPr>
           <w:color w:val="999999"/>
-        </w:rPr>
-      </w:pPr>
-      <w:r>
-        <w:rPr>
-          <w:color w:val="999999"/>
+          <w:sz w:val="20"/>
+          <w:szCs w:val="20"/>
           <w:rtl w:val="0"/>
         </w:rPr>
         <w:t xml:space="preserve">PROFESSIONAL EXPERIENCE</w:t>
-      </w:r>
-    </w:p>
-    <w:p>
-      <w:pPr>
-        <w:spacing w:after="240" w:before="240" w:line="240" w:lineRule="auto"/>
-        <w:ind w:left="-630.0000000000001" w:right="0" w:firstLine="0"/>
-        <w:jc w:val="both"/>
-        <w:rPr/>
-      </w:pPr>
+        <w:br w:type="textWrapping"/>
+      </w:r>
       <w:r>
         <w:rPr>
           <w:b w:val="1"/>
@@ -69,14 +58,11 @@
       </w:r>
       <w:r>
         <w:rPr>
-          <w:rFonts w:ascii="Roboto" w:cs="Roboto" w:eastAsia="Roboto" w:hAnsi="Roboto"/>
-          <w:color w:val="141413"/>
-          <w:sz w:val="21"/>
-          <w:szCs w:val="21"/>
-          <w:highlight w:val="white"/>
-          <w:rtl w:val="0"/>
-        </w:rPr>
-        <w:t xml:space="preserve">Open-source modular structures (saunas, greenhouses, offices) running on a 5-surface design system where I'm the only designer and agents are the team.</w:t>
+          <w:sz w:val="24"/>
+          <w:szCs w:val="24"/>
+          <w:rtl w:val="0"/>
+        </w:rPr>
+        <w:t xml:space="preserve">Open-source modular structures running on a 5-surface design system where I'm the only designer and agents are the engineering team, every surface (dashboard/configurator, docs, marketing, mobile, CAD) ships from one source of truth.</w:t>
       </w:r>
       <w:r>
         <w:rPr>
@@ -88,103 +74,162 @@
       <w:pPr>
         <w:numPr>
           <w:ilvl w:val="0"/>
-          <w:numId w:val="2"/>
+          <w:numId w:val="4"/>
         </w:numPr>
         <w:spacing w:after="0" w:afterAutospacing="0" w:before="240" w:line="240" w:lineRule="auto"/>
-        <w:ind w:left="720" w:hanging="360"/>
-        <w:rPr>
-          <w:color w:val="434343"/>
-        </w:rPr>
-      </w:pPr>
-      <w:r>
-        <w:rPr>
-          <w:b w:val="1"/>
-          <w:bCs w:val="1"/>
-          <w:color w:val="434343"/>
-          <w:sz w:val="20"/>
-          <w:szCs w:val="20"/>
-          <w:rtl w:val="0"/>
-        </w:rPr>
-        <w:t xml:space="preserve">Shipped a complete product ecosystem solo in 18 months:</w:t>
-      </w:r>
-      <w:r>
-        <w:rPr>
-          <w:color w:val="434343"/>
-          <w:sz w:val="20"/>
-          <w:szCs w:val="20"/>
-          <w:rtl w:val="0"/>
-        </w:rPr>
-        <w:t xml:space="preserve"> brand, 3 websites, 6 sphere variants with CAD models, physical prototype, first revenue</w:t>
+        <w:ind w:left="0" w:hanging="360"/>
+        <w:rPr>
+          <w:color w:val="434343"/>
+          <w:sz w:val="20"/>
+          <w:szCs w:val="20"/>
+        </w:rPr>
+      </w:pPr>
+      <w:r>
+        <w:rPr>
+          <w:b w:val="1"/>
+          <w:bCs w:val="1"/>
+          <w:sz w:val="20"/>
+          <w:szCs w:val="20"/>
+          <w:rtl w:val="0"/>
+        </w:rPr>
+        <w:t xml:space="preserve">Shipped a complete product ecosystem solo in 18 months</w:t>
+      </w:r>
+      <w:r>
+        <w:rPr>
+          <w:sz w:val="20"/>
+          <w:szCs w:val="20"/>
+          <w:rtl w:val="0"/>
+        </w:rPr>
+        <w:t xml:space="preserve"> across every surface — dashboard/configurator, docs, marketing sites, mobile, and physical hardware (6 sphere variants with CAD models, prototype, first revenue)</w:t>
       </w:r>
     </w:p>
     <w:p>
       <w:pPr>
         <w:numPr>
           <w:ilvl w:val="0"/>
-          <w:numId w:val="2"/>
+          <w:numId w:val="4"/>
         </w:numPr>
         <w:spacing w:after="0" w:afterAutospacing="0" w:before="0" w:beforeAutospacing="0" w:line="240" w:lineRule="auto"/>
-        <w:ind w:left="720" w:hanging="360"/>
-        <w:rPr>
-          <w:color w:val="434343"/>
-        </w:rPr>
-      </w:pPr>
-      <w:r>
-        <w:rPr>
-          <w:b w:val="1"/>
-          <w:bCs w:val="1"/>
-          <w:color w:val="434343"/>
-          <w:sz w:val="20"/>
-          <w:szCs w:val="20"/>
-          <w:rtl w:val="0"/>
-        </w:rPr>
-        <w:t xml:space="preserve">One parametric OnShape CAD file drives the bill of materials and the 3D configurator at thios.co/configurator</w:t>
-      </w:r>
-      <w:r>
-        <w:rPr>
-          <w:color w:val="434343"/>
-          <w:sz w:val="20"/>
-          <w:szCs w:val="20"/>
-          <w:rtl w:val="0"/>
-        </w:rPr>
-        <w:t xml:space="preserve"> — customers see actual geometry, not marketing renders</w:t>
+        <w:ind w:left="0" w:hanging="360"/>
+        <w:rPr>
+          <w:color w:val="434343"/>
+          <w:sz w:val="20"/>
+          <w:szCs w:val="20"/>
+        </w:rPr>
+      </w:pPr>
+      <w:r>
+        <w:rPr>
+          <w:b w:val="1"/>
+          <w:bCs w:val="1"/>
+          <w:sz w:val="20"/>
+          <w:szCs w:val="20"/>
+          <w:rtl w:val="0"/>
+        </w:rPr>
+        <w:t xml:space="preserve">Designed and built parametric OnShape CAD as the single source of truth</w:t>
+      </w:r>
+      <w:r>
+        <w:rPr>
+          <w:sz w:val="20"/>
+          <w:szCs w:val="20"/>
+          <w:rtl w:val="0"/>
+        </w:rPr>
+        <w:t xml:space="preserve"> driving BOM and the 3D configurator at thios.co/configurator — customers manipulate real geometry with full configuration state (valid/invalid combinations, loading, error, empty, BOM hand-off), not marketing renders</w:t>
       </w:r>
     </w:p>
     <w:p>
       <w:pPr>
         <w:numPr>
           <w:ilvl w:val="0"/>
-          <w:numId w:val="2"/>
+          <w:numId w:val="4"/>
+        </w:numPr>
+        <w:spacing w:after="0" w:afterAutospacing="0" w:before="0" w:beforeAutospacing="0" w:line="240" w:lineRule="auto"/>
+        <w:ind w:left="0" w:hanging="360"/>
+        <w:rPr>
+          <w:color w:val="434343"/>
+          <w:sz w:val="20"/>
+          <w:szCs w:val="20"/>
+        </w:rPr>
+      </w:pPr>
+      <w:r>
+        <w:rPr>
+          <w:b w:val="1"/>
+          <w:bCs w:val="1"/>
+          <w:sz w:val="20"/>
+          <w:szCs w:val="20"/>
+          <w:rtl w:val="0"/>
+        </w:rPr>
+        <w:t xml:space="preserve">Built a 5-surface, dev-grade design system</w:t>
+      </w:r>
+      <w:r>
+        <w:rPr>
+          <w:sz w:val="20"/>
+          <w:szCs w:val="20"/>
+          <w:rtl w:val="0"/>
+        </w:rPr>
+        <w:t xml:space="preserve">, published its first Claude Skill (</w:t>
+      </w:r>
+      <w:r>
+        <w:rPr>
+          <w:rFonts w:ascii="Roboto Mono" w:cs="Roboto Mono" w:eastAsia="Roboto Mono" w:hAnsi="Roboto Mono"/>
+          <w:sz w:val="20"/>
+          <w:szCs w:val="20"/>
+          <w:rtl w:val="0"/>
+        </w:rPr>
+        <w:t xml:space="preserve">audit-design-token-drift</w:t>
+      </w:r>
+      <w:r>
+        <w:rPr>
+          <w:sz w:val="20"/>
+          <w:szCs w:val="20"/>
+          <w:rtl w:val="0"/>
+        </w:rPr>
+        <w:t xml:space="preserve">) that catches design-token drift across canonical surfaces with file:line citations. Design system as dev tooling, not a Figma library nobody opens — </w:t>
+      </w:r>
+      <w:r>
+        <w:rPr>
+          <w:sz w:val="20"/>
+          <w:szCs w:val="20"/>
+          <w:rtl w:val="0"/>
+        </w:rPr>
+        <w:t xml:space="preserve">https://www.thios.co/design-system-architecture.html</w:t>
+      </w:r>
+      <w:r>
+        <w:rPr>
+          <w:rtl w:val="0"/>
+        </w:rPr>
+      </w:r>
+    </w:p>
+    <w:p>
+      <w:pPr>
+        <w:numPr>
+          <w:ilvl w:val="0"/>
+          <w:numId w:val="4"/>
         </w:numPr>
         <w:spacing w:after="240" w:before="0" w:beforeAutospacing="0" w:line="240" w:lineRule="auto"/>
-        <w:ind w:left="720" w:hanging="360"/>
-        <w:rPr>
-          <w:color w:val="434343"/>
-          <w:sz w:val="20"/>
-          <w:szCs w:val="20"/>
-          <w:u w:val="none"/>
-        </w:rPr>
-      </w:pPr>
-      <w:r>
-        <w:rPr>
-          <w:b w:val="1"/>
-          <w:bCs w:val="1"/>
-          <w:color w:val="434343"/>
-          <w:sz w:val="20"/>
-          <w:szCs w:val="20"/>
-          <w:rtl w:val="0"/>
-        </w:rPr>
-        <w:t xml:space="preserve">Open-hardware distribution under CERN-OHL-S v2: </w:t>
-      </w:r>
-      <w:r>
-        <w:rPr>
-          <w:color w:val="434343"/>
-          <w:sz w:val="20"/>
-          <w:szCs w:val="20"/>
-          <w:rtl w:val="0"/>
-        </w:rPr>
-        <w:t xml:space="preserve">license + builder tools route demand to local makers; share-alike modifications loop back into the CAD — capital-light scale without factories</w:t>
-        <w:br w:type="textWrapping"/>
+        <w:ind w:left="0" w:hanging="360"/>
+        <w:rPr>
+          <w:color w:val="434343"/>
+          <w:sz w:val="20"/>
+          <w:szCs w:val="20"/>
+        </w:rPr>
+      </w:pPr>
+      <w:r>
+        <w:rPr>
+          <w:b w:val="1"/>
+          <w:bCs w:val="1"/>
+          <w:sz w:val="20"/>
+          <w:szCs w:val="20"/>
+          <w:rtl w:val="0"/>
+        </w:rPr>
+        <w:t xml:space="preserve">Operate an end-to-end AI-native workflow</w:t>
+      </w:r>
+      <w:r>
+        <w:rPr>
+          <w:sz w:val="20"/>
+          <w:szCs w:val="20"/>
+          <w:rtl w:val="0"/>
+        </w:rPr>
+        <w:t xml:space="preserve"> (Claude, Cursor, Figma Make, Adobe Firefly, Obsidian) from research and IA through dev-ready handoff — agents implement while I own systems thinking, journey mapping, state coverage, and edge cases</w:t>
       </w:r>
       <w:r>
         <w:rPr>
@@ -213,142 +258,124 @@
         </w:rPr>
         <w:t xml:space="preserve"> | Aug 2020 - Jul 2024 </w:t>
         <w:br w:type="textWrapping"/>
-        <w:t xml:space="preserve">Embedded with product teams to modernize 20-year-old systems and drive subscription revenue. Proving enterprise design can move fast when you have the right frameworks.</w:t>
+      </w:r>
+      <w:r>
+        <w:rPr>
+          <w:sz w:val="24"/>
+          <w:szCs w:val="24"/>
+          <w:rtl w:val="0"/>
+        </w:rPr>
+        <w:t xml:space="preserve">Embedded with product teams to modernize 20-year-old systems and drive subscription revenue across connected agricultural equipment. Proving enterprise design can move fast with the right frameworks.</w:t>
+      </w:r>
+      <w:r>
+        <w:rPr>
+          <w:rtl w:val="0"/>
+        </w:rPr>
       </w:r>
     </w:p>
     <w:p>
       <w:pPr>
         <w:numPr>
           <w:ilvl w:val="0"/>
-          <w:numId w:val="2"/>
+          <w:numId w:val="4"/>
         </w:numPr>
         <w:spacing w:after="0" w:afterAutospacing="0" w:before="240" w:line="240" w:lineRule="auto"/>
-        <w:ind w:left="720" w:hanging="360"/>
-        <w:rPr>
-          <w:color w:val="434343"/>
-          <w:sz w:val="20"/>
-          <w:szCs w:val="20"/>
-        </w:rPr>
-      </w:pPr>
-      <w:r>
-        <w:rPr>
-          <w:b w:val="1"/>
-          <w:bCs w:val="1"/>
-          <w:color w:val="434343"/>
-          <w:sz w:val="20"/>
-          <w:szCs w:val="20"/>
-          <w:rtl w:val="0"/>
-        </w:rPr>
-        <w:t xml:space="preserve">Redesigned license management system</w:t>
-      </w:r>
-      <w:r>
-        <w:rPr>
-          <w:color w:val="434343"/>
-          <w:sz w:val="20"/>
-          <w:szCs w:val="20"/>
-          <w:rtl w:val="0"/>
-        </w:rPr>
-        <w:t xml:space="preserve"> serving 500K+ users across 12 languages—increased authenticated engagement 34%, reduced support tickets 16%, enabled $3.8B in subscription revenue from Automation and AI services</w:t>
-        <w:br w:type="textWrapping"/>
-      </w:r>
-      <w:r>
-        <w:rPr>
-          <w:rtl w:val="0"/>
-        </w:rPr>
+        <w:ind w:left="0" w:hanging="360"/>
+        <w:rPr>
+          <w:color w:val="434343"/>
+          <w:sz w:val="20"/>
+          <w:szCs w:val="20"/>
+        </w:rPr>
+      </w:pPr>
+      <w:r>
+        <w:rPr>
+          <w:b w:val="1"/>
+          <w:bCs w:val="1"/>
+          <w:color w:val="434343"/>
+          <w:sz w:val="20"/>
+          <w:szCs w:val="20"/>
+          <w:rtl w:val="0"/>
+        </w:rPr>
+        <w:t xml:space="preserve">Redesigned the license management system</w:t>
+      </w:r>
+      <w:r>
+        <w:rPr>
+          <w:color w:val="434343"/>
+          <w:sz w:val="20"/>
+          <w:szCs w:val="20"/>
+          <w:rtl w:val="0"/>
+        </w:rPr>
+        <w:t xml:space="preserve"> for connected ag equipment (Automation/AI services) serving 500K+ users across 12 languages — mapped flows, license states, and edge cases (expired/renewed/transferred/dealer-managed); +34% authenticated engagement, –16% support tickets, enabled $3.8B in subscription revenue</w:t>
       </w:r>
     </w:p>
     <w:p>
       <w:pPr>
         <w:numPr>
           <w:ilvl w:val="0"/>
-          <w:numId w:val="2"/>
+          <w:numId w:val="4"/>
         </w:numPr>
         <w:spacing w:after="0" w:afterAutospacing="0" w:before="0" w:beforeAutospacing="0" w:line="240" w:lineRule="auto"/>
-        <w:ind w:left="720" w:hanging="360"/>
-        <w:rPr>
-          <w:color w:val="434343"/>
-          <w:sz w:val="20"/>
-          <w:szCs w:val="20"/>
-        </w:rPr>
-      </w:pPr>
-      <w:r>
-        <w:rPr>
-          <w:b w:val="1"/>
-          <w:bCs w:val="1"/>
-          <w:color w:val="434343"/>
-          <w:sz w:val="20"/>
-          <w:szCs w:val="20"/>
-          <w:rtl w:val="0"/>
-        </w:rPr>
-        <w:t xml:space="preserve">Built unified account and navigation framework</w:t>
-      </w:r>
-      <w:r>
-        <w:rPr>
-          <w:color w:val="434343"/>
-          <w:sz w:val="20"/>
-          <w:szCs w:val="20"/>
-          <w:rtl w:val="0"/>
-        </w:rPr>
-        <w:t xml:space="preserve"> deployed across 8 product lines (web, mobile, embedded)—consolidated fragmented experiences into single customer view, improved dealer support efficiency 28%</w:t>
-        <w:br w:type="textWrapping"/>
-      </w:r>
-      <w:r>
-        <w:rPr>
-          <w:rtl w:val="0"/>
-        </w:rPr>
+        <w:ind w:left="0" w:hanging="360"/>
+        <w:rPr>
+          <w:color w:val="434343"/>
+          <w:sz w:val="20"/>
+          <w:szCs w:val="20"/>
+        </w:rPr>
+      </w:pPr>
+      <w:r>
+        <w:rPr>
+          <w:b w:val="1"/>
+          <w:bCs w:val="1"/>
+          <w:color w:val="434343"/>
+          <w:sz w:val="20"/>
+          <w:szCs w:val="20"/>
+          <w:rtl w:val="0"/>
+        </w:rPr>
+        <w:t xml:space="preserve">Built a unified account and navigation framework</w:t>
+      </w:r>
+      <w:r>
+        <w:rPr>
+          <w:color w:val="434343"/>
+          <w:sz w:val="20"/>
+          <w:szCs w:val="20"/>
+          <w:rtl w:val="0"/>
+        </w:rPr>
+        <w:t xml:space="preserve"> deployed across 8 product lines spanning web, mobile, and embedded equipment systems — consolidated fragmented experiences into a single customer view; +28% dealer support efficiency</w:t>
       </w:r>
     </w:p>
     <w:p>
       <w:pPr>
         <w:numPr>
           <w:ilvl w:val="0"/>
-          <w:numId w:val="2"/>
+          <w:numId w:val="4"/>
         </w:numPr>
         <w:spacing w:after="240" w:before="0" w:beforeAutospacing="0" w:line="240" w:lineRule="auto"/>
-        <w:ind w:left="720" w:hanging="360"/>
-        <w:rPr>
-          <w:color w:val="434343"/>
-          <w:sz w:val="20"/>
-          <w:szCs w:val="20"/>
-        </w:rPr>
-      </w:pPr>
-      <w:r>
-        <w:rPr>
-          <w:rFonts w:ascii="Roboto" w:cs="Roboto" w:eastAsia="Roboto" w:hAnsi="Roboto"/>
-          <w:b w:val="1"/>
-          <w:bCs w:val="1"/>
-          <w:color w:val="141413"/>
-          <w:sz w:val="21"/>
-          <w:szCs w:val="21"/>
-          <w:highlight w:val="white"/>
-          <w:rtl w:val="0"/>
-        </w:rPr>
-        <w:t xml:space="preserve">Core contributor</w:t>
-      </w:r>
-      <w:r>
-        <w:rPr>
-          <w:rFonts w:ascii="Roboto" w:cs="Roboto" w:eastAsia="Roboto" w:hAnsi="Roboto"/>
-          <w:color w:val="141413"/>
-          <w:sz w:val="21"/>
-          <w:szCs w:val="21"/>
-          <w:highlight w:val="white"/>
-          <w:rtl w:val="0"/>
-        </w:rPr>
-        <w:t xml:space="preserve"> to enterprise design system in Figma spanning 6 brands</w:t>
-      </w:r>
-      <w:r>
-        <w:rPr>
-          <w:color w:val="434343"/>
-          <w:sz w:val="20"/>
-          <w:szCs w:val="20"/>
-          <w:rtl w:val="0"/>
-        </w:rPr>
-        <w:t xml:space="preserve"> and 40+ product teams globally—reduced design-to-development handoff time 45% through standardized components that actually shipped</w:t>
-      </w:r>
-      <w:r>
-        <w:rPr>
-          <w:rtl w:val="0"/>
-        </w:rPr>
+        <w:ind w:left="0" w:hanging="360"/>
+        <w:rPr>
+          <w:color w:val="434343"/>
+          <w:sz w:val="20"/>
+          <w:szCs w:val="20"/>
+        </w:rPr>
+      </w:pPr>
+      <w:r>
+        <w:rPr>
+          <w:b w:val="1"/>
+          <w:bCs w:val="1"/>
+          <w:color w:val="434343"/>
+          <w:sz w:val="20"/>
+          <w:szCs w:val="20"/>
+          <w:rtl w:val="0"/>
+        </w:rPr>
+        <w:t xml:space="preserve">Core contributor to the enterprise design system in Figma</w:t>
+      </w:r>
+      <w:r>
+        <w:rPr>
+          <w:color w:val="434343"/>
+          <w:sz w:val="20"/>
+          <w:szCs w:val="20"/>
+          <w:rtl w:val="0"/>
+        </w:rPr>
+        <w:t xml:space="preserve"> spanning 6 brands and 40+ product teams globally — produced dev-ready handoffs (tokens, prop specs, full state coverage) that reduced design-to-development time 45% on components that actually shipped</w:t>
       </w:r>
     </w:p>
     <w:p>
@@ -363,7 +390,6 @@
           <w:bCs w:val="1"/>
           <w:rtl w:val="0"/>
         </w:rPr>
-        <w:br w:type="textWrapping"/>
         <w:t xml:space="preserve">FOURKITES | Lead UX / Manager</w:t>
       </w:r>
       <w:r>
@@ -372,23 +398,20 @@
         </w:rPr>
         <w:t xml:space="preserve"> | Jan 2017 - Jan 2020</w:t>
         <w:br w:type="textWrapping"/>
-        <w:t xml:space="preserve">Employee #28 during hypergrowth, $3M to $100M ARR (</w:t>
-      </w:r>
-      <w:r>
-        <w:rPr>
-          <w:color w:val="333333"/>
+      </w:r>
+      <w:r>
+        <w:rPr>
+          <w:rFonts w:ascii="Arial Unicode MS" w:cs="Arial Unicode MS" w:eastAsia="Arial Unicode MS" w:hAnsi="Arial Unicode MS"/>
           <w:sz w:val="24"/>
           <w:szCs w:val="24"/>
-          <w:shd w:fill="fafafa" w:val="clear"/>
-          <w:rtl w:val="0"/>
-        </w:rPr>
-        <w:t xml:space="preserve">$1B+ valuation</w:t>
-      </w:r>
-      <w:r>
-        <w:rPr>
-          <w:rtl w:val="0"/>
-        </w:rPr>
-        <w:t xml:space="preserve">). Built design function from scratch—founding designer to 10-person global team.</w:t>
+          <w:rtl w:val="0"/>
+        </w:rPr>
+        <w:t xml:space="preserve">Employee #28 during hypergrowth, $3M → $100M ARR ($1B+ valuation). Built the design function from scratch — founding designer to a 10-person global team.</w:t>
+      </w:r>
+      <w:r>
+        <w:rPr>
+          <w:rtl w:val="0"/>
+        </w:rPr>
       </w:r>
     </w:p>
     <w:p>
@@ -398,11 +421,9 @@
           <w:numId w:val="1"/>
         </w:numPr>
         <w:spacing w:after="0" w:afterAutospacing="0" w:before="240" w:line="240" w:lineRule="auto"/>
-        <w:ind w:left="720" w:hanging="360"/>
-        <w:rPr>
-          <w:color w:val="434343"/>
-          <w:sz w:val="20"/>
-          <w:szCs w:val="20"/>
+        <w:ind w:left="0" w:hanging="360"/>
+        <w:rPr>
+          <w:color w:val="434343"/>
         </w:rPr>
       </w:pPr>
       <w:r>
@@ -415,16 +436,16 @@
           <w:szCs w:val="20"/>
           <w:rtl w:val="0"/>
         </w:rPr>
-        <w:t xml:space="preserve">Designed flagship products from 0→1</w:t>
-      </w:r>
-      <w:r>
-        <w:rPr>
-          <w:color w:val="434343"/>
-          <w:sz w:val="20"/>
-          <w:szCs w:val="20"/>
-          <w:rtl w:val="0"/>
-        </w:rPr>
-        <w:t xml:space="preserve">: Real-time supply chain control tower and related mobile apps processing 10M+ daily tracking events for 30+ Fortune 2000 companies (Anheuser-Busch, Georgia-Pacific, Tyson); products became primary driver of 3x customer expansion</w:t>
+        <w:t xml:space="preserve">Designed flagship IoT asset-tracking platform 0→1 </w:t>
+      </w:r>
+      <w:r>
+        <w:rPr>
+          <w:color w:val="434343"/>
+          <w:sz w:val="20"/>
+          <w:szCs w:val="20"/>
+          <w:rtl w:val="0"/>
+        </w:rPr>
+        <w:t xml:space="preserve">— real-time supply chain control tower (web) and mobile apps processing 10M+ daily GPS/telematics events for 30+ Fortune 2000 customers (Anheuser-Busch, Georgia-Pacific, Tyson); high-density dashboards with map, list, and timeline views became the primary driver of 3x customer expansion</w:t>
       </w:r>
     </w:p>
     <w:p>
@@ -434,32 +455,30 @@
           <w:numId w:val="1"/>
         </w:numPr>
         <w:spacing w:after="0" w:afterAutospacing="0" w:before="0" w:beforeAutospacing="0" w:line="240" w:lineRule="auto"/>
-        <w:ind w:left="720" w:hanging="360"/>
-        <w:rPr>
-          <w:color w:val="434343"/>
-          <w:sz w:val="20"/>
-          <w:szCs w:val="20"/>
-        </w:rPr>
-      </w:pPr>
-      <w:r>
-        <w:rPr>
-          <w:b w:val="1"/>
-          <w:bCs w:val="1"/>
-          <w:color w:val="434343"/>
-          <w:sz w:val="20"/>
-          <w:szCs w:val="20"/>
-          <w:rtl w:val="0"/>
-        </w:rPr>
-        <w:t xml:space="preserve">Led bespoke predictive analytics dashboard products</w:t>
-      </w:r>
-      <w:r>
-        <w:rPr>
-          <w:color w:val="434343"/>
-          <w:sz w:val="20"/>
-          <w:szCs w:val="20"/>
-          <w:rtl w:val="0"/>
-        </w:rPr>
-        <w:t xml:space="preserve"> identifying shipment delays 6-12 hours earlier than competitors; increased customer retention 41% and expanded average contract value $120K annually</w:t>
+        <w:ind w:left="0" w:hanging="360"/>
+        <w:rPr>
+          <w:color w:val="434343"/>
+        </w:rPr>
+      </w:pPr>
+      <w:r>
+        <w:rPr>
+          <w:b w:val="1"/>
+          <w:bCs w:val="1"/>
+          <w:color w:val="434343"/>
+          <w:sz w:val="20"/>
+          <w:szCs w:val="20"/>
+          <w:rtl w:val="0"/>
+        </w:rPr>
+        <w:t xml:space="preserve">Led predictive analytics dashboards</w:t>
+      </w:r>
+      <w:r>
+        <w:rPr>
+          <w:color w:val="434343"/>
+          <w:sz w:val="20"/>
+          <w:szCs w:val="20"/>
+          <w:rtl w:val="0"/>
+        </w:rPr>
+        <w:t xml:space="preserve"> (data viz, anomaly states, alerting workflows) that identified shipment delays 6–12 hours earlier than competitors; +41% retention, +$120K avg ACV</w:t>
       </w:r>
     </w:p>
     <w:p>
@@ -469,50 +488,30 @@
           <w:numId w:val="1"/>
         </w:numPr>
         <w:spacing w:after="240" w:before="0" w:beforeAutospacing="0" w:line="240" w:lineRule="auto"/>
-        <w:ind w:left="720" w:hanging="360"/>
-        <w:rPr>
-          <w:color w:val="434343"/>
-        </w:rPr>
-      </w:pPr>
-      <w:r>
-        <w:rPr>
-          <w:b w:val="1"/>
-          <w:bCs w:val="1"/>
-          <w:color w:val="434343"/>
-          <w:sz w:val="20"/>
-          <w:szCs w:val="20"/>
-          <w:rtl w:val="0"/>
-        </w:rPr>
-        <w:t xml:space="preserve">Scaled design org</w:t>
-      </w:r>
-      <w:r>
-        <w:rPr>
-          <w:color w:val="434343"/>
-          <w:sz w:val="20"/>
-          <w:szCs w:val="20"/>
-          <w:rtl w:val="0"/>
-        </w:rPr>
-        <w:t xml:space="preserve">: Hired and managed team across Chicago and Chennai; established component library, design operations, and hiring framework—reduced design inconsistencies 65% while maintaining startup velocity</w:t>
-      </w:r>
-      <w:r>
-        <w:rPr>
-          <w:rtl w:val="0"/>
-        </w:rPr>
-      </w:r>
-    </w:p>
-    <w:p>
-      <w:pPr>
-        <w:spacing w:after="240" w:before="240" w:line="240" w:lineRule="auto"/>
-        <w:ind w:left="-540.0000000000001" w:right="-623.3333333333348" w:firstLine="0"/>
-        <w:rPr>
-          <w:b w:val="1"/>
-          <w:bCs w:val="1"/>
-        </w:rPr>
-      </w:pPr>
-      <w:r>
-        <w:rPr>
-          <w:rtl w:val="0"/>
-        </w:rPr>
+        <w:ind w:left="0" w:hanging="360"/>
+        <w:rPr>
+          <w:color w:val="434343"/>
+        </w:rPr>
+      </w:pPr>
+      <w:r>
+        <w:rPr>
+          <w:b w:val="1"/>
+          <w:bCs w:val="1"/>
+          <w:color w:val="434343"/>
+          <w:sz w:val="20"/>
+          <w:szCs w:val="20"/>
+          <w:rtl w:val="0"/>
+        </w:rPr>
+        <w:t xml:space="preserve">Scaled the design org across Chicago and Chennai </w:t>
+      </w:r>
+      <w:r>
+        <w:rPr>
+          <w:color w:val="434343"/>
+          <w:sz w:val="20"/>
+          <w:szCs w:val="20"/>
+          <w:rtl w:val="0"/>
+        </w:rPr>
+        <w:t xml:space="preserve">embedded in engineering sprint cadence; established component library, design ops, and hiring framework — –65% design inconsistencies while maintaining startup velocity</w:t>
       </w:r>
     </w:p>
     <w:p>
@@ -527,14 +526,6 @@
           <w:bCs w:val="1"/>
           <w:rtl w:val="0"/>
         </w:rPr>
-        <w:br w:type="textWrapping"/>
-      </w:r>
-      <w:r>
-        <w:rPr>
-          <w:b w:val="1"/>
-          <w:bCs w:val="1"/>
-          <w:rtl w:val="0"/>
-        </w:rPr>
         <w:t xml:space="preserve">MAVENWAVE PARTNERS | Senior UX + Agile Lead (Consultant)</w:t>
       </w:r>
       <w:r>
@@ -543,7 +534,372 @@
         </w:rPr>
         <w:t xml:space="preserve"> | Jan 2014 - Jan 2017 </w:t>
         <w:br w:type="textWrapping"/>
-        <w:t xml:space="preserve">Led digital product design for Fortune 500 healthcare and pharmaceutical clients. Fast iteration in slow-moving industries.</w:t>
+      </w:r>
+      <w:r>
+        <w:rPr>
+          <w:sz w:val="24"/>
+          <w:szCs w:val="24"/>
+          <w:rtl w:val="0"/>
+        </w:rPr>
+        <w:t xml:space="preserve">Led digital product design for Fortune 500 healthcare and pharma clients. Fast iteration in slow-moving industries.</w:t>
+      </w:r>
+      <w:r>
+        <w:rPr>
+          <w:rtl w:val="0"/>
+        </w:rPr>
+      </w:r>
+    </w:p>
+    <w:p>
+      <w:pPr>
+        <w:numPr>
+          <w:ilvl w:val="0"/>
+          <w:numId w:val="5"/>
+        </w:numPr>
+        <w:spacing w:after="0" w:afterAutospacing="0" w:before="240" w:line="240" w:lineRule="auto"/>
+        <w:ind w:left="0" w:hanging="360"/>
+        <w:rPr>
+          <w:color w:val="434343"/>
+          <w:sz w:val="20"/>
+          <w:szCs w:val="20"/>
+        </w:rPr>
+      </w:pPr>
+      <w:r>
+        <w:rPr>
+          <w:b w:val="1"/>
+          <w:bCs w:val="1"/>
+          <w:color w:val="434343"/>
+          <w:sz w:val="20"/>
+          <w:szCs w:val="20"/>
+          <w:rtl w:val="0"/>
+        </w:rPr>
+        <w:t xml:space="preserve">Designed 6 internal portals for AbbVie</w:t>
+      </w:r>
+      <w:r>
+        <w:rPr>
+          <w:color w:val="434343"/>
+          <w:sz w:val="20"/>
+          <w:szCs w:val="20"/>
+          <w:rtl w:val="0"/>
+        </w:rPr>
+        <w:t xml:space="preserve"> supporting 200K+ users across clinical trials and patient support programs — improved medication adherence tracking, –12% hospital readmissions</w:t>
+      </w:r>
+    </w:p>
+    <w:p>
+      <w:pPr>
+        <w:numPr>
+          <w:ilvl w:val="0"/>
+          <w:numId w:val="5"/>
+        </w:numPr>
+        <w:spacing w:after="0" w:afterAutospacing="0" w:before="0" w:beforeAutospacing="0" w:line="240" w:lineRule="auto"/>
+        <w:ind w:left="0" w:hanging="360"/>
+        <w:rPr>
+          <w:color w:val="434343"/>
+          <w:sz w:val="20"/>
+          <w:szCs w:val="20"/>
+        </w:rPr>
+      </w:pPr>
+      <w:r>
+        <w:rPr>
+          <w:color w:val="434343"/>
+          <w:sz w:val="20"/>
+          <w:szCs w:val="20"/>
+          <w:rtl w:val="0"/>
+        </w:rPr>
+        <w:t xml:space="preserve">Rebuilt OptumRx pharmacy formulary platform processing 1.4B prescriptions annually — created the company's first patient-facing product; –15% fulfillment errors via improved drug-interaction warnings</w:t>
+      </w:r>
+    </w:p>
+    <w:p>
+      <w:pPr>
+        <w:numPr>
+          <w:ilvl w:val="0"/>
+          <w:numId w:val="5"/>
+        </w:numPr>
+        <w:spacing w:after="240" w:before="0" w:beforeAutospacing="0" w:line="240" w:lineRule="auto"/>
+        <w:ind w:left="0" w:hanging="360"/>
+        <w:rPr>
+          <w:color w:val="434343"/>
+          <w:sz w:val="20"/>
+          <w:szCs w:val="20"/>
+        </w:rPr>
+      </w:pPr>
+      <w:r>
+        <w:rPr>
+          <w:b w:val="1"/>
+          <w:bCs w:val="1"/>
+          <w:color w:val="434343"/>
+          <w:sz w:val="20"/>
+          <w:szCs w:val="20"/>
+          <w:rtl w:val="0"/>
+        </w:rPr>
+        <w:t xml:space="preserve">Established Lean UX </w:t>
+      </w:r>
+      <w:r>
+        <w:rPr>
+          <w:color w:val="434343"/>
+          <w:sz w:val="20"/>
+          <w:szCs w:val="20"/>
+          <w:rtl w:val="0"/>
+        </w:rPr>
+        <w:t xml:space="preserve">and Agile/sprint-cadence practices across client engagements while mentoring junior designers and leading cross-functional design sprints</w:t>
+      </w:r>
+    </w:p>
+    <w:p>
+      <w:pPr>
+        <w:spacing w:line="240" w:lineRule="auto"/>
+        <w:ind w:hanging="540"/>
+        <w:rPr>
+          <w:i w:val="1"/>
+          <w:iCs w:val="1"/>
+          <w:color w:val="434343"/>
+          <w:sz w:val="20"/>
+          <w:szCs w:val="20"/>
+        </w:rPr>
+      </w:pPr>
+      <w:r>
+        <w:rPr>
+          <w:b w:val="1"/>
+          <w:bCs w:val="1"/>
+          <w:color w:val="434343"/>
+          <w:rtl w:val="0"/>
+        </w:rPr>
+        <w:t xml:space="preserve">NOKIA / HERE MAPS | </w:t>
+      </w:r>
+      <w:r>
+        <w:rPr>
+          <w:b w:val="1"/>
+          <w:bCs w:val="1"/>
+          <w:color w:val="434343"/>
+          <w:rtl w:val="0"/>
+        </w:rPr>
+        <w:t xml:space="preserve">Product Marketing Manager, HERE Traffic</w:t>
+      </w:r>
+      <w:r>
+        <w:rPr>
+          <w:color w:val="434343"/>
+          <w:rtl w:val="0"/>
+        </w:rPr>
+        <w:t xml:space="preserve"> | Aug 2012 - Jan 2014</w:t>
+      </w:r>
+      <w:r>
+        <w:rPr>
+          <w:rtl w:val="0"/>
+        </w:rPr>
+      </w:r>
+    </w:p>
+    <w:p>
+      <w:pPr>
+        <w:spacing w:line="276" w:lineRule="auto"/>
+        <w:ind w:left="-540" w:firstLine="0"/>
+        <w:rPr>
+          <w:color w:val="434343"/>
+          <w:sz w:val="8"/>
+          <w:szCs w:val="8"/>
+        </w:rPr>
+      </w:pPr>
+      <w:r>
+        <w:rPr>
+          <w:sz w:val="24"/>
+          <w:szCs w:val="24"/>
+          <w:rtl w:val="0"/>
+        </w:rPr>
+        <w:t xml:space="preserve">Product work across real-time vehicle-telematics data products and an open-source distributed computing project (DEMPSY, a Hadoop alternative).</w:t>
+      </w:r>
+      <w:r>
+        <w:rPr>
+          <w:rtl w:val="0"/>
+        </w:rPr>
+      </w:r>
+    </w:p>
+    <w:p>
+      <w:pPr>
+        <w:numPr>
+          <w:ilvl w:val="0"/>
+          <w:numId w:val="2"/>
+        </w:numPr>
+        <w:ind w:left="0" w:hanging="360"/>
+        <w:rPr>
+          <w:color w:val="434343"/>
+          <w:sz w:val="20"/>
+          <w:szCs w:val="20"/>
+        </w:rPr>
+      </w:pPr>
+      <w:r>
+        <w:rPr>
+          <w:b w:val="1"/>
+          <w:bCs w:val="1"/>
+          <w:color w:val="434343"/>
+          <w:sz w:val="20"/>
+          <w:szCs w:val="20"/>
+          <w:rtl w:val="0"/>
+        </w:rPr>
+        <w:t xml:space="preserve">Designed GPS probe visualizations</w:t>
+      </w:r>
+      <w:r>
+        <w:rPr>
+          <w:color w:val="434343"/>
+          <w:sz w:val="20"/>
+          <w:szCs w:val="20"/>
+          <w:rtl w:val="0"/>
+        </w:rPr>
+        <w:t xml:space="preserve"> and a probe viewer app for real-time connected-vehicle telematics analysis</w:t>
+      </w:r>
+    </w:p>
+    <w:p>
+      <w:pPr>
+        <w:numPr>
+          <w:ilvl w:val="0"/>
+          <w:numId w:val="2"/>
+        </w:numPr>
+        <w:ind w:left="0" w:hanging="360"/>
+        <w:rPr>
+          <w:color w:val="434343"/>
+          <w:sz w:val="20"/>
+          <w:szCs w:val="20"/>
+        </w:rPr>
+      </w:pPr>
+      <w:r>
+        <w:rPr>
+          <w:b w:val="1"/>
+          <w:bCs w:val="1"/>
+          <w:color w:val="434343"/>
+          <w:sz w:val="20"/>
+          <w:szCs w:val="20"/>
+          <w:rtl w:val="0"/>
+        </w:rPr>
+        <w:t xml:space="preserve">Wireframed and led project delivery for HERE Real-Time Traffic and Trapster app</w:t>
+      </w:r>
+      <w:r>
+        <w:rPr>
+          <w:color w:val="434343"/>
+          <w:sz w:val="20"/>
+          <w:szCs w:val="20"/>
+          <w:rtl w:val="0"/>
+        </w:rPr>
+        <w:t xml:space="preserve"> integrations across connected-vehicle data products</w:t>
+      </w:r>
+    </w:p>
+    <w:p>
+      <w:pPr>
+        <w:numPr>
+          <w:ilvl w:val="0"/>
+          <w:numId w:val="2"/>
+        </w:numPr>
+        <w:ind w:left="0" w:hanging="360"/>
+        <w:rPr>
+          <w:color w:val="434343"/>
+          <w:sz w:val="20"/>
+          <w:szCs w:val="20"/>
+        </w:rPr>
+      </w:pPr>
+      <w:r>
+        <w:rPr>
+          <w:b w:val="1"/>
+          <w:bCs w:val="1"/>
+          <w:color w:val="434343"/>
+          <w:sz w:val="20"/>
+          <w:szCs w:val="20"/>
+          <w:rtl w:val="0"/>
+        </w:rPr>
+        <w:t xml:space="preserve">Owned go-to-market for DEMPSY,</w:t>
+      </w:r>
+      <w:r>
+        <w:rPr>
+          <w:color w:val="434343"/>
+          <w:sz w:val="20"/>
+          <w:szCs w:val="20"/>
+          <w:rtl w:val="0"/>
+        </w:rPr>
+        <w:t xml:space="preserve"> an open-source distributed computing platform — early exposure to designing for developer audiences</w:t>
+      </w:r>
+    </w:p>
+    <w:p>
+      <w:pPr>
+        <w:spacing w:line="240" w:lineRule="auto"/>
+        <w:ind w:hanging="540"/>
+        <w:rPr>
+          <w:b w:val="1"/>
+          <w:bCs w:val="1"/>
+          <w:color w:val="434343"/>
+        </w:rPr>
+      </w:pPr>
+      <w:r>
+        <w:rPr>
+          <w:rtl w:val="0"/>
+        </w:rPr>
+      </w:r>
+    </w:p>
+    <w:p>
+      <w:pPr>
+        <w:spacing w:line="240" w:lineRule="auto"/>
+        <w:ind w:hanging="540"/>
+        <w:rPr>
+          <w:color w:val="434343"/>
+        </w:rPr>
+      </w:pPr>
+      <w:r>
+        <w:rPr>
+          <w:b w:val="1"/>
+          <w:bCs w:val="1"/>
+          <w:color w:val="434343"/>
+          <w:rtl w:val="0"/>
+        </w:rPr>
+        <w:t xml:space="preserve">GOGO INFLIGHT INTERNET | </w:t>
+      </w:r>
+      <w:r>
+        <w:rPr>
+          <w:b w:val="1"/>
+          <w:bCs w:val="1"/>
+          <w:color w:val="434343"/>
+          <w:rtl w:val="0"/>
+        </w:rPr>
+        <w:t xml:space="preserve">Product Manager - Signature Services</w:t>
+      </w:r>
+      <w:r>
+        <w:rPr>
+          <w:color w:val="434343"/>
+          <w:rtl w:val="0"/>
+        </w:rPr>
+        <w:t xml:space="preserve"> |</w:t>
+      </w:r>
+      <w:r>
+        <w:rPr>
+          <w:b w:val="1"/>
+          <w:bCs w:val="1"/>
+          <w:color w:val="434343"/>
+          <w:rtl w:val="0"/>
+        </w:rPr>
+        <w:t xml:space="preserve"> </w:t>
+      </w:r>
+      <w:r>
+        <w:rPr>
+          <w:color w:val="434343"/>
+          <w:rtl w:val="0"/>
+        </w:rPr>
+        <w:t xml:space="preserve">Apr 2008 - Aug 2012</w:t>
+      </w:r>
+    </w:p>
+    <w:p>
+      <w:pPr>
+        <w:spacing w:line="276" w:lineRule="auto"/>
+        <w:ind w:left="-540" w:firstLine="0"/>
+        <w:rPr>
+          <w:color w:val="434343"/>
+          <w:sz w:val="6"/>
+          <w:szCs w:val="6"/>
+        </w:rPr>
+      </w:pPr>
+      <w:r>
+        <w:rPr>
+          <w:sz w:val="24"/>
+          <w:szCs w:val="24"/>
+          <w:rtl w:val="0"/>
+        </w:rPr>
+        <w:t xml:space="preserve">Aerospace connectivity: launched in-flight internet across major US airlines — onboard hardware + Air-to-Ground RF network. $700M go-to-market.</w:t>
+      </w:r>
+      <w:r>
+        <w:rPr>
+          <w:rtl w:val="0"/>
+        </w:rPr>
       </w:r>
     </w:p>
     <w:p>
@@ -552,33 +908,32 @@
           <w:ilvl w:val="0"/>
           <w:numId w:val="3"/>
         </w:numPr>
-        <w:spacing w:after="0" w:afterAutospacing="0" w:before="240" w:line="240" w:lineRule="auto"/>
-        <w:ind w:left="720" w:hanging="360"/>
-        <w:rPr>
-          <w:color w:val="434343"/>
-          <w:sz w:val="20"/>
-          <w:szCs w:val="20"/>
-        </w:rPr>
-      </w:pPr>
-      <w:r>
-        <w:rPr>
-          <w:b w:val="1"/>
-          <w:bCs w:val="1"/>
-          <w:color w:val="434343"/>
-          <w:sz w:val="20"/>
-          <w:szCs w:val="20"/>
-          <w:rtl w:val="0"/>
-        </w:rPr>
-        <w:t xml:space="preserve">Designed 6 internal portals for AbbVie</w:t>
-      </w:r>
-      <w:r>
-        <w:rPr>
-          <w:color w:val="434343"/>
-          <w:sz w:val="20"/>
-          <w:szCs w:val="20"/>
-          <w:rtl w:val="0"/>
-        </w:rPr>
-        <w:t xml:space="preserve"> supporting 200K+ users across clinical trials and patient support programs—improved medication adherence tracking, reduced hospital readmissions 12%</w:t>
+        <w:ind w:left="0" w:hanging="360"/>
+        <w:rPr>
+          <w:color w:val="434343"/>
+          <w:sz w:val="20"/>
+          <w:szCs w:val="20"/>
+        </w:rPr>
+      </w:pPr>
+      <w:r>
+        <w:rPr>
+          <w:b w:val="1"/>
+          <w:bCs w:val="1"/>
+          <w:color w:val="434343"/>
+          <w:sz w:val="20"/>
+          <w:szCs w:val="20"/>
+          <w:rtl w:val="0"/>
+        </w:rPr>
+        <w:t xml:space="preserve">Owned airborne products and onboard hardware UX</w:t>
+      </w:r>
+      <w:r>
+        <w:rPr>
+          <w:color w:val="434343"/>
+          <w:sz w:val="20"/>
+          <w:szCs w:val="20"/>
+          <w:rtl w:val="0"/>
+        </w:rPr>
+        <w:t xml:space="preserve"> for major US airlines, including initial rollout testing across fleets</w:t>
       </w:r>
     </w:p>
     <w:p>
@@ -587,33 +942,32 @@
           <w:ilvl w:val="0"/>
           <w:numId w:val="3"/>
         </w:numPr>
-        <w:spacing w:after="0" w:afterAutospacing="0" w:before="0" w:beforeAutospacing="0" w:line="240" w:lineRule="auto"/>
-        <w:ind w:left="720" w:hanging="360"/>
-        <w:rPr>
-          <w:color w:val="434343"/>
-          <w:sz w:val="20"/>
-          <w:szCs w:val="20"/>
-        </w:rPr>
-      </w:pPr>
-      <w:r>
-        <w:rPr>
-          <w:b w:val="1"/>
-          <w:bCs w:val="1"/>
-          <w:color w:val="434343"/>
-          <w:sz w:val="20"/>
-          <w:szCs w:val="20"/>
-          <w:rtl w:val="0"/>
-        </w:rPr>
-        <w:t xml:space="preserve">Rebuilt OptumRx pharmacy formulary platform</w:t>
-      </w:r>
-      <w:r>
-        <w:rPr>
-          <w:color w:val="434343"/>
-          <w:sz w:val="20"/>
-          <w:szCs w:val="20"/>
-          <w:rtl w:val="0"/>
-        </w:rPr>
-        <w:t xml:space="preserve"> processing 1.4B prescriptions annually—created company's first patient-facing product, reduced fulfillment errors 15% through improved drug interaction warnings</w:t>
+        <w:ind w:left="0" w:hanging="360"/>
+        <w:rPr>
+          <w:color w:val="434343"/>
+          <w:sz w:val="20"/>
+          <w:szCs w:val="20"/>
+        </w:rPr>
+      </w:pPr>
+      <w:r>
+        <w:rPr>
+          <w:b w:val="1"/>
+          <w:bCs w:val="1"/>
+          <w:color w:val="434343"/>
+          <w:sz w:val="20"/>
+          <w:szCs w:val="20"/>
+          <w:rtl w:val="0"/>
+        </w:rPr>
+        <w:t xml:space="preserve">Authored FAA-approved documentation</w:t>
+      </w:r>
+      <w:r>
+        <w:rPr>
+          <w:color w:val="434343"/>
+          <w:sz w:val="20"/>
+          <w:szCs w:val="20"/>
+          <w:rtl w:val="0"/>
+        </w:rPr>
+        <w:t xml:space="preserve"> for business and commercial fleet Air-to-Ground (ATG) RF connectivity systems</w:t>
       </w:r>
     </w:p>
     <w:p>
@@ -622,33 +976,177 @@
           <w:ilvl w:val="0"/>
           <w:numId w:val="3"/>
         </w:numPr>
-        <w:spacing w:after="240" w:before="0" w:beforeAutospacing="0" w:line="240" w:lineRule="auto"/>
-        <w:ind w:left="720" w:hanging="360"/>
-        <w:rPr>
-          <w:color w:val="434343"/>
-          <w:sz w:val="20"/>
-          <w:szCs w:val="20"/>
-        </w:rPr>
-      </w:pPr>
-      <w:r>
-        <w:rPr>
-          <w:b w:val="1"/>
-          <w:bCs w:val="1"/>
-          <w:color w:val="434343"/>
-          <w:sz w:val="20"/>
-          <w:szCs w:val="20"/>
-          <w:rtl w:val="0"/>
-        </w:rPr>
-        <w:t xml:space="preserve">Established Lean UX and Agile practices</w:t>
-      </w:r>
-      <w:r>
-        <w:rPr>
-          <w:color w:val="434343"/>
-          <w:sz w:val="20"/>
-          <w:szCs w:val="20"/>
-          <w:rtl w:val="0"/>
-        </w:rPr>
-        <w:t xml:space="preserve"> across client engagements while mentoring junior designers and leading cross-functional design sprints</w:t>
+        <w:ind w:left="0" w:hanging="360"/>
+        <w:rPr>
+          <w:color w:val="434343"/>
+          <w:sz w:val="20"/>
+          <w:szCs w:val="20"/>
+        </w:rPr>
+      </w:pPr>
+      <w:r>
+        <w:rPr>
+          <w:rFonts w:ascii="Arial Unicode MS" w:cs="Arial Unicode MS" w:eastAsia="Arial Unicode MS" w:hAnsi="Arial Unicode MS"/>
+          <w:b w:val="1"/>
+          <w:bCs w:val="1"/>
+          <w:color w:val="434343"/>
+          <w:sz w:val="20"/>
+          <w:szCs w:val="20"/>
+          <w:rtl w:val="0"/>
+        </w:rPr>
+        <w:t xml:space="preserve">Designed an in-flight flight tracker 0→1 </w:t>
+      </w:r>
+      <w:r>
+        <w:rPr>
+          <w:color w:val="434343"/>
+          <w:sz w:val="20"/>
+          <w:szCs w:val="20"/>
+          <w:rtl w:val="0"/>
+        </w:rPr>
+        <w:t xml:space="preserve">(real-time positional data + passenger UX) that drove successful sponsorship deals</w:t>
+      </w:r>
+    </w:p>
+    <w:p>
+      <w:pPr>
+        <w:ind w:left="-630" w:right="0" w:firstLine="0"/>
+        <w:rPr>
+          <w:color w:val="434343"/>
+          <w:sz w:val="18"/>
+          <w:szCs w:val="18"/>
+        </w:rPr>
+      </w:pPr>
+      <w:r>
+        <w:rPr>
+          <w:color w:val="999999"/>
+          <w:sz w:val="20"/>
+          <w:szCs w:val="20"/>
+          <w:rtl w:val="0"/>
+        </w:rPr>
+        <w:br w:type="textWrapping"/>
+      </w:r>
+      <w:r>
+        <w:rPr>
+          <w:color w:val="999999"/>
+          <w:sz w:val="20"/>
+          <w:szCs w:val="20"/>
+          <w:rtl w:val="0"/>
+        </w:rPr>
+        <w:t xml:space="preserve">SKILLS</w:t>
+      </w:r>
+      <w:r>
+        <w:rPr>
+          <w:rtl w:val="0"/>
+        </w:rPr>
+      </w:r>
+    </w:p>
+    <w:p>
+      <w:pPr>
+        <w:ind w:left="0" w:hanging="630"/>
+        <w:rPr>
+          <w:sz w:val="18"/>
+          <w:szCs w:val="18"/>
+        </w:rPr>
+      </w:pPr>
+      <w:r>
+        <w:rPr>
+          <w:b w:val="1"/>
+          <w:bCs w:val="1"/>
+          <w:sz w:val="18"/>
+          <w:szCs w:val="18"/>
+          <w:rtl w:val="0"/>
+        </w:rPr>
+        <w:t xml:space="preserve">UX Systems:</w:t>
+      </w:r>
+      <w:r>
+        <w:rPr>
+          <w:sz w:val="18"/>
+          <w:szCs w:val="18"/>
+          <w:rtl w:val="0"/>
+        </w:rPr>
+        <w:t xml:space="preserve"> User flows · journey mapping · IA · interaction design · state management · edge-case coverage (idle/loading/success/error/empty) · information density · dashboards · enterprise design systems · design tokens · accessibility (WCAG 2.1)</w:t>
+      </w:r>
+    </w:p>
+    <w:p>
+      <w:pPr>
+        <w:ind w:left="0" w:hanging="630"/>
+        <w:rPr>
+          <w:sz w:val="18"/>
+          <w:szCs w:val="18"/>
+        </w:rPr>
+      </w:pPr>
+      <w:r>
+        <w:rPr>
+          <w:b w:val="1"/>
+          <w:bCs w:val="1"/>
+          <w:sz w:val="18"/>
+          <w:szCs w:val="18"/>
+          <w:rtl w:val="0"/>
+        </w:rPr>
+        <w:t xml:space="preserve">Research &amp; Methods:</w:t>
+      </w:r>
+      <w:r>
+        <w:rPr>
+          <w:sz w:val="18"/>
+          <w:szCs w:val="18"/>
+          <w:rtl w:val="0"/>
+        </w:rPr>
+        <w:t xml:space="preserve"> User interviews · usability testing · design sprints · Lean UX · Agile/Scrum sprint cadence · PRD/RFC participation</w:t>
+      </w:r>
+    </w:p>
+    <w:p>
+      <w:pPr>
+        <w:ind w:left="0" w:hanging="630"/>
+        <w:rPr>
+          <w:sz w:val="18"/>
+          <w:szCs w:val="18"/>
+        </w:rPr>
+      </w:pPr>
+      <w:r>
+        <w:rPr>
+          <w:b w:val="1"/>
+          <w:bCs w:val="1"/>
+          <w:sz w:val="18"/>
+          <w:szCs w:val="18"/>
+          <w:rtl w:val="0"/>
+        </w:rPr>
+        <w:t xml:space="preserve">AI-Native Workflow:</w:t>
+      </w:r>
+      <w:r>
+        <w:rPr>
+          <w:sz w:val="18"/>
+          <w:szCs w:val="18"/>
+          <w:rtl w:val="0"/>
+        </w:rPr>
+        <w:t xml:space="preserve"> Claude (incl. authoring custom Claude Skills) · Cursor · Figma Make · Adobe Firefly · Midjourney · Obsidian as knowledge base</w:t>
+      </w:r>
+    </w:p>
+    <w:p>
+      <w:pPr>
+        <w:ind w:left="0" w:hanging="630"/>
+        <w:rPr>
+          <w:b w:val="1"/>
+          <w:bCs w:val="1"/>
+          <w:color w:val="434343"/>
+          <w:sz w:val="18"/>
+          <w:szCs w:val="18"/>
+        </w:rPr>
+      </w:pPr>
+      <w:r>
+        <w:rPr>
+          <w:b w:val="1"/>
+          <w:bCs w:val="1"/>
+          <w:sz w:val="18"/>
+          <w:szCs w:val="18"/>
+          <w:rtl w:val="0"/>
+        </w:rPr>
+        <w:t xml:space="preserve">Tools:</w:t>
+      </w:r>
+      <w:r>
+        <w:rPr>
+          <w:sz w:val="18"/>
+          <w:szCs w:val="18"/>
+          <w:rtl w:val="0"/>
+        </w:rPr>
+        <w:t xml:space="preserve"> Figma · OnShape CAD · Blender 3D · HTML/CSS · Adobe Creative Suite</w:t>
       </w:r>
       <w:r>
         <w:rPr>
@@ -662,181 +1160,10 @@
         <w:jc w:val="both"/>
         <w:rPr>
           <w:color w:val="999999"/>
-        </w:rPr>
-      </w:pPr>
-      <w:r>
-        <w:rPr>
-          <w:rtl w:val="0"/>
-        </w:rPr>
-      </w:r>
-    </w:p>
-    <w:p>
-      <w:pPr>
-        <w:ind w:left="-630" w:right="0" w:firstLine="0"/>
-        <w:rPr>
-          <w:color w:val="434343"/>
-          <w:sz w:val="20"/>
-          <w:szCs w:val="20"/>
-        </w:rPr>
-      </w:pPr>
-      <w:r>
-        <w:rPr>
-          <w:color w:val="999999"/>
-          <w:rtl w:val="0"/>
-        </w:rPr>
-        <w:t xml:space="preserve">SKILLS</w:t>
-      </w:r>
-      <w:r>
-        <w:rPr>
-          <w:rtl w:val="0"/>
-        </w:rPr>
-      </w:r>
-    </w:p>
-    <w:p>
-      <w:pPr>
-        <w:rPr>
-          <w:b w:val="1"/>
-          <w:bCs w:val="1"/>
-          <w:color w:val="434343"/>
-        </w:rPr>
-      </w:pPr>
-      <w:r>
-        <w:rPr>
-          <w:b w:val="1"/>
-          <w:bCs w:val="1"/>
-          <w:color w:val="434343"/>
-          <w:rtl w:val="0"/>
-        </w:rPr>
-        <w:t xml:space="preserve">Design Leadership</w:t>
-      </w:r>
-    </w:p>
-    <w:p>
-      <w:pPr>
-        <w:ind w:left="360" w:firstLine="0"/>
-        <w:rPr>
-          <w:color w:val="999999"/>
-        </w:rPr>
-      </w:pPr>
-      <w:r>
-        <w:rPr>
-          <w:color w:val="434343"/>
-          <w:sz w:val="20"/>
-          <w:szCs w:val="20"/>
-          <w:rtl w:val="0"/>
-        </w:rPr>
-        <w:t xml:space="preserve">Enterprise Design Systems • Cross-functional Team Building • Design Operations • Information Architecture • Data Visualization • Accessibility (WCAG 2.1)</w:t>
-      </w:r>
-      <w:r>
-        <w:rPr>
-          <w:rtl w:val="0"/>
-        </w:rPr>
-      </w:r>
-    </w:p>
-    <w:p>
-      <w:pPr>
-        <w:ind w:left="-630" w:right="0" w:firstLine="0"/>
-        <w:rPr>
-          <w:color w:val="434343"/>
-          <w:sz w:val="8"/>
-          <w:szCs w:val="8"/>
-        </w:rPr>
-      </w:pPr>
-      <w:r>
-        <w:rPr>
-          <w:rtl w:val="0"/>
-        </w:rPr>
-      </w:r>
-    </w:p>
-    <w:p>
-      <w:pPr>
-        <w:rPr>
-          <w:b w:val="1"/>
-          <w:bCs w:val="1"/>
-          <w:color w:val="434343"/>
-        </w:rPr>
-      </w:pPr>
-      <w:r>
-        <w:rPr>
-          <w:b w:val="1"/>
-          <w:bCs w:val="1"/>
-          <w:color w:val="434343"/>
-          <w:rtl w:val="0"/>
-        </w:rPr>
-        <w:t xml:space="preserve">Research &amp; Strategy</w:t>
-      </w:r>
-    </w:p>
-    <w:p>
-      <w:pPr>
-        <w:ind w:left="360" w:firstLine="0"/>
-        <w:rPr>
-          <w:color w:val="999999"/>
-        </w:rPr>
-      </w:pPr>
-      <w:r>
-        <w:rPr>
-          <w:color w:val="434343"/>
-          <w:sz w:val="20"/>
-          <w:szCs w:val="20"/>
-          <w:rtl w:val="0"/>
-        </w:rPr>
-        <w:t xml:space="preserve">User Research • Usability Testing • Journey Mapping • Design Sprints • Lean UX • Agile/Scrum</w:t>
-      </w:r>
-      <w:r>
-        <w:rPr>
-          <w:rtl w:val="0"/>
-        </w:rPr>
-      </w:r>
-    </w:p>
-    <w:p>
-      <w:pPr>
-        <w:ind w:left="-630" w:right="0" w:firstLine="0"/>
-        <w:rPr>
-          <w:color w:val="434343"/>
-          <w:sz w:val="8"/>
-          <w:szCs w:val="8"/>
-        </w:rPr>
-      </w:pPr>
-      <w:r>
-        <w:rPr>
-          <w:rtl w:val="0"/>
-        </w:rPr>
-      </w:r>
-    </w:p>
-    <w:p>
-      <w:pPr>
-        <w:ind w:left="0" w:right="0" w:firstLine="0"/>
-        <w:rPr>
-          <w:b w:val="1"/>
-          <w:bCs w:val="1"/>
-          <w:color w:val="434343"/>
-        </w:rPr>
-      </w:pPr>
-      <w:r>
-        <w:rPr>
-          <w:b w:val="1"/>
-          <w:bCs w:val="1"/>
-          <w:color w:val="434343"/>
-          <w:rtl w:val="0"/>
-        </w:rPr>
-        <w:t xml:space="preserve">Tools</w:t>
-      </w:r>
-    </w:p>
-    <w:p>
-      <w:pPr>
-        <w:ind w:left="360" w:right="0" w:firstLine="0"/>
-        <w:rPr>
-          <w:color w:val="434343"/>
-        </w:rPr>
-      </w:pPr>
-      <w:r>
-        <w:rPr>
-          <w:color w:val="434343"/>
-          <w:sz w:val="20"/>
-          <w:szCs w:val="20"/>
-          <w:rtl w:val="0"/>
-        </w:rPr>
-        <w:t xml:space="preserve">Figma • Adobe Creative Suite • CAD/3D (OnShape) • HTML/CSS • AI Tools (Claude, Cursor) • Prototyping • AI-Augmented Workflows • AI-Integrated Design • Blender 3D</w:t>
-      </w:r>
+          <w:sz w:val="20"/>
+          <w:szCs w:val="20"/>
+        </w:rPr>
+      </w:pPr>
       <w:r>
         <w:rPr>
           <w:rtl w:val="0"/>
@@ -848,9 +1175,65 @@
         <w:ind w:left="-630" w:right="-720" w:firstLine="0"/>
         <w:jc w:val="both"/>
         <w:rPr>
+          <w:color w:val="666666"/>
+        </w:rPr>
+      </w:pPr>
+      <w:r>
+        <w:rPr>
           <w:color w:val="999999"/>
-        </w:rPr>
-      </w:pPr>
+          <w:sz w:val="20"/>
+          <w:szCs w:val="20"/>
+          <w:rtl w:val="0"/>
+        </w:rPr>
+        <w:t xml:space="preserve">EDUCATION</w:t>
+      </w:r>
+      <w:r>
+        <w:rPr>
+          <w:color w:val="999999"/>
+          <w:rtl w:val="0"/>
+        </w:rPr>
+        <w:t xml:space="preserve">: </w:t>
+      </w:r>
+      <w:r>
+        <w:rPr>
+          <w:b w:val="1"/>
+          <w:bCs w:val="1"/>
+          <w:color w:val="434343"/>
+          <w:sz w:val="20"/>
+          <w:szCs w:val="20"/>
+          <w:rtl w:val="0"/>
+        </w:rPr>
+        <w:t xml:space="preserve">Arizona State University</w:t>
+      </w:r>
+      <w:r>
+        <w:rPr>
+          <w:color w:val="434343"/>
+          <w:sz w:val="20"/>
+          <w:szCs w:val="20"/>
+          <w:rtl w:val="0"/>
+        </w:rPr>
+        <w:t xml:space="preserve"> </w:t>
+      </w:r>
+      <w:r>
+        <w:rPr>
+          <w:b w:val="1"/>
+          <w:bCs w:val="1"/>
+          <w:color w:val="434343"/>
+          <w:sz w:val="20"/>
+          <w:szCs w:val="20"/>
+          <w:rtl w:val="0"/>
+        </w:rPr>
+        <w:t xml:space="preserve">| </w:t>
+      </w:r>
+      <w:r>
+        <w:rPr>
+          <w:color w:val="434343"/>
+          <w:sz w:val="20"/>
+          <w:szCs w:val="20"/>
+          <w:rtl w:val="0"/>
+        </w:rPr>
+        <w:t xml:space="preserve">Bachelor of Arts, Humanities and Architectural Theory</w:t>
+      </w:r>
       <w:r>
         <w:rPr>
           <w:rtl w:val="0"/>
@@ -870,111 +1253,31 @@
       <w:r>
         <w:rPr>
           <w:color w:val="999999"/>
-          <w:rtl w:val="0"/>
-        </w:rPr>
-        <w:t xml:space="preserve">EDUCATION</w:t>
-        <w:br w:type="textWrapping"/>
-      </w:r>
-      <w:r>
-        <w:rPr>
-          <w:b w:val="1"/>
-          <w:bCs w:val="1"/>
-          <w:color w:val="434343"/>
-          <w:sz w:val="20"/>
-          <w:szCs w:val="20"/>
-          <w:rtl w:val="0"/>
-        </w:rPr>
-        <w:t xml:space="preserve">Arizona State University</w:t>
-      </w:r>
-      <w:r>
-        <w:rPr>
-          <w:color w:val="434343"/>
-          <w:sz w:val="20"/>
-          <w:szCs w:val="20"/>
-          <w:rtl w:val="0"/>
-        </w:rPr>
-        <w:t xml:space="preserve"> </w:t>
-      </w:r>
-      <w:r>
-        <w:rPr>
-          <w:b w:val="1"/>
-          <w:bCs w:val="1"/>
-          <w:color w:val="434343"/>
-          <w:sz w:val="20"/>
-          <w:szCs w:val="20"/>
-          <w:rtl w:val="0"/>
-        </w:rPr>
-        <w:t xml:space="preserve">| </w:t>
-      </w:r>
-      <w:r>
-        <w:rPr>
-          <w:color w:val="434343"/>
-          <w:sz w:val="20"/>
-          <w:szCs w:val="20"/>
-          <w:rtl w:val="0"/>
-        </w:rPr>
-        <w:t xml:space="preserve">Bachelor of Arts, Humanities and Architectural Theory</w:t>
-      </w:r>
-    </w:p>
-    <w:p>
-      <w:pPr>
-        <w:ind w:left="-630" w:right="-720" w:firstLine="0"/>
-        <w:jc w:val="both"/>
-        <w:rPr>
-          <w:color w:val="666666"/>
-        </w:rPr>
-      </w:pPr>
-      <w:r>
-        <w:rPr>
-          <w:rtl w:val="0"/>
-        </w:rPr>
-      </w:r>
-    </w:p>
-    <w:p>
-      <w:pPr>
-        <w:ind w:left="-630" w:right="-720" w:firstLine="0"/>
-        <w:jc w:val="both"/>
-        <w:rPr>
-          <w:color w:val="999999"/>
-        </w:rPr>
-      </w:pPr>
-      <w:r>
-        <w:rPr>
-          <w:color w:val="999999"/>
-          <w:rtl w:val="0"/>
-        </w:rPr>
-        <w:t xml:space="preserve">COMMUNITY</w:t>
-      </w:r>
-    </w:p>
-    <w:p>
-      <w:pPr>
-        <w:ind w:left="-630" w:right="-720" w:firstLine="0"/>
-        <w:jc w:val="both"/>
-        <w:rPr>
-          <w:color w:val="434343"/>
-          <w:sz w:val="20"/>
-          <w:szCs w:val="20"/>
-        </w:rPr>
-      </w:pPr>
-      <w:r>
-        <w:rPr>
-          <w:b w:val="1"/>
-          <w:bCs w:val="1"/>
-          <w:color w:val="434343"/>
-          <w:sz w:val="20"/>
-          <w:szCs w:val="20"/>
-          <w:rtl w:val="0"/>
-        </w:rPr>
-        <w:t xml:space="preserve">Board Director | </w:t>
-      </w:r>
-      <w:r>
-        <w:rPr>
-          <w:color w:val="434343"/>
-          <w:sz w:val="20"/>
-          <w:szCs w:val="20"/>
-          <w:rtl w:val="0"/>
-        </w:rPr>
-        <w:t xml:space="preserve">How Weird Street Faire 501(c)(3) SF street fair with successful 20 year run (2004 - 2024)</w:t>
+          <w:sz w:val="20"/>
+          <w:szCs w:val="20"/>
+          <w:rtl w:val="0"/>
+        </w:rPr>
+        <w:t xml:space="preserve">COMMUNITY: </w:t>
+      </w:r>
+      <w:r>
+        <w:rPr>
+          <w:b w:val="1"/>
+          <w:bCs w:val="1"/>
+          <w:color w:val="434343"/>
+          <w:sz w:val="20"/>
+          <w:szCs w:val="20"/>
+          <w:rtl w:val="0"/>
+        </w:rPr>
+        <w:t xml:space="preserve">Member, Board of Directors | </w:t>
+      </w:r>
+      <w:r>
+        <w:rPr>
+          <w:color w:val="434343"/>
+          <w:sz w:val="20"/>
+          <w:szCs w:val="20"/>
+          <w:rtl w:val="0"/>
+        </w:rPr>
+        <w:t xml:space="preserve">How Weird Street Faire 501(c)(3) San Francisco Street Fair 2000 - 2024</w:t>
       </w:r>
     </w:p>
     <w:sectPr>
@@ -1419,6 +1722,226 @@
       </w:rPr>
     </w:lvl>
   </w:abstractNum>
+  <w:abstractNum w:abstractNumId="4">
+    <w:lvl w:ilvl="0">
+      <w:start w:val="1"/>
+      <w:numFmt w:val="bullet"/>
+      <w:lvlText w:val="●"/>
+      <w:lvlJc w:val="left"/>
+      <w:pPr>
+        <w:ind w:left="720" w:hanging="360"/>
+      </w:pPr>
+      <w:rPr>
+        <w:u w:val="none"/>
+      </w:rPr>
+    </w:lvl>
+    <w:lvl w:ilvl="1">
+      <w:start w:val="1"/>
+      <w:numFmt w:val="bullet"/>
+      <w:lvlText w:val="○"/>
+      <w:lvlJc w:val="left"/>
+      <w:pPr>
+        <w:ind w:left="1440" w:hanging="360"/>
+      </w:pPr>
+      <w:rPr>
+        <w:u w:val="none"/>
+      </w:rPr>
+    </w:lvl>
+    <w:lvl w:ilvl="2">
+      <w:start w:val="1"/>
+      <w:numFmt w:val="bullet"/>
+      <w:lvlText w:val="■"/>
+      <w:lvlJc w:val="left"/>
+      <w:pPr>
+        <w:ind w:left="2160" w:hanging="360"/>
+      </w:pPr>
+      <w:rPr>
+        <w:u w:val="none"/>
+      </w:rPr>
+    </w:lvl>
+    <w:lvl w:ilvl="3">
+      <w:start w:val="1"/>
+      <w:numFmt w:val="bullet"/>
+      <w:lvlText w:val="●"/>
+      <w:lvlJc w:val="left"/>
+      <w:pPr>
+        <w:ind w:left="2880" w:hanging="360"/>
+      </w:pPr>
+      <w:rPr>
+        <w:u w:val="none"/>
+      </w:rPr>
+    </w:lvl>
+    <w:lvl w:ilvl="4">
+      <w:start w:val="1"/>
+      <w:numFmt w:val="bullet"/>
+      <w:lvlText w:val="○"/>
+      <w:lvlJc w:val="left"/>
+      <w:pPr>
+        <w:ind w:left="3600" w:hanging="360"/>
+      </w:pPr>
+      <w:rPr>
+        <w:u w:val="none"/>
+      </w:rPr>
+    </w:lvl>
+    <w:lvl w:ilvl="5">
+      <w:start w:val="1"/>
+      <w:numFmt w:val="bullet"/>
+      <w:lvlText w:val="■"/>
+      <w:lvlJc w:val="left"/>
+      <w:pPr>
+        <w:ind w:left="4320" w:hanging="360"/>
+      </w:pPr>
+      <w:rPr>
+        <w:u w:val="none"/>
+      </w:rPr>
+    </w:lvl>
+    <w:lvl w:ilvl="6">
+      <w:start w:val="1"/>
+      <w:numFmt w:val="bullet"/>
+      <w:lvlText w:val="●"/>
+      <w:lvlJc w:val="left"/>
+      <w:pPr>
+        <w:ind w:left="5040" w:hanging="360"/>
+      </w:pPr>
+      <w:rPr>
+        <w:u w:val="none"/>
+      </w:rPr>
+    </w:lvl>
+    <w:lvl w:ilvl="7">
+      <w:start w:val="1"/>
+      <w:numFmt w:val="bullet"/>
+      <w:lvlText w:val="○"/>
+      <w:lvlJc w:val="left"/>
+      <w:pPr>
+        <w:ind w:left="5760" w:hanging="360"/>
+      </w:pPr>
+      <w:rPr>
+        <w:u w:val="none"/>
+      </w:rPr>
+    </w:lvl>
+    <w:lvl w:ilvl="8">
+      <w:start w:val="1"/>
+      <w:numFmt w:val="bullet"/>
+      <w:lvlText w:val="■"/>
+      <w:lvlJc w:val="left"/>
+      <w:pPr>
+        <w:ind w:left="6480" w:hanging="360"/>
+      </w:pPr>
+      <w:rPr>
+        <w:u w:val="none"/>
+      </w:rPr>
+    </w:lvl>
+  </w:abstractNum>
+  <w:abstractNum w:abstractNumId="5">
+    <w:lvl w:ilvl="0">
+      <w:start w:val="1"/>
+      <w:numFmt w:val="bullet"/>
+      <w:lvlText w:val="●"/>
+      <w:lvlJc w:val="left"/>
+      <w:pPr>
+        <w:ind w:left="720" w:hanging="360"/>
+      </w:pPr>
+      <w:rPr>
+        <w:u w:val="none"/>
+      </w:rPr>
+    </w:lvl>
+    <w:lvl w:ilvl="1">
+      <w:start w:val="1"/>
+      <w:numFmt w:val="bullet"/>
+      <w:lvlText w:val="○"/>
+      <w:lvlJc w:val="left"/>
+      <w:pPr>
+        <w:ind w:left="1440" w:hanging="360"/>
+      </w:pPr>
+      <w:rPr>
+        <w:u w:val="none"/>
+      </w:rPr>
+    </w:lvl>
+    <w:lvl w:ilvl="2">
+      <w:start w:val="1"/>
+      <w:numFmt w:val="bullet"/>
+      <w:lvlText w:val="■"/>
+      <w:lvlJc w:val="left"/>
+      <w:pPr>
+        <w:ind w:left="2160" w:hanging="360"/>
+      </w:pPr>
+      <w:rPr>
+        <w:u w:val="none"/>
+      </w:rPr>
+    </w:lvl>
+    <w:lvl w:ilvl="3">
+      <w:start w:val="1"/>
+      <w:numFmt w:val="bullet"/>
+      <w:lvlText w:val="●"/>
+      <w:lvlJc w:val="left"/>
+      <w:pPr>
+        <w:ind w:left="2880" w:hanging="360"/>
+      </w:pPr>
+      <w:rPr>
+        <w:u w:val="none"/>
+      </w:rPr>
+    </w:lvl>
+    <w:lvl w:ilvl="4">
+      <w:start w:val="1"/>
+      <w:numFmt w:val="bullet"/>
+      <w:lvlText w:val="○"/>
+      <w:lvlJc w:val="left"/>
+      <w:pPr>
+        <w:ind w:left="3600" w:hanging="360"/>
+      </w:pPr>
+      <w:rPr>
+        <w:u w:val="none"/>
+      </w:rPr>
+    </w:lvl>
+    <w:lvl w:ilvl="5">
+      <w:start w:val="1"/>
+      <w:numFmt w:val="bullet"/>
+      <w:lvlText w:val="■"/>
+      <w:lvlJc w:val="left"/>
+      <w:pPr>
+        <w:ind w:left="4320" w:hanging="360"/>
+      </w:pPr>
+      <w:rPr>
+        <w:u w:val="none"/>
+      </w:rPr>
+    </w:lvl>
+    <w:lvl w:ilvl="6">
+      <w:start w:val="1"/>
+      <w:numFmt w:val="bullet"/>
+      <w:lvlText w:val="●"/>
+      <w:lvlJc w:val="left"/>
+      <w:pPr>
+        <w:ind w:left="5040" w:hanging="360"/>
+      </w:pPr>
+      <w:rPr>
+        <w:u w:val="none"/>
+      </w:rPr>
+    </w:lvl>
+    <w:lvl w:ilvl="7">
+      <w:start w:val="1"/>
+      <w:numFmt w:val="bullet"/>
+      <w:lvlText w:val="○"/>
+      <w:lvlJc w:val="left"/>
+      <w:pPr>
+        <w:ind w:left="5760" w:hanging="360"/>
+      </w:pPr>
+      <w:rPr>
+        <w:u w:val="none"/>
+      </w:rPr>
+    </w:lvl>
+    <w:lvl w:ilvl="8">
+      <w:start w:val="1"/>
+      <w:numFmt w:val="bullet"/>
+      <w:lvlText w:val="■"/>
+      <w:lvlJc w:val="left"/>
+      <w:pPr>
+        <w:ind w:left="6480" w:hanging="360"/>
+      </w:pPr>
+      <w:rPr>
+        <w:u w:val="none"/>
+      </w:rPr>
+    </w:lvl>
+  </w:abstractNum>
   <w:num w:numId="1">
     <w:abstractNumId w:val="1"/>
   </w:num>
@@ -1427,6 +1950,12 @@
   </w:num>
   <w:num w:numId="3">
     <w:abstractNumId w:val="3"/>
+  </w:num>
+  <w:num w:numId="4">
+    <w:abstractNumId w:val="4"/>
+  </w:num>
+  <w:num w:numId="5">
+    <w:abstractNumId w:val="5"/>
   </w:num>
 </w:numbering>
 </file>

--- a/Peter-Bartsch-Resume.docx
+++ b/Peter-Bartsch-Resume.docx
@@ -6,17 +6,27 @@
       <w:pPr>
         <w:spacing w:after="240" w:before="240" w:line="240" w:lineRule="auto"/>
         <w:ind w:left="-630.0000000000001" w:right="-623.3333333333348" w:firstLine="0"/>
-        <w:rPr>
+        <w:jc w:val="both"/>
+        <w:rPr>
+          <w:color w:val="434343"/>
           <w:sz w:val="4"/>
           <w:szCs w:val="4"/>
         </w:rPr>
       </w:pPr>
       <w:r>
         <w:rPr>
+          <w:color w:val="434343"/>
+          <w:rtl w:val="0"/>
+        </w:rPr>
+        <w:t xml:space="preserve">Staff Product Designer — design systems · AI-native workflow</w:t>
+      </w:r>
+      <w:r>
+        <w:rPr>
           <w:rFonts w:ascii="Arial Unicode MS" w:cs="Arial Unicode MS" w:eastAsia="Arial Unicode MS" w:hAnsi="Arial Unicode MS"/>
-          <w:rtl w:val="0"/>
-        </w:rPr>
-        <w:t xml:space="preserve">Staff Product Designer · UX systems thinker. Led UX for a $3.8B subscription platform at Deere across web, mobile, and embedded equipment systems (500K users, 12 languages). Built design org 1→10 at FourKites scaling a real-time IoT asset-tracking platform processing 10M+ daily events ($3M→$100M ARR, $1B+ valuation). Now founder of Thios — running an AI-native workflow (Claude, Cursor, Figma Make) to ship a CAD-driven configurator, dev-grade design system with its own Claude Skill, and physical hardware.</w:t>
+          <w:color w:val="434343"/>
+          <w:rtl w:val="0"/>
+        </w:rPr>
+        <w:t xml:space="preserve">. Led UX for a $3.8B subscription platform at Deere across web, mobile, and embedded equipment systems (500K users, 12 languages). Built design org 1→10 at FourKites scaling a real-time IoT asset-tracking platform processing 10M+ daily events ($3M→$100M ARR, $1B+ valuation). Now founder of Thios — running an AI-native workflow (Claude, Cursor, Figma Make) to ship a CAD-driven configurator, dev-grade design system with its own Claude Skill, and physical hardware.</w:t>
       </w:r>
       <w:r>
         <w:rPr>
@@ -29,7 +39,11 @@
         <w:spacing w:line="240" w:lineRule="auto"/>
         <w:ind w:left="-630" w:right="-720" w:firstLine="0"/>
         <w:jc w:val="both"/>
-        <w:rPr/>
+        <w:rPr>
+          <w:color w:val="434343"/>
+          <w:sz w:val="20"/>
+          <w:szCs w:val="20"/>
+        </w:rPr>
       </w:pPr>
       <w:r>
         <w:rPr>
@@ -39,18 +53,28 @@
           <w:rtl w:val="0"/>
         </w:rPr>
         <w:t xml:space="preserve">PROFESSIONAL EXPERIENCE</w:t>
+      </w:r>
+      <w:r>
+        <w:rPr>
+          <w:color w:val="434343"/>
+          <w:sz w:val="20"/>
+          <w:szCs w:val="20"/>
+          <w:rtl w:val="0"/>
+        </w:rPr>
         <w:br w:type="textWrapping"/>
       </w:r>
       <w:r>
         <w:rPr>
           <w:b w:val="1"/>
           <w:bCs w:val="1"/>
+          <w:color w:val="434343"/>
           <w:rtl w:val="0"/>
         </w:rPr>
         <w:t xml:space="preserve">THIOS (thios.co) | Founder &amp; Lead Designer </w:t>
       </w:r>
       <w:r>
         <w:rPr>
+          <w:color w:val="434343"/>
           <w:rtl w:val="0"/>
         </w:rPr>
         <w:t xml:space="preserve">| Aug 2024 - Present</w:t>
@@ -58,11 +82,11 @@
       </w:r>
       <w:r>
         <w:rPr>
-          <w:sz w:val="24"/>
-          <w:szCs w:val="24"/>
-          <w:rtl w:val="0"/>
-        </w:rPr>
-        <w:t xml:space="preserve">Open-source modular structures running on a 5-surface design system where I'm the only designer and agents are the engineering team, every surface (dashboard/configurator, docs, marketing, mobile, CAD) ships from one source of truth.</w:t>
+          <w:rFonts w:ascii="Arial Unicode MS" w:cs="Arial Unicode MS" w:eastAsia="Arial Unicode MS" w:hAnsi="Arial Unicode MS"/>
+          <w:color w:val="434343"/>
+          <w:rtl w:val="0"/>
+        </w:rPr>
+        <w:t xml:space="preserve">Open-source modular structures running on a 5-surface design system where I'm the only designer and agents are the engineering team, every surface (DESIGN.md ↔ tokens.json ↔ main.css ↔ design-system.html ↔ OnShape) ships from one source of truth.</w:t>
       </w:r>
       <w:r>
         <w:rPr>
@@ -88,19 +112,21 @@
         <w:rPr>
           <w:b w:val="1"/>
           <w:bCs w:val="1"/>
-          <w:sz w:val="20"/>
-          <w:szCs w:val="20"/>
-          <w:rtl w:val="0"/>
-        </w:rPr>
-        <w:t xml:space="preserve">Shipped a complete product ecosystem solo in 18 months</w:t>
-      </w:r>
-      <w:r>
-        <w:rPr>
-          <w:sz w:val="20"/>
-          <w:szCs w:val="20"/>
-          <w:rtl w:val="0"/>
-        </w:rPr>
-        <w:t xml:space="preserve"> across every surface — dashboard/configurator, docs, marketing sites, mobile, and physical hardware (6 sphere variants with CAD models, prototype, first revenue)</w:t>
+          <w:color w:val="434343"/>
+          <w:sz w:val="20"/>
+          <w:szCs w:val="20"/>
+          <w:rtl w:val="0"/>
+        </w:rPr>
+        <w:t xml:space="preserve">Shipped a complete product ecosystem solo in 21 months</w:t>
+      </w:r>
+      <w:r>
+        <w:rPr>
+          <w:color w:val="434343"/>
+          <w:sz w:val="20"/>
+          <w:szCs w:val="20"/>
+          <w:rtl w:val="0"/>
+        </w:rPr>
+        <w:t xml:space="preserve"> — 6 sphere variants with CAD models, prototype, first revenue across every surface.</w:t>
       </w:r>
     </w:p>
     <w:p>
@@ -121,6 +147,7 @@
         <w:rPr>
           <w:b w:val="1"/>
           <w:bCs w:val="1"/>
+          <w:color w:val="434343"/>
           <w:sz w:val="20"/>
           <w:szCs w:val="20"/>
           <w:rtl w:val="0"/>
@@ -129,11 +156,163 @@
       </w:r>
       <w:r>
         <w:rPr>
+          <w:color w:val="434343"/>
           <w:sz w:val="20"/>
           <w:szCs w:val="20"/>
           <w:rtl w:val="0"/>
         </w:rPr>
         <w:t xml:space="preserve"> driving BOM and the 3D configurator at thios.co/configurator — customers manipulate real geometry with full configuration state (valid/invalid combinations, loading, error, empty, BOM hand-off), not marketing renders</w:t>
+      </w:r>
+    </w:p>
+    <w:p>
+      <w:pPr>
+        <w:numPr>
+          <w:ilvl w:val="0"/>
+          <w:numId w:val="4"/>
+        </w:numPr>
+        <w:spacing w:after="240" w:before="0" w:beforeAutospacing="0" w:line="240" w:lineRule="auto"/>
+        <w:ind w:left="0" w:hanging="360"/>
+        <w:rPr>
+          <w:color w:val="434343"/>
+          <w:sz w:val="20"/>
+          <w:szCs w:val="20"/>
+        </w:rPr>
+      </w:pPr>
+      <w:r>
+        <w:rPr>
+          <w:b w:val="1"/>
+          <w:bCs w:val="1"/>
+          <w:color w:val="434343"/>
+          <w:sz w:val="20"/>
+          <w:szCs w:val="20"/>
+          <w:rtl w:val="0"/>
+        </w:rPr>
+        <w:t xml:space="preserve">Built a 5-surface, dev-grade design system</w:t>
+      </w:r>
+      <w:r>
+        <w:rPr>
+          <w:color w:val="434343"/>
+          <w:sz w:val="20"/>
+          <w:szCs w:val="20"/>
+          <w:rtl w:val="0"/>
+        </w:rPr>
+        <w:t xml:space="preserve">, published its first Claude Skill (</w:t>
+      </w:r>
+      <w:r>
+        <w:rPr>
+          <w:rFonts w:ascii="Roboto Mono" w:cs="Roboto Mono" w:eastAsia="Roboto Mono" w:hAnsi="Roboto Mono"/>
+          <w:color w:val="434343"/>
+          <w:sz w:val="20"/>
+          <w:szCs w:val="20"/>
+          <w:rtl w:val="0"/>
+        </w:rPr>
+        <w:t xml:space="preserve">audit-design-token-drift</w:t>
+      </w:r>
+      <w:r>
+        <w:rPr>
+          <w:color w:val="434343"/>
+          <w:sz w:val="20"/>
+          <w:szCs w:val="20"/>
+          <w:rtl w:val="0"/>
+        </w:rPr>
+        <w:t xml:space="preserve">) that catches design-token drift across canonical surfaces with file:line citations. Design system as dev tooling, not a Figma library nobody opens — </w:t>
+      </w:r>
+      <w:r>
+        <w:rPr>
+          <w:color w:val="434343"/>
+          <w:sz w:val="20"/>
+          <w:szCs w:val="20"/>
+          <w:rtl w:val="0"/>
+        </w:rPr>
+        <w:t xml:space="preserve">https://www.thios.co/design-system-architecture.html</w:t>
+      </w:r>
+      <w:r>
+        <w:rPr>
+          <w:rtl w:val="0"/>
+        </w:rPr>
+      </w:r>
+    </w:p>
+    <w:p>
+      <w:pPr>
+        <w:spacing w:after="240" w:before="240" w:line="240" w:lineRule="auto"/>
+        <w:ind w:left="-630.0000000000001" w:firstLine="0"/>
+        <w:jc w:val="both"/>
+        <w:rPr>
+          <w:color w:val="434343"/>
+        </w:rPr>
+      </w:pPr>
+      <w:r>
+        <w:rPr>
+          <w:b w:val="1"/>
+          <w:bCs w:val="1"/>
+          <w:color w:val="434343"/>
+          <w:rtl w:val="0"/>
+        </w:rPr>
+        <w:t xml:space="preserve">JOHN DEERE | Senior Lead UX; Digital Customer Experience</w:t>
+      </w:r>
+      <w:r>
+        <w:rPr>
+          <w:color w:val="434343"/>
+          <w:rtl w:val="0"/>
+        </w:rPr>
+        <w:t xml:space="preserve"> | Aug 2020 - Jul 2024 </w:t>
+        <w:br w:type="textWrapping"/>
+      </w:r>
+      <w:r>
+        <w:rPr>
+          <w:color w:val="434343"/>
+          <w:rtl w:val="0"/>
+        </w:rPr>
+        <w:t xml:space="preserve">Embedded with product teams to modernize 20-year-old systems and drive subscription revenue across connected agricultural equipment. Proving enterprise design can move fast with the right frameworks</w:t>
+      </w:r>
+      <w:r>
+        <w:rPr>
+          <w:color w:val="434343"/>
+          <w:sz w:val="24"/>
+          <w:szCs w:val="24"/>
+          <w:rtl w:val="0"/>
+        </w:rPr>
+        <w:t xml:space="preserve">.</w:t>
+      </w:r>
+      <w:r>
+        <w:rPr>
+          <w:rtl w:val="0"/>
+        </w:rPr>
+      </w:r>
+    </w:p>
+    <w:p>
+      <w:pPr>
+        <w:numPr>
+          <w:ilvl w:val="0"/>
+          <w:numId w:val="4"/>
+        </w:numPr>
+        <w:spacing w:after="0" w:afterAutospacing="0" w:before="240" w:line="240" w:lineRule="auto"/>
+        <w:ind w:left="0" w:hanging="360"/>
+        <w:rPr>
+          <w:color w:val="434343"/>
+          <w:sz w:val="20"/>
+          <w:szCs w:val="20"/>
+        </w:rPr>
+      </w:pPr>
+      <w:r>
+        <w:rPr>
+          <w:b w:val="1"/>
+          <w:bCs w:val="1"/>
+          <w:color w:val="434343"/>
+          <w:sz w:val="20"/>
+          <w:szCs w:val="20"/>
+          <w:rtl w:val="0"/>
+        </w:rPr>
+        <w:t xml:space="preserve">Redesigned the license management system</w:t>
+      </w:r>
+      <w:r>
+        <w:rPr>
+          <w:color w:val="434343"/>
+          <w:sz w:val="20"/>
+          <w:szCs w:val="20"/>
+          <w:rtl w:val="0"/>
+        </w:rPr>
+        <w:t xml:space="preserve"> for connected ag equipment (Automation/AI services) serving 500K+ users across 12 languages — mapped flows, license states, and edge cases (expired/renewed/transferred/dealer-managed); +34% monthly active authenticated users, –16% support tickets, enabled $3.8B in subscription revenue</w:t>
       </w:r>
     </w:p>
     <w:p>
@@ -154,49 +333,21 @@
         <w:rPr>
           <w:b w:val="1"/>
           <w:bCs w:val="1"/>
-          <w:sz w:val="20"/>
-          <w:szCs w:val="20"/>
-          <w:rtl w:val="0"/>
-        </w:rPr>
-        <w:t xml:space="preserve">Built a 5-surface, dev-grade design system</w:t>
-      </w:r>
-      <w:r>
-        <w:rPr>
-          <w:sz w:val="20"/>
-          <w:szCs w:val="20"/>
-          <w:rtl w:val="0"/>
-        </w:rPr>
-        <w:t xml:space="preserve">, published its first Claude Skill (</w:t>
-      </w:r>
-      <w:r>
-        <w:rPr>
-          <w:rFonts w:ascii="Roboto Mono" w:cs="Roboto Mono" w:eastAsia="Roboto Mono" w:hAnsi="Roboto Mono"/>
-          <w:sz w:val="20"/>
-          <w:szCs w:val="20"/>
-          <w:rtl w:val="0"/>
-        </w:rPr>
-        <w:t xml:space="preserve">audit-design-token-drift</w:t>
-      </w:r>
-      <w:r>
-        <w:rPr>
-          <w:sz w:val="20"/>
-          <w:szCs w:val="20"/>
-          <w:rtl w:val="0"/>
-        </w:rPr>
-        <w:t xml:space="preserve">) that catches design-token drift across canonical surfaces with file:line citations. Design system as dev tooling, not a Figma library nobody opens — </w:t>
-      </w:r>
-      <w:r>
-        <w:rPr>
-          <w:sz w:val="20"/>
-          <w:szCs w:val="20"/>
-          <w:rtl w:val="0"/>
-        </w:rPr>
-        <w:t xml:space="preserve">https://www.thios.co/design-system-architecture.html</w:t>
-      </w:r>
-      <w:r>
-        <w:rPr>
-          <w:rtl w:val="0"/>
-        </w:rPr>
+          <w:color w:val="434343"/>
+          <w:sz w:val="20"/>
+          <w:szCs w:val="20"/>
+          <w:rtl w:val="0"/>
+        </w:rPr>
+        <w:t xml:space="preserve">Built a unified account and navigation framework</w:t>
+      </w:r>
+      <w:r>
+        <w:rPr>
+          <w:color w:val="434343"/>
+          <w:sz w:val="20"/>
+          <w:szCs w:val="20"/>
+          <w:rtl w:val="0"/>
+        </w:rPr>
+        <w:t xml:space="preserve"> deployed across 8 product lines spanning web, mobile, and embedded equipment systems — consolidated fragmented experiences into a single customer view; +28% first-contact resolution on dealer support</w:t>
       </w:r>
     </w:p>
     <w:p>
@@ -217,150 +368,6 @@
         <w:rPr>
           <w:b w:val="1"/>
           <w:bCs w:val="1"/>
-          <w:sz w:val="20"/>
-          <w:szCs w:val="20"/>
-          <w:rtl w:val="0"/>
-        </w:rPr>
-        <w:t xml:space="preserve">Operate an end-to-end AI-native workflow</w:t>
-      </w:r>
-      <w:r>
-        <w:rPr>
-          <w:sz w:val="20"/>
-          <w:szCs w:val="20"/>
-          <w:rtl w:val="0"/>
-        </w:rPr>
-        <w:t xml:space="preserve"> (Claude, Cursor, Figma Make, Adobe Firefly, Obsidian) from research and IA through dev-ready handoff — agents implement while I own systems thinking, journey mapping, state coverage, and edge cases</w:t>
-      </w:r>
-      <w:r>
-        <w:rPr>
-          <w:rtl w:val="0"/>
-        </w:rPr>
-      </w:r>
-    </w:p>
-    <w:p>
-      <w:pPr>
-        <w:spacing w:after="240" w:before="240" w:line="240" w:lineRule="auto"/>
-        <w:ind w:left="-630.0000000000001" w:firstLine="0"/>
-        <w:jc w:val="both"/>
-        <w:rPr/>
-      </w:pPr>
-      <w:r>
-        <w:rPr>
-          <w:b w:val="1"/>
-          <w:bCs w:val="1"/>
-          <w:rtl w:val="0"/>
-        </w:rPr>
-        <w:t xml:space="preserve">JOHN DEERE | Senior Lead UX; Digital Customer Experience</w:t>
-      </w:r>
-      <w:r>
-        <w:rPr>
-          <w:rtl w:val="0"/>
-        </w:rPr>
-        <w:t xml:space="preserve"> | Aug 2020 - Jul 2024 </w:t>
-        <w:br w:type="textWrapping"/>
-      </w:r>
-      <w:r>
-        <w:rPr>
-          <w:sz w:val="24"/>
-          <w:szCs w:val="24"/>
-          <w:rtl w:val="0"/>
-        </w:rPr>
-        <w:t xml:space="preserve">Embedded with product teams to modernize 20-year-old systems and drive subscription revenue across connected agricultural equipment. Proving enterprise design can move fast with the right frameworks.</w:t>
-      </w:r>
-      <w:r>
-        <w:rPr>
-          <w:rtl w:val="0"/>
-        </w:rPr>
-      </w:r>
-    </w:p>
-    <w:p>
-      <w:pPr>
-        <w:numPr>
-          <w:ilvl w:val="0"/>
-          <w:numId w:val="4"/>
-        </w:numPr>
-        <w:spacing w:after="0" w:afterAutospacing="0" w:before="240" w:line="240" w:lineRule="auto"/>
-        <w:ind w:left="0" w:hanging="360"/>
-        <w:rPr>
-          <w:color w:val="434343"/>
-          <w:sz w:val="20"/>
-          <w:szCs w:val="20"/>
-        </w:rPr>
-      </w:pPr>
-      <w:r>
-        <w:rPr>
-          <w:b w:val="1"/>
-          <w:bCs w:val="1"/>
-          <w:color w:val="434343"/>
-          <w:sz w:val="20"/>
-          <w:szCs w:val="20"/>
-          <w:rtl w:val="0"/>
-        </w:rPr>
-        <w:t xml:space="preserve">Redesigned the license management system</w:t>
-      </w:r>
-      <w:r>
-        <w:rPr>
-          <w:color w:val="434343"/>
-          <w:sz w:val="20"/>
-          <w:szCs w:val="20"/>
-          <w:rtl w:val="0"/>
-        </w:rPr>
-        <w:t xml:space="preserve"> for connected ag equipment (Automation/AI services) serving 500K+ users across 12 languages — mapped flows, license states, and edge cases (expired/renewed/transferred/dealer-managed); +34% authenticated engagement, –16% support tickets, enabled $3.8B in subscription revenue</w:t>
-      </w:r>
-    </w:p>
-    <w:p>
-      <w:pPr>
-        <w:numPr>
-          <w:ilvl w:val="0"/>
-          <w:numId w:val="4"/>
-        </w:numPr>
-        <w:spacing w:after="0" w:afterAutospacing="0" w:before="0" w:beforeAutospacing="0" w:line="240" w:lineRule="auto"/>
-        <w:ind w:left="0" w:hanging="360"/>
-        <w:rPr>
-          <w:color w:val="434343"/>
-          <w:sz w:val="20"/>
-          <w:szCs w:val="20"/>
-        </w:rPr>
-      </w:pPr>
-      <w:r>
-        <w:rPr>
-          <w:b w:val="1"/>
-          <w:bCs w:val="1"/>
-          <w:color w:val="434343"/>
-          <w:sz w:val="20"/>
-          <w:szCs w:val="20"/>
-          <w:rtl w:val="0"/>
-        </w:rPr>
-        <w:t xml:space="preserve">Built a unified account and navigation framework</w:t>
-      </w:r>
-      <w:r>
-        <w:rPr>
-          <w:color w:val="434343"/>
-          <w:sz w:val="20"/>
-          <w:szCs w:val="20"/>
-          <w:rtl w:val="0"/>
-        </w:rPr>
-        <w:t xml:space="preserve"> deployed across 8 product lines spanning web, mobile, and embedded equipment systems — consolidated fragmented experiences into a single customer view; +28% dealer support efficiency</w:t>
-      </w:r>
-    </w:p>
-    <w:p>
-      <w:pPr>
-        <w:numPr>
-          <w:ilvl w:val="0"/>
-          <w:numId w:val="4"/>
-        </w:numPr>
-        <w:spacing w:after="240" w:before="0" w:beforeAutospacing="0" w:line="240" w:lineRule="auto"/>
-        <w:ind w:left="0" w:hanging="360"/>
-        <w:rPr>
-          <w:color w:val="434343"/>
-          <w:sz w:val="20"/>
-          <w:szCs w:val="20"/>
-        </w:rPr>
-      </w:pPr>
-      <w:r>
-        <w:rPr>
-          <w:b w:val="1"/>
-          <w:bCs w:val="1"/>
           <w:color w:val="434343"/>
           <w:sz w:val="20"/>
           <w:szCs w:val="20"/>
@@ -382,18 +389,24 @@
       <w:pPr>
         <w:spacing w:after="240" w:before="240" w:line="240" w:lineRule="auto"/>
         <w:ind w:left="-630.0000000000001" w:right="-623.3333333333348" w:firstLine="0"/>
-        <w:rPr/>
-      </w:pPr>
-      <w:r>
-        <w:rPr>
-          <w:b w:val="1"/>
-          <w:bCs w:val="1"/>
+        <w:rPr>
+          <w:color w:val="434343"/>
+          <w:sz w:val="20"/>
+          <w:szCs w:val="20"/>
+        </w:rPr>
+      </w:pPr>
+      <w:r>
+        <w:rPr>
+          <w:b w:val="1"/>
+          <w:bCs w:val="1"/>
+          <w:color w:val="434343"/>
           <w:rtl w:val="0"/>
         </w:rPr>
         <w:t xml:space="preserve">FOURKITES | Lead UX / Manager</w:t>
       </w:r>
       <w:r>
         <w:rPr>
+          <w:color w:val="434343"/>
           <w:rtl w:val="0"/>
         </w:rPr>
         <w:t xml:space="preserve"> | Jan 2017 - Jan 2020</w:t>
@@ -402,8 +415,7 @@
       <w:r>
         <w:rPr>
           <w:rFonts w:ascii="Arial Unicode MS" w:cs="Arial Unicode MS" w:eastAsia="Arial Unicode MS" w:hAnsi="Arial Unicode MS"/>
-          <w:sz w:val="24"/>
-          <w:szCs w:val="24"/>
+          <w:color w:val="434343"/>
           <w:rtl w:val="0"/>
         </w:rPr>
         <w:t xml:space="preserve">Employee #28 during hypergrowth, $3M → $100M ARR ($1B+ valuation). Built the design function from scratch — founding designer to a 10-person global team.</w:t>
@@ -511,25 +523,47 @@
           <w:szCs w:val="20"/>
           <w:rtl w:val="0"/>
         </w:rPr>
-        <w:t xml:space="preserve">embedded in engineering sprint cadence; established component library, design ops, and hiring framework — –65% design inconsistencies while maintaining startup velocity</w:t>
+        <w:t xml:space="preserve">embedded in engineering sprint cadence; established component library, design ops, and hiring framework,  –65% one-off component variants while maintaining startup velocity</w:t>
       </w:r>
     </w:p>
     <w:p>
       <w:pPr>
         <w:spacing w:after="240" w:before="240" w:line="240" w:lineRule="auto"/>
         <w:ind w:left="-540.0000000000001" w:right="-623.3333333333348" w:firstLine="0"/>
-        <w:rPr/>
-      </w:pPr>
-      <w:r>
-        <w:rPr>
-          <w:b w:val="1"/>
-          <w:bCs w:val="1"/>
-          <w:rtl w:val="0"/>
-        </w:rPr>
-        <w:t xml:space="preserve">MAVENWAVE PARTNERS | Senior UX + Agile Lead (Consultant)</w:t>
-      </w:r>
-      <w:r>
-        <w:rPr>
+        <w:rPr>
+          <w:b w:val="1"/>
+          <w:bCs w:val="1"/>
+          <w:color w:val="434343"/>
+        </w:rPr>
+      </w:pPr>
+      <w:r>
+        <w:rPr>
+          <w:rtl w:val="0"/>
+        </w:rPr>
+      </w:r>
+    </w:p>
+    <w:p>
+      <w:pPr>
+        <w:spacing w:after="240" w:before="240" w:line="240" w:lineRule="auto"/>
+        <w:ind w:left="-540.0000000000001" w:right="-623.3333333333348" w:firstLine="0"/>
+        <w:rPr>
+          <w:color w:val="434343"/>
+          <w:sz w:val="20"/>
+          <w:szCs w:val="20"/>
+        </w:rPr>
+      </w:pPr>
+      <w:r>
+        <w:rPr>
+          <w:b w:val="1"/>
+          <w:bCs w:val="1"/>
+          <w:color w:val="434343"/>
+          <w:rtl w:val="0"/>
+        </w:rPr>
+        <w:t xml:space="preserve">MAVENWAVE PARTNERS | Senior UX + Agile Lead </w:t>
+      </w:r>
+      <w:r>
+        <w:rPr>
+          <w:color w:val="434343"/>
           <w:rtl w:val="0"/>
         </w:rPr>
         <w:t xml:space="preserve"> | Jan 2014 - Jan 2017 </w:t>
@@ -537,8 +571,7 @@
       </w:r>
       <w:r>
         <w:rPr>
-          <w:sz w:val="24"/>
-          <w:szCs w:val="24"/>
+          <w:color w:val="434343"/>
           <w:rtl w:val="0"/>
         </w:rPr>
         <w:t xml:space="preserve">Led digital product design for Fortune 500 healthcare and pharma clients. Fast iteration in slow-moving industries.</w:t>
@@ -605,7 +638,7 @@
           <w:szCs w:val="20"/>
           <w:rtl w:val="0"/>
         </w:rPr>
-        <w:t xml:space="preserve">Rebuilt OptumRx pharmacy formulary platform processing 1.4B prescriptions annually — created the company's first patient-facing product; –15% fulfillment errors via improved drug-interaction warnings</w:t>
+        <w:t xml:space="preserve">Rebuilt OptumRx pharmacy formulary platform processing 1.4B prescriptions annually, created the company's first patient-facing product; –15% drug-interaction–related fulfillment errors</w:t>
       </w:r>
     </w:p>
     <w:p>
@@ -692,14 +725,13 @@
         <w:ind w:left="-540" w:firstLine="0"/>
         <w:rPr>
           <w:color w:val="434343"/>
-          <w:sz w:val="8"/>
-          <w:szCs w:val="8"/>
-        </w:rPr>
-      </w:pPr>
-      <w:r>
-        <w:rPr>
-          <w:sz w:val="24"/>
-          <w:szCs w:val="24"/>
+          <w:sz w:val="6"/>
+          <w:szCs w:val="6"/>
+        </w:rPr>
+      </w:pPr>
+      <w:r>
+        <w:rPr>
+          <w:color w:val="434343"/>
           <w:rtl w:val="0"/>
         </w:rPr>
         <w:t xml:space="preserve">Product work across real-time vehicle-telematics data products and an open-source distributed computing project (DEMPSY, a Hadoop alternative).</w:t>
@@ -884,17 +916,33 @@
         <w:ind w:left="-540" w:firstLine="0"/>
         <w:rPr>
           <w:color w:val="434343"/>
-          <w:sz w:val="6"/>
-          <w:szCs w:val="6"/>
-        </w:rPr>
-      </w:pPr>
-      <w:r>
-        <w:rPr>
-          <w:sz w:val="24"/>
-          <w:szCs w:val="24"/>
-          <w:rtl w:val="0"/>
-        </w:rPr>
-        <w:t xml:space="preserve">Aerospace connectivity: launched in-flight internet across major US airlines — onboard hardware + Air-to-Ground RF network. $700M go-to-market.</w:t>
+          <w:sz w:val="4"/>
+          <w:szCs w:val="4"/>
+        </w:rPr>
+      </w:pPr>
+      <w:r>
+        <w:rPr>
+          <w:color w:val="434343"/>
+          <w:rtl w:val="0"/>
+        </w:rPr>
+        <w:t xml:space="preserve">Aerospace connectivity: launched in-flight internet across major US airlines — onboard hardware + Air-to-Ground RF network. $700M to </w:t>
+      </w:r>
+      <w:r>
+        <w:rPr>
+          <w:i w:val="1"/>
+          <w:iCs w:val="1"/>
+          <w:color w:val="434343"/>
+          <w:u w:val="single"/>
+          <w:rtl w:val="0"/>
+        </w:rPr>
+        <w:t xml:space="preserve">get</w:t>
+      </w:r>
+      <w:r>
+        <w:rPr>
+          <w:color w:val="434343"/>
+          <w:rtl w:val="0"/>
+        </w:rPr>
+        <w:t xml:space="preserve"> to market.</w:t>
       </w:r>
       <w:r>
         <w:rPr>
@@ -1009,6 +1057,49 @@
       <w:pPr>
         <w:ind w:left="-630" w:right="0" w:firstLine="0"/>
         <w:rPr>
+          <w:color w:val="999999"/>
+          <w:sz w:val="20"/>
+          <w:szCs w:val="20"/>
+        </w:rPr>
+      </w:pPr>
+      <w:r>
+        <w:rPr>
+          <w:color w:val="434343"/>
+          <w:sz w:val="20"/>
+          <w:szCs w:val="20"/>
+          <w:rtl w:val="0"/>
+        </w:rPr>
+        <w:br w:type="textWrapping"/>
+      </w:r>
+      <w:r>
+        <w:rPr>
+          <w:color w:val="999999"/>
+          <w:sz w:val="20"/>
+          <w:szCs w:val="20"/>
+          <w:rtl w:val="0"/>
+        </w:rPr>
+        <w:t xml:space="preserve">SKILLS</w:t>
+      </w:r>
+    </w:p>
+    <w:p>
+      <w:pPr>
+        <w:ind w:left="-630" w:right="0" w:firstLine="0"/>
+        <w:rPr>
+          <w:color w:val="434343"/>
+          <w:sz w:val="20"/>
+          <w:szCs w:val="20"/>
+        </w:rPr>
+      </w:pPr>
+      <w:r>
+        <w:rPr>
+          <w:rtl w:val="0"/>
+        </w:rPr>
+      </w:r>
+    </w:p>
+    <w:p>
+      <w:pPr>
+        <w:ind w:left="0" w:hanging="630"/>
+        <w:rPr>
           <w:color w:val="434343"/>
           <w:sz w:val="18"/>
           <w:szCs w:val="18"/>
@@ -1016,136 +1107,114 @@
       </w:pPr>
       <w:r>
         <w:rPr>
-          <w:color w:val="999999"/>
-          <w:sz w:val="20"/>
-          <w:szCs w:val="20"/>
-          <w:rtl w:val="0"/>
-        </w:rPr>
-        <w:br w:type="textWrapping"/>
-      </w:r>
-      <w:r>
-        <w:rPr>
-          <w:color w:val="999999"/>
-          <w:sz w:val="20"/>
-          <w:szCs w:val="20"/>
-          <w:rtl w:val="0"/>
-        </w:rPr>
-        <w:t xml:space="preserve">SKILLS</w:t>
-      </w:r>
-      <w:r>
-        <w:rPr>
-          <w:rtl w:val="0"/>
-        </w:rPr>
-      </w:r>
-    </w:p>
-    <w:p>
-      <w:pPr>
-        <w:ind w:left="0" w:hanging="630"/>
-        <w:rPr>
+          <w:b w:val="1"/>
+          <w:bCs w:val="1"/>
+          <w:color w:val="434343"/>
           <w:sz w:val="18"/>
           <w:szCs w:val="18"/>
-        </w:rPr>
-      </w:pPr>
-      <w:r>
-        <w:rPr>
-          <w:b w:val="1"/>
-          <w:bCs w:val="1"/>
+          <w:rtl w:val="0"/>
+        </w:rPr>
+        <w:t xml:space="preserve">UX Systems:</w:t>
+      </w:r>
+      <w:r>
+        <w:rPr>
+          <w:color w:val="434343"/>
           <w:sz w:val="18"/>
           <w:szCs w:val="18"/>
           <w:rtl w:val="0"/>
         </w:rPr>
-        <w:t xml:space="preserve">UX Systems:</w:t>
-      </w:r>
-      <w:r>
-        <w:rPr>
+        <w:t xml:space="preserve"> User flows · journey mapping · IA · interaction design · state management · edge-case coverage (idle/loading/success/error/empty) · information density · dashboards · enterprise design systems · design tokens · accessibility (WCAG 2.1)</w:t>
+      </w:r>
+    </w:p>
+    <w:p>
+      <w:pPr>
+        <w:ind w:left="0" w:hanging="630"/>
+        <w:rPr>
+          <w:color w:val="434343"/>
           <w:sz w:val="18"/>
           <w:szCs w:val="18"/>
-          <w:rtl w:val="0"/>
-        </w:rPr>
-        <w:t xml:space="preserve"> User flows · journey mapping · IA · interaction design · state management · edge-case coverage (idle/loading/success/error/empty) · information density · dashboards · enterprise design systems · design tokens · accessibility (WCAG 2.1)</w:t>
-      </w:r>
-    </w:p>
-    <w:p>
-      <w:pPr>
-        <w:ind w:left="0" w:hanging="630"/>
-        <w:rPr>
+        </w:rPr>
+      </w:pPr>
+      <w:r>
+        <w:rPr>
+          <w:b w:val="1"/>
+          <w:bCs w:val="1"/>
+          <w:color w:val="434343"/>
           <w:sz w:val="18"/>
           <w:szCs w:val="18"/>
-        </w:rPr>
-      </w:pPr>
-      <w:r>
-        <w:rPr>
-          <w:b w:val="1"/>
-          <w:bCs w:val="1"/>
+          <w:rtl w:val="0"/>
+        </w:rPr>
+        <w:t xml:space="preserve">Research &amp; Methods:</w:t>
+      </w:r>
+      <w:r>
+        <w:rPr>
+          <w:color w:val="434343"/>
           <w:sz w:val="18"/>
           <w:szCs w:val="18"/>
           <w:rtl w:val="0"/>
         </w:rPr>
-        <w:t xml:space="preserve">Research &amp; Methods:</w:t>
-      </w:r>
-      <w:r>
-        <w:rPr>
+        <w:t xml:space="preserve"> User interviews · usability testing · design sprints · Lean UX · Agile/Scrum sprint cadence · PRD/RFC participation</w:t>
+      </w:r>
+    </w:p>
+    <w:p>
+      <w:pPr>
+        <w:ind w:left="0" w:hanging="630"/>
+        <w:rPr>
+          <w:color w:val="434343"/>
           <w:sz w:val="18"/>
           <w:szCs w:val="18"/>
-          <w:rtl w:val="0"/>
-        </w:rPr>
-        <w:t xml:space="preserve"> User interviews · usability testing · design sprints · Lean UX · Agile/Scrum sprint cadence · PRD/RFC participation</w:t>
-      </w:r>
-    </w:p>
-    <w:p>
-      <w:pPr>
-        <w:ind w:left="0" w:hanging="630"/>
-        <w:rPr>
+        </w:rPr>
+      </w:pPr>
+      <w:r>
+        <w:rPr>
+          <w:b w:val="1"/>
+          <w:bCs w:val="1"/>
+          <w:color w:val="434343"/>
           <w:sz w:val="18"/>
           <w:szCs w:val="18"/>
-        </w:rPr>
-      </w:pPr>
-      <w:r>
-        <w:rPr>
-          <w:b w:val="1"/>
-          <w:bCs w:val="1"/>
+          <w:rtl w:val="0"/>
+        </w:rPr>
+        <w:t xml:space="preserve">AI-Native Workflow:</w:t>
+      </w:r>
+      <w:r>
+        <w:rPr>
+          <w:color w:val="434343"/>
           <w:sz w:val="18"/>
           <w:szCs w:val="18"/>
           <w:rtl w:val="0"/>
         </w:rPr>
-        <w:t xml:space="preserve">AI-Native Workflow:</w:t>
-      </w:r>
-      <w:r>
-        <w:rPr>
+        <w:t xml:space="preserve"> Claude (incl. authoring custom Claude Skill) · Cursor · Figma Make · Adobe Firefly · Midjourney · Obsidian as knowledge base</w:t>
+      </w:r>
+    </w:p>
+    <w:p>
+      <w:pPr>
+        <w:ind w:left="0" w:hanging="630"/>
+        <w:rPr>
+          <w:b w:val="1"/>
+          <w:bCs w:val="1"/>
+          <w:color w:val="434343"/>
           <w:sz w:val="18"/>
           <w:szCs w:val="18"/>
-          <w:rtl w:val="0"/>
-        </w:rPr>
-        <w:t xml:space="preserve"> Claude (incl. authoring custom Claude Skills) · Cursor · Figma Make · Adobe Firefly · Midjourney · Obsidian as knowledge base</w:t>
-      </w:r>
-    </w:p>
-    <w:p>
-      <w:pPr>
-        <w:ind w:left="0" w:hanging="630"/>
+        </w:rPr>
+      </w:pPr>
+      <w:r>
         <w:rPr>
           <w:b w:val="1"/>
           <w:bCs w:val="1"/>
           <w:color w:val="434343"/>
           <w:sz w:val="18"/>
           <w:szCs w:val="18"/>
-        </w:rPr>
-      </w:pPr>
-      <w:r>
-        <w:rPr>
-          <w:b w:val="1"/>
-          <w:bCs w:val="1"/>
+          <w:rtl w:val="0"/>
+        </w:rPr>
+        <w:t xml:space="preserve">Tools:</w:t>
+      </w:r>
+      <w:r>
+        <w:rPr>
+          <w:color w:val="434343"/>
           <w:sz w:val="18"/>
           <w:szCs w:val="18"/>
           <w:rtl w:val="0"/>
         </w:rPr>
-        <w:t xml:space="preserve">Tools:</w:t>
-      </w:r>
-      <w:r>
-        <w:rPr>
-          <w:sz w:val="18"/>
-          <w:szCs w:val="18"/>
-          <w:rtl w:val="0"/>
-        </w:rPr>
         <w:t xml:space="preserve"> Figma · OnShape CAD · Blender 3D · HTML/CSS · Adobe Creative Suite</w:t>
       </w:r>
       <w:r>
@@ -1159,7 +1228,7 @@
         <w:ind w:left="-630" w:right="-720" w:firstLine="0"/>
         <w:jc w:val="both"/>
         <w:rPr>
-          <w:color w:val="999999"/>
+          <w:color w:val="434343"/>
           <w:sz w:val="20"/>
           <w:szCs w:val="20"/>
         </w:rPr>
@@ -1175,7 +1244,7 @@
         <w:ind w:left="-630" w:right="-720" w:firstLine="0"/>
         <w:jc w:val="both"/>
         <w:rPr>
-          <w:color w:val="666666"/>
+          <w:color w:val="434343"/>
         </w:rPr>
       </w:pPr>
       <w:r>
@@ -1189,55 +1258,10 @@
       </w:r>
       <w:r>
         <w:rPr>
-          <w:color w:val="999999"/>
-          <w:rtl w:val="0"/>
-        </w:rPr>
-        <w:t xml:space="preserve">: </w:t>
-      </w:r>
-      <w:r>
-        <w:rPr>
-          <w:b w:val="1"/>
-          <w:bCs w:val="1"/>
-          <w:color w:val="434343"/>
-          <w:sz w:val="20"/>
-          <w:szCs w:val="20"/>
-          <w:rtl w:val="0"/>
-        </w:rPr>
-        <w:t xml:space="preserve">Arizona State University</w:t>
-      </w:r>
-      <w:r>
-        <w:rPr>
-          <w:color w:val="434343"/>
-          <w:sz w:val="20"/>
-          <w:szCs w:val="20"/>
-          <w:rtl w:val="0"/>
-        </w:rPr>
-        <w:t xml:space="preserve"> </w:t>
-      </w:r>
-      <w:r>
-        <w:rPr>
-          <w:b w:val="1"/>
-          <w:bCs w:val="1"/>
-          <w:color w:val="434343"/>
-          <w:sz w:val="20"/>
-          <w:szCs w:val="20"/>
-          <w:rtl w:val="0"/>
-        </w:rPr>
-        <w:t xml:space="preserve">| </w:t>
-      </w:r>
-      <w:r>
-        <w:rPr>
-          <w:color w:val="434343"/>
-          <w:sz w:val="20"/>
-          <w:szCs w:val="20"/>
-          <w:rtl w:val="0"/>
-        </w:rPr>
-        <w:t xml:space="preserve">Bachelor of Arts, Humanities and Architectural Theory</w:t>
-      </w:r>
-      <w:r>
-        <w:rPr>
-          <w:rtl w:val="0"/>
-        </w:rPr>
+          <w:color w:val="434343"/>
+          <w:rtl w:val="0"/>
+        </w:rPr>
+        <w:t xml:space="preserve">:</w:t>
       </w:r>
     </w:p>
     <w:p>
@@ -1246,19 +1270,100 @@
         <w:jc w:val="both"/>
         <w:rPr>
           <w:color w:val="434343"/>
-          <w:sz w:val="20"/>
-          <w:szCs w:val="20"/>
-        </w:rPr>
-      </w:pPr>
-      <w:r>
+        </w:rPr>
+      </w:pPr>
+      <w:r>
+        <w:rPr>
+          <w:b w:val="1"/>
+          <w:bCs w:val="1"/>
+          <w:color w:val="434343"/>
+          <w:sz w:val="20"/>
+          <w:szCs w:val="20"/>
+          <w:rtl w:val="0"/>
+        </w:rPr>
+        <w:t xml:space="preserve">Arizona State University</w:t>
+      </w:r>
+      <w:r>
+        <w:rPr>
+          <w:color w:val="434343"/>
+          <w:sz w:val="20"/>
+          <w:szCs w:val="20"/>
+          <w:rtl w:val="0"/>
+        </w:rPr>
+        <w:t xml:space="preserve"> </w:t>
+      </w:r>
+      <w:r>
+        <w:rPr>
+          <w:b w:val="1"/>
+          <w:bCs w:val="1"/>
+          <w:color w:val="434343"/>
+          <w:sz w:val="20"/>
+          <w:szCs w:val="20"/>
+          <w:rtl w:val="0"/>
+        </w:rPr>
+        <w:t xml:space="preserve">| </w:t>
+      </w:r>
+      <w:r>
+        <w:rPr>
+          <w:color w:val="434343"/>
+          <w:sz w:val="20"/>
+          <w:szCs w:val="20"/>
+          <w:rtl w:val="0"/>
+        </w:rPr>
+        <w:t xml:space="preserve">Bachelor of Arts, Humanities and Architectural Theory</w:t>
+      </w:r>
+      <w:r>
+        <w:rPr>
+          <w:rtl w:val="0"/>
+        </w:rPr>
+      </w:r>
+    </w:p>
+    <w:p>
+      <w:pPr>
+        <w:ind w:left="-630" w:right="-720" w:firstLine="0"/>
+        <w:jc w:val="both"/>
+        <w:rPr>
+          <w:color w:val="434343"/>
+          <w:sz w:val="20"/>
+          <w:szCs w:val="20"/>
+        </w:rPr>
+      </w:pPr>
+      <w:r>
+        <w:rPr>
+          <w:rtl w:val="0"/>
+        </w:rPr>
+      </w:r>
+    </w:p>
+    <w:p>
+      <w:pPr>
+        <w:ind w:left="-630" w:right="-720" w:firstLine="0"/>
+        <w:jc w:val="both"/>
         <w:rPr>
           <w:color w:val="999999"/>
           <w:sz w:val="20"/>
           <w:szCs w:val="20"/>
+        </w:rPr>
+      </w:pPr>
+      <w:r>
+        <w:rPr>
+          <w:color w:val="999999"/>
+          <w:sz w:val="20"/>
+          <w:szCs w:val="20"/>
           <w:rtl w:val="0"/>
         </w:rPr>
         <w:t xml:space="preserve">COMMUNITY: </w:t>
       </w:r>
+    </w:p>
+    <w:p>
+      <w:pPr>
+        <w:ind w:left="-630" w:right="-720" w:firstLine="0"/>
+        <w:jc w:val="both"/>
+        <w:rPr>
+          <w:color w:val="434343"/>
+          <w:sz w:val="20"/>
+          <w:szCs w:val="20"/>
+        </w:rPr>
+      </w:pPr>
       <w:r>
         <w:rPr>
           <w:b w:val="1"/>

--- a/Peter-Bartsch-Resume.docx
+++ b/Peter-Bartsch-Resume.docx
@@ -373,7 +373,7 @@
           <w:szCs w:val="20"/>
           <w:rtl w:val="0"/>
         </w:rPr>
-        <w:t xml:space="preserve">Core contributor to the enterprise design system in Figma</w:t>
+        <w:t xml:space="preserve">Contributor to the enterprise design system in Figma</w:t>
       </w:r>
       <w:r>
         <w:rPr>

--- a/Peter-Bartsch-Resume.docx
+++ b/Peter-Bartsch-Resume.docx
@@ -26,7 +26,7 @@
           <w:color w:val="434343"/>
           <w:rtl w:val="0"/>
         </w:rPr>
-        <w:t xml:space="preserve">. Led UX for a $3.8B subscription platform at Deere across web, mobile, and embedded equipment systems (500K users, 12 languages). Built design org 1→10 at FourKites scaling a real-time IoT asset-tracking platform processing 10M+ daily events ($3M→$100M ARR, $1B+ valuation). Now founder of Thios — running an AI-native workflow (Claude, Cursor, Figma Make) to ship a CAD-driven configurator, dev-grade design system with its own Claude Skill, and physical hardware.</w:t>
+        <w:t xml:space="preserve">. Led UX for a $3.8B subscription platform at Deere across web, mobile, and embedded equipment systems (500K users, 12 languages). Built design org 1→10 at FourKites scaling a real-time IoT asset-tracking platform processing 10M+ daily events ($3M→$100M ARR, $1B+ valuation). Now founder of Thios — running an AI-native workflow (Claude, Cursor, Figma Make) to ship a CAD-driven configurator, a dev-grade design system with its own Claude Skill, and physical hardware.</w:t>
       </w:r>
       <w:r>
         <w:rPr>
@@ -86,7 +86,7 @@
           <w:color w:val="434343"/>
           <w:rtl w:val="0"/>
         </w:rPr>
-        <w:t xml:space="preserve">Open-source modular structures running on a 5-surface design system where I'm the only designer and agents are the engineering team, every surface (DESIGN.md ↔ tokens.json ↔ main.css ↔ design-system.html ↔ OnShape) ships from one source of truth.</w:t>
+        <w:t xml:space="preserve">Open-source modular structures running on a 6-surface design system where I'm the only designer and agents are the engineering team, every surface (DESIGN.md ↔ tokens.json ↔ main.css ↔ design-system.html ↔ OnShape ↔ Figma) ships from one source of truth.</w:t>
       </w:r>
       <w:r>
         <w:rPr>
@@ -117,7 +117,7 @@
           <w:szCs w:val="20"/>
           <w:rtl w:val="0"/>
         </w:rPr>
-        <w:t xml:space="preserve">Shipped a complete product ecosystem solo in 21 months</w:t>
+        <w:t xml:space="preserve">Shipped a complete product ecosystem solo in nearly 2 years</w:t>
       </w:r>
       <w:r>
         <w:rPr>
@@ -187,7 +187,7 @@
           <w:szCs w:val="20"/>
           <w:rtl w:val="0"/>
         </w:rPr>
-        <w:t xml:space="preserve">Built a 5-surface, dev-grade design system</w:t>
+        <w:t xml:space="preserve">Built a 6-surface, dev-grade design system</w:t>
       </w:r>
       <w:r>
         <w:rPr>
@@ -523,7 +523,7 @@
           <w:szCs w:val="20"/>
           <w:rtl w:val="0"/>
         </w:rPr>
-        <w:t xml:space="preserve">embedded in engineering sprint cadence; established component library, design ops, and hiring framework,  –65% one-off component variants while maintaining startup velocity</w:t>
+        <w:t xml:space="preserve">embedded in engineering sprint cadence; established component library, design ops, and hiring framework;  –65% one-off component variants while maintaining startup velocity</w:t>
       </w:r>
     </w:p>
     <w:p>
@@ -559,7 +559,7 @@
           <w:color w:val="434343"/>
           <w:rtl w:val="0"/>
         </w:rPr>
-        <w:t xml:space="preserve">MAVENWAVE PARTNERS | Senior UX + Agile Lead </w:t>
+        <w:t xml:space="preserve">MAVENWAVE PARTNERS | Senior UX + Agile Lead</w:t>
       </w:r>
       <w:r>
         <w:rPr>

--- a/Peter-Bartsch-Resume.docx
+++ b/Peter-Bartsch-Resume.docx
@@ -15,10 +15,22 @@
       </w:pPr>
       <w:r>
         <w:rPr>
-          <w:color w:val="434343"/>
-          <w:rtl w:val="0"/>
-        </w:rPr>
-        <w:t xml:space="preserve">Staff Product Designer — design systems · AI-native workflow</w:t>
+          <w:rFonts w:ascii="Roboto" w:cs="Roboto" w:eastAsia="Roboto" w:hAnsi="Roboto"/>
+          <w:b w:val="1"/>
+          <w:bCs w:val="1"/>
+          <w:color w:val="0a0a0a"/>
+          <w:sz w:val="21"/>
+          <w:szCs w:val="21"/>
+          <w:rtl w:val="0"/>
+        </w:rPr>
+        <w:t xml:space="preserve">Staff / Principal Product Designer</w:t>
+      </w:r>
+      <w:r>
+        <w:rPr>
+          <w:color w:val="434343"/>
+          <w:rtl w:val="0"/>
+        </w:rPr>
+        <w:t xml:space="preserve"> — design systems · AI-native workflow</w:t>
       </w:r>
       <w:r>
         <w:rPr>

--- a/Peter-Bartsch-Resume.docx
+++ b/Peter-Bartsch-Resume.docx
@@ -16,6 +16,7 @@
     <w:p>
       <w:pPr>
         <w:spacing w:after="120" w:before="0" w:lineRule="auto"/>
+        <w:jc w:val="both"/>
         <w:rPr/>
       </w:pPr>
       <w:r>
@@ -28,7 +29,7 @@
           <w:szCs w:val="20"/>
           <w:rtl w:val="0"/>
         </w:rPr>
-        <w:t xml:space="preserve">Staff / Principal Product Designer — design systems · AI-native workflow. </w:t>
+        <w:t xml:space="preserve">Staff / Principal Product Designer — design systems · enterprise platforms. </w:t>
       </w:r>
       <w:r>
         <w:rPr>
@@ -38,7 +39,7 @@
           <w:szCs w:val="20"/>
           <w:rtl w:val="0"/>
         </w:rPr>
-        <w:t xml:space="preserve">Led UX for a $3.8B platform at Deere across web, mobile, and embedded equipment systems (500K users, 12 languages). Built design org 1→10 at FourKites scaling a real-time IoT asset-tracking platform processing 10M+ daily events ($3M→$100M ARR, $1B+ valuation). Now founder of Thios — running an AI-native workflow (Claude, Cursor, Figma Make) to ship a CAD-driven configurator, a dev-grade design system with its own Claude Skill, and physical hardware.</w:t>
+        <w:t xml:space="preserve">I make complex enterprise systems usable and get them adopted at scale — then build them, not just spec them: front-end, design systems in code, parametric CAD, and physical hardware, with AI-native tooling to ship solo. Led UX for a $3.8B connected-services platform at Deere (500K users; web, mobile, embedded), built the design org 1→10 at FourKites scaling a real-time IoT platform ($3M→$100M ARR, $1B+ valuation), and now founder of Thios (thios.co) — shipping a CAD-driven product line, a dev-grade design system, and physical hardware end to end.</w:t>
       </w:r>
       <w:r>
         <w:rPr>
@@ -112,7 +113,7 @@
           <w:szCs w:val="20"/>
           <w:rtl w:val="0"/>
         </w:rPr>
-        <w:t xml:space="preserve">Founder &amp; Lead Designer  </w:t>
+        <w:t xml:space="preserve">Founder &amp; Lead Designer   </w:t>
       </w:r>
       <w:r>
         <w:rPr>
@@ -422,7 +423,7 @@
           <w:szCs w:val="20"/>
           <w:rtl w:val="0"/>
         </w:rPr>
-        <w:t xml:space="preserve">JOHN DEERE | Senior Lead UX; Digital Customer Experience  </w:t>
+        <w:t xml:space="preserve">JOHN DEERE | Senior Lead UX; Digital Customer Experience   </w:t>
       </w:r>
       <w:r>
         <w:rPr>
@@ -633,7 +634,7 @@
           <w:szCs w:val="20"/>
           <w:rtl w:val="0"/>
         </w:rPr>
-        <w:t xml:space="preserve">FOURKITES | Lead UX / Manager  </w:t>
+        <w:t xml:space="preserve">FOURKITES | Lead UX / Manager   </w:t>
       </w:r>
       <w:r>
         <w:rPr>
@@ -714,7 +715,7 @@
           <w:vertAlign w:val="baseline"/>
           <w:rtl w:val="0"/>
         </w:rPr>
-        <w:t xml:space="preserve">Designed flagship IoT asset-tracking platform 0→1 — real-time supply chain control tower (web) and mobile apps processing 10M+ daily GPS/telematics events for 30+ Fortune 2000 customers (Anheuser-Busch, Georgia-Pacific, Tyson); high-density dashboards with map, list, and timeline views became the primary driver of 3x customer expansion.</w:t>
+        <w:t xml:space="preserve">Designed flagship IoT asset-tracking platform 0→1 — real-time supply chain control tower (web) and mobile apps processing 10M+ daily GPS/telematics events for 30+ Fortune 2000 customers (Anheuser-Busch, Georgia-Pacific, Tyson); high-density dashboards with map, list, and timeline views helped drive 3× customer expansion.</w:t>
       </w:r>
       <w:r>
         <w:rPr>
@@ -844,7 +845,7 @@
           <w:szCs w:val="20"/>
           <w:rtl w:val="0"/>
         </w:rPr>
-        <w:t xml:space="preserve">MAVENWAVE PARTNERS | Senior UX + Agile Lead  </w:t>
+        <w:t xml:space="preserve">MAVENWAVE PARTNERS | Senior UX + Agile Lead   </w:t>
       </w:r>
       <w:r>
         <w:rPr>
@@ -1115,6 +1116,7 @@
           <w:rtl w:val="0"/>
         </w:rPr>
         <w:t xml:space="preserve">Product Marketing Manager, HERE Traffic | GPS probe visualizations, real-time vehicle-telematics data products, and go-to-market for DEMPSY (open-source distributed computing).  </w:t>
+        <w:br w:type="textWrapping"/>
       </w:r>
       <w:r>
         <w:rPr>
@@ -1159,10 +1161,73 @@
         </w:tabs>
         <w:spacing w:after="40" w:before="80" w:lineRule="auto"/>
         <w:ind w:left="720" w:firstLine="0"/>
-        <w:rPr>
+        <w:rPr/>
+      </w:pPr>
+      <w:r>
+        <w:rPr>
+          <w:rFonts w:ascii="Arial" w:cs="Arial" w:eastAsia="Arial" w:hAnsi="Arial"/>
           <w:b w:val="1"/>
           <w:bCs w:val="1"/>
-        </w:rPr>
+          <w:color w:val="2d2d2d"/>
+          <w:sz w:val="19"/>
+          <w:szCs w:val="19"/>
+          <w:rtl w:val="0"/>
+        </w:rPr>
+        <w:t xml:space="preserve">GOGO INFLIGHT INTERNET | </w:t>
+      </w:r>
+      <w:r>
+        <w:rPr>
+          <w:rFonts w:ascii="Arial Unicode MS" w:cs="Arial Unicode MS" w:eastAsia="Arial Unicode MS" w:hAnsi="Arial Unicode MS"/>
+          <w:color w:val="555555"/>
+          <w:sz w:val="19"/>
+          <w:szCs w:val="19"/>
+          <w:rtl w:val="0"/>
+        </w:rPr>
+        <w:t xml:space="preserve">Product Manager – Signature Services | Launched in-flight internet across major US airlines; onboard hardware UX + Air-to-Ground RF network; FAA-approved documentation; 0→1 in-flight tracker driving sponsorship deals.  </w:t>
+        <w:br w:type="textWrapping"/>
+      </w:r>
+      <w:r>
+        <w:rPr>
+          <w:rFonts w:ascii="Arial" w:cs="Arial" w:eastAsia="Arial" w:hAnsi="Arial"/>
+          <w:color w:val="888888"/>
+          <w:sz w:val="19"/>
+          <w:szCs w:val="19"/>
+          <w:rtl w:val="0"/>
+        </w:rPr>
+        <w:t xml:space="preserve">Apr 2008 – Aug 2012</w:t>
+      </w:r>
+      <w:r>
+        <w:rPr>
+          <w:rtl w:val="0"/>
+        </w:rPr>
+      </w:r>
+    </w:p>
+    <w:p>
+      <w:pPr>
+        <w:spacing w:after="0" w:before="80" w:lineRule="auto"/>
+        <w:rPr/>
+      </w:pPr>
+      <w:r>
+        <w:rPr>
+          <w:rtl w:val="0"/>
+        </w:rPr>
+      </w:r>
+    </w:p>
+    <w:p>
+      <w:pPr>
+        <w:spacing w:after="0" w:before="80" w:lineRule="auto"/>
+        <w:rPr/>
+      </w:pPr>
+      <w:r>
+        <w:rPr>
+          <w:rtl w:val="0"/>
+        </w:rPr>
+      </w:r>
+    </w:p>
+    <w:p>
+      <w:pPr>
+        <w:spacing w:after="60" w:before="160" w:lineRule="auto"/>
+        <w:rPr/>
       </w:pPr>
       <w:r>
         <w:rPr>
@@ -1170,58 +1235,127 @@
           <w:b w:val="1"/>
           <w:bCs w:val="1"/>
           <w:color w:val="2d2d2d"/>
-          <w:sz w:val="19"/>
-          <w:szCs w:val="19"/>
-          <w:rtl w:val="0"/>
-        </w:rPr>
-        <w:t xml:space="preserve">GOGO INFLIGHT INTERNET | </w:t>
-      </w:r>
-      <w:r>
-        <w:rPr>
-          <w:rFonts w:ascii="Arial Unicode MS" w:cs="Arial Unicode MS" w:eastAsia="Arial Unicode MS" w:hAnsi="Arial Unicode MS"/>
+          <w:sz w:val="20"/>
+          <w:szCs w:val="20"/>
+          <w:rtl w:val="0"/>
+        </w:rPr>
+        <w:t xml:space="preserve">SKILLS</w:t>
+      </w:r>
+      <w:r>
+        <w:rPr>
+          <w:rtl w:val="0"/>
+        </w:rPr>
+      </w:r>
+    </w:p>
+    <w:p>
+      <w:pPr>
+        <w:spacing w:after="40" w:before="40" w:lineRule="auto"/>
+        <w:ind w:left="720" w:firstLine="0"/>
+        <w:rPr>
+          <w:rFonts w:ascii="Arial" w:cs="Arial" w:eastAsia="Arial" w:hAnsi="Arial"/>
           <w:color w:val="555555"/>
           <w:sz w:val="19"/>
           <w:szCs w:val="19"/>
-          <w:rtl w:val="0"/>
-        </w:rPr>
-        <w:t xml:space="preserve">Product Manager – Signature Services | Launched in-flight internet across major US airlines; onboard hardware UX + Air-to-Ground RF network; FAA-approved documentation; 0→1 in-flight tracker driving sponsorship deals.  </w:t>
-      </w:r>
-      <w:r>
-        <w:rPr>
-          <w:rFonts w:ascii="Arial" w:cs="Arial" w:eastAsia="Arial" w:hAnsi="Arial"/>
-          <w:color w:val="888888"/>
-          <w:sz w:val="19"/>
-          <w:szCs w:val="19"/>
-          <w:rtl w:val="0"/>
-        </w:rPr>
-        <w:t xml:space="preserve">Apr 2008 – Aug 2012</w:t>
-      </w:r>
-      <w:r>
-        <w:rPr>
-          <w:rtl w:val="0"/>
-        </w:rPr>
-      </w:r>
-    </w:p>
-    <w:p>
-      <w:pPr>
-        <w:spacing w:after="60" w:before="160" w:lineRule="auto"/>
-        <w:rPr>
+        </w:rPr>
+      </w:pPr>
+      <w:r>
+        <w:rPr>
+          <w:rFonts w:ascii="Arial" w:cs="Arial" w:eastAsia="Arial" w:hAnsi="Arial"/>
           <w:b w:val="1"/>
           <w:bCs w:val="1"/>
-        </w:rPr>
-      </w:pPr>
-      <w:r>
-        <w:rPr>
-          <w:rtl w:val="0"/>
-        </w:rPr>
-      </w:r>
-    </w:p>
-    <w:p>
-      <w:pPr>
-        <w:spacing w:after="60" w:before="160" w:lineRule="auto"/>
-        <w:rPr>
+          <w:color w:val="2d2d2d"/>
+          <w:sz w:val="19"/>
+          <w:szCs w:val="19"/>
+          <w:rtl w:val="0"/>
+        </w:rPr>
+        <w:t xml:space="preserve">UX Systems: </w:t>
+      </w:r>
+      <w:r>
+        <w:rPr>
+          <w:rFonts w:ascii="Arial" w:cs="Arial" w:eastAsia="Arial" w:hAnsi="Arial"/>
+          <w:color w:val="555555"/>
+          <w:sz w:val="19"/>
+          <w:szCs w:val="19"/>
+          <w:rtl w:val="0"/>
+        </w:rPr>
+        <w:t xml:space="preserve">User flows · journey mapping · IA · interaction design · state management · edge-case coverage (idle/loading/success/error/empty) · information density · dashboards · enterprise design systems · design tokens · accessibility (WCAG 2.1)</w:t>
+      </w:r>
+    </w:p>
+    <w:p>
+      <w:pPr>
+        <w:spacing w:after="40" w:before="40" w:lineRule="auto"/>
+        <w:ind w:left="720" w:firstLine="0"/>
+        <w:rPr>
+          <w:color w:val="555555"/>
+          <w:sz w:val="19"/>
+          <w:szCs w:val="19"/>
+        </w:rPr>
+      </w:pPr>
+      <w:r>
+        <w:rPr>
+          <w:rtl w:val="0"/>
+        </w:rPr>
+      </w:r>
+    </w:p>
+    <w:p>
+      <w:pPr>
+        <w:spacing w:after="40" w:before="40" w:lineRule="auto"/>
+        <w:ind w:left="720" w:firstLine="0"/>
+        <w:rPr>
+          <w:rFonts w:ascii="Arial" w:cs="Arial" w:eastAsia="Arial" w:hAnsi="Arial"/>
+          <w:color w:val="555555"/>
+          <w:sz w:val="19"/>
+          <w:szCs w:val="19"/>
+        </w:rPr>
+      </w:pPr>
+      <w:r>
+        <w:rPr>
+          <w:rFonts w:ascii="Arial" w:cs="Arial" w:eastAsia="Arial" w:hAnsi="Arial"/>
           <w:b w:val="1"/>
           <w:bCs w:val="1"/>
+          <w:color w:val="2d2d2d"/>
+          <w:sz w:val="19"/>
+          <w:szCs w:val="19"/>
+          <w:rtl w:val="0"/>
+        </w:rPr>
+        <w:t xml:space="preserve">Research &amp; Methods: </w:t>
+      </w:r>
+      <w:r>
+        <w:rPr>
+          <w:rFonts w:ascii="Arial" w:cs="Arial" w:eastAsia="Arial" w:hAnsi="Arial"/>
+          <w:color w:val="555555"/>
+          <w:sz w:val="19"/>
+          <w:szCs w:val="19"/>
+          <w:rtl w:val="0"/>
+        </w:rPr>
+        <w:t xml:space="preserve">User interviews · usability testing · design sprints · Lean UX · Agile/Scrum sprint cadence · PRD/RFC participation</w:t>
+      </w:r>
+    </w:p>
+    <w:p>
+      <w:pPr>
+        <w:spacing w:after="40" w:before="40" w:lineRule="auto"/>
+        <w:ind w:left="720" w:firstLine="0"/>
+        <w:rPr>
+          <w:color w:val="555555"/>
+          <w:sz w:val="19"/>
+          <w:szCs w:val="19"/>
+        </w:rPr>
+      </w:pPr>
+      <w:r>
+        <w:rPr>
+          <w:rtl w:val="0"/>
+        </w:rPr>
+      </w:r>
+    </w:p>
+    <w:p>
+      <w:pPr>
+        <w:spacing w:after="40" w:before="40" w:lineRule="auto"/>
+        <w:ind w:left="720" w:firstLine="0"/>
+        <w:rPr>
+          <w:rFonts w:ascii="Arial" w:cs="Arial" w:eastAsia="Arial" w:hAnsi="Arial"/>
+          <w:color w:val="555555"/>
+          <w:sz w:val="19"/>
+          <w:szCs w:val="19"/>
         </w:rPr>
       </w:pPr>
       <w:r>
@@ -1230,25 +1364,93 @@
           <w:b w:val="1"/>
           <w:bCs w:val="1"/>
           <w:color w:val="2d2d2d"/>
-          <w:sz w:val="20"/>
-          <w:szCs w:val="20"/>
-          <w:rtl w:val="0"/>
-        </w:rPr>
-        <w:t xml:space="preserve">SKILLS</w:t>
-      </w:r>
-      <w:r>
-        <w:rPr>
+          <w:sz w:val="19"/>
+          <w:szCs w:val="19"/>
+          <w:rtl w:val="0"/>
+        </w:rPr>
+        <w:t xml:space="preserve">AI-Native Workflow: </w:t>
+      </w:r>
+      <w:r>
+        <w:rPr>
+          <w:rFonts w:ascii="Arial" w:cs="Arial" w:eastAsia="Arial" w:hAnsi="Arial"/>
+          <w:color w:val="555555"/>
+          <w:sz w:val="19"/>
+          <w:szCs w:val="19"/>
+          <w:rtl w:val="0"/>
+        </w:rPr>
+        <w:t xml:space="preserve">Claude (incl. authoring custom Claude Skill) · Cursor · Figma Make · Adobe Firefly · Midjourney · Obsidian as knowledge base</w:t>
+      </w:r>
+    </w:p>
+    <w:p>
+      <w:pPr>
+        <w:spacing w:after="40" w:before="40" w:lineRule="auto"/>
+        <w:ind w:left="720" w:firstLine="0"/>
+        <w:rPr>
+          <w:color w:val="555555"/>
+          <w:sz w:val="19"/>
+          <w:szCs w:val="19"/>
+        </w:rPr>
+      </w:pPr>
+      <w:r>
+        <w:rPr>
+          <w:rtl w:val="0"/>
+        </w:rPr>
+      </w:r>
+    </w:p>
+    <w:p>
+      <w:pPr>
+        <w:spacing w:after="40" w:before="40" w:lineRule="auto"/>
+        <w:ind w:left="720" w:firstLine="0"/>
+        <w:rPr>
+          <w:rFonts w:ascii="Arial" w:cs="Arial" w:eastAsia="Arial" w:hAnsi="Arial"/>
+          <w:color w:val="555555"/>
+          <w:sz w:val="19"/>
+          <w:szCs w:val="19"/>
+        </w:rPr>
+      </w:pPr>
+      <w:r>
+        <w:rPr>
+          <w:rFonts w:ascii="Arial" w:cs="Arial" w:eastAsia="Arial" w:hAnsi="Arial"/>
           <w:b w:val="1"/>
           <w:bCs w:val="1"/>
-          <w:rtl w:val="0"/>
-        </w:rPr>
-        <w:br w:type="textWrapping"/>
+          <w:color w:val="2d2d2d"/>
+          <w:sz w:val="19"/>
+          <w:szCs w:val="19"/>
+          <w:rtl w:val="0"/>
+        </w:rPr>
+        <w:t xml:space="preserve">Build &amp; Technical: </w:t>
+      </w:r>
+      <w:r>
+        <w:rPr>
+          <w:rFonts w:ascii="Arial" w:cs="Arial" w:eastAsia="Arial" w:hAnsi="Arial"/>
+          <w:color w:val="555555"/>
+          <w:sz w:val="19"/>
+          <w:szCs w:val="19"/>
+          <w:rtl w:val="0"/>
+        </w:rPr>
+        <w:t xml:space="preserve">Front-end — HTML · CSS · JavaScript · React / Three.js prototyping · parametric CAD (OnShape) · 3D (Blender) · physical prototyping &amp; fabrication</w:t>
       </w:r>
     </w:p>
     <w:p>
       <w:pPr>
         <w:spacing w:after="40" w:before="40" w:lineRule="auto"/>
         <w:ind w:left="720" w:firstLine="0"/>
+        <w:rPr>
+          <w:color w:val="555555"/>
+          <w:sz w:val="19"/>
+          <w:szCs w:val="19"/>
+        </w:rPr>
+      </w:pPr>
+      <w:r>
+        <w:rPr>
+          <w:rtl w:val="0"/>
+        </w:rPr>
+      </w:r>
+    </w:p>
+    <w:p>
+      <w:pPr>
+        <w:spacing w:after="40" w:before="40" w:lineRule="auto"/>
+        <w:ind w:left="720" w:firstLine="0"/>
         <w:rPr/>
       </w:pPr>
       <w:r>
@@ -1261,7 +1463,7 @@
           <w:szCs w:val="19"/>
           <w:rtl w:val="0"/>
         </w:rPr>
-        <w:t xml:space="preserve">UX Systems: </w:t>
+        <w:t xml:space="preserve">Tools: </w:t>
       </w:r>
       <w:r>
         <w:rPr>
@@ -1271,182 +1473,32 @@
           <w:szCs w:val="19"/>
           <w:rtl w:val="0"/>
         </w:rPr>
-        <w:t xml:space="preserve">User flows · journey mapping · IA · interaction design · state management · edge-case coverage (idle/loading/success/error/empty) · information density · dashboards · enterprise design systems · design tokens · accessibility (WCAG 2.1)</w:t>
-      </w:r>
-      <w:r>
-        <w:rPr>
-          <w:rtl w:val="0"/>
-        </w:rPr>
-      </w:r>
-    </w:p>
-    <w:p>
-      <w:pPr>
-        <w:spacing w:after="40" w:before="40" w:lineRule="auto"/>
-        <w:ind w:left="720" w:firstLine="0"/>
+        <w:t xml:space="preserve">Figma · OnShape CAD · Blender 3D · Adobe Creative Suite</w:t>
+      </w:r>
+      <w:r>
+        <w:rPr>
+          <w:rtl w:val="0"/>
+        </w:rPr>
+      </w:r>
+    </w:p>
+    <w:p>
+      <w:pPr>
+        <w:spacing w:after="0" w:before="80" w:lineRule="auto"/>
+        <w:rPr/>
+      </w:pPr>
+      <w:r>
+        <w:rPr>
+          <w:rtl w:val="0"/>
+        </w:rPr>
+      </w:r>
+    </w:p>
+    <w:p>
+      <w:pPr>
+        <w:spacing w:after="60" w:before="160" w:lineRule="auto"/>
         <w:rPr>
           <w:b w:val="1"/>
           <w:bCs w:val="1"/>
-          <w:sz w:val="19"/>
-          <w:szCs w:val="19"/>
-        </w:rPr>
-      </w:pPr>
-      <w:r>
-        <w:rPr>
-          <w:rtl w:val="0"/>
-        </w:rPr>
-      </w:r>
-    </w:p>
-    <w:p>
-      <w:pPr>
-        <w:spacing w:after="40" w:before="40" w:lineRule="auto"/>
-        <w:ind w:left="720" w:firstLine="0"/>
-        <w:rPr/>
-      </w:pPr>
-      <w:r>
-        <w:rPr>
-          <w:rFonts w:ascii="Arial" w:cs="Arial" w:eastAsia="Arial" w:hAnsi="Arial"/>
-          <w:b w:val="1"/>
-          <w:bCs w:val="1"/>
-          <w:color w:val="2d2d2d"/>
-          <w:sz w:val="19"/>
-          <w:szCs w:val="19"/>
-          <w:rtl w:val="0"/>
-        </w:rPr>
-        <w:t xml:space="preserve">Research &amp; Methods: </w:t>
-      </w:r>
-      <w:r>
-        <w:rPr>
-          <w:rFonts w:ascii="Arial" w:cs="Arial" w:eastAsia="Arial" w:hAnsi="Arial"/>
-          <w:color w:val="555555"/>
-          <w:sz w:val="19"/>
-          <w:szCs w:val="19"/>
-          <w:rtl w:val="0"/>
-        </w:rPr>
-        <w:t xml:space="preserve">User interviews · usability testing · design sprints · Lean UX · Agile/Scrum sprint cadence · PRD/RFC participation</w:t>
-      </w:r>
-      <w:r>
-        <w:rPr>
-          <w:rtl w:val="0"/>
-        </w:rPr>
-      </w:r>
-    </w:p>
-    <w:p>
-      <w:pPr>
-        <w:spacing w:after="40" w:before="40" w:lineRule="auto"/>
-        <w:ind w:left="720" w:firstLine="0"/>
-        <w:rPr>
-          <w:b w:val="1"/>
-          <w:bCs w:val="1"/>
-          <w:sz w:val="19"/>
-          <w:szCs w:val="19"/>
-        </w:rPr>
-      </w:pPr>
-      <w:r>
-        <w:rPr>
-          <w:rtl w:val="0"/>
-        </w:rPr>
-      </w:r>
-    </w:p>
-    <w:p>
-      <w:pPr>
-        <w:spacing w:after="40" w:before="40" w:lineRule="auto"/>
-        <w:ind w:left="720" w:firstLine="0"/>
-        <w:rPr/>
-      </w:pPr>
-      <w:r>
-        <w:rPr>
-          <w:rFonts w:ascii="Arial" w:cs="Arial" w:eastAsia="Arial" w:hAnsi="Arial"/>
-          <w:b w:val="1"/>
-          <w:bCs w:val="1"/>
-          <w:color w:val="2d2d2d"/>
-          <w:sz w:val="19"/>
-          <w:szCs w:val="19"/>
-          <w:rtl w:val="0"/>
-        </w:rPr>
-        <w:t xml:space="preserve">AI-Native Workflow: </w:t>
-      </w:r>
-      <w:r>
-        <w:rPr>
-          <w:rFonts w:ascii="Arial" w:cs="Arial" w:eastAsia="Arial" w:hAnsi="Arial"/>
-          <w:color w:val="555555"/>
-          <w:sz w:val="19"/>
-          <w:szCs w:val="19"/>
-          <w:rtl w:val="0"/>
-        </w:rPr>
-        <w:t xml:space="preserve">Claude (incl. authoring custom Claude Skill) · Cursor · Figma Make · Adobe Firefly · Midjourney · Obsidian as knowledge base</w:t>
-      </w:r>
-      <w:r>
-        <w:rPr>
-          <w:rtl w:val="0"/>
-        </w:rPr>
-      </w:r>
-    </w:p>
-    <w:p>
-      <w:pPr>
-        <w:spacing w:after="40" w:before="40" w:lineRule="auto"/>
-        <w:ind w:left="720" w:firstLine="0"/>
-        <w:rPr>
-          <w:b w:val="1"/>
-          <w:bCs w:val="1"/>
-          <w:sz w:val="19"/>
-          <w:szCs w:val="19"/>
-        </w:rPr>
-      </w:pPr>
-      <w:r>
-        <w:rPr>
-          <w:rtl w:val="0"/>
-        </w:rPr>
-      </w:r>
-    </w:p>
-    <w:p>
-      <w:pPr>
-        <w:spacing w:after="40" w:before="40" w:lineRule="auto"/>
-        <w:ind w:left="720" w:firstLine="0"/>
-        <w:rPr/>
-      </w:pPr>
-      <w:r>
-        <w:rPr>
-          <w:rFonts w:ascii="Arial" w:cs="Arial" w:eastAsia="Arial" w:hAnsi="Arial"/>
-          <w:b w:val="1"/>
-          <w:bCs w:val="1"/>
-          <w:color w:val="2d2d2d"/>
-          <w:sz w:val="19"/>
-          <w:szCs w:val="19"/>
-          <w:rtl w:val="0"/>
-        </w:rPr>
-        <w:t xml:space="preserve">Tools: </w:t>
-      </w:r>
-      <w:r>
-        <w:rPr>
-          <w:rFonts w:ascii="Arial" w:cs="Arial" w:eastAsia="Arial" w:hAnsi="Arial"/>
-          <w:color w:val="555555"/>
-          <w:sz w:val="19"/>
-          <w:szCs w:val="19"/>
-          <w:rtl w:val="0"/>
-        </w:rPr>
-        <w:t xml:space="preserve">Figma · OnShape CAD · Blender 3D · HTML/CSS · Adobe Creative Suite</w:t>
-      </w:r>
-      <w:r>
-        <w:rPr>
-          <w:rtl w:val="0"/>
-        </w:rPr>
-      </w:r>
-    </w:p>
-    <w:p>
-      <w:pPr>
-        <w:spacing w:after="60" w:before="160" w:lineRule="auto"/>
-        <w:rPr/>
-      </w:pPr>
-      <w:r>
-        <w:rPr>
-          <w:rtl w:val="0"/>
-        </w:rPr>
-      </w:r>
-    </w:p>
-    <w:p>
-      <w:pPr>
-        <w:spacing w:after="60" w:before="160" w:lineRule="auto"/>
-        <w:rPr/>
+        </w:rPr>
       </w:pPr>
       <w:r>
         <w:rPr>
@@ -1504,25 +1556,19 @@
     </w:p>
     <w:p>
       <w:pPr>
-        <w:spacing w:after="60" w:before="160" w:lineRule="auto"/>
-        <w:rPr>
-          <w:b w:val="1"/>
-          <w:bCs w:val="1"/>
-        </w:rPr>
-      </w:pPr>
-      <w:r>
-        <w:rPr>
-          <w:rtl w:val="0"/>
-        </w:rPr>
-      </w:r>
-    </w:p>
-    <w:p>
-      <w:pPr>
-        <w:spacing w:after="60" w:before="160" w:lineRule="auto"/>
-        <w:rPr>
-          <w:b w:val="1"/>
-          <w:bCs w:val="1"/>
-        </w:rPr>
+        <w:spacing w:after="0" w:before="80" w:lineRule="auto"/>
+        <w:rPr/>
+      </w:pPr>
+      <w:r>
+        <w:rPr>
+          <w:rtl w:val="0"/>
+        </w:rPr>
+      </w:r>
+    </w:p>
+    <w:p>
+      <w:pPr>
+        <w:spacing w:after="0" w:before="80" w:lineRule="auto"/>
+        <w:rPr/>
       </w:pPr>
       <w:r>
         <w:rPr>
@@ -1603,7 +1649,7 @@
         <w:szCs w:val="36"/>
         <w:rtl w:val="0"/>
       </w:rPr>
-      <w:t xml:space="preserve">Peter Bartsch</w:t>
+      <w:t xml:space="preserve">PETER BARTSCH</w:t>
     </w:r>
     <w:r>
       <w:rPr>
